--- a/DF_Assignment_04_Spring_2026.docx
+++ b/DF_Assignment_04_Spring_2026.docx
@@ -1,6 +1,6 @@
 
 <file path=word/document.xml><?xml version="1.0" encoding="utf-8"?>
-<w:document xmlns:wpc="http://schemas.microsoft.com/office/word/2010/wordprocessingCanvas" xmlns:mc="http://schemas.openxmlformats.org/markup-compatibility/2006" xmlns:o="urn:schemas-microsoft-com:office:office" xmlns:r="http://schemas.openxmlformats.org/officeDocument/2006/relationships" xmlns:m="http://schemas.openxmlformats.org/officeDocument/2006/math" xmlns:v="urn:schemas-microsoft-com:vml" xmlns:wp14="http://schemas.microsoft.com/office/word/2010/wordprocessingDrawing" xmlns:wp="http://schemas.openxmlformats.org/drawingml/2006/wordprocessingDrawing" xmlns:w10="urn:schemas-microsoft-com:office:word" xmlns:w="http://schemas.openxmlformats.org/wordprocessingml/2006/main" xmlns:w14="http://schemas.microsoft.com/office/word/2010/wordml" xmlns:wpg="http://schemas.microsoft.com/office/word/2010/wordprocessingGroup" xmlns:wpi="http://schemas.microsoft.com/office/word/2010/wordprocessingInk" xmlns:wne="http://schemas.microsoft.com/office/word/2006/wordml" xmlns:wps="http://schemas.microsoft.com/office/word/2010/wordprocessingShape" mc:Ignorable="w14 wp14">
+<w:document xmlns:wpc="http://schemas.microsoft.com/office/word/2010/wordprocessingCanvas" xmlns:cx="http://schemas.microsoft.com/office/drawing/2014/chartex" xmlns:cx1="http://schemas.microsoft.com/office/drawing/2015/9/8/chartex" xmlns:cx2="http://schemas.microsoft.com/office/drawing/2015/10/21/chartex" xmlns:cx3="http://schemas.microsoft.com/office/drawing/2016/5/9/chartex" xmlns:cx4="http://schemas.microsoft.com/office/drawing/2016/5/10/chartex" xmlns:cx5="http://schemas.microsoft.com/office/drawing/2016/5/11/chartex" xmlns:cx6="http://schemas.microsoft.com/office/drawing/2016/5/12/chartex" xmlns:cx7="http://schemas.microsoft.com/office/drawing/2016/5/13/chartex" xmlns:cx8="http://schemas.microsoft.com/office/drawing/2016/5/14/chartex" xmlns:mc="http://schemas.openxmlformats.org/markup-compatibility/2006" xmlns:aink="http://schemas.microsoft.com/office/drawing/2016/ink" xmlns:am3d="http://schemas.microsoft.com/office/drawing/2017/model3d" xmlns:o="urn:schemas-microsoft-com:office:office" xmlns:oel="http://schemas.microsoft.com/office/2019/extlst" xmlns:r="http://schemas.openxmlformats.org/officeDocument/2006/relationships" xmlns:m="http://schemas.openxmlformats.org/officeDocument/2006/math" xmlns:v="urn:schemas-microsoft-com:vml" xmlns:wp14="http://schemas.microsoft.com/office/word/2010/wordprocessingDrawing" xmlns:wp="http://schemas.openxmlformats.org/drawingml/2006/wordprocessingDrawing" xmlns:w10="urn:schemas-microsoft-com:office:word" xmlns:w="http://schemas.openxmlformats.org/wordprocessingml/2006/main" xmlns:w14="http://schemas.microsoft.com/office/word/2010/wordml" xmlns:w15="http://schemas.microsoft.com/office/word/2012/wordml" xmlns:w16cex="http://schemas.microsoft.com/office/word/2018/wordml/cex" xmlns:w16cid="http://schemas.microsoft.com/office/word/2016/wordml/cid" xmlns:w16="http://schemas.microsoft.com/office/word/2018/wordml" xmlns:w16du="http://schemas.microsoft.com/office/word/2023/wordml/word16du" xmlns:w16sdtdh="http://schemas.microsoft.com/office/word/2020/wordml/sdtdatahash" xmlns:w16sdtfl="http://schemas.microsoft.com/office/word/2024/wordml/sdtformatlock" xmlns:w16se="http://schemas.microsoft.com/office/word/2015/wordml/symex" xmlns:wpg="http://schemas.microsoft.com/office/word/2010/wordprocessingGroup" xmlns:wpi="http://schemas.microsoft.com/office/word/2010/wordprocessingInk" xmlns:wne="http://schemas.microsoft.com/office/word/2006/wordml" xmlns:wps="http://schemas.microsoft.com/office/word/2010/wordprocessingShape" mc:Ignorable="w14 w15 w16se w16cid w16 w16cex w16sdtdh w16sdtfl w16du wp14">
   <w:body>
     <w:p>
       <w:pPr>
@@ -15,7 +15,6 @@
           <w:szCs w:val="32"/>
         </w:rPr>
       </w:pPr>
-      <w:proofErr w:type="spellStart"/>
       <w:r>
         <w:rPr>
           <w:rFonts w:ascii="Arial" w:eastAsia="Arial" w:hAnsi="Arial" w:cs="Arial"/>
@@ -25,19 +24,7 @@
           <w:sz w:val="32"/>
           <w:szCs w:val="32"/>
         </w:rPr>
-        <w:t>DevOps</w:t>
-      </w:r>
-      <w:proofErr w:type="spellEnd"/>
-      <w:r>
-        <w:rPr>
-          <w:rFonts w:ascii="Arial" w:eastAsia="Arial" w:hAnsi="Arial" w:cs="Arial"/>
-          <w:b/>
-          <w:bCs/>
-          <w:color w:val="1F3864"/>
-          <w:sz w:val="32"/>
-          <w:szCs w:val="32"/>
-        </w:rPr>
-        <w:t xml:space="preserve"> Fundamentals</w:t>
+        <w:t>DevOps Fundamentals</w:t>
       </w:r>
     </w:p>
     <w:p>
@@ -156,8 +143,9 @@
           <w:sz w:val="18"/>
           <w:szCs w:val="18"/>
         </w:rPr>
-        <w:t xml:space="preserve"> Each student must fill their own row (including Assigned </w:t>
-      </w:r>
+        <w:t xml:space="preserve"> </w:t>
+      </w:r>
+      <w:proofErr w:type="gramStart"/>
       <w:r>
         <w:rPr>
           <w:rFonts w:ascii="Arial" w:eastAsia="Arial" w:hAnsi="Arial" w:cs="Arial"/>
@@ -167,7 +155,19 @@
           <w:sz w:val="18"/>
           <w:szCs w:val="18"/>
         </w:rPr>
-        <w:t>Page) in the versioned copy inside the repo</w:t>
+        <w:t>Each</w:t>
+      </w:r>
+      <w:proofErr w:type="gramEnd"/>
+      <w:r>
+        <w:rPr>
+          <w:rFonts w:ascii="Arial" w:eastAsia="Arial" w:hAnsi="Arial" w:cs="Arial"/>
+          <w:b/>
+          <w:bCs/>
+          <w:color w:val="444444"/>
+          <w:sz w:val="18"/>
+          <w:szCs w:val="18"/>
+        </w:rPr>
+        <w:t xml:space="preserve"> student must fill their own row (including Assigned Page) in the versioned copy inside the repo</w:t>
       </w:r>
     </w:p>
     <w:tbl>
@@ -189,12 +189,12 @@
       </w:tblPr>
       <w:tblGrid>
         <w:gridCol w:w="472"/>
-        <w:gridCol w:w="1556"/>
-        <w:gridCol w:w="1292"/>
+        <w:gridCol w:w="1377"/>
+        <w:gridCol w:w="1537"/>
         <w:gridCol w:w="1561"/>
-        <w:gridCol w:w="1281"/>
-        <w:gridCol w:w="1616"/>
-        <w:gridCol w:w="1582"/>
+        <w:gridCol w:w="1403"/>
+        <w:gridCol w:w="1608"/>
+        <w:gridCol w:w="1402"/>
       </w:tblGrid>
       <w:tr>
         <w:trPr>
@@ -224,7 +224,6 @@
                 <w:rFonts w:ascii="Arial" w:hAnsi="Arial" w:cs="Arial"/>
               </w:rPr>
             </w:pPr>
-            <w:proofErr w:type="spellStart"/>
             <w:r>
               <w:rPr>
                 <w:rFonts w:ascii="Arial" w:eastAsia="Arial" w:hAnsi="Arial" w:cs="Arial"/>
@@ -234,9 +233,34 @@
                 <w:sz w:val="18"/>
                 <w:szCs w:val="18"/>
               </w:rPr>
-              <w:t>Sr</w:t>
-            </w:r>
-            <w:proofErr w:type="spellEnd"/>
+              <w:t>Sr #</w:t>
+            </w:r>
+          </w:p>
+        </w:tc>
+        <w:tc>
+          <w:tcPr>
+            <w:tcW w:w="1596" w:type="dxa"/>
+            <w:tcBorders>
+              <w:top w:val="single" w:sz="6" w:space="0" w:color="ADB9CA"/>
+              <w:left w:val="single" w:sz="6" w:space="0" w:color="ADB9CA"/>
+              <w:bottom w:val="single" w:sz="6" w:space="0" w:color="ADB9CA"/>
+              <w:right w:val="single" w:sz="6" w:space="0" w:color="ADB9CA"/>
+            </w:tcBorders>
+            <w:shd w:val="clear" w:color="auto" w:fill="1F3864"/>
+            <w:tcMar>
+              <w:top w:w="80" w:type="dxa"/>
+              <w:left w:w="140" w:type="dxa"/>
+              <w:bottom w:w="80" w:type="dxa"/>
+              <w:right w:w="140" w:type="dxa"/>
+            </w:tcMar>
+            <w:vAlign w:val="center"/>
+          </w:tcPr>
+          <w:p>
+            <w:pPr>
+              <w:rPr>
+                <w:rFonts w:ascii="Arial" w:hAnsi="Arial" w:cs="Arial"/>
+              </w:rPr>
+            </w:pPr>
             <w:r>
               <w:rPr>
                 <w:rFonts w:ascii="Arial" w:eastAsia="Arial" w:hAnsi="Arial" w:cs="Arial"/>
@@ -246,13 +270,13 @@
                 <w:sz w:val="18"/>
                 <w:szCs w:val="18"/>
               </w:rPr>
-              <w:t xml:space="preserve"> #</w:t>
-            </w:r>
-          </w:p>
-        </w:tc>
-        <w:tc>
-          <w:tcPr>
-            <w:tcW w:w="1596" w:type="dxa"/>
+              <w:t>Student Name</w:t>
+            </w:r>
+          </w:p>
+        </w:tc>
+        <w:tc>
+          <w:tcPr>
+            <w:tcW w:w="1180" w:type="dxa"/>
             <w:tcBorders>
               <w:top w:val="single" w:sz="6" w:space="0" w:color="ADB9CA"/>
               <w:left w:val="single" w:sz="6" w:space="0" w:color="ADB9CA"/>
@@ -283,13 +307,13 @@
                 <w:sz w:val="18"/>
                 <w:szCs w:val="18"/>
               </w:rPr>
-              <w:t>Student Name</w:t>
-            </w:r>
-          </w:p>
-        </w:tc>
-        <w:tc>
-          <w:tcPr>
-            <w:tcW w:w="1180" w:type="dxa"/>
+              <w:t>GitHub Username</w:t>
+            </w:r>
+          </w:p>
+        </w:tc>
+        <w:tc>
+          <w:tcPr>
+            <w:tcW w:w="1561" w:type="dxa"/>
             <w:tcBorders>
               <w:top w:val="single" w:sz="6" w:space="0" w:color="ADB9CA"/>
               <w:left w:val="single" w:sz="6" w:space="0" w:color="ADB9CA"/>
@@ -311,7 +335,6 @@
                 <w:rFonts w:ascii="Arial" w:hAnsi="Arial" w:cs="Arial"/>
               </w:rPr>
             </w:pPr>
-            <w:proofErr w:type="spellStart"/>
             <w:r>
               <w:rPr>
                 <w:rFonts w:ascii="Arial" w:eastAsia="Arial" w:hAnsi="Arial" w:cs="Arial"/>
@@ -321,9 +344,34 @@
                 <w:sz w:val="18"/>
                 <w:szCs w:val="18"/>
               </w:rPr>
-              <w:t>GitHub</w:t>
-            </w:r>
-            <w:proofErr w:type="spellEnd"/>
+              <w:t>Role (Lead/Member)</w:t>
+            </w:r>
+          </w:p>
+        </w:tc>
+        <w:tc>
+          <w:tcPr>
+            <w:tcW w:w="1297" w:type="dxa"/>
+            <w:tcBorders>
+              <w:top w:val="single" w:sz="6" w:space="0" w:color="ADB9CA"/>
+              <w:left w:val="single" w:sz="6" w:space="0" w:color="ADB9CA"/>
+              <w:bottom w:val="single" w:sz="6" w:space="0" w:color="ADB9CA"/>
+              <w:right w:val="single" w:sz="6" w:space="0" w:color="ADB9CA"/>
+            </w:tcBorders>
+            <w:shd w:val="clear" w:color="auto" w:fill="1F3864"/>
+            <w:tcMar>
+              <w:top w:w="80" w:type="dxa"/>
+              <w:left w:w="140" w:type="dxa"/>
+              <w:bottom w:w="80" w:type="dxa"/>
+              <w:right w:w="140" w:type="dxa"/>
+            </w:tcMar>
+            <w:vAlign w:val="center"/>
+          </w:tcPr>
+          <w:p>
+            <w:pPr>
+              <w:rPr>
+                <w:rFonts w:ascii="Arial" w:hAnsi="Arial" w:cs="Arial"/>
+              </w:rPr>
+            </w:pPr>
             <w:r>
               <w:rPr>
                 <w:rFonts w:ascii="Arial" w:eastAsia="Arial" w:hAnsi="Arial" w:cs="Arial"/>
@@ -333,13 +381,13 @@
                 <w:sz w:val="18"/>
                 <w:szCs w:val="18"/>
               </w:rPr>
-              <w:t xml:space="preserve"> Username</w:t>
-            </w:r>
-          </w:p>
-        </w:tc>
-        <w:tc>
-          <w:tcPr>
-            <w:tcW w:w="1561" w:type="dxa"/>
+              <w:t>Assigned Page</w:t>
+            </w:r>
+          </w:p>
+        </w:tc>
+        <w:tc>
+          <w:tcPr>
+            <w:tcW w:w="1632" w:type="dxa"/>
             <w:tcBorders>
               <w:top w:val="single" w:sz="6" w:space="0" w:color="ADB9CA"/>
               <w:left w:val="single" w:sz="6" w:space="0" w:color="ADB9CA"/>
@@ -370,13 +418,13 @@
                 <w:sz w:val="18"/>
                 <w:szCs w:val="18"/>
               </w:rPr>
-              <w:t>Role (Lead/Member)</w:t>
-            </w:r>
-          </w:p>
-        </w:tc>
-        <w:tc>
-          <w:tcPr>
-            <w:tcW w:w="1297" w:type="dxa"/>
+              <w:t>Branch Worked On</w:t>
+            </w:r>
+          </w:p>
+        </w:tc>
+        <w:tc>
+          <w:tcPr>
+            <w:tcW w:w="1622" w:type="dxa"/>
             <w:tcBorders>
               <w:top w:val="single" w:sz="6" w:space="0" w:color="ADB9CA"/>
               <w:left w:val="single" w:sz="6" w:space="0" w:color="ADB9CA"/>
@@ -407,80 +455,6 @@
                 <w:sz w:val="18"/>
                 <w:szCs w:val="18"/>
               </w:rPr>
-              <w:t>Assigned Page</w:t>
-            </w:r>
-          </w:p>
-        </w:tc>
-        <w:tc>
-          <w:tcPr>
-            <w:tcW w:w="1632" w:type="dxa"/>
-            <w:tcBorders>
-              <w:top w:val="single" w:sz="6" w:space="0" w:color="ADB9CA"/>
-              <w:left w:val="single" w:sz="6" w:space="0" w:color="ADB9CA"/>
-              <w:bottom w:val="single" w:sz="6" w:space="0" w:color="ADB9CA"/>
-              <w:right w:val="single" w:sz="6" w:space="0" w:color="ADB9CA"/>
-            </w:tcBorders>
-            <w:shd w:val="clear" w:color="auto" w:fill="1F3864"/>
-            <w:tcMar>
-              <w:top w:w="80" w:type="dxa"/>
-              <w:left w:w="140" w:type="dxa"/>
-              <w:bottom w:w="80" w:type="dxa"/>
-              <w:right w:w="140" w:type="dxa"/>
-            </w:tcMar>
-            <w:vAlign w:val="center"/>
-          </w:tcPr>
-          <w:p>
-            <w:pPr>
-              <w:rPr>
-                <w:rFonts w:ascii="Arial" w:hAnsi="Arial" w:cs="Arial"/>
-              </w:rPr>
-            </w:pPr>
-            <w:r>
-              <w:rPr>
-                <w:rFonts w:ascii="Arial" w:eastAsia="Arial" w:hAnsi="Arial" w:cs="Arial"/>
-                <w:b/>
-                <w:bCs/>
-                <w:color w:val="FFFFFF"/>
-                <w:sz w:val="18"/>
-                <w:szCs w:val="18"/>
-              </w:rPr>
-              <w:t>Branch Worked On</w:t>
-            </w:r>
-          </w:p>
-        </w:tc>
-        <w:tc>
-          <w:tcPr>
-            <w:tcW w:w="1622" w:type="dxa"/>
-            <w:tcBorders>
-              <w:top w:val="single" w:sz="6" w:space="0" w:color="ADB9CA"/>
-              <w:left w:val="single" w:sz="6" w:space="0" w:color="ADB9CA"/>
-              <w:bottom w:val="single" w:sz="6" w:space="0" w:color="ADB9CA"/>
-              <w:right w:val="single" w:sz="6" w:space="0" w:color="ADB9CA"/>
-            </w:tcBorders>
-            <w:shd w:val="clear" w:color="auto" w:fill="1F3864"/>
-            <w:tcMar>
-              <w:top w:w="80" w:type="dxa"/>
-              <w:left w:w="140" w:type="dxa"/>
-              <w:bottom w:w="80" w:type="dxa"/>
-              <w:right w:w="140" w:type="dxa"/>
-            </w:tcMar>
-            <w:vAlign w:val="center"/>
-          </w:tcPr>
-          <w:p>
-            <w:pPr>
-              <w:rPr>
-                <w:rFonts w:ascii="Arial" w:hAnsi="Arial" w:cs="Arial"/>
-              </w:rPr>
-            </w:pPr>
-            <w:r>
-              <w:rPr>
-                <w:rFonts w:ascii="Arial" w:eastAsia="Arial" w:hAnsi="Arial" w:cs="Arial"/>
-                <w:b/>
-                <w:bCs/>
-                <w:color w:val="FFFFFF"/>
-                <w:sz w:val="18"/>
-                <w:szCs w:val="18"/>
-              </w:rPr>
               <w:t>Screenshots Added (Yes/No)</w:t>
             </w:r>
           </w:p>
@@ -550,30 +524,8 @@
               <w:rPr>
                 <w:rFonts w:ascii="Arial" w:hAnsi="Arial" w:cs="Arial"/>
               </w:rPr>
-              <w:t xml:space="preserve">Muhammad </w:t>
-            </w:r>
-            <w:proofErr w:type="spellStart"/>
-            <w:r>
-              <w:rPr>
-                <w:rFonts w:ascii="Arial" w:hAnsi="Arial" w:cs="Arial"/>
-              </w:rPr>
-              <w:t>Ahmer</w:t>
-            </w:r>
-            <w:proofErr w:type="spellEnd"/>
-            <w:r>
-              <w:rPr>
-                <w:rFonts w:ascii="Arial" w:hAnsi="Arial" w:cs="Arial"/>
-              </w:rPr>
-              <w:t xml:space="preserve"> </w:t>
-            </w:r>
-            <w:proofErr w:type="spellStart"/>
-            <w:r>
-              <w:rPr>
-                <w:rFonts w:ascii="Arial" w:hAnsi="Arial" w:cs="Arial"/>
-              </w:rPr>
-              <w:t>Asghar</w:t>
-            </w:r>
-            <w:proofErr w:type="spellEnd"/>
+              <w:t>Muhammad Ahmer Asghar</w:t>
+            </w:r>
           </w:p>
         </w:tc>
         <w:tc>
@@ -797,6 +749,12 @@
                 <w:rFonts w:ascii="Arial" w:hAnsi="Arial" w:cs="Arial"/>
               </w:rPr>
             </w:pPr>
+            <w:r>
+              <w:rPr>
+                <w:rFonts w:ascii="Arial" w:hAnsi="Arial" w:cs="Arial"/>
+              </w:rPr>
+              <w:t>Asfaan Nasir</w:t>
+            </w:r>
           </w:p>
         </w:tc>
         <w:tc>
@@ -823,6 +781,12 @@
                 <w:rFonts w:ascii="Arial" w:hAnsi="Arial" w:cs="Arial"/>
               </w:rPr>
             </w:pPr>
+            <w:r>
+              <w:rPr>
+                <w:rFonts w:ascii="Arial" w:hAnsi="Arial" w:cs="Arial"/>
+              </w:rPr>
+              <w:t>asfaannasir49</w:t>
+            </w:r>
           </w:p>
         </w:tc>
         <w:tc>
@@ -849,6 +813,12 @@
                 <w:rFonts w:ascii="Arial" w:hAnsi="Arial" w:cs="Arial"/>
               </w:rPr>
             </w:pPr>
+            <w:r>
+              <w:rPr>
+                <w:rFonts w:ascii="Arial" w:hAnsi="Arial" w:cs="Arial"/>
+              </w:rPr>
+              <w:t>member</w:t>
+            </w:r>
           </w:p>
         </w:tc>
         <w:tc>
@@ -875,6 +845,12 @@
                 <w:rFonts w:ascii="Arial" w:hAnsi="Arial" w:cs="Arial"/>
               </w:rPr>
             </w:pPr>
+            <w:r>
+              <w:rPr>
+                <w:rFonts w:ascii="Arial" w:hAnsi="Arial" w:cs="Arial"/>
+              </w:rPr>
+              <w:t>Contact.html</w:t>
+            </w:r>
           </w:p>
         </w:tc>
         <w:tc>
@@ -901,6 +877,12 @@
                 <w:rFonts w:ascii="Arial" w:hAnsi="Arial" w:cs="Arial"/>
               </w:rPr>
             </w:pPr>
+            <w:r>
+              <w:rPr>
+                <w:rFonts w:ascii="Arial" w:hAnsi="Arial" w:cs="Arial"/>
+              </w:rPr>
+              <w:t>feature/contact</w:t>
+            </w:r>
           </w:p>
         </w:tc>
         <w:tc>
@@ -927,6 +909,12 @@
                 <w:rFonts w:ascii="Arial" w:hAnsi="Arial" w:cs="Arial"/>
               </w:rPr>
             </w:pPr>
+            <w:r>
+              <w:rPr>
+                <w:rFonts w:ascii="Arial" w:hAnsi="Arial" w:cs="Arial"/>
+              </w:rPr>
+              <w:t>Yes</w:t>
+            </w:r>
           </w:p>
         </w:tc>
       </w:tr>
@@ -1675,7 +1663,6 @@
                 <w:rFonts w:ascii="Arial" w:hAnsi="Arial" w:cs="Arial"/>
               </w:rPr>
             </w:pPr>
-            <w:proofErr w:type="spellStart"/>
             <w:r>
               <w:rPr>
                 <w:rFonts w:ascii="Arial" w:eastAsia="Arial" w:hAnsi="Arial" w:cs="Arial"/>
@@ -1685,9 +1672,34 @@
                 <w:sz w:val="18"/>
                 <w:szCs w:val="18"/>
               </w:rPr>
-              <w:t>Sr</w:t>
-            </w:r>
-            <w:proofErr w:type="spellEnd"/>
+              <w:t>Sr #</w:t>
+            </w:r>
+          </w:p>
+        </w:tc>
+        <w:tc>
+          <w:tcPr>
+            <w:tcW w:w="1800" w:type="dxa"/>
+            <w:tcBorders>
+              <w:top w:val="single" w:sz="6" w:space="0" w:color="ADB9CA"/>
+              <w:left w:val="single" w:sz="6" w:space="0" w:color="ADB9CA"/>
+              <w:bottom w:val="single" w:sz="6" w:space="0" w:color="ADB9CA"/>
+              <w:right w:val="single" w:sz="6" w:space="0" w:color="ADB9CA"/>
+            </w:tcBorders>
+            <w:shd w:val="clear" w:color="auto" w:fill="1F3864"/>
+            <w:tcMar>
+              <w:top w:w="80" w:type="dxa"/>
+              <w:left w:w="140" w:type="dxa"/>
+              <w:bottom w:w="80" w:type="dxa"/>
+              <w:right w:w="140" w:type="dxa"/>
+            </w:tcMar>
+            <w:vAlign w:val="center"/>
+          </w:tcPr>
+          <w:p>
+            <w:pPr>
+              <w:rPr>
+                <w:rFonts w:ascii="Arial" w:hAnsi="Arial" w:cs="Arial"/>
+              </w:rPr>
+            </w:pPr>
             <w:r>
               <w:rPr>
                 <w:rFonts w:ascii="Arial" w:eastAsia="Arial" w:hAnsi="Arial" w:cs="Arial"/>
@@ -1697,13 +1709,13 @@
                 <w:sz w:val="18"/>
                 <w:szCs w:val="18"/>
               </w:rPr>
-              <w:t xml:space="preserve"> #</w:t>
-            </w:r>
-          </w:p>
-        </w:tc>
-        <w:tc>
-          <w:tcPr>
-            <w:tcW w:w="1800" w:type="dxa"/>
+              <w:t>Page File</w:t>
+            </w:r>
+          </w:p>
+        </w:tc>
+        <w:tc>
+          <w:tcPr>
+            <w:tcW w:w="2200" w:type="dxa"/>
             <w:tcBorders>
               <w:top w:val="single" w:sz="6" w:space="0" w:color="ADB9CA"/>
               <w:left w:val="single" w:sz="6" w:space="0" w:color="ADB9CA"/>
@@ -1734,13 +1746,13 @@
                 <w:sz w:val="18"/>
                 <w:szCs w:val="18"/>
               </w:rPr>
-              <w:t>Page File</w:t>
-            </w:r>
-          </w:p>
-        </w:tc>
-        <w:tc>
-          <w:tcPr>
-            <w:tcW w:w="2200" w:type="dxa"/>
+              <w:t>Page Name</w:t>
+            </w:r>
+          </w:p>
+        </w:tc>
+        <w:tc>
+          <w:tcPr>
+            <w:tcW w:w="4860" w:type="dxa"/>
             <w:tcBorders>
               <w:top w:val="single" w:sz="6" w:space="0" w:color="ADB9CA"/>
               <w:left w:val="single" w:sz="6" w:space="0" w:color="ADB9CA"/>
@@ -1771,43 +1783,6 @@
                 <w:sz w:val="18"/>
                 <w:szCs w:val="18"/>
               </w:rPr>
-              <w:t>Page Name</w:t>
-            </w:r>
-          </w:p>
-        </w:tc>
-        <w:tc>
-          <w:tcPr>
-            <w:tcW w:w="4860" w:type="dxa"/>
-            <w:tcBorders>
-              <w:top w:val="single" w:sz="6" w:space="0" w:color="ADB9CA"/>
-              <w:left w:val="single" w:sz="6" w:space="0" w:color="ADB9CA"/>
-              <w:bottom w:val="single" w:sz="6" w:space="0" w:color="ADB9CA"/>
-              <w:right w:val="single" w:sz="6" w:space="0" w:color="ADB9CA"/>
-            </w:tcBorders>
-            <w:shd w:val="clear" w:color="auto" w:fill="1F3864"/>
-            <w:tcMar>
-              <w:top w:w="80" w:type="dxa"/>
-              <w:left w:w="140" w:type="dxa"/>
-              <w:bottom w:w="80" w:type="dxa"/>
-              <w:right w:w="140" w:type="dxa"/>
-            </w:tcMar>
-            <w:vAlign w:val="center"/>
-          </w:tcPr>
-          <w:p>
-            <w:pPr>
-              <w:rPr>
-                <w:rFonts w:ascii="Arial" w:hAnsi="Arial" w:cs="Arial"/>
-              </w:rPr>
-            </w:pPr>
-            <w:r>
-              <w:rPr>
-                <w:rFonts w:ascii="Arial" w:eastAsia="Arial" w:hAnsi="Arial" w:cs="Arial"/>
-                <w:b/>
-                <w:bCs/>
-                <w:color w:val="FFFFFF"/>
-                <w:sz w:val="18"/>
-                <w:szCs w:val="18"/>
-              </w:rPr>
               <w:t>Page Responsibility</w:t>
             </w:r>
           </w:p>
@@ -1954,16 +1929,7 @@
                 <w:sz w:val="18"/>
                 <w:szCs w:val="18"/>
               </w:rPr>
-              <w:t xml:space="preserve">Overview </w:t>
-            </w:r>
-            <w:r>
-              <w:rPr>
-                <w:rFonts w:ascii="Arial" w:eastAsia="Arial" w:hAnsi="Arial" w:cs="Arial"/>
-                <w:color w:val="000000"/>
-                <w:sz w:val="18"/>
-                <w:szCs w:val="18"/>
-              </w:rPr>
-              <w:t>of all tasks: summary counts (total, pending, completed), a welcome message, and navigation links to all other pages.</w:t>
+              <w:t>Overview of all tasks: summary counts (total, pending, completed), a welcome message, and navigation links to all other pages.</w:t>
             </w:r>
           </w:p>
         </w:tc>
@@ -2596,7 +2562,7 @@
                 <w:sz w:val="18"/>
                 <w:szCs w:val="18"/>
               </w:rPr>
-              <w:t xml:space="preserve"> application, its purpose, and a simple usage guide </w:t>
+              <w:t xml:space="preserve"> application, its purpose, and a simple usage guide explaining how to navigate and </w:t>
             </w:r>
             <w:r>
               <w:rPr>
@@ -2605,7 +2571,8 @@
                 <w:sz w:val="18"/>
                 <w:szCs w:val="18"/>
               </w:rPr>
-              <w:t>explaining how to navigate and use the app.</w:t>
+              <w:lastRenderedPageBreak/>
+              <w:t>use the app.</w:t>
             </w:r>
           </w:p>
         </w:tc>
@@ -3286,27 +3253,7 @@
                 <w:sz w:val="18"/>
                 <w:szCs w:val="18"/>
               </w:rPr>
-              <w:t xml:space="preserve">Shared </w:t>
-            </w:r>
-            <w:proofErr w:type="spellStart"/>
-            <w:r>
-              <w:rPr>
-                <w:rFonts w:ascii="Arial" w:eastAsia="Arial" w:hAnsi="Arial" w:cs="Arial"/>
-                <w:color w:val="000000"/>
-                <w:sz w:val="18"/>
-                <w:szCs w:val="18"/>
-              </w:rPr>
-              <w:t>stylesheet</w:t>
-            </w:r>
-            <w:proofErr w:type="spellEnd"/>
-            <w:r>
-              <w:rPr>
-                <w:rFonts w:ascii="Arial" w:eastAsia="Arial" w:hAnsi="Arial" w:cs="Arial"/>
-                <w:color w:val="000000"/>
-                <w:sz w:val="18"/>
-                <w:szCs w:val="18"/>
-              </w:rPr>
-              <w:t xml:space="preserve"> </w:t>
+              <w:t xml:space="preserve">Shared stylesheet </w:t>
             </w:r>
             <w:r>
               <w:rPr>
@@ -3411,36 +3358,7 @@
                 <w:sz w:val="18"/>
                 <w:szCs w:val="18"/>
               </w:rPr>
-              <w:t xml:space="preserve"> to containerize the application </w:t>
-            </w:r>
-            <w:r>
-              <w:rPr>
-                <w:rFonts w:ascii="Arial" w:eastAsia="Arial" w:hAnsi="Arial" w:cs="Arial"/>
-                <w:color w:val="000000"/>
-                <w:sz w:val="18"/>
-                <w:szCs w:val="18"/>
-              </w:rPr>
-              <w:t>(</w:t>
-            </w:r>
-            <w:proofErr w:type="spellStart"/>
-            <w:r>
-              <w:rPr>
-                <w:rFonts w:ascii="Arial" w:eastAsia="Arial" w:hAnsi="Arial" w:cs="Arial"/>
-                <w:color w:val="000000"/>
-                <w:sz w:val="18"/>
-                <w:szCs w:val="18"/>
-              </w:rPr>
-              <w:t>nginx</w:t>
-            </w:r>
-            <w:proofErr w:type="spellEnd"/>
-            <w:r>
-              <w:rPr>
-                <w:rFonts w:ascii="Arial" w:eastAsia="Arial" w:hAnsi="Arial" w:cs="Arial"/>
-                <w:color w:val="000000"/>
-                <w:sz w:val="18"/>
-                <w:szCs w:val="18"/>
-              </w:rPr>
-              <w:t>-based)</w:t>
+              <w:t xml:space="preserve"> to containerize the application (nginx-based)</w:t>
             </w:r>
           </w:p>
         </w:tc>
@@ -3846,28 +3764,12 @@
           <w:rFonts w:ascii="Arial" w:hAnsi="Arial" w:cs="Arial"/>
         </w:rPr>
       </w:pPr>
-      <w:proofErr w:type="spellStart"/>
-      <w:r>
-        <w:rPr>
-          <w:rFonts w:ascii="Arial" w:eastAsia="Arial" w:hAnsi="Arial" w:cs="Arial"/>
-          <w:color w:val="000000"/>
-        </w:rPr>
-        <w:t>GitHub</w:t>
-      </w:r>
-      <w:proofErr w:type="spellEnd"/>
-      <w:r>
-        <w:rPr>
-          <w:rFonts w:ascii="Arial" w:eastAsia="Arial" w:hAnsi="Arial" w:cs="Arial"/>
-          <w:color w:val="000000"/>
-        </w:rPr>
-        <w:t xml:space="preserve"> </w:t>
-      </w:r>
-      <w:r>
-        <w:rPr>
-          <w:rFonts w:ascii="Arial" w:eastAsia="Arial" w:hAnsi="Arial" w:cs="Arial"/>
-          <w:color w:val="000000"/>
-        </w:rPr>
-        <w:t>repository URL (must be public or shared with the instructor).</w:t>
+      <w:r>
+        <w:rPr>
+          <w:rFonts w:ascii="Arial" w:eastAsia="Arial" w:hAnsi="Arial" w:cs="Arial"/>
+          <w:color w:val="000000"/>
+        </w:rPr>
+        <w:t>GitHub repository URL (must be public or shared with the instructor).</w:t>
       </w:r>
     </w:p>
     <w:p>
@@ -3907,23 +3809,7 @@
           <w:rFonts w:ascii="Arial" w:eastAsia="Arial" w:hAnsi="Arial" w:cs="Arial"/>
           <w:color w:val="000000"/>
         </w:rPr>
-        <w:t xml:space="preserve">Screenshot 1: </w:t>
-      </w:r>
-      <w:proofErr w:type="spellStart"/>
-      <w:r>
-        <w:rPr>
-          <w:rFonts w:ascii="Arial" w:eastAsia="Arial" w:hAnsi="Arial" w:cs="Arial"/>
-          <w:color w:val="000000"/>
-        </w:rPr>
-        <w:t>GitHub</w:t>
-      </w:r>
-      <w:proofErr w:type="spellEnd"/>
-      <w:r>
-        <w:rPr>
-          <w:rFonts w:ascii="Arial" w:eastAsia="Arial" w:hAnsi="Arial" w:cs="Arial"/>
-          <w:color w:val="000000"/>
-        </w:rPr>
-        <w:t xml:space="preserve"> </w:t>
+        <w:t xml:space="preserve">Screenshot 1: GitHub </w:t>
       </w:r>
       <w:r>
         <w:rPr>
@@ -3980,14 +3866,7 @@
           <w:rFonts w:ascii="Arial" w:eastAsia="Arial" w:hAnsi="Arial" w:cs="Arial"/>
           <w:color w:val="000000"/>
         </w:rPr>
-        <w:t xml:space="preserve"> </w:t>
-      </w:r>
-      <w:r>
-        <w:rPr>
-          <w:rFonts w:ascii="Arial" w:eastAsia="Arial" w:hAnsi="Arial" w:cs="Arial"/>
-          <w:color w:val="000000"/>
-        </w:rPr>
-        <w:t>all steps green (one screenshot per member, or a combined view).</w:t>
+        <w:t xml:space="preserve"> all steps green (one screenshot per member, or a combined view).</w:t>
       </w:r>
     </w:p>
     <w:p>
@@ -4007,23 +3886,7 @@
           <w:rFonts w:ascii="Arial" w:eastAsia="Arial" w:hAnsi="Arial" w:cs="Arial"/>
           <w:color w:val="000000"/>
         </w:rPr>
-        <w:t xml:space="preserve">Screenshot 3: </w:t>
-      </w:r>
-      <w:proofErr w:type="spellStart"/>
-      <w:r>
-        <w:rPr>
-          <w:rFonts w:ascii="Arial" w:eastAsia="Arial" w:hAnsi="Arial" w:cs="Arial"/>
-          <w:color w:val="000000"/>
-        </w:rPr>
-        <w:t>Docker</w:t>
-      </w:r>
-      <w:proofErr w:type="spellEnd"/>
-      <w:r>
-        <w:rPr>
-          <w:rFonts w:ascii="Arial" w:eastAsia="Arial" w:hAnsi="Arial" w:cs="Arial"/>
-          <w:color w:val="000000"/>
-        </w:rPr>
-        <w:t xml:space="preserve"> Hub repository page showing the pushed image with correct tags.</w:t>
+        <w:t>Screenshot 3: Docker Hub repository page showing the pushed image with correct tags.</w:t>
       </w:r>
     </w:p>
     <w:p>
@@ -4100,14 +3963,7 @@
           <w:rFonts w:ascii="Arial" w:eastAsia="Arial" w:hAnsi="Arial" w:cs="Arial"/>
           <w:color w:val="000000"/>
         </w:rPr>
-        <w:t>Screenshot 5: Live</w:t>
-      </w:r>
-      <w:r>
-        <w:rPr>
-          <w:rFonts w:ascii="Arial" w:eastAsia="Arial" w:hAnsi="Arial" w:cs="Arial"/>
-          <w:color w:val="000000"/>
-        </w:rPr>
-        <w:t xml:space="preserve"> </w:t>
+        <w:t xml:space="preserve">Screenshot 5: Live </w:t>
       </w:r>
       <w:proofErr w:type="spellStart"/>
       <w:r>
@@ -4143,55 +3999,7 @@
           <w:rFonts w:ascii="Arial" w:eastAsia="Arial" w:hAnsi="Arial" w:cs="Arial"/>
           <w:color w:val="000000"/>
         </w:rPr>
-        <w:t>Screenshot 6: The Assignment 04 .</w:t>
-      </w:r>
-      <w:proofErr w:type="spellStart"/>
-      <w:r>
-        <w:rPr>
-          <w:rFonts w:ascii="Arial" w:eastAsia="Arial" w:hAnsi="Arial" w:cs="Arial"/>
-          <w:color w:val="000000"/>
-        </w:rPr>
-        <w:t>docx</w:t>
-      </w:r>
-      <w:proofErr w:type="spellEnd"/>
-      <w:r>
-        <w:rPr>
-          <w:rFonts w:ascii="Arial" w:eastAsia="Arial" w:hAnsi="Arial" w:cs="Arial"/>
-          <w:color w:val="000000"/>
-        </w:rPr>
-        <w:t xml:space="preserve"> </w:t>
-      </w:r>
-      <w:proofErr w:type="gramStart"/>
-      <w:r>
-        <w:rPr>
-          <w:rFonts w:ascii="Arial" w:eastAsia="Arial" w:hAnsi="Arial" w:cs="Arial"/>
-          <w:color w:val="000000"/>
-        </w:rPr>
-        <w:t xml:space="preserve">file visible in the </w:t>
-      </w:r>
-      <w:proofErr w:type="spellStart"/>
-      <w:r>
-        <w:rPr>
-          <w:rFonts w:ascii="Arial" w:eastAsia="Arial" w:hAnsi="Arial" w:cs="Arial"/>
-          <w:color w:val="000000"/>
-        </w:rPr>
-        <w:t>GitHub</w:t>
-      </w:r>
-      <w:proofErr w:type="spellEnd"/>
-      <w:r>
-        <w:rPr>
-          <w:rFonts w:ascii="Arial" w:eastAsia="Arial" w:hAnsi="Arial" w:cs="Arial"/>
-          <w:color w:val="000000"/>
-        </w:rPr>
-        <w:t xml:space="preserve"> repository file</w:t>
-      </w:r>
-      <w:proofErr w:type="gramEnd"/>
-      <w:r>
-        <w:rPr>
-          <w:rFonts w:ascii="Arial" w:eastAsia="Arial" w:hAnsi="Arial" w:cs="Arial"/>
-          <w:color w:val="000000"/>
-        </w:rPr>
-        <w:t xml:space="preserve"> listing.</w:t>
+        <w:t>Screenshot 6: The Assignment 04 .docx file visible in the GitHub repository file listing.</w:t>
       </w:r>
     </w:p>
     <w:p>
@@ -4211,14 +4019,7 @@
           <w:rFonts w:ascii="Arial" w:eastAsia="Arial" w:hAnsi="Arial" w:cs="Arial"/>
           <w:color w:val="000000"/>
         </w:rPr>
-        <w:t xml:space="preserve">Individual reflection: Each team member must write 4–5 lines on what they learnt and any </w:t>
-      </w:r>
-      <w:r>
-        <w:rPr>
-          <w:rFonts w:ascii="Arial" w:eastAsia="Arial" w:hAnsi="Arial" w:cs="Arial"/>
-          <w:color w:val="000000"/>
-        </w:rPr>
-        <w:t>challenges they faced.</w:t>
+        <w:t>Individual reflection: Each team member must write 4–5 lines on what they learnt and any challenges they faced.</w:t>
       </w:r>
     </w:p>
     <w:p>
@@ -4312,7 +4113,6 @@
           <w:sz w:val="28"/>
           <w:szCs w:val="28"/>
         </w:rPr>
-        <w:lastRenderedPageBreak/>
         <w:t>VERIFICATION SCREENSHOTS</w:t>
       </w:r>
     </w:p>
@@ -4328,7 +4128,6 @@
           <w:szCs w:val="18"/>
         </w:rPr>
       </w:pPr>
-      <w:proofErr w:type="spellStart"/>
       <w:r>
         <w:rPr>
           <w:rFonts w:ascii="Arial" w:eastAsia="Arial" w:hAnsi="Arial" w:cs="Arial"/>
@@ -4338,10 +4137,12 @@
           <w:sz w:val="18"/>
           <w:szCs w:val="18"/>
         </w:rPr>
-        <w:t>GitHub</w:t>
-      </w:r>
-      <w:proofErr w:type="spellEnd"/>
-      <w:r>
+        <w:t>GitHub Environment &amp; All Secrets</w:t>
+      </w:r>
+    </w:p>
+    <w:p>
+      <w:pPr>
+        <w:spacing w:after="100"/>
         <w:rPr>
           <w:rFonts w:ascii="Arial" w:eastAsia="Arial" w:hAnsi="Arial" w:cs="Arial"/>
           <w:b/>
@@ -4350,26 +4151,13 @@
           <w:sz w:val="18"/>
           <w:szCs w:val="18"/>
         </w:rPr>
-        <w:t xml:space="preserve"> Environment &amp; All Secrets</w:t>
-      </w:r>
-    </w:p>
-    <w:p>
-      <w:pPr>
-        <w:spacing w:after="100"/>
-        <w:rPr>
-          <w:rFonts w:ascii="Arial" w:eastAsia="Arial" w:hAnsi="Arial" w:cs="Arial"/>
-          <w:b/>
-          <w:bCs/>
-          <w:color w:val="000000"/>
-          <w:sz w:val="18"/>
-          <w:szCs w:val="18"/>
-        </w:rPr>
-      </w:pPr>
-      <w:r>
-        <w:rPr>
-          <w:rFonts w:ascii="Arial" w:eastAsia="Arial" w:hAnsi="Arial" w:cs="Arial"/>
-          <w:b/>
-          <w:bCs/>
+      </w:pPr>
+      <w:r>
+        <w:rPr>
+          <w:rFonts w:ascii="Arial" w:eastAsia="Arial" w:hAnsi="Arial" w:cs="Arial"/>
+          <w:b/>
+          <w:bCs/>
+          <w:noProof/>
           <w:color w:val="000000"/>
           <w:sz w:val="18"/>
           <w:szCs w:val="18"/>
@@ -4379,6 +4167,158 @@
             <wp:extent cx="5943600" cy="2919730"/>
             <wp:effectExtent l="0" t="0" r="0" b="0"/>
             <wp:docPr id="1" name="Picture 1"/>
+            <wp:cNvGraphicFramePr>
+              <a:graphicFrameLocks xmlns:a="http://schemas.openxmlformats.org/drawingml/2006/main" noChangeAspect="1"/>
+            </wp:cNvGraphicFramePr>
+            <a:graphic xmlns:a="http://schemas.openxmlformats.org/drawingml/2006/main">
+              <a:graphicData uri="http://schemas.openxmlformats.org/drawingml/2006/picture">
+                <pic:pic xmlns:pic="http://schemas.openxmlformats.org/drawingml/2006/picture">
+                  <pic:nvPicPr>
+                    <pic:cNvPr id="0" name=""/>
+                    <pic:cNvPicPr/>
+                  </pic:nvPicPr>
+                  <pic:blipFill>
+                    <a:blip r:embed="rId7"/>
+                    <a:stretch>
+                      <a:fillRect/>
+                    </a:stretch>
+                  </pic:blipFill>
+                  <pic:spPr>
+                    <a:xfrm>
+                      <a:off x="0" y="0"/>
+                      <a:ext cx="5943600" cy="2919730"/>
+                    </a:xfrm>
+                    <a:prstGeom prst="rect">
+                      <a:avLst/>
+                    </a:prstGeom>
+                  </pic:spPr>
+                </pic:pic>
+              </a:graphicData>
+            </a:graphic>
+          </wp:inline>
+        </w:drawing>
+      </w:r>
+    </w:p>
+    <w:p>
+      <w:pPr>
+        <w:spacing w:after="100"/>
+        <w:rPr>
+          <w:rFonts w:ascii="Arial" w:eastAsia="Arial" w:hAnsi="Arial" w:cs="Arial"/>
+          <w:b/>
+          <w:bCs/>
+          <w:color w:val="000000"/>
+          <w:sz w:val="18"/>
+          <w:szCs w:val="18"/>
+        </w:rPr>
+      </w:pPr>
+    </w:p>
+    <w:p>
+      <w:pPr>
+        <w:spacing w:after="100"/>
+        <w:rPr>
+          <w:rFonts w:ascii="Arial" w:eastAsia="Arial" w:hAnsi="Arial" w:cs="Arial"/>
+          <w:b/>
+          <w:bCs/>
+          <w:color w:val="000000"/>
+          <w:sz w:val="18"/>
+          <w:szCs w:val="18"/>
+        </w:rPr>
+      </w:pPr>
+      <w:r>
+        <w:rPr>
+          <w:rFonts w:ascii="Arial" w:eastAsia="Arial" w:hAnsi="Arial" w:cs="Arial"/>
+          <w:b/>
+          <w:bCs/>
+          <w:color w:val="000000"/>
+          <w:sz w:val="18"/>
+          <w:szCs w:val="18"/>
+        </w:rPr>
+        <w:t>CI Workflow Runs – Triggered by each member's PR (all steps green)</w:t>
+      </w:r>
+    </w:p>
+    <w:p>
+      <w:pPr>
+        <w:spacing w:after="100"/>
+        <w:rPr>
+          <w:rFonts w:ascii="Arial" w:hAnsi="Arial" w:cs="Arial"/>
+        </w:rPr>
+      </w:pPr>
+    </w:p>
+    <w:p>
+      <w:pPr>
+        <w:spacing w:after="100"/>
+        <w:rPr>
+          <w:rFonts w:ascii="Arial" w:eastAsia="Arial" w:hAnsi="Arial" w:cs="Arial"/>
+          <w:b/>
+          <w:bCs/>
+          <w:color w:val="000000"/>
+          <w:sz w:val="18"/>
+          <w:szCs w:val="18"/>
+        </w:rPr>
+      </w:pPr>
+      <w:r>
+        <w:rPr>
+          <w:rFonts w:ascii="Arial" w:eastAsia="Arial" w:hAnsi="Arial" w:cs="Arial"/>
+          <w:b/>
+          <w:bCs/>
+          <w:color w:val="000000"/>
+          <w:sz w:val="18"/>
+          <w:szCs w:val="18"/>
+        </w:rPr>
+        <w:t>Docker Hub</w:t>
+      </w:r>
+      <w:r>
+        <w:rPr>
+          <w:rFonts w:ascii="Arial" w:eastAsia="Arial" w:hAnsi="Arial" w:cs="Arial"/>
+          <w:b/>
+          <w:bCs/>
+          <w:color w:val="000000"/>
+          <w:sz w:val="18"/>
+          <w:szCs w:val="18"/>
+        </w:rPr>
+        <w:t xml:space="preserve"> Pushed Image with Tags</w:t>
+      </w:r>
+    </w:p>
+    <w:p>
+      <w:pPr>
+        <w:spacing w:after="100"/>
+        <w:rPr>
+          <w:rFonts w:ascii="Arial" w:eastAsia="Arial" w:hAnsi="Arial" w:cs="Arial"/>
+          <w:b/>
+          <w:bCs/>
+          <w:color w:val="000000"/>
+          <w:sz w:val="18"/>
+          <w:szCs w:val="18"/>
+        </w:rPr>
+      </w:pPr>
+    </w:p>
+    <w:p>
+      <w:pPr>
+        <w:spacing w:after="100"/>
+        <w:rPr>
+          <w:rFonts w:ascii="Arial" w:eastAsia="Arial" w:hAnsi="Arial" w:cs="Arial"/>
+          <w:b/>
+          <w:bCs/>
+          <w:color w:val="000000"/>
+          <w:sz w:val="18"/>
+          <w:szCs w:val="18"/>
+        </w:rPr>
+      </w:pPr>
+      <w:r>
+        <w:rPr>
+          <w:rFonts w:ascii="Arial" w:eastAsia="Arial" w:hAnsi="Arial" w:cs="Arial"/>
+          <w:b/>
+          <w:bCs/>
+          <w:noProof/>
+          <w:color w:val="000000"/>
+          <w:sz w:val="18"/>
+          <w:szCs w:val="18"/>
+        </w:rPr>
+        <w:drawing>
+          <wp:inline distT="0" distB="0" distL="0" distR="0" wp14:anchorId="73D5C635" wp14:editId="6B21C24F">
+            <wp:extent cx="5943600" cy="2954020"/>
+            <wp:effectExtent l="0" t="0" r="0" b="0"/>
+            <wp:docPr id="4" name="Picture 4"/>
             <wp:cNvGraphicFramePr>
               <a:graphicFrameLocks xmlns:a="http://schemas.openxmlformats.org/drawingml/2006/main" noChangeAspect="1"/>
             </wp:cNvGraphicFramePr>
@@ -4398,7 +4338,7 @@
                   <pic:spPr>
                     <a:xfrm>
                       <a:off x="0" y="0"/>
-                      <a:ext cx="5943600" cy="2919730"/>
+                      <a:ext cx="5943600" cy="2954020"/>
                     </a:xfrm>
                     <a:prstGeom prst="rect">
                       <a:avLst/>
@@ -4423,8 +4363,6 @@
           <w:szCs w:val="18"/>
         </w:rPr>
       </w:pPr>
-      <w:bookmarkStart w:id="0" w:name="_GoBack"/>
-      <w:bookmarkEnd w:id="0"/>
     </w:p>
     <w:p>
       <w:pPr>
@@ -4438,7 +4376,10 @@
           <w:szCs w:val="18"/>
         </w:rPr>
       </w:pPr>
-      <w:r>
+    </w:p>
+    <w:p>
+      <w:pPr>
+        <w:spacing w:after="100"/>
         <w:rPr>
           <w:rFonts w:ascii="Arial" w:eastAsia="Arial" w:hAnsi="Arial" w:cs="Arial"/>
           <w:b/>
@@ -4447,15 +4388,6 @@
           <w:sz w:val="18"/>
           <w:szCs w:val="18"/>
         </w:rPr>
-        <w:t>CI Workflow Runs – Triggered by each member's PR (all steps green)</w:t>
-      </w:r>
-    </w:p>
-    <w:p>
-      <w:pPr>
-        <w:spacing w:after="100"/>
-        <w:rPr>
-          <w:rFonts w:ascii="Arial" w:hAnsi="Arial" w:cs="Arial"/>
-        </w:rPr>
       </w:pPr>
     </w:p>
     <w:p>
@@ -4470,8 +4402,10 @@
           <w:szCs w:val="18"/>
         </w:rPr>
       </w:pPr>
-      <w:proofErr w:type="spellStart"/>
-      <w:r>
+    </w:p>
+    <w:p>
+      <w:pPr>
+        <w:spacing w:after="100"/>
         <w:rPr>
           <w:rFonts w:ascii="Arial" w:eastAsia="Arial" w:hAnsi="Arial" w:cs="Arial"/>
           <w:b/>
@@ -4480,10 +4414,10 @@
           <w:sz w:val="18"/>
           <w:szCs w:val="18"/>
         </w:rPr>
-        <w:t>Docker</w:t>
-      </w:r>
-      <w:proofErr w:type="spellEnd"/>
-      <w:r>
+      </w:pPr>
+    </w:p>
+    <w:p>
+      <w:pPr>
         <w:rPr>
           <w:rFonts w:ascii="Arial" w:eastAsia="Arial" w:hAnsi="Arial" w:cs="Arial"/>
           <w:b/>
@@ -4492,9 +4426,10 @@
           <w:sz w:val="18"/>
           <w:szCs w:val="18"/>
         </w:rPr>
-        <w:t xml:space="preserve"> Hub</w:t>
-      </w:r>
-      <w:r>
+      </w:pPr>
+    </w:p>
+    <w:p>
+      <w:pPr>
         <w:rPr>
           <w:rFonts w:ascii="Arial" w:eastAsia="Arial" w:hAnsi="Arial" w:cs="Arial"/>
           <w:b/>
@@ -4503,12 +4438,10 @@
           <w:sz w:val="18"/>
           <w:szCs w:val="18"/>
         </w:rPr>
-        <w:t xml:space="preserve"> Pushed Image with Tags</w:t>
-      </w:r>
-    </w:p>
-    <w:p>
-      <w:pPr>
-        <w:spacing w:after="100"/>
+      </w:pPr>
+    </w:p>
+    <w:p>
+      <w:pPr>
         <w:rPr>
           <w:rFonts w:ascii="Arial" w:eastAsia="Arial" w:hAnsi="Arial" w:cs="Arial"/>
           <w:b/>
@@ -4521,7 +4454,6 @@
     </w:p>
     <w:p>
       <w:pPr>
-        <w:spacing w:after="100"/>
         <w:rPr>
           <w:rFonts w:ascii="Arial" w:eastAsia="Arial" w:hAnsi="Arial" w:cs="Arial"/>
           <w:b/>
@@ -4540,11 +4472,82 @@
           <w:sz w:val="18"/>
           <w:szCs w:val="18"/>
         </w:rPr>
+        <w:t>CD Workflow Run – Triggered by Push to “develop”</w:t>
+      </w:r>
+    </w:p>
+    <w:p>
+      <w:pPr>
+        <w:rPr>
+          <w:rFonts w:ascii="Arial" w:eastAsia="Arial" w:hAnsi="Arial" w:cs="Arial"/>
+          <w:b/>
+          <w:bCs/>
+          <w:color w:val="000000"/>
+          <w:sz w:val="18"/>
+          <w:szCs w:val="18"/>
+        </w:rPr>
+      </w:pPr>
+    </w:p>
+    <w:p>
+      <w:pPr>
+        <w:rPr>
+          <w:rFonts w:ascii="Arial" w:eastAsia="Arial" w:hAnsi="Arial" w:cs="Arial"/>
+          <w:b/>
+          <w:bCs/>
+          <w:color w:val="000000"/>
+          <w:sz w:val="18"/>
+          <w:szCs w:val="18"/>
+        </w:rPr>
+      </w:pPr>
+      <w:r>
+        <w:rPr>
+          <w:rFonts w:ascii="Arial" w:eastAsia="Arial" w:hAnsi="Arial" w:cs="Arial"/>
+          <w:b/>
+          <w:bCs/>
+          <w:color w:val="000000"/>
+          <w:sz w:val="18"/>
+          <w:szCs w:val="18"/>
+        </w:rPr>
+        <w:t>Ahmer</w:t>
+      </w:r>
+    </w:p>
+    <w:p>
+      <w:pPr>
+        <w:rPr>
+          <w:rFonts w:ascii="Arial" w:eastAsia="Arial" w:hAnsi="Arial" w:cs="Arial"/>
+          <w:b/>
+          <w:bCs/>
+          <w:color w:val="000000"/>
+          <w:sz w:val="18"/>
+          <w:szCs w:val="18"/>
+        </w:rPr>
+      </w:pPr>
+    </w:p>
+    <w:p>
+      <w:pPr>
+        <w:rPr>
+          <w:rFonts w:ascii="Arial" w:eastAsia="Arial" w:hAnsi="Arial" w:cs="Arial"/>
+          <w:b/>
+          <w:bCs/>
+          <w:color w:val="000000"/>
+          <w:sz w:val="18"/>
+          <w:szCs w:val="18"/>
+        </w:rPr>
+      </w:pPr>
+      <w:r>
+        <w:rPr>
+          <w:rFonts w:ascii="Arial" w:eastAsia="Arial" w:hAnsi="Arial" w:cs="Arial"/>
+          <w:b/>
+          <w:bCs/>
+          <w:noProof/>
+          <w:color w:val="000000"/>
+          <w:sz w:val="18"/>
+          <w:szCs w:val="18"/>
+        </w:rPr>
         <w:drawing>
-          <wp:inline distT="0" distB="0" distL="0" distR="0" wp14:anchorId="73D5C635" wp14:editId="6B21C24F">
-            <wp:extent cx="5943600" cy="2954020"/>
-            <wp:effectExtent l="0" t="0" r="0" b="0"/>
-            <wp:docPr id="4" name="Picture 4"/>
+          <wp:inline distT="0" distB="0" distL="0" distR="0" wp14:anchorId="732A90C4" wp14:editId="43009435">
+            <wp:extent cx="5943600" cy="2183130"/>
+            <wp:effectExtent l="0" t="0" r="0" b="7620"/>
+            <wp:docPr id="3" name="Picture 3"/>
             <wp:cNvGraphicFramePr>
               <a:graphicFrameLocks xmlns:a="http://schemas.openxmlformats.org/drawingml/2006/main" noChangeAspect="1"/>
             </wp:cNvGraphicFramePr>
@@ -4564,7 +4567,7 @@
                   <pic:spPr>
                     <a:xfrm>
                       <a:off x="0" y="0"/>
-                      <a:ext cx="5943600" cy="2954020"/>
+                      <a:ext cx="5943600" cy="2183130"/>
                     </a:xfrm>
                     <a:prstGeom prst="rect">
                       <a:avLst/>
@@ -4579,7 +4582,6 @@
     </w:p>
     <w:p>
       <w:pPr>
-        <w:spacing w:after="100"/>
         <w:rPr>
           <w:rFonts w:ascii="Arial" w:eastAsia="Arial" w:hAnsi="Arial" w:cs="Arial"/>
           <w:b/>
@@ -4602,10 +4604,7 @@
           <w:szCs w:val="18"/>
         </w:rPr>
       </w:pPr>
-    </w:p>
-    <w:p>
-      <w:pPr>
-        <w:spacing w:after="100"/>
+      <w:r>
         <w:rPr>
           <w:rFonts w:ascii="Arial" w:eastAsia="Arial" w:hAnsi="Arial" w:cs="Arial"/>
           <w:b/>
@@ -4614,11 +4613,10 @@
           <w:sz w:val="18"/>
           <w:szCs w:val="18"/>
         </w:rPr>
-      </w:pPr>
-    </w:p>
-    <w:p>
-      <w:pPr>
-        <w:spacing w:after="100"/>
+        <w:t xml:space="preserve">Live </w:t>
+      </w:r>
+      <w:proofErr w:type="spellStart"/>
+      <w:r>
         <w:rPr>
           <w:rFonts w:ascii="Arial" w:eastAsia="Arial" w:hAnsi="Arial" w:cs="Arial"/>
           <w:b/>
@@ -4627,11 +4625,10 @@
           <w:sz w:val="18"/>
           <w:szCs w:val="18"/>
         </w:rPr>
-      </w:pPr>
-    </w:p>
-    <w:p>
-      <w:pPr>
-        <w:spacing w:after="100"/>
+        <w:t>TaskFlow</w:t>
+      </w:r>
+      <w:proofErr w:type="spellEnd"/>
+      <w:r>
         <w:rPr>
           <w:rFonts w:ascii="Arial" w:eastAsia="Arial" w:hAnsi="Arial" w:cs="Arial"/>
           <w:b/>
@@ -4640,10 +4637,12 @@
           <w:sz w:val="18"/>
           <w:szCs w:val="18"/>
         </w:rPr>
-      </w:pPr>
-    </w:p>
-    <w:p>
-      <w:pPr>
+        <w:t xml:space="preserve"> on Render – All 5 Pages Accessible</w:t>
+      </w:r>
+    </w:p>
+    <w:p>
+      <w:pPr>
+        <w:spacing w:after="100"/>
         <w:rPr>
           <w:rFonts w:ascii="Arial" w:eastAsia="Arial" w:hAnsi="Arial" w:cs="Arial"/>
           <w:b/>
@@ -4656,6 +4655,7 @@
     </w:p>
     <w:p>
       <w:pPr>
+        <w:spacing w:after="100"/>
         <w:rPr>
           <w:rFonts w:ascii="Arial" w:eastAsia="Arial" w:hAnsi="Arial" w:cs="Arial"/>
           <w:b/>
@@ -4668,6 +4668,7 @@
     </w:p>
     <w:p>
       <w:pPr>
+        <w:spacing w:after="100"/>
         <w:rPr>
           <w:rFonts w:ascii="Arial" w:eastAsia="Arial" w:hAnsi="Arial" w:cs="Arial"/>
           <w:b/>
@@ -4680,6 +4681,7 @@
     </w:p>
     <w:p>
       <w:pPr>
+        <w:spacing w:after="100"/>
         <w:rPr>
           <w:rFonts w:ascii="Arial" w:eastAsia="Arial" w:hAnsi="Arial" w:cs="Arial"/>
           <w:b/>
@@ -4689,7 +4691,10 @@
           <w:szCs w:val="18"/>
         </w:rPr>
       </w:pPr>
-      <w:r>
+    </w:p>
+    <w:p>
+      <w:pPr>
+        <w:spacing w:after="100"/>
         <w:rPr>
           <w:rFonts w:ascii="Arial" w:eastAsia="Arial" w:hAnsi="Arial" w:cs="Arial"/>
           <w:b/>
@@ -4698,11 +4703,8 @@
           <w:sz w:val="18"/>
           <w:szCs w:val="18"/>
         </w:rPr>
-        <w:t>CD Workflow Run – Triggered by Push to “develop”</w:t>
-      </w:r>
-    </w:p>
-    <w:p>
-      <w:pPr>
+      </w:pPr>
+      <w:r>
         <w:rPr>
           <w:rFonts w:ascii="Arial" w:eastAsia="Arial" w:hAnsi="Arial" w:cs="Arial"/>
           <w:b/>
@@ -4711,70 +4713,27 @@
           <w:sz w:val="18"/>
           <w:szCs w:val="18"/>
         </w:rPr>
-      </w:pPr>
-    </w:p>
-    <w:p>
-      <w:pPr>
-        <w:rPr>
-          <w:rFonts w:ascii="Arial" w:eastAsia="Arial" w:hAnsi="Arial" w:cs="Arial"/>
-          <w:b/>
-          <w:bCs/>
-          <w:color w:val="000000"/>
-          <w:sz w:val="18"/>
-          <w:szCs w:val="18"/>
-        </w:rPr>
-      </w:pPr>
-      <w:proofErr w:type="spellStart"/>
-      <w:r>
-        <w:rPr>
-          <w:rFonts w:ascii="Arial" w:eastAsia="Arial" w:hAnsi="Arial" w:cs="Arial"/>
-          <w:b/>
-          <w:bCs/>
-          <w:color w:val="000000"/>
-          <w:sz w:val="18"/>
-          <w:szCs w:val="18"/>
-        </w:rPr>
-        <w:t>Ahmer</w:t>
-      </w:r>
-      <w:proofErr w:type="spellEnd"/>
-    </w:p>
-    <w:p>
-      <w:pPr>
-        <w:rPr>
-          <w:rFonts w:ascii="Arial" w:eastAsia="Arial" w:hAnsi="Arial" w:cs="Arial"/>
-          <w:b/>
-          <w:bCs/>
-          <w:color w:val="000000"/>
-          <w:sz w:val="18"/>
-          <w:szCs w:val="18"/>
-        </w:rPr>
-      </w:pPr>
-    </w:p>
-    <w:p>
-      <w:pPr>
-        <w:rPr>
-          <w:rFonts w:ascii="Arial" w:eastAsia="Arial" w:hAnsi="Arial" w:cs="Arial"/>
-          <w:b/>
-          <w:bCs/>
-          <w:color w:val="000000"/>
-          <w:sz w:val="18"/>
-          <w:szCs w:val="18"/>
-        </w:rPr>
-      </w:pPr>
-      <w:r>
-        <w:rPr>
-          <w:rFonts w:ascii="Arial" w:eastAsia="Arial" w:hAnsi="Arial" w:cs="Arial"/>
-          <w:b/>
-          <w:bCs/>
-          <w:color w:val="000000"/>
-          <w:sz w:val="18"/>
-          <w:szCs w:val="18"/>
-        </w:rPr>
+        <w:t>Assignment 04 .docx Visible in GitHub Repo</w:t>
+      </w:r>
+    </w:p>
+    <w:p>
+      <w:pPr>
+        <w:spacing w:after="100"/>
+        <w:rPr>
+          <w:rFonts w:ascii="Arial" w:hAnsi="Arial" w:cs="Arial"/>
+        </w:rPr>
+      </w:pPr>
+      <w:r>
+        <w:rPr>
+          <w:rFonts w:ascii="Arial" w:hAnsi="Arial" w:cs="Arial"/>
+          <w:noProof/>
+        </w:rPr>
+        <w:lastRenderedPageBreak/>
         <w:drawing>
-          <wp:inline distT="0" distB="0" distL="0" distR="0" wp14:anchorId="732A90C4" wp14:editId="43009435">
-            <wp:extent cx="5943600" cy="2183130"/>
-            <wp:effectExtent l="0" t="0" r="0" b="7620"/>
-            <wp:docPr id="3" name="Picture 3"/>
+          <wp:inline distT="0" distB="0" distL="0" distR="0" wp14:anchorId="3567B5CD" wp14:editId="66B646CC">
+            <wp:extent cx="5943600" cy="3950970"/>
+            <wp:effectExtent l="0" t="0" r="0" b="0"/>
+            <wp:docPr id="2" name="Picture 2"/>
             <wp:cNvGraphicFramePr>
               <a:graphicFrameLocks xmlns:a="http://schemas.openxmlformats.org/drawingml/2006/main" noChangeAspect="1"/>
             </wp:cNvGraphicFramePr>
@@ -4794,238 +4753,6 @@
                   <pic:spPr>
                     <a:xfrm>
                       <a:off x="0" y="0"/>
-                      <a:ext cx="5943600" cy="2183130"/>
-                    </a:xfrm>
-                    <a:prstGeom prst="rect">
-                      <a:avLst/>
-                    </a:prstGeom>
-                  </pic:spPr>
-                </pic:pic>
-              </a:graphicData>
-            </a:graphic>
-          </wp:inline>
-        </w:drawing>
-      </w:r>
-    </w:p>
-    <w:p>
-      <w:pPr>
-        <w:rPr>
-          <w:rFonts w:ascii="Arial" w:eastAsia="Arial" w:hAnsi="Arial" w:cs="Arial"/>
-          <w:b/>
-          <w:bCs/>
-          <w:color w:val="000000"/>
-          <w:sz w:val="18"/>
-          <w:szCs w:val="18"/>
-        </w:rPr>
-      </w:pPr>
-    </w:p>
-    <w:p>
-      <w:pPr>
-        <w:spacing w:after="100"/>
-        <w:rPr>
-          <w:rFonts w:ascii="Arial" w:eastAsia="Arial" w:hAnsi="Arial" w:cs="Arial"/>
-          <w:b/>
-          <w:bCs/>
-          <w:color w:val="000000"/>
-          <w:sz w:val="18"/>
-          <w:szCs w:val="18"/>
-        </w:rPr>
-      </w:pPr>
-      <w:r>
-        <w:rPr>
-          <w:rFonts w:ascii="Arial" w:eastAsia="Arial" w:hAnsi="Arial" w:cs="Arial"/>
-          <w:b/>
-          <w:bCs/>
-          <w:color w:val="000000"/>
-          <w:sz w:val="18"/>
-          <w:szCs w:val="18"/>
-        </w:rPr>
-        <w:t xml:space="preserve">Live </w:t>
-      </w:r>
-      <w:proofErr w:type="spellStart"/>
-      <w:r>
-        <w:rPr>
-          <w:rFonts w:ascii="Arial" w:eastAsia="Arial" w:hAnsi="Arial" w:cs="Arial"/>
-          <w:b/>
-          <w:bCs/>
-          <w:color w:val="000000"/>
-          <w:sz w:val="18"/>
-          <w:szCs w:val="18"/>
-        </w:rPr>
-        <w:t>TaskFlow</w:t>
-      </w:r>
-      <w:proofErr w:type="spellEnd"/>
-      <w:r>
-        <w:rPr>
-          <w:rFonts w:ascii="Arial" w:eastAsia="Arial" w:hAnsi="Arial" w:cs="Arial"/>
-          <w:b/>
-          <w:bCs/>
-          <w:color w:val="000000"/>
-          <w:sz w:val="18"/>
-          <w:szCs w:val="18"/>
-        </w:rPr>
-        <w:t xml:space="preserve"> on Render – All 5 Pages Accessible</w:t>
-      </w:r>
-    </w:p>
-    <w:p>
-      <w:pPr>
-        <w:spacing w:after="100"/>
-        <w:rPr>
-          <w:rFonts w:ascii="Arial" w:eastAsia="Arial" w:hAnsi="Arial" w:cs="Arial"/>
-          <w:b/>
-          <w:bCs/>
-          <w:color w:val="000000"/>
-          <w:sz w:val="18"/>
-          <w:szCs w:val="18"/>
-        </w:rPr>
-      </w:pPr>
-    </w:p>
-    <w:p>
-      <w:pPr>
-        <w:spacing w:after="100"/>
-        <w:rPr>
-          <w:rFonts w:ascii="Arial" w:eastAsia="Arial" w:hAnsi="Arial" w:cs="Arial"/>
-          <w:b/>
-          <w:bCs/>
-          <w:color w:val="000000"/>
-          <w:sz w:val="18"/>
-          <w:szCs w:val="18"/>
-        </w:rPr>
-      </w:pPr>
-    </w:p>
-    <w:p>
-      <w:pPr>
-        <w:spacing w:after="100"/>
-        <w:rPr>
-          <w:rFonts w:ascii="Arial" w:eastAsia="Arial" w:hAnsi="Arial" w:cs="Arial"/>
-          <w:b/>
-          <w:bCs/>
-          <w:color w:val="000000"/>
-          <w:sz w:val="18"/>
-          <w:szCs w:val="18"/>
-        </w:rPr>
-      </w:pPr>
-    </w:p>
-    <w:p>
-      <w:pPr>
-        <w:spacing w:after="100"/>
-        <w:rPr>
-          <w:rFonts w:ascii="Arial" w:eastAsia="Arial" w:hAnsi="Arial" w:cs="Arial"/>
-          <w:b/>
-          <w:bCs/>
-          <w:color w:val="000000"/>
-          <w:sz w:val="18"/>
-          <w:szCs w:val="18"/>
-        </w:rPr>
-      </w:pPr>
-    </w:p>
-    <w:p>
-      <w:pPr>
-        <w:spacing w:after="100"/>
-        <w:rPr>
-          <w:rFonts w:ascii="Arial" w:eastAsia="Arial" w:hAnsi="Arial" w:cs="Arial"/>
-          <w:b/>
-          <w:bCs/>
-          <w:color w:val="000000"/>
-          <w:sz w:val="18"/>
-          <w:szCs w:val="18"/>
-        </w:rPr>
-      </w:pPr>
-      <w:r>
-        <w:rPr>
-          <w:rFonts w:ascii="Arial" w:eastAsia="Arial" w:hAnsi="Arial" w:cs="Arial"/>
-          <w:b/>
-          <w:bCs/>
-          <w:color w:val="000000"/>
-          <w:sz w:val="18"/>
-          <w:szCs w:val="18"/>
-        </w:rPr>
-        <w:t>Assignment 04 .</w:t>
-      </w:r>
-      <w:proofErr w:type="spellStart"/>
-      <w:r>
-        <w:rPr>
-          <w:rFonts w:ascii="Arial" w:eastAsia="Arial" w:hAnsi="Arial" w:cs="Arial"/>
-          <w:b/>
-          <w:bCs/>
-          <w:color w:val="000000"/>
-          <w:sz w:val="18"/>
-          <w:szCs w:val="18"/>
-        </w:rPr>
-        <w:t>docx</w:t>
-      </w:r>
-      <w:proofErr w:type="spellEnd"/>
-      <w:r>
-        <w:rPr>
-          <w:rFonts w:ascii="Arial" w:eastAsia="Arial" w:hAnsi="Arial" w:cs="Arial"/>
-          <w:b/>
-          <w:bCs/>
-          <w:color w:val="000000"/>
-          <w:sz w:val="18"/>
-          <w:szCs w:val="18"/>
-        </w:rPr>
-        <w:t xml:space="preserve"> Visible in </w:t>
-      </w:r>
-      <w:proofErr w:type="spellStart"/>
-      <w:r>
-        <w:rPr>
-          <w:rFonts w:ascii="Arial" w:eastAsia="Arial" w:hAnsi="Arial" w:cs="Arial"/>
-          <w:b/>
-          <w:bCs/>
-          <w:color w:val="000000"/>
-          <w:sz w:val="18"/>
-          <w:szCs w:val="18"/>
-        </w:rPr>
-        <w:t>GitHub</w:t>
-      </w:r>
-      <w:proofErr w:type="spellEnd"/>
-      <w:r>
-        <w:rPr>
-          <w:rFonts w:ascii="Arial" w:eastAsia="Arial" w:hAnsi="Arial" w:cs="Arial"/>
-          <w:b/>
-          <w:bCs/>
-          <w:color w:val="000000"/>
-          <w:sz w:val="18"/>
-          <w:szCs w:val="18"/>
-        </w:rPr>
-        <w:t xml:space="preserve"> Repo</w:t>
-      </w:r>
-    </w:p>
-    <w:p>
-      <w:pPr>
-        <w:spacing w:after="100"/>
-        <w:rPr>
-          <w:rFonts w:ascii="Arial" w:hAnsi="Arial" w:cs="Arial"/>
-        </w:rPr>
-      </w:pPr>
-      <w:r>
-        <w:rPr>
-          <w:rFonts w:ascii="Arial" w:hAnsi="Arial" w:cs="Arial"/>
-        </w:rPr>
-        <w:drawing>
-          <wp:inline distT="0" distB="0" distL="0" distR="0" wp14:anchorId="3567B5CD" wp14:editId="66B646CC">
-            <wp:extent cx="5943600" cy="3950970"/>
-            <wp:effectExtent l="0" t="0" r="0" b="0"/>
-            <wp:docPr id="2" name="Picture 2"/>
-            <wp:cNvGraphicFramePr>
-              <a:graphicFrameLocks xmlns:a="http://schemas.openxmlformats.org/drawingml/2006/main" noChangeAspect="1"/>
-            </wp:cNvGraphicFramePr>
-            <a:graphic xmlns:a="http://schemas.openxmlformats.org/drawingml/2006/main">
-              <a:graphicData uri="http://schemas.openxmlformats.org/drawingml/2006/picture">
-                <pic:pic xmlns:pic="http://schemas.openxmlformats.org/drawingml/2006/picture">
-                  <pic:nvPicPr>
-                    <pic:cNvPr id="0" name=""/>
-                    <pic:cNvPicPr/>
-                  </pic:nvPicPr>
-                  <pic:blipFill>
-                    <a:blip r:embed="rId11"/>
-                    <a:stretch>
-                      <a:fillRect/>
-                    </a:stretch>
-                  </pic:blipFill>
-                  <pic:spPr>
-                    <a:xfrm>
-                      <a:off x="0" y="0"/>
                       <a:ext cx="5943600" cy="3950970"/>
                     </a:xfrm>
                     <a:prstGeom prst="rect">
@@ -5122,14 +4849,7 @@
           <w:rFonts w:ascii="Arial" w:eastAsia="Arial" w:hAnsi="Arial" w:cs="Arial"/>
           <w:color w:val="000000"/>
         </w:rPr>
-        <w:t>Each team member must</w:t>
-      </w:r>
-      <w:r>
-        <w:rPr>
-          <w:rFonts w:ascii="Arial" w:eastAsia="Arial" w:hAnsi="Arial" w:cs="Arial"/>
-          <w:color w:val="000000"/>
-        </w:rPr>
-        <w:t xml:space="preserve"> individually write 4–5 lines covering: what was learnt, the most challenging part of the assignment, and how the team resolved it.</w:t>
+        <w:t>Each team member must individually write 4–5 lines covering: what was learnt, the most challenging part of the assignment, and how the team resolved it.</w:t>
       </w:r>
     </w:p>
     <w:p>
@@ -5175,47 +4895,7 @@
           <w:bCs/>
           <w:color w:val="000000"/>
         </w:rPr>
-        <w:t xml:space="preserve">Name: Muhammad </w:t>
-      </w:r>
-      <w:proofErr w:type="spellStart"/>
-      <w:r>
-        <w:rPr>
-          <w:rFonts w:ascii="Arial" w:eastAsia="Arial" w:hAnsi="Arial" w:cs="Arial"/>
-          <w:b/>
-          <w:bCs/>
-          <w:color w:val="000000"/>
-        </w:rPr>
-        <w:t>Ahmer</w:t>
-      </w:r>
-      <w:proofErr w:type="spellEnd"/>
-      <w:r>
-        <w:rPr>
-          <w:rFonts w:ascii="Arial" w:eastAsia="Arial" w:hAnsi="Arial" w:cs="Arial"/>
-          <w:b/>
-          <w:bCs/>
-          <w:color w:val="000000"/>
-        </w:rPr>
-        <w:t xml:space="preserve"> </w:t>
-      </w:r>
-      <w:proofErr w:type="spellStart"/>
-      <w:r>
-        <w:rPr>
-          <w:rFonts w:ascii="Arial" w:eastAsia="Arial" w:hAnsi="Arial" w:cs="Arial"/>
-          <w:b/>
-          <w:bCs/>
-          <w:color w:val="000000"/>
-        </w:rPr>
-        <w:t>Asghar</w:t>
-      </w:r>
-      <w:proofErr w:type="spellEnd"/>
-      <w:r>
-        <w:rPr>
-          <w:rFonts w:ascii="Arial" w:eastAsia="Arial" w:hAnsi="Arial" w:cs="Arial"/>
-          <w:b/>
-          <w:bCs/>
-          <w:color w:val="000000"/>
-        </w:rPr>
-        <w:t>)</w:t>
+        <w:t>Name: Muhammad Ahmer Asghar)</w:t>
       </w:r>
     </w:p>
     <w:tbl>
@@ -5267,62 +4947,20 @@
               <w:rPr>
                 <w:rFonts w:ascii="Arial" w:hAnsi="Arial" w:cs="Arial"/>
               </w:rPr>
-              <w:t xml:space="preserve">Leading this project, I mastered orchestrating CI/CD pipelines by integrating </w:t>
+              <w:t xml:space="preserve">Leading this project, I mastered orchestrating CI/CD pipelines by integrating GitHub Actions, Docker Hub, and Render. The greatest challenge was resolving authentication conflicts between our private Docker registry and the deployment environment, which I solved by standardizing our </w:t>
             </w:r>
             <w:proofErr w:type="spellStart"/>
             <w:r>
               <w:rPr>
                 <w:rFonts w:ascii="Arial" w:hAnsi="Arial" w:cs="Arial"/>
               </w:rPr>
-              <w:t>GitHub</w:t>
+              <w:t>Dockerfile</w:t>
             </w:r>
             <w:proofErr w:type="spellEnd"/>
             <w:r>
               <w:rPr>
                 <w:rFonts w:ascii="Arial" w:hAnsi="Arial" w:cs="Arial"/>
               </w:rPr>
-              <w:t xml:space="preserve"> Actions, </w:t>
-            </w:r>
-            <w:proofErr w:type="spellStart"/>
-            <w:r>
-              <w:rPr>
-                <w:rFonts w:ascii="Arial" w:hAnsi="Arial" w:cs="Arial"/>
-              </w:rPr>
-              <w:t>Docker</w:t>
-            </w:r>
-            <w:proofErr w:type="spellEnd"/>
-            <w:r>
-              <w:rPr>
-                <w:rFonts w:ascii="Arial" w:hAnsi="Arial" w:cs="Arial"/>
-              </w:rPr>
-              <w:t xml:space="preserve"> Hub, and Render. The greatest challenge was resolving authentication conflicts between our private </w:t>
-            </w:r>
-            <w:proofErr w:type="spellStart"/>
-            <w:r>
-              <w:rPr>
-                <w:rFonts w:ascii="Arial" w:hAnsi="Arial" w:cs="Arial"/>
-              </w:rPr>
-              <w:t>Docker</w:t>
-            </w:r>
-            <w:proofErr w:type="spellEnd"/>
-            <w:r>
-              <w:rPr>
-                <w:rFonts w:ascii="Arial" w:hAnsi="Arial" w:cs="Arial"/>
-              </w:rPr>
-              <w:t xml:space="preserve"> registry and the deployment environment, which I solved by standardizing our </w:t>
-            </w:r>
-            <w:proofErr w:type="spellStart"/>
-            <w:r>
-              <w:rPr>
-                <w:rFonts w:ascii="Arial" w:hAnsi="Arial" w:cs="Arial"/>
-              </w:rPr>
-              <w:t>Dockerfile</w:t>
-            </w:r>
-            <w:proofErr w:type="spellEnd"/>
-            <w:r>
-              <w:rPr>
-                <w:rFonts w:ascii="Arial" w:hAnsi="Arial" w:cs="Arial"/>
-              </w:rPr>
               <w:t xml:space="preserve"> and configuring secure environment secrets. I also implemented branch protection rules to ensure our </w:t>
             </w:r>
             <w:r>
@@ -5336,21 +4974,7 @@
               <w:rPr>
                 <w:rFonts w:ascii="Arial" w:hAnsi="Arial" w:cs="Arial"/>
               </w:rPr>
-              <w:t xml:space="preserve">branch remained stable. This experience solidified my understanding of </w:t>
-            </w:r>
-            <w:proofErr w:type="spellStart"/>
-            <w:r>
-              <w:rPr>
-                <w:rFonts w:ascii="Arial" w:hAnsi="Arial" w:cs="Arial"/>
-              </w:rPr>
-              <w:t>DevOps</w:t>
-            </w:r>
-            <w:proofErr w:type="spellEnd"/>
-            <w:r>
-              <w:rPr>
-                <w:rFonts w:ascii="Arial" w:hAnsi="Arial" w:cs="Arial"/>
-              </w:rPr>
-              <w:t xml:space="preserve"> workflows and effective team coordination</w:t>
+              <w:t>branch remained stable. This experience solidified my understanding of DevOps workflows and effective team coordination</w:t>
             </w:r>
           </w:p>
         </w:tc>
@@ -5408,6 +5032,25 @@
           <w:bCs/>
           <w:color w:val="000000"/>
         </w:rPr>
+        <w:t xml:space="preserve"> Asfaan </w:t>
+      </w:r>
+      <w:proofErr w:type="gramStart"/>
+      <w:r>
+        <w:rPr>
+          <w:rFonts w:ascii="Arial" w:eastAsia="Arial" w:hAnsi="Arial" w:cs="Arial"/>
+          <w:b/>
+          <w:bCs/>
+          <w:color w:val="000000"/>
+        </w:rPr>
+        <w:t>Nasir</w:t>
+      </w:r>
+      <w:r>
+        <w:rPr>
+          <w:rFonts w:ascii="Arial" w:eastAsia="Arial" w:hAnsi="Arial" w:cs="Arial"/>
+          <w:b/>
+          <w:bCs/>
+          <w:color w:val="000000"/>
+        </w:rPr>
         <w:t xml:space="preserve"> </w:t>
       </w:r>
       <w:r>
@@ -5419,6 +5062,7 @@
         </w:rPr>
         <w:t>)</w:t>
       </w:r>
+      <w:proofErr w:type="gramEnd"/>
     </w:p>
     <w:tbl>
       <w:tblPr>
@@ -5465,6 +5109,12 @@
                 <w:rFonts w:ascii="Arial" w:hAnsi="Arial" w:cs="Arial"/>
               </w:rPr>
             </w:pPr>
+            <w:r>
+              <w:rPr>
+                <w:rFonts w:ascii="Arial" w:hAnsi="Arial" w:cs="Arial"/>
+              </w:rPr>
+              <w:t>Watching our lead build the CI/CD pipeline from scratch showed me the power of automated testing and deployment workflows in action. Seeing my changes seamlessly integrated and deployed without a single hitch highlighted how robust automation minimizes human error. It was an invaluable lesson in how modern DevOps practices streamline the release cycle and ensure system stability.</w:t>
+            </w:r>
           </w:p>
         </w:tc>
       </w:tr>
@@ -5568,7 +5218,17 @@
           <w:bCs/>
           <w:color w:val="000000"/>
         </w:rPr>
-        <w:t>Name:</w:t>
+        <w:t>Name</w:t>
+      </w:r>
+      <w:proofErr w:type="gramStart"/>
+      <w:r>
+        <w:rPr>
+          <w:rFonts w:ascii="Arial" w:eastAsia="Arial" w:hAnsi="Arial" w:cs="Arial"/>
+          <w:b/>
+          <w:bCs/>
+          <w:color w:val="000000"/>
+        </w:rPr>
+        <w:t>:</w:t>
       </w:r>
       <w:r>
         <w:rPr>
@@ -5588,6 +5248,7 @@
         </w:rPr>
         <w:t>)</w:t>
       </w:r>
+      <w:proofErr w:type="gramEnd"/>
     </w:p>
     <w:tbl>
       <w:tblPr>
@@ -5737,7 +5398,17 @@
           <w:bCs/>
           <w:color w:val="000000"/>
         </w:rPr>
-        <w:t>Name:</w:t>
+        <w:t>Name</w:t>
+      </w:r>
+      <w:proofErr w:type="gramStart"/>
+      <w:r>
+        <w:rPr>
+          <w:rFonts w:ascii="Arial" w:eastAsia="Arial" w:hAnsi="Arial" w:cs="Arial"/>
+          <w:b/>
+          <w:bCs/>
+          <w:color w:val="000000"/>
+        </w:rPr>
+        <w:t>:</w:t>
       </w:r>
       <w:r>
         <w:rPr>
@@ -5757,6 +5428,7 @@
         </w:rPr>
         <w:t>)</w:t>
       </w:r>
+      <w:proofErr w:type="gramEnd"/>
     </w:p>
     <w:tbl>
       <w:tblPr>
@@ -5906,7 +5578,17 @@
           <w:bCs/>
           <w:color w:val="000000"/>
         </w:rPr>
-        <w:t>Name:</w:t>
+        <w:t>Name</w:t>
+      </w:r>
+      <w:proofErr w:type="gramStart"/>
+      <w:r>
+        <w:rPr>
+          <w:rFonts w:ascii="Arial" w:eastAsia="Arial" w:hAnsi="Arial" w:cs="Arial"/>
+          <w:b/>
+          <w:bCs/>
+          <w:color w:val="000000"/>
+        </w:rPr>
+        <w:t>:</w:t>
       </w:r>
       <w:r>
         <w:rPr>
@@ -5926,6 +5608,7 @@
         </w:rPr>
         <w:t>)</w:t>
       </w:r>
+      <w:proofErr w:type="gramEnd"/>
     </w:p>
     <w:tbl>
       <w:tblPr>
@@ -6041,12 +5724,12 @@
       </w:pPr>
     </w:p>
     <w:sectPr>
-      <w:headerReference w:type="even" r:id="rId12"/>
-      <w:headerReference w:type="default" r:id="rId13"/>
-      <w:footerReference w:type="even" r:id="rId14"/>
-      <w:footerReference w:type="default" r:id="rId15"/>
-      <w:headerReference w:type="first" r:id="rId16"/>
-      <w:footerReference w:type="first" r:id="rId17"/>
+      <w:headerReference w:type="even" r:id="rId11"/>
+      <w:headerReference w:type="default" r:id="rId12"/>
+      <w:footerReference w:type="even" r:id="rId13"/>
+      <w:footerReference w:type="default" r:id="rId14"/>
+      <w:headerReference w:type="first" r:id="rId15"/>
+      <w:footerReference w:type="first" r:id="rId16"/>
       <w:pgSz w:w="12240" w:h="15840"/>
       <w:pgMar w:top="1080" w:right="1080" w:bottom="1080" w:left="1080" w:header="708" w:footer="708" w:gutter="0"/>
       <w:cols w:space="720"/>
@@ -6057,7 +5740,7 @@
 </file>
 
 <file path=word/endnotes.xml><?xml version="1.0" encoding="utf-8"?>
-<w:endnotes xmlns:wpc="http://schemas.microsoft.com/office/word/2010/wordprocessingCanvas" xmlns:mc="http://schemas.openxmlformats.org/markup-compatibility/2006" xmlns:o="urn:schemas-microsoft-com:office:office" xmlns:r="http://schemas.openxmlformats.org/officeDocument/2006/relationships" xmlns:m="http://schemas.openxmlformats.org/officeDocument/2006/math" xmlns:v="urn:schemas-microsoft-com:vml" xmlns:wp14="http://schemas.microsoft.com/office/word/2010/wordprocessingDrawing" xmlns:wp="http://schemas.openxmlformats.org/drawingml/2006/wordprocessingDrawing" xmlns:w10="urn:schemas-microsoft-com:office:word" xmlns:w="http://schemas.openxmlformats.org/wordprocessingml/2006/main" xmlns:w14="http://schemas.microsoft.com/office/word/2010/wordml" xmlns:wpg="http://schemas.microsoft.com/office/word/2010/wordprocessingGroup" xmlns:wpi="http://schemas.microsoft.com/office/word/2010/wordprocessingInk" xmlns:wne="http://schemas.microsoft.com/office/word/2006/wordml" xmlns:wps="http://schemas.microsoft.com/office/word/2010/wordprocessingShape" mc:Ignorable="w14 wp14">
+<w:endnotes xmlns:wpc="http://schemas.microsoft.com/office/word/2010/wordprocessingCanvas" xmlns:cx="http://schemas.microsoft.com/office/drawing/2014/chartex" xmlns:cx1="http://schemas.microsoft.com/office/drawing/2015/9/8/chartex" xmlns:cx2="http://schemas.microsoft.com/office/drawing/2015/10/21/chartex" xmlns:cx3="http://schemas.microsoft.com/office/drawing/2016/5/9/chartex" xmlns:cx4="http://schemas.microsoft.com/office/drawing/2016/5/10/chartex" xmlns:cx5="http://schemas.microsoft.com/office/drawing/2016/5/11/chartex" xmlns:cx6="http://schemas.microsoft.com/office/drawing/2016/5/12/chartex" xmlns:cx7="http://schemas.microsoft.com/office/drawing/2016/5/13/chartex" xmlns:cx8="http://schemas.microsoft.com/office/drawing/2016/5/14/chartex" xmlns:mc="http://schemas.openxmlformats.org/markup-compatibility/2006" xmlns:aink="http://schemas.microsoft.com/office/drawing/2016/ink" xmlns:am3d="http://schemas.microsoft.com/office/drawing/2017/model3d" xmlns:o="urn:schemas-microsoft-com:office:office" xmlns:oel="http://schemas.microsoft.com/office/2019/extlst" xmlns:r="http://schemas.openxmlformats.org/officeDocument/2006/relationships" xmlns:m="http://schemas.openxmlformats.org/officeDocument/2006/math" xmlns:v="urn:schemas-microsoft-com:vml" xmlns:wp14="http://schemas.microsoft.com/office/word/2010/wordprocessingDrawing" xmlns:wp="http://schemas.openxmlformats.org/drawingml/2006/wordprocessingDrawing" xmlns:w10="urn:schemas-microsoft-com:office:word" xmlns:w="http://schemas.openxmlformats.org/wordprocessingml/2006/main" xmlns:w14="http://schemas.microsoft.com/office/word/2010/wordml" xmlns:w15="http://schemas.microsoft.com/office/word/2012/wordml" xmlns:w16cex="http://schemas.microsoft.com/office/word/2018/wordml/cex" xmlns:w16cid="http://schemas.microsoft.com/office/word/2016/wordml/cid" xmlns:w16="http://schemas.microsoft.com/office/word/2018/wordml" xmlns:w16du="http://schemas.microsoft.com/office/word/2023/wordml/word16du" xmlns:w16sdtdh="http://schemas.microsoft.com/office/word/2020/wordml/sdtdatahash" xmlns:w16sdtfl="http://schemas.microsoft.com/office/word/2024/wordml/sdtformatlock" xmlns:w16se="http://schemas.microsoft.com/office/word/2015/wordml/symex" xmlns:wpg="http://schemas.microsoft.com/office/word/2010/wordprocessingGroup" xmlns:wpi="http://schemas.microsoft.com/office/word/2010/wordprocessingInk" xmlns:wne="http://schemas.microsoft.com/office/word/2006/wordml" xmlns:wps="http://schemas.microsoft.com/office/word/2010/wordprocessingShape" mc:Ignorable="w14 w15 w16se w16cid w16 w16cex w16sdtdh w16sdtfl w16du wp14">
   <w:endnote w:type="separator" w:id="-1">
     <w:p>
       <w:r>
@@ -6076,7 +5759,7 @@
 </file>
 
 <file path=word/footer1.xml><?xml version="1.0" encoding="utf-8"?>
-<w:ftr xmlns:wpc="http://schemas.microsoft.com/office/word/2010/wordprocessingCanvas" xmlns:mc="http://schemas.openxmlformats.org/markup-compatibility/2006" xmlns:o="urn:schemas-microsoft-com:office:office" xmlns:r="http://schemas.openxmlformats.org/officeDocument/2006/relationships" xmlns:m="http://schemas.openxmlformats.org/officeDocument/2006/math" xmlns:v="urn:schemas-microsoft-com:vml" xmlns:wp14="http://schemas.microsoft.com/office/word/2010/wordprocessingDrawing" xmlns:wp="http://schemas.openxmlformats.org/drawingml/2006/wordprocessingDrawing" xmlns:w10="urn:schemas-microsoft-com:office:word" xmlns:w="http://schemas.openxmlformats.org/wordprocessingml/2006/main" xmlns:w14="http://schemas.microsoft.com/office/word/2010/wordml" xmlns:wpg="http://schemas.microsoft.com/office/word/2010/wordprocessingGroup" xmlns:wpi="http://schemas.microsoft.com/office/word/2010/wordprocessingInk" xmlns:wne="http://schemas.microsoft.com/office/word/2006/wordml" xmlns:wps="http://schemas.microsoft.com/office/word/2010/wordprocessingShape" mc:Ignorable="w14 wp14">
+<w:ftr xmlns:wpc="http://schemas.microsoft.com/office/word/2010/wordprocessingCanvas" xmlns:cx="http://schemas.microsoft.com/office/drawing/2014/chartex" xmlns:cx1="http://schemas.microsoft.com/office/drawing/2015/9/8/chartex" xmlns:cx2="http://schemas.microsoft.com/office/drawing/2015/10/21/chartex" xmlns:cx3="http://schemas.microsoft.com/office/drawing/2016/5/9/chartex" xmlns:cx4="http://schemas.microsoft.com/office/drawing/2016/5/10/chartex" xmlns:cx5="http://schemas.microsoft.com/office/drawing/2016/5/11/chartex" xmlns:cx6="http://schemas.microsoft.com/office/drawing/2016/5/12/chartex" xmlns:cx7="http://schemas.microsoft.com/office/drawing/2016/5/13/chartex" xmlns:cx8="http://schemas.microsoft.com/office/drawing/2016/5/14/chartex" xmlns:mc="http://schemas.openxmlformats.org/markup-compatibility/2006" xmlns:aink="http://schemas.microsoft.com/office/drawing/2016/ink" xmlns:am3d="http://schemas.microsoft.com/office/drawing/2017/model3d" xmlns:o="urn:schemas-microsoft-com:office:office" xmlns:oel="http://schemas.microsoft.com/office/2019/extlst" xmlns:r="http://schemas.openxmlformats.org/officeDocument/2006/relationships" xmlns:m="http://schemas.openxmlformats.org/officeDocument/2006/math" xmlns:v="urn:schemas-microsoft-com:vml" xmlns:wp14="http://schemas.microsoft.com/office/word/2010/wordprocessingDrawing" xmlns:wp="http://schemas.openxmlformats.org/drawingml/2006/wordprocessingDrawing" xmlns:w10="urn:schemas-microsoft-com:office:word" xmlns:w="http://schemas.openxmlformats.org/wordprocessingml/2006/main" xmlns:w14="http://schemas.microsoft.com/office/word/2010/wordml" xmlns:w15="http://schemas.microsoft.com/office/word/2012/wordml" xmlns:w16cex="http://schemas.microsoft.com/office/word/2018/wordml/cex" xmlns:w16cid="http://schemas.microsoft.com/office/word/2016/wordml/cid" xmlns:w16="http://schemas.microsoft.com/office/word/2018/wordml" xmlns:w16du="http://schemas.microsoft.com/office/word/2023/wordml/word16du" xmlns:w16sdtdh="http://schemas.microsoft.com/office/word/2020/wordml/sdtdatahash" xmlns:w16sdtfl="http://schemas.microsoft.com/office/word/2024/wordml/sdtformatlock" xmlns:w16se="http://schemas.microsoft.com/office/word/2015/wordml/symex" xmlns:wpg="http://schemas.microsoft.com/office/word/2010/wordprocessingGroup" xmlns:wpi="http://schemas.microsoft.com/office/word/2010/wordprocessingInk" xmlns:wne="http://schemas.microsoft.com/office/word/2006/wordml" xmlns:wps="http://schemas.microsoft.com/office/word/2010/wordprocessingShape" mc:Ignorable="w14 w15 w16se w16cid w16 w16cex w16sdtdh w16sdtfl w16du wp14">
   <w:p>
     <w:pPr>
       <w:pStyle w:val="Footer"/>
@@ -6086,7 +5769,7 @@
 </file>
 
 <file path=word/footer2.xml><?xml version="1.0" encoding="utf-8"?>
-<w:ftr xmlns:wpc="http://schemas.microsoft.com/office/word/2010/wordprocessingCanvas" xmlns:mc="http://schemas.openxmlformats.org/markup-compatibility/2006" xmlns:o="urn:schemas-microsoft-com:office:office" xmlns:r="http://schemas.openxmlformats.org/officeDocument/2006/relationships" xmlns:m="http://schemas.openxmlformats.org/officeDocument/2006/math" xmlns:v="urn:schemas-microsoft-com:vml" xmlns:wp14="http://schemas.microsoft.com/office/word/2010/wordprocessingDrawing" xmlns:wp="http://schemas.openxmlformats.org/drawingml/2006/wordprocessingDrawing" xmlns:w10="urn:schemas-microsoft-com:office:word" xmlns:w="http://schemas.openxmlformats.org/wordprocessingml/2006/main" xmlns:w14="http://schemas.microsoft.com/office/word/2010/wordml" xmlns:wpg="http://schemas.microsoft.com/office/word/2010/wordprocessingGroup" xmlns:wpi="http://schemas.microsoft.com/office/word/2010/wordprocessingInk" xmlns:wne="http://schemas.microsoft.com/office/word/2006/wordml" xmlns:wps="http://schemas.microsoft.com/office/word/2010/wordprocessingShape" mc:Ignorable="w14 wp14">
+<w:ftr xmlns:wpc="http://schemas.microsoft.com/office/word/2010/wordprocessingCanvas" xmlns:cx="http://schemas.microsoft.com/office/drawing/2014/chartex" xmlns:cx1="http://schemas.microsoft.com/office/drawing/2015/9/8/chartex" xmlns:cx2="http://schemas.microsoft.com/office/drawing/2015/10/21/chartex" xmlns:cx3="http://schemas.microsoft.com/office/drawing/2016/5/9/chartex" xmlns:cx4="http://schemas.microsoft.com/office/drawing/2016/5/10/chartex" xmlns:cx5="http://schemas.microsoft.com/office/drawing/2016/5/11/chartex" xmlns:cx6="http://schemas.microsoft.com/office/drawing/2016/5/12/chartex" xmlns:cx7="http://schemas.microsoft.com/office/drawing/2016/5/13/chartex" xmlns:cx8="http://schemas.microsoft.com/office/drawing/2016/5/14/chartex" xmlns:mc="http://schemas.openxmlformats.org/markup-compatibility/2006" xmlns:aink="http://schemas.microsoft.com/office/drawing/2016/ink" xmlns:am3d="http://schemas.microsoft.com/office/drawing/2017/model3d" xmlns:o="urn:schemas-microsoft-com:office:office" xmlns:oel="http://schemas.microsoft.com/office/2019/extlst" xmlns:r="http://schemas.openxmlformats.org/officeDocument/2006/relationships" xmlns:m="http://schemas.openxmlformats.org/officeDocument/2006/math" xmlns:v="urn:schemas-microsoft-com:vml" xmlns:wp14="http://schemas.microsoft.com/office/word/2010/wordprocessingDrawing" xmlns:wp="http://schemas.openxmlformats.org/drawingml/2006/wordprocessingDrawing" xmlns:w10="urn:schemas-microsoft-com:office:word" xmlns:w="http://schemas.openxmlformats.org/wordprocessingml/2006/main" xmlns:w14="http://schemas.microsoft.com/office/word/2010/wordml" xmlns:w15="http://schemas.microsoft.com/office/word/2012/wordml" xmlns:w16cex="http://schemas.microsoft.com/office/word/2018/wordml/cex" xmlns:w16cid="http://schemas.microsoft.com/office/word/2016/wordml/cid" xmlns:w16="http://schemas.microsoft.com/office/word/2018/wordml" xmlns:w16du="http://schemas.microsoft.com/office/word/2023/wordml/word16du" xmlns:w16sdtdh="http://schemas.microsoft.com/office/word/2020/wordml/sdtdatahash" xmlns:w16sdtfl="http://schemas.microsoft.com/office/word/2024/wordml/sdtformatlock" xmlns:w16se="http://schemas.microsoft.com/office/word/2015/wordml/symex" xmlns:wpg="http://schemas.microsoft.com/office/word/2010/wordprocessingGroup" xmlns:wpi="http://schemas.microsoft.com/office/word/2010/wordprocessingInk" xmlns:wne="http://schemas.microsoft.com/office/word/2006/wordml" xmlns:wps="http://schemas.microsoft.com/office/word/2010/wordprocessingShape" mc:Ignorable="w14 w15 w16se w16cid w16 w16cex w16sdtdh w16sdtfl w16du wp14">
   <w:p>
     <w:pPr>
       <w:pBdr>
@@ -6168,7 +5851,7 @@
 </file>
 
 <file path=word/footer3.xml><?xml version="1.0" encoding="utf-8"?>
-<w:ftr xmlns:wpc="http://schemas.microsoft.com/office/word/2010/wordprocessingCanvas" xmlns:mc="http://schemas.openxmlformats.org/markup-compatibility/2006" xmlns:o="urn:schemas-microsoft-com:office:office" xmlns:r="http://schemas.openxmlformats.org/officeDocument/2006/relationships" xmlns:m="http://schemas.openxmlformats.org/officeDocument/2006/math" xmlns:v="urn:schemas-microsoft-com:vml" xmlns:wp14="http://schemas.microsoft.com/office/word/2010/wordprocessingDrawing" xmlns:wp="http://schemas.openxmlformats.org/drawingml/2006/wordprocessingDrawing" xmlns:w10="urn:schemas-microsoft-com:office:word" xmlns:w="http://schemas.openxmlformats.org/wordprocessingml/2006/main" xmlns:w14="http://schemas.microsoft.com/office/word/2010/wordml" xmlns:wpg="http://schemas.microsoft.com/office/word/2010/wordprocessingGroup" xmlns:wpi="http://schemas.microsoft.com/office/word/2010/wordprocessingInk" xmlns:wne="http://schemas.microsoft.com/office/word/2006/wordml" xmlns:wps="http://schemas.microsoft.com/office/word/2010/wordprocessingShape" mc:Ignorable="w14 wp14">
+<w:ftr xmlns:wpc="http://schemas.microsoft.com/office/word/2010/wordprocessingCanvas" xmlns:cx="http://schemas.microsoft.com/office/drawing/2014/chartex" xmlns:cx1="http://schemas.microsoft.com/office/drawing/2015/9/8/chartex" xmlns:cx2="http://schemas.microsoft.com/office/drawing/2015/10/21/chartex" xmlns:cx3="http://schemas.microsoft.com/office/drawing/2016/5/9/chartex" xmlns:cx4="http://schemas.microsoft.com/office/drawing/2016/5/10/chartex" xmlns:cx5="http://schemas.microsoft.com/office/drawing/2016/5/11/chartex" xmlns:cx6="http://schemas.microsoft.com/office/drawing/2016/5/12/chartex" xmlns:cx7="http://schemas.microsoft.com/office/drawing/2016/5/13/chartex" xmlns:cx8="http://schemas.microsoft.com/office/drawing/2016/5/14/chartex" xmlns:mc="http://schemas.openxmlformats.org/markup-compatibility/2006" xmlns:aink="http://schemas.microsoft.com/office/drawing/2016/ink" xmlns:am3d="http://schemas.microsoft.com/office/drawing/2017/model3d" xmlns:o="urn:schemas-microsoft-com:office:office" xmlns:oel="http://schemas.microsoft.com/office/2019/extlst" xmlns:r="http://schemas.openxmlformats.org/officeDocument/2006/relationships" xmlns:m="http://schemas.openxmlformats.org/officeDocument/2006/math" xmlns:v="urn:schemas-microsoft-com:vml" xmlns:wp14="http://schemas.microsoft.com/office/word/2010/wordprocessingDrawing" xmlns:wp="http://schemas.openxmlformats.org/drawingml/2006/wordprocessingDrawing" xmlns:w10="urn:schemas-microsoft-com:office:word" xmlns:w="http://schemas.openxmlformats.org/wordprocessingml/2006/main" xmlns:w14="http://schemas.microsoft.com/office/word/2010/wordml" xmlns:w15="http://schemas.microsoft.com/office/word/2012/wordml" xmlns:w16cex="http://schemas.microsoft.com/office/word/2018/wordml/cex" xmlns:w16cid="http://schemas.microsoft.com/office/word/2016/wordml/cid" xmlns:w16="http://schemas.microsoft.com/office/word/2018/wordml" xmlns:w16du="http://schemas.microsoft.com/office/word/2023/wordml/word16du" xmlns:w16sdtdh="http://schemas.microsoft.com/office/word/2020/wordml/sdtdatahash" xmlns:w16sdtfl="http://schemas.microsoft.com/office/word/2024/wordml/sdtformatlock" xmlns:w16se="http://schemas.microsoft.com/office/word/2015/wordml/symex" xmlns:wpg="http://schemas.microsoft.com/office/word/2010/wordprocessingGroup" xmlns:wpi="http://schemas.microsoft.com/office/word/2010/wordprocessingInk" xmlns:wne="http://schemas.microsoft.com/office/word/2006/wordml" xmlns:wps="http://schemas.microsoft.com/office/word/2010/wordprocessingShape" mc:Ignorable="w14 w15 w16se w16cid w16 w16cex w16sdtdh w16sdtfl w16du wp14">
   <w:p>
     <w:pPr>
       <w:pStyle w:val="Footer"/>
@@ -6178,7 +5861,7 @@
 </file>
 
 <file path=word/footnotes.xml><?xml version="1.0" encoding="utf-8"?>
-<w:footnotes xmlns:wpc="http://schemas.microsoft.com/office/word/2010/wordprocessingCanvas" xmlns:mc="http://schemas.openxmlformats.org/markup-compatibility/2006" xmlns:o="urn:schemas-microsoft-com:office:office" xmlns:r="http://schemas.openxmlformats.org/officeDocument/2006/relationships" xmlns:m="http://schemas.openxmlformats.org/officeDocument/2006/math" xmlns:v="urn:schemas-microsoft-com:vml" xmlns:wp14="http://schemas.microsoft.com/office/word/2010/wordprocessingDrawing" xmlns:wp="http://schemas.openxmlformats.org/drawingml/2006/wordprocessingDrawing" xmlns:w10="urn:schemas-microsoft-com:office:word" xmlns:w="http://schemas.openxmlformats.org/wordprocessingml/2006/main" xmlns:w14="http://schemas.microsoft.com/office/word/2010/wordml" xmlns:wpg="http://schemas.microsoft.com/office/word/2010/wordprocessingGroup" xmlns:wpi="http://schemas.microsoft.com/office/word/2010/wordprocessingInk" xmlns:wne="http://schemas.microsoft.com/office/word/2006/wordml" xmlns:wps="http://schemas.microsoft.com/office/word/2010/wordprocessingShape" mc:Ignorable="w14 wp14">
+<w:footnotes xmlns:wpc="http://schemas.microsoft.com/office/word/2010/wordprocessingCanvas" xmlns:cx="http://schemas.microsoft.com/office/drawing/2014/chartex" xmlns:cx1="http://schemas.microsoft.com/office/drawing/2015/9/8/chartex" xmlns:cx2="http://schemas.microsoft.com/office/drawing/2015/10/21/chartex" xmlns:cx3="http://schemas.microsoft.com/office/drawing/2016/5/9/chartex" xmlns:cx4="http://schemas.microsoft.com/office/drawing/2016/5/10/chartex" xmlns:cx5="http://schemas.microsoft.com/office/drawing/2016/5/11/chartex" xmlns:cx6="http://schemas.microsoft.com/office/drawing/2016/5/12/chartex" xmlns:cx7="http://schemas.microsoft.com/office/drawing/2016/5/13/chartex" xmlns:cx8="http://schemas.microsoft.com/office/drawing/2016/5/14/chartex" xmlns:mc="http://schemas.openxmlformats.org/markup-compatibility/2006" xmlns:aink="http://schemas.microsoft.com/office/drawing/2016/ink" xmlns:am3d="http://schemas.microsoft.com/office/drawing/2017/model3d" xmlns:o="urn:schemas-microsoft-com:office:office" xmlns:oel="http://schemas.microsoft.com/office/2019/extlst" xmlns:r="http://schemas.openxmlformats.org/officeDocument/2006/relationships" xmlns:m="http://schemas.openxmlformats.org/officeDocument/2006/math" xmlns:v="urn:schemas-microsoft-com:vml" xmlns:wp14="http://schemas.microsoft.com/office/word/2010/wordprocessingDrawing" xmlns:wp="http://schemas.openxmlformats.org/drawingml/2006/wordprocessingDrawing" xmlns:w10="urn:schemas-microsoft-com:office:word" xmlns:w="http://schemas.openxmlformats.org/wordprocessingml/2006/main" xmlns:w14="http://schemas.microsoft.com/office/word/2010/wordml" xmlns:w15="http://schemas.microsoft.com/office/word/2012/wordml" xmlns:w16cex="http://schemas.microsoft.com/office/word/2018/wordml/cex" xmlns:w16cid="http://schemas.microsoft.com/office/word/2016/wordml/cid" xmlns:w16="http://schemas.microsoft.com/office/word/2018/wordml" xmlns:w16du="http://schemas.microsoft.com/office/word/2023/wordml/word16du" xmlns:w16sdtdh="http://schemas.microsoft.com/office/word/2020/wordml/sdtdatahash" xmlns:w16sdtfl="http://schemas.microsoft.com/office/word/2024/wordml/sdtformatlock" xmlns:w16se="http://schemas.microsoft.com/office/word/2015/wordml/symex" xmlns:wpg="http://schemas.microsoft.com/office/word/2010/wordprocessingGroup" xmlns:wpi="http://schemas.microsoft.com/office/word/2010/wordprocessingInk" xmlns:wne="http://schemas.microsoft.com/office/word/2006/wordml" xmlns:wps="http://schemas.microsoft.com/office/word/2010/wordprocessingShape" mc:Ignorable="w14 w15 w16se w16cid w16 w16cex w16sdtdh w16sdtfl w16du wp14">
   <w:footnote w:type="separator" w:id="-1">
     <w:p>
       <w:r>
@@ -6197,7 +5880,7 @@
 </file>
 
 <file path=word/header1.xml><?xml version="1.0" encoding="utf-8"?>
-<w:hdr xmlns:wpc="http://schemas.microsoft.com/office/word/2010/wordprocessingCanvas" xmlns:mc="http://schemas.openxmlformats.org/markup-compatibility/2006" xmlns:o="urn:schemas-microsoft-com:office:office" xmlns:r="http://schemas.openxmlformats.org/officeDocument/2006/relationships" xmlns:m="http://schemas.openxmlformats.org/officeDocument/2006/math" xmlns:v="urn:schemas-microsoft-com:vml" xmlns:wp14="http://schemas.microsoft.com/office/word/2010/wordprocessingDrawing" xmlns:wp="http://schemas.openxmlformats.org/drawingml/2006/wordprocessingDrawing" xmlns:w10="urn:schemas-microsoft-com:office:word" xmlns:w="http://schemas.openxmlformats.org/wordprocessingml/2006/main" xmlns:w14="http://schemas.microsoft.com/office/word/2010/wordml" xmlns:wpg="http://schemas.microsoft.com/office/word/2010/wordprocessingGroup" xmlns:wpi="http://schemas.microsoft.com/office/word/2010/wordprocessingInk" xmlns:wne="http://schemas.microsoft.com/office/word/2006/wordml" xmlns:wps="http://schemas.microsoft.com/office/word/2010/wordprocessingShape" mc:Ignorable="w14 wp14">
+<w:hdr xmlns:wpc="http://schemas.microsoft.com/office/word/2010/wordprocessingCanvas" xmlns:cx="http://schemas.microsoft.com/office/drawing/2014/chartex" xmlns:cx1="http://schemas.microsoft.com/office/drawing/2015/9/8/chartex" xmlns:cx2="http://schemas.microsoft.com/office/drawing/2015/10/21/chartex" xmlns:cx3="http://schemas.microsoft.com/office/drawing/2016/5/9/chartex" xmlns:cx4="http://schemas.microsoft.com/office/drawing/2016/5/10/chartex" xmlns:cx5="http://schemas.microsoft.com/office/drawing/2016/5/11/chartex" xmlns:cx6="http://schemas.microsoft.com/office/drawing/2016/5/12/chartex" xmlns:cx7="http://schemas.microsoft.com/office/drawing/2016/5/13/chartex" xmlns:cx8="http://schemas.microsoft.com/office/drawing/2016/5/14/chartex" xmlns:mc="http://schemas.openxmlformats.org/markup-compatibility/2006" xmlns:aink="http://schemas.microsoft.com/office/drawing/2016/ink" xmlns:am3d="http://schemas.microsoft.com/office/drawing/2017/model3d" xmlns:o="urn:schemas-microsoft-com:office:office" xmlns:oel="http://schemas.microsoft.com/office/2019/extlst" xmlns:r="http://schemas.openxmlformats.org/officeDocument/2006/relationships" xmlns:m="http://schemas.openxmlformats.org/officeDocument/2006/math" xmlns:v="urn:schemas-microsoft-com:vml" xmlns:wp14="http://schemas.microsoft.com/office/word/2010/wordprocessingDrawing" xmlns:wp="http://schemas.openxmlformats.org/drawingml/2006/wordprocessingDrawing" xmlns:w10="urn:schemas-microsoft-com:office:word" xmlns:w="http://schemas.openxmlformats.org/wordprocessingml/2006/main" xmlns:w14="http://schemas.microsoft.com/office/word/2010/wordml" xmlns:w15="http://schemas.microsoft.com/office/word/2012/wordml" xmlns:w16cex="http://schemas.microsoft.com/office/word/2018/wordml/cex" xmlns:w16cid="http://schemas.microsoft.com/office/word/2016/wordml/cid" xmlns:w16="http://schemas.microsoft.com/office/word/2018/wordml" xmlns:w16du="http://schemas.microsoft.com/office/word/2023/wordml/word16du" xmlns:w16sdtdh="http://schemas.microsoft.com/office/word/2020/wordml/sdtdatahash" xmlns:w16sdtfl="http://schemas.microsoft.com/office/word/2024/wordml/sdtformatlock" xmlns:w16se="http://schemas.microsoft.com/office/word/2015/wordml/symex" xmlns:wpg="http://schemas.microsoft.com/office/word/2010/wordprocessingGroup" xmlns:wpi="http://schemas.microsoft.com/office/word/2010/wordprocessingInk" xmlns:wne="http://schemas.microsoft.com/office/word/2006/wordml" xmlns:wps="http://schemas.microsoft.com/office/word/2010/wordprocessingShape" mc:Ignorable="w14 w15 w16se w16cid w16 w16cex w16sdtdh w16sdtfl w16du wp14">
   <w:p>
     <w:pPr>
       <w:pStyle w:val="Header"/>
@@ -6207,7 +5890,7 @@
 </file>
 
 <file path=word/header2.xml><?xml version="1.0" encoding="utf-8"?>
-<w:hdr xmlns:wpc="http://schemas.microsoft.com/office/word/2010/wordprocessingCanvas" xmlns:mc="http://schemas.openxmlformats.org/markup-compatibility/2006" xmlns:o="urn:schemas-microsoft-com:office:office" xmlns:r="http://schemas.openxmlformats.org/officeDocument/2006/relationships" xmlns:m="http://schemas.openxmlformats.org/officeDocument/2006/math" xmlns:v="urn:schemas-microsoft-com:vml" xmlns:wp14="http://schemas.microsoft.com/office/word/2010/wordprocessingDrawing" xmlns:wp="http://schemas.openxmlformats.org/drawingml/2006/wordprocessingDrawing" xmlns:w10="urn:schemas-microsoft-com:office:word" xmlns:w="http://schemas.openxmlformats.org/wordprocessingml/2006/main" xmlns:w14="http://schemas.microsoft.com/office/word/2010/wordml" xmlns:wpg="http://schemas.microsoft.com/office/word/2010/wordprocessingGroup" xmlns:wpi="http://schemas.microsoft.com/office/word/2010/wordprocessingInk" xmlns:wne="http://schemas.microsoft.com/office/word/2006/wordml" xmlns:wps="http://schemas.microsoft.com/office/word/2010/wordprocessingShape" mc:Ignorable="w14 wp14">
+<w:hdr xmlns:wpc="http://schemas.microsoft.com/office/word/2010/wordprocessingCanvas" xmlns:cx="http://schemas.microsoft.com/office/drawing/2014/chartex" xmlns:cx1="http://schemas.microsoft.com/office/drawing/2015/9/8/chartex" xmlns:cx2="http://schemas.microsoft.com/office/drawing/2015/10/21/chartex" xmlns:cx3="http://schemas.microsoft.com/office/drawing/2016/5/9/chartex" xmlns:cx4="http://schemas.microsoft.com/office/drawing/2016/5/10/chartex" xmlns:cx5="http://schemas.microsoft.com/office/drawing/2016/5/11/chartex" xmlns:cx6="http://schemas.microsoft.com/office/drawing/2016/5/12/chartex" xmlns:cx7="http://schemas.microsoft.com/office/drawing/2016/5/13/chartex" xmlns:cx8="http://schemas.microsoft.com/office/drawing/2016/5/14/chartex" xmlns:mc="http://schemas.openxmlformats.org/markup-compatibility/2006" xmlns:aink="http://schemas.microsoft.com/office/drawing/2016/ink" xmlns:am3d="http://schemas.microsoft.com/office/drawing/2017/model3d" xmlns:o="urn:schemas-microsoft-com:office:office" xmlns:oel="http://schemas.microsoft.com/office/2019/extlst" xmlns:r="http://schemas.openxmlformats.org/officeDocument/2006/relationships" xmlns:m="http://schemas.openxmlformats.org/officeDocument/2006/math" xmlns:v="urn:schemas-microsoft-com:vml" xmlns:wp14="http://schemas.microsoft.com/office/word/2010/wordprocessingDrawing" xmlns:wp="http://schemas.openxmlformats.org/drawingml/2006/wordprocessingDrawing" xmlns:w10="urn:schemas-microsoft-com:office:word" xmlns:w="http://schemas.openxmlformats.org/wordprocessingml/2006/main" xmlns:w14="http://schemas.microsoft.com/office/word/2010/wordml" xmlns:w15="http://schemas.microsoft.com/office/word/2012/wordml" xmlns:w16cex="http://schemas.microsoft.com/office/word/2018/wordml/cex" xmlns:w16cid="http://schemas.microsoft.com/office/word/2016/wordml/cid" xmlns:w16="http://schemas.microsoft.com/office/word/2018/wordml" xmlns:w16du="http://schemas.microsoft.com/office/word/2023/wordml/word16du" xmlns:w16sdtdh="http://schemas.microsoft.com/office/word/2020/wordml/sdtdatahash" xmlns:w16sdtfl="http://schemas.microsoft.com/office/word/2024/wordml/sdtformatlock" xmlns:w16se="http://schemas.microsoft.com/office/word/2015/wordml/symex" xmlns:wpg="http://schemas.microsoft.com/office/word/2010/wordprocessingGroup" xmlns:wpi="http://schemas.microsoft.com/office/word/2010/wordprocessingInk" xmlns:wne="http://schemas.microsoft.com/office/word/2006/wordml" xmlns:wps="http://schemas.microsoft.com/office/word/2010/wordprocessingShape" mc:Ignorable="w14 w15 w16se w16cid w16 w16cex w16sdtdh w16sdtfl w16du wp14">
   <w:p>
     <w:pPr>
       <w:pBdr>
@@ -6258,7 +5941,6 @@
       </w:rPr>
       <w:t xml:space="preserve">  </w:t>
     </w:r>
-    <w:proofErr w:type="spellStart"/>
     <w:r>
       <w:rPr>
         <w:rFonts w:ascii="Arial" w:eastAsia="Arial" w:hAnsi="Arial" w:cs="Arial"/>
@@ -6266,24 +5948,14 @@
         <w:sz w:val="18"/>
         <w:szCs w:val="18"/>
       </w:rPr>
-      <w:t>DevOps</w:t>
-    </w:r>
-    <w:proofErr w:type="spellEnd"/>
-    <w:r>
-      <w:rPr>
-        <w:rFonts w:ascii="Arial" w:eastAsia="Arial" w:hAnsi="Arial" w:cs="Arial"/>
-        <w:color w:val="2E75B6"/>
-        <w:sz w:val="18"/>
-        <w:szCs w:val="18"/>
-      </w:rPr>
-      <w:t xml:space="preserve"> Fundamentals – Spring, 2026</w:t>
+      <w:t>DevOps Fundamentals – Spring, 2026</w:t>
     </w:r>
   </w:p>
 </w:hdr>
 </file>
 
 <file path=word/header3.xml><?xml version="1.0" encoding="utf-8"?>
-<w:hdr xmlns:wpc="http://schemas.microsoft.com/office/word/2010/wordprocessingCanvas" xmlns:mc="http://schemas.openxmlformats.org/markup-compatibility/2006" xmlns:o="urn:schemas-microsoft-com:office:office" xmlns:r="http://schemas.openxmlformats.org/officeDocument/2006/relationships" xmlns:m="http://schemas.openxmlformats.org/officeDocument/2006/math" xmlns:v="urn:schemas-microsoft-com:vml" xmlns:wp14="http://schemas.microsoft.com/office/word/2010/wordprocessingDrawing" xmlns:wp="http://schemas.openxmlformats.org/drawingml/2006/wordprocessingDrawing" xmlns:w10="urn:schemas-microsoft-com:office:word" xmlns:w="http://schemas.openxmlformats.org/wordprocessingml/2006/main" xmlns:w14="http://schemas.microsoft.com/office/word/2010/wordml" xmlns:wpg="http://schemas.microsoft.com/office/word/2010/wordprocessingGroup" xmlns:wpi="http://schemas.microsoft.com/office/word/2010/wordprocessingInk" xmlns:wne="http://schemas.microsoft.com/office/word/2006/wordml" xmlns:wps="http://schemas.microsoft.com/office/word/2010/wordprocessingShape" mc:Ignorable="w14 wp14">
+<w:hdr xmlns:wpc="http://schemas.microsoft.com/office/word/2010/wordprocessingCanvas" xmlns:cx="http://schemas.microsoft.com/office/drawing/2014/chartex" xmlns:cx1="http://schemas.microsoft.com/office/drawing/2015/9/8/chartex" xmlns:cx2="http://schemas.microsoft.com/office/drawing/2015/10/21/chartex" xmlns:cx3="http://schemas.microsoft.com/office/drawing/2016/5/9/chartex" xmlns:cx4="http://schemas.microsoft.com/office/drawing/2016/5/10/chartex" xmlns:cx5="http://schemas.microsoft.com/office/drawing/2016/5/11/chartex" xmlns:cx6="http://schemas.microsoft.com/office/drawing/2016/5/12/chartex" xmlns:cx7="http://schemas.microsoft.com/office/drawing/2016/5/13/chartex" xmlns:cx8="http://schemas.microsoft.com/office/drawing/2016/5/14/chartex" xmlns:mc="http://schemas.openxmlformats.org/markup-compatibility/2006" xmlns:aink="http://schemas.microsoft.com/office/drawing/2016/ink" xmlns:am3d="http://schemas.microsoft.com/office/drawing/2017/model3d" xmlns:o="urn:schemas-microsoft-com:office:office" xmlns:oel="http://schemas.microsoft.com/office/2019/extlst" xmlns:r="http://schemas.openxmlformats.org/officeDocument/2006/relationships" xmlns:m="http://schemas.openxmlformats.org/officeDocument/2006/math" xmlns:v="urn:schemas-microsoft-com:vml" xmlns:wp14="http://schemas.microsoft.com/office/word/2010/wordprocessingDrawing" xmlns:wp="http://schemas.openxmlformats.org/drawingml/2006/wordprocessingDrawing" xmlns:w10="urn:schemas-microsoft-com:office:word" xmlns:w="http://schemas.openxmlformats.org/wordprocessingml/2006/main" xmlns:w14="http://schemas.microsoft.com/office/word/2010/wordml" xmlns:w15="http://schemas.microsoft.com/office/word/2012/wordml" xmlns:w16cex="http://schemas.microsoft.com/office/word/2018/wordml/cex" xmlns:w16cid="http://schemas.microsoft.com/office/word/2016/wordml/cid" xmlns:w16="http://schemas.microsoft.com/office/word/2018/wordml" xmlns:w16du="http://schemas.microsoft.com/office/word/2023/wordml/word16du" xmlns:w16sdtdh="http://schemas.microsoft.com/office/word/2020/wordml/sdtdatahash" xmlns:w16sdtfl="http://schemas.microsoft.com/office/word/2024/wordml/sdtformatlock" xmlns:w16se="http://schemas.microsoft.com/office/word/2015/wordml/symex" xmlns:wpg="http://schemas.microsoft.com/office/word/2010/wordprocessingGroup" xmlns:wpi="http://schemas.microsoft.com/office/word/2010/wordprocessingInk" xmlns:wne="http://schemas.microsoft.com/office/word/2006/wordml" xmlns:wps="http://schemas.microsoft.com/office/word/2010/wordprocessingShape" mc:Ignorable="w14 w15 w16se w16cid w16 w16cex w16sdtdh w16sdtfl w16du wp14">
   <w:p>
     <w:pPr>
       <w:pStyle w:val="Header"/>
@@ -6293,8 +5965,8 @@
 </file>
 
 <file path=word/numbering.xml><?xml version="1.0" encoding="utf-8"?>
-<w:numbering xmlns:wpc="http://schemas.microsoft.com/office/word/2010/wordprocessingCanvas" xmlns:mc="http://schemas.openxmlformats.org/markup-compatibility/2006" xmlns:o="urn:schemas-microsoft-com:office:office" xmlns:r="http://schemas.openxmlformats.org/officeDocument/2006/relationships" xmlns:m="http://schemas.openxmlformats.org/officeDocument/2006/math" xmlns:v="urn:schemas-microsoft-com:vml" xmlns:wp14="http://schemas.microsoft.com/office/word/2010/wordprocessingDrawing" xmlns:wp="http://schemas.openxmlformats.org/drawingml/2006/wordprocessingDrawing" xmlns:w10="urn:schemas-microsoft-com:office:word" xmlns:w="http://schemas.openxmlformats.org/wordprocessingml/2006/main" xmlns:w14="http://schemas.microsoft.com/office/word/2010/wordml" xmlns:wpg="http://schemas.microsoft.com/office/word/2010/wordprocessingGroup" xmlns:wpi="http://schemas.microsoft.com/office/word/2010/wordprocessingInk" xmlns:wne="http://schemas.microsoft.com/office/word/2006/wordml" xmlns:wps="http://schemas.microsoft.com/office/word/2010/wordprocessingShape" mc:Ignorable="w14 wp14">
-  <w:abstractNum w:abstractNumId="0">
+<w:numbering xmlns:wpc="http://schemas.microsoft.com/office/word/2010/wordprocessingCanvas" xmlns:cx="http://schemas.microsoft.com/office/drawing/2014/chartex" xmlns:cx1="http://schemas.microsoft.com/office/drawing/2015/9/8/chartex" xmlns:cx2="http://schemas.microsoft.com/office/drawing/2015/10/21/chartex" xmlns:cx3="http://schemas.microsoft.com/office/drawing/2016/5/9/chartex" xmlns:cx4="http://schemas.microsoft.com/office/drawing/2016/5/10/chartex" xmlns:cx5="http://schemas.microsoft.com/office/drawing/2016/5/11/chartex" xmlns:cx6="http://schemas.microsoft.com/office/drawing/2016/5/12/chartex" xmlns:cx7="http://schemas.microsoft.com/office/drawing/2016/5/13/chartex" xmlns:cx8="http://schemas.microsoft.com/office/drawing/2016/5/14/chartex" xmlns:mc="http://schemas.openxmlformats.org/markup-compatibility/2006" xmlns:aink="http://schemas.microsoft.com/office/drawing/2016/ink" xmlns:am3d="http://schemas.microsoft.com/office/drawing/2017/model3d" xmlns:o="urn:schemas-microsoft-com:office:office" xmlns:oel="http://schemas.microsoft.com/office/2019/extlst" xmlns:r="http://schemas.openxmlformats.org/officeDocument/2006/relationships" xmlns:m="http://schemas.openxmlformats.org/officeDocument/2006/math" xmlns:v="urn:schemas-microsoft-com:vml" xmlns:wp14="http://schemas.microsoft.com/office/word/2010/wordprocessingDrawing" xmlns:wp="http://schemas.openxmlformats.org/drawingml/2006/wordprocessingDrawing" xmlns:w10="urn:schemas-microsoft-com:office:word" xmlns:w="http://schemas.openxmlformats.org/wordprocessingml/2006/main" xmlns:w14="http://schemas.microsoft.com/office/word/2010/wordml" xmlns:w15="http://schemas.microsoft.com/office/word/2012/wordml" xmlns:w16cex="http://schemas.microsoft.com/office/word/2018/wordml/cex" xmlns:w16cid="http://schemas.microsoft.com/office/word/2016/wordml/cid" xmlns:w16="http://schemas.microsoft.com/office/word/2018/wordml" xmlns:w16du="http://schemas.microsoft.com/office/word/2023/wordml/word16du" xmlns:w16sdtdh="http://schemas.microsoft.com/office/word/2020/wordml/sdtdatahash" xmlns:w16sdtfl="http://schemas.microsoft.com/office/word/2024/wordml/sdtformatlock" xmlns:w16se="http://schemas.microsoft.com/office/word/2015/wordml/symex" xmlns:wpg="http://schemas.microsoft.com/office/word/2010/wordprocessingGroup" xmlns:wpi="http://schemas.microsoft.com/office/word/2010/wordprocessingInk" xmlns:wne="http://schemas.microsoft.com/office/word/2006/wordml" xmlns:wps="http://schemas.microsoft.com/office/word/2010/wordprocessingShape" mc:Ignorable="w14 w15 w16se w16cid w16 w16cex w16sdtdh w16sdtfl w16du wp14">
+  <w:abstractNum w:abstractNumId="0" w15:restartNumberingAfterBreak="0">
     <w:nsid w:val="19B85A84"/>
     <w:multiLevelType w:val="hybridMultilevel"/>
     <w:tmpl w:val="76E01206"/>
@@ -6352,7 +6024,7 @@
       <w:lvlJc w:val="left"/>
     </w:lvl>
   </w:abstractNum>
-  <w:abstractNum w:abstractNumId="1">
+  <w:abstractNum w:abstractNumId="1" w15:restartNumberingAfterBreak="0">
     <w:nsid w:val="37E3394C"/>
     <w:multiLevelType w:val="hybridMultilevel"/>
     <w:tmpl w:val="AC96A64E"/>
@@ -6406,7 +6078,7 @@
       <w:lvlJc w:val="left"/>
     </w:lvl>
   </w:abstractNum>
-  <w:abstractNum w:abstractNumId="2">
+  <w:abstractNum w:abstractNumId="2" w15:restartNumberingAfterBreak="0">
     <w:nsid w:val="397E6820"/>
     <w:multiLevelType w:val="hybridMultilevel"/>
     <w:tmpl w:val="B448A530"/>
@@ -6492,7 +6164,7 @@
       </w:pPr>
     </w:lvl>
   </w:abstractNum>
-  <w:abstractNum w:abstractNumId="3">
+  <w:abstractNum w:abstractNumId="3" w15:restartNumberingAfterBreak="0">
     <w:nsid w:val="61610D15"/>
     <w:multiLevelType w:val="hybridMultilevel"/>
     <w:tmpl w:val="AC96A64E"/>
@@ -6546,7 +6218,7 @@
       <w:lvlJc w:val="left"/>
     </w:lvl>
   </w:abstractNum>
-  <w:abstractNum w:abstractNumId="4">
+  <w:abstractNum w:abstractNumId="4" w15:restartNumberingAfterBreak="0">
     <w:nsid w:val="7D2830FA"/>
     <w:multiLevelType w:val="hybridMultilevel"/>
     <w:tmpl w:val="F0FC7856"/>
@@ -6604,41 +6276,41 @@
       <w:lvlJc w:val="left"/>
     </w:lvl>
   </w:abstractNum>
-  <w:num w:numId="1">
+  <w:num w:numId="1" w16cid:durableId="2102407896">
     <w:abstractNumId w:val="2"/>
     <w:lvlOverride w:ilvl="0">
       <w:startOverride w:val="1"/>
     </w:lvlOverride>
   </w:num>
-  <w:num w:numId="2">
+  <w:num w:numId="2" w16cid:durableId="345786126">
     <w:abstractNumId w:val="0"/>
     <w:lvlOverride w:ilvl="0">
       <w:startOverride w:val="1"/>
     </w:lvlOverride>
   </w:num>
-  <w:num w:numId="3">
+  <w:num w:numId="3" w16cid:durableId="1300961654">
     <w:abstractNumId w:val="1"/>
     <w:lvlOverride w:ilvl="0">
       <w:startOverride w:val="1"/>
     </w:lvlOverride>
   </w:num>
-  <w:num w:numId="4">
+  <w:num w:numId="4" w16cid:durableId="1514104464">
     <w:abstractNumId w:val="0"/>
   </w:num>
-  <w:num w:numId="5">
+  <w:num w:numId="5" w16cid:durableId="1311255327">
     <w:abstractNumId w:val="4"/>
   </w:num>
-  <w:num w:numId="6">
+  <w:num w:numId="6" w16cid:durableId="901134750">
     <w:abstractNumId w:val="1"/>
   </w:num>
-  <w:num w:numId="7">
+  <w:num w:numId="7" w16cid:durableId="1734233082">
     <w:abstractNumId w:val="3"/>
   </w:num>
 </w:numbering>
 </file>
 
 <file path=word/styles.xml><?xml version="1.0" encoding="utf-8"?>
-<w:styles xmlns:mc="http://schemas.openxmlformats.org/markup-compatibility/2006" xmlns:r="http://schemas.openxmlformats.org/officeDocument/2006/relationships" xmlns:w="http://schemas.openxmlformats.org/wordprocessingml/2006/main" xmlns:w14="http://schemas.microsoft.com/office/word/2010/wordml" mc:Ignorable="w14">
+<w:styles xmlns:mc="http://schemas.openxmlformats.org/markup-compatibility/2006" xmlns:r="http://schemas.openxmlformats.org/officeDocument/2006/relationships" xmlns:w="http://schemas.openxmlformats.org/wordprocessingml/2006/main" xmlns:w14="http://schemas.microsoft.com/office/word/2010/wordml" xmlns:w15="http://schemas.microsoft.com/office/word/2012/wordml" xmlns:w16cex="http://schemas.microsoft.com/office/word/2018/wordml/cex" xmlns:w16cid="http://schemas.microsoft.com/office/word/2016/wordml/cid" xmlns:w16="http://schemas.microsoft.com/office/word/2018/wordml" xmlns:w16du="http://schemas.microsoft.com/office/word/2023/wordml/word16du" xmlns:w16sdtdh="http://schemas.microsoft.com/office/word/2020/wordml/sdtdatahash" xmlns:w16sdtfl="http://schemas.microsoft.com/office/word/2024/wordml/sdtformatlock" xmlns:w16se="http://schemas.microsoft.com/office/word/2015/wordml/symex" mc:Ignorable="w14 w15 w16se w16cid w16 w16cex w16sdtdh w16sdtfl w16du">
   <w:docDefaults>
     <w:rPrDefault>
       <w:rPr>
@@ -6648,144 +6320,383 @@
     </w:rPrDefault>
     <w:pPrDefault/>
   </w:docDefaults>
-  <w:latentStyles w:defLockedState="0" w:defUIPriority="99" w:defSemiHidden="1" w:defUnhideWhenUsed="1" w:defQFormat="0" w:count="267">
-    <w:lsdException w:name="Normal" w:semiHidden="0" w:uiPriority="0" w:unhideWhenUsed="0" w:qFormat="1"/>
-    <w:lsdException w:name="heading 1" w:semiHidden="0" w:uiPriority="9" w:unhideWhenUsed="0" w:qFormat="1"/>
-    <w:lsdException w:name="heading 2" w:uiPriority="9" w:qFormat="1"/>
-    <w:lsdException w:name="heading 3" w:uiPriority="9" w:qFormat="1"/>
-    <w:lsdException w:name="heading 4" w:uiPriority="9" w:qFormat="1"/>
-    <w:lsdException w:name="heading 5" w:uiPriority="9" w:qFormat="1"/>
-    <w:lsdException w:name="heading 6" w:uiPriority="9" w:qFormat="1"/>
-    <w:lsdException w:name="heading 7" w:uiPriority="9" w:qFormat="1"/>
-    <w:lsdException w:name="heading 8" w:uiPriority="9" w:qFormat="1"/>
-    <w:lsdException w:name="heading 9" w:uiPriority="9" w:qFormat="1"/>
-    <w:lsdException w:name="toc 1" w:uiPriority="39"/>
-    <w:lsdException w:name="toc 2" w:uiPriority="39"/>
-    <w:lsdException w:name="toc 3" w:uiPriority="39"/>
-    <w:lsdException w:name="toc 4" w:uiPriority="39"/>
-    <w:lsdException w:name="toc 5" w:uiPriority="39"/>
-    <w:lsdException w:name="toc 6" w:uiPriority="39"/>
-    <w:lsdException w:name="toc 7" w:uiPriority="39"/>
-    <w:lsdException w:name="toc 8" w:uiPriority="39"/>
-    <w:lsdException w:name="toc 9" w:uiPriority="39"/>
-    <w:lsdException w:name="caption" w:uiPriority="35" w:qFormat="1"/>
-    <w:lsdException w:name="Title" w:semiHidden="0" w:uiPriority="10" w:unhideWhenUsed="0" w:qFormat="1"/>
-    <w:lsdException w:name="Default Paragraph Font" w:uiPriority="1"/>
-    <w:lsdException w:name="Subtitle" w:semiHidden="0" w:uiPriority="11" w:unhideWhenUsed="0" w:qFormat="1"/>
-    <w:lsdException w:name="Strong" w:semiHidden="0" w:uiPriority="22" w:unhideWhenUsed="0" w:qFormat="1"/>
-    <w:lsdException w:name="Emphasis" w:semiHidden="0" w:uiPriority="20" w:unhideWhenUsed="0" w:qFormat="1"/>
-    <w:lsdException w:name="Table Grid" w:semiHidden="0" w:uiPriority="39" w:unhideWhenUsed="0"/>
-    <w:lsdException w:name="Placeholder Text" w:unhideWhenUsed="0"/>
-    <w:lsdException w:name="No Spacing" w:semiHidden="0" w:uiPriority="1" w:unhideWhenUsed="0" w:qFormat="1"/>
-    <w:lsdException w:name="Light Shading" w:semiHidden="0" w:uiPriority="60" w:unhideWhenUsed="0"/>
-    <w:lsdException w:name="Light List" w:semiHidden="0" w:uiPriority="61" w:unhideWhenUsed="0"/>
-    <w:lsdException w:name="Light Grid" w:semiHidden="0" w:uiPriority="62" w:unhideWhenUsed="0"/>
-    <w:lsdException w:name="Medium Shading 1" w:semiHidden="0" w:uiPriority="63" w:unhideWhenUsed="0"/>
-    <w:lsdException w:name="Medium Shading 2" w:semiHidden="0" w:uiPriority="64" w:unhideWhenUsed="0"/>
-    <w:lsdException w:name="Medium List 1" w:semiHidden="0" w:uiPriority="65" w:unhideWhenUsed="0"/>
-    <w:lsdException w:name="Medium List 2" w:semiHidden="0" w:uiPriority="66" w:unhideWhenUsed="0"/>
-    <w:lsdException w:name="Medium Grid 1" w:semiHidden="0" w:uiPriority="67" w:unhideWhenUsed="0"/>
-    <w:lsdException w:name="Medium Grid 2" w:semiHidden="0" w:uiPriority="68" w:unhideWhenUsed="0"/>
-    <w:lsdException w:name="Medium Grid 3" w:semiHidden="0" w:uiPriority="69" w:unhideWhenUsed="0"/>
-    <w:lsdException w:name="Dark List" w:semiHidden="0" w:uiPriority="70" w:unhideWhenUsed="0"/>
-    <w:lsdException w:name="Colorful Shading" w:semiHidden="0" w:uiPriority="71" w:unhideWhenUsed="0"/>
-    <w:lsdException w:name="Colorful List" w:semiHidden="0" w:uiPriority="72" w:unhideWhenUsed="0"/>
-    <w:lsdException w:name="Colorful Grid" w:semiHidden="0" w:uiPriority="73" w:unhideWhenUsed="0"/>
-    <w:lsdException w:name="Light Shading Accent 1" w:semiHidden="0" w:uiPriority="60" w:unhideWhenUsed="0"/>
-    <w:lsdException w:name="Light List Accent 1" w:semiHidden="0" w:uiPriority="61" w:unhideWhenUsed="0"/>
-    <w:lsdException w:name="Light Grid Accent 1" w:semiHidden="0" w:uiPriority="62" w:unhideWhenUsed="0"/>
-    <w:lsdException w:name="Medium Shading 1 Accent 1" w:semiHidden="0" w:uiPriority="63" w:unhideWhenUsed="0"/>
-    <w:lsdException w:name="Medium Shading 2 Accent 1" w:semiHidden="0" w:uiPriority="64" w:unhideWhenUsed="0"/>
-    <w:lsdException w:name="Medium List 1 Accent 1" w:semiHidden="0" w:uiPriority="65" w:unhideWhenUsed="0"/>
-    <w:lsdException w:name="Revision" w:unhideWhenUsed="0"/>
-    <w:lsdException w:name="List Paragraph" w:semiHidden="0" w:uiPriority="34" w:unhideWhenUsed="0" w:qFormat="1"/>
-    <w:lsdException w:name="Quote" w:semiHidden="0" w:uiPriority="29" w:unhideWhenUsed="0" w:qFormat="1"/>
-    <w:lsdException w:name="Intense Quote" w:semiHidden="0" w:uiPriority="30" w:unhideWhenUsed="0" w:qFormat="1"/>
-    <w:lsdException w:name="Medium List 2 Accent 1" w:semiHidden="0" w:uiPriority="66" w:unhideWhenUsed="0"/>
-    <w:lsdException w:name="Medium Grid 1 Accent 1" w:semiHidden="0" w:uiPriority="67" w:unhideWhenUsed="0"/>
-    <w:lsdException w:name="Medium Grid 2 Accent 1" w:semiHidden="0" w:uiPriority="68" w:unhideWhenUsed="0"/>
-    <w:lsdException w:name="Medium Grid 3 Accent 1" w:semiHidden="0" w:uiPriority="69" w:unhideWhenUsed="0"/>
-    <w:lsdException w:name="Dark List Accent 1" w:semiHidden="0" w:uiPriority="70" w:unhideWhenUsed="0"/>
-    <w:lsdException w:name="Colorful Shading Accent 1" w:semiHidden="0" w:uiPriority="71" w:unhideWhenUsed="0"/>
-    <w:lsdException w:name="Colorful List Accent 1" w:semiHidden="0" w:uiPriority="72" w:unhideWhenUsed="0"/>
-    <w:lsdException w:name="Colorful Grid Accent 1" w:semiHidden="0" w:uiPriority="73" w:unhideWhenUsed="0"/>
-    <w:lsdException w:name="Light Shading Accent 2" w:semiHidden="0" w:uiPriority="60" w:unhideWhenUsed="0"/>
-    <w:lsdException w:name="Light List Accent 2" w:semiHidden="0" w:uiPriority="61" w:unhideWhenUsed="0"/>
-    <w:lsdException w:name="Light Grid Accent 2" w:semiHidden="0" w:uiPriority="62" w:unhideWhenUsed="0"/>
-    <w:lsdException w:name="Medium Shading 1 Accent 2" w:semiHidden="0" w:uiPriority="63" w:unhideWhenUsed="0"/>
-    <w:lsdException w:name="Medium Shading 2 Accent 2" w:semiHidden="0" w:uiPriority="64" w:unhideWhenUsed="0"/>
-    <w:lsdException w:name="Medium List 1 Accent 2" w:semiHidden="0" w:uiPriority="65" w:unhideWhenUsed="0"/>
-    <w:lsdException w:name="Medium List 2 Accent 2" w:semiHidden="0" w:uiPriority="66" w:unhideWhenUsed="0"/>
-    <w:lsdException w:name="Medium Grid 1 Accent 2" w:semiHidden="0" w:uiPriority="67" w:unhideWhenUsed="0"/>
-    <w:lsdException w:name="Medium Grid 2 Accent 2" w:semiHidden="0" w:uiPriority="68" w:unhideWhenUsed="0"/>
-    <w:lsdException w:name="Medium Grid 3 Accent 2" w:semiHidden="0" w:uiPriority="69" w:unhideWhenUsed="0"/>
-    <w:lsdException w:name="Dark List Accent 2" w:semiHidden="0" w:uiPriority="70" w:unhideWhenUsed="0"/>
-    <w:lsdException w:name="Colorful Shading Accent 2" w:semiHidden="0" w:uiPriority="71" w:unhideWhenUsed="0"/>
-    <w:lsdException w:name="Colorful List Accent 2" w:semiHidden="0" w:uiPriority="72" w:unhideWhenUsed="0"/>
-    <w:lsdException w:name="Colorful Grid Accent 2" w:semiHidden="0" w:uiPriority="73" w:unhideWhenUsed="0"/>
-    <w:lsdException w:name="Light Shading Accent 3" w:semiHidden="0" w:uiPriority="60" w:unhideWhenUsed="0"/>
-    <w:lsdException w:name="Light List Accent 3" w:semiHidden="0" w:uiPriority="61" w:unhideWhenUsed="0"/>
-    <w:lsdException w:name="Light Grid Accent 3" w:semiHidden="0" w:uiPriority="62" w:unhideWhenUsed="0"/>
-    <w:lsdException w:name="Medium Shading 1 Accent 3" w:semiHidden="0" w:uiPriority="63" w:unhideWhenUsed="0"/>
-    <w:lsdException w:name="Medium Shading 2 Accent 3" w:semiHidden="0" w:uiPriority="64" w:unhideWhenUsed="0"/>
-    <w:lsdException w:name="Medium List 1 Accent 3" w:semiHidden="0" w:uiPriority="65" w:unhideWhenUsed="0"/>
-    <w:lsdException w:name="Medium List 2 Accent 3" w:semiHidden="0" w:uiPriority="66" w:unhideWhenUsed="0"/>
-    <w:lsdException w:name="Medium Grid 1 Accent 3" w:semiHidden="0" w:uiPriority="67" w:unhideWhenUsed="0"/>
-    <w:lsdException w:name="Medium Grid 2 Accent 3" w:semiHidden="0" w:uiPriority="68" w:unhideWhenUsed="0"/>
-    <w:lsdException w:name="Medium Grid 3 Accent 3" w:semiHidden="0" w:uiPriority="69" w:unhideWhenUsed="0"/>
-    <w:lsdException w:name="Dark List Accent 3" w:semiHidden="0" w:uiPriority="70" w:unhideWhenUsed="0"/>
-    <w:lsdException w:name="Colorful Shading Accent 3" w:semiHidden="0" w:uiPriority="71" w:unhideWhenUsed="0"/>
-    <w:lsdException w:name="Colorful List Accent 3" w:semiHidden="0" w:uiPriority="72" w:unhideWhenUsed="0"/>
-    <w:lsdException w:name="Colorful Grid Accent 3" w:semiHidden="0" w:uiPriority="73" w:unhideWhenUsed="0"/>
-    <w:lsdException w:name="Light Shading Accent 4" w:semiHidden="0" w:uiPriority="60" w:unhideWhenUsed="0"/>
-    <w:lsdException w:name="Light List Accent 4" w:semiHidden="0" w:uiPriority="61" w:unhideWhenUsed="0"/>
-    <w:lsdException w:name="Light Grid Accent 4" w:semiHidden="0" w:uiPriority="62" w:unhideWhenUsed="0"/>
-    <w:lsdException w:name="Medium Shading 1 Accent 4" w:semiHidden="0" w:uiPriority="63" w:unhideWhenUsed="0"/>
-    <w:lsdException w:name="Medium Shading 2 Accent 4" w:semiHidden="0" w:uiPriority="64" w:unhideWhenUsed="0"/>
-    <w:lsdException w:name="Medium List 1 Accent 4" w:semiHidden="0" w:uiPriority="65" w:unhideWhenUsed="0"/>
-    <w:lsdException w:name="Medium List 2 Accent 4" w:semiHidden="0" w:uiPriority="66" w:unhideWhenUsed="0"/>
-    <w:lsdException w:name="Medium Grid 1 Accent 4" w:semiHidden="0" w:uiPriority="67" w:unhideWhenUsed="0"/>
-    <w:lsdException w:name="Medium Grid 2 Accent 4" w:semiHidden="0" w:uiPriority="68" w:unhideWhenUsed="0"/>
-    <w:lsdException w:name="Medium Grid 3 Accent 4" w:semiHidden="0" w:uiPriority="69" w:unhideWhenUsed="0"/>
-    <w:lsdException w:name="Dark List Accent 4" w:semiHidden="0" w:uiPriority="70" w:unhideWhenUsed="0"/>
-    <w:lsdException w:name="Colorful Shading Accent 4" w:semiHidden="0" w:uiPriority="71" w:unhideWhenUsed="0"/>
-    <w:lsdException w:name="Colorful List Accent 4" w:semiHidden="0" w:uiPriority="72" w:unhideWhenUsed="0"/>
-    <w:lsdException w:name="Colorful Grid Accent 4" w:semiHidden="0" w:uiPriority="73" w:unhideWhenUsed="0"/>
-    <w:lsdException w:name="Light Shading Accent 5" w:semiHidden="0" w:uiPriority="60" w:unhideWhenUsed="0"/>
-    <w:lsdException w:name="Light List Accent 5" w:semiHidden="0" w:uiPriority="61" w:unhideWhenUsed="0"/>
-    <w:lsdException w:name="Light Grid Accent 5" w:semiHidden="0" w:uiPriority="62" w:unhideWhenUsed="0"/>
-    <w:lsdException w:name="Medium Shading 1 Accent 5" w:semiHidden="0" w:uiPriority="63" w:unhideWhenUsed="0"/>
-    <w:lsdException w:name="Medium Shading 2 Accent 5" w:semiHidden="0" w:uiPriority="64" w:unhideWhenUsed="0"/>
-    <w:lsdException w:name="Medium List 1 Accent 5" w:semiHidden="0" w:uiPriority="65" w:unhideWhenUsed="0"/>
-    <w:lsdException w:name="Medium List 2 Accent 5" w:semiHidden="0" w:uiPriority="66" w:unhideWhenUsed="0"/>
-    <w:lsdException w:name="Medium Grid 1 Accent 5" w:semiHidden="0" w:uiPriority="67" w:unhideWhenUsed="0"/>
-    <w:lsdException w:name="Medium Grid 2 Accent 5" w:semiHidden="0" w:uiPriority="68" w:unhideWhenUsed="0"/>
-    <w:lsdException w:name="Medium Grid 3 Accent 5" w:semiHidden="0" w:uiPriority="69" w:unhideWhenUsed="0"/>
-    <w:lsdException w:name="Dark List Accent 5" w:semiHidden="0" w:uiPriority="70" w:unhideWhenUsed="0"/>
-    <w:lsdException w:name="Colorful Shading Accent 5" w:semiHidden="0" w:uiPriority="71" w:unhideWhenUsed="0"/>
-    <w:lsdException w:name="Colorful List Accent 5" w:semiHidden="0" w:uiPriority="72" w:unhideWhenUsed="0"/>
-    <w:lsdException w:name="Colorful Grid Accent 5" w:semiHidden="0" w:uiPriority="73" w:unhideWhenUsed="0"/>
-    <w:lsdException w:name="Light Shading Accent 6" w:semiHidden="0" w:uiPriority="60" w:unhideWhenUsed="0"/>
-    <w:lsdException w:name="Light List Accent 6" w:semiHidden="0" w:uiPriority="61" w:unhideWhenUsed="0"/>
-    <w:lsdException w:name="Light Grid Accent 6" w:semiHidden="0" w:uiPriority="62" w:unhideWhenUsed="0"/>
-    <w:lsdException w:name="Medium Shading 1 Accent 6" w:semiHidden="0" w:uiPriority="63" w:unhideWhenUsed="0"/>
-    <w:lsdException w:name="Medium Shading 2 Accent 6" w:semiHidden="0" w:uiPriority="64" w:unhideWhenUsed="0"/>
-    <w:lsdException w:name="Medium List 1 Accent 6" w:semiHidden="0" w:uiPriority="65" w:unhideWhenUsed="0"/>
-    <w:lsdException w:name="Medium List 2 Accent 6" w:semiHidden="0" w:uiPriority="66" w:unhideWhenUsed="0"/>
-    <w:lsdException w:name="Medium Grid 1 Accent 6" w:semiHidden="0" w:uiPriority="67" w:unhideWhenUsed="0"/>
-    <w:lsdException w:name="Medium Grid 2 Accent 6" w:semiHidden="0" w:uiPriority="68" w:unhideWhenUsed="0"/>
-    <w:lsdException w:name="Medium Grid 3 Accent 6" w:semiHidden="0" w:uiPriority="69" w:unhideWhenUsed="0"/>
-    <w:lsdException w:name="Dark List Accent 6" w:semiHidden="0" w:uiPriority="70" w:unhideWhenUsed="0"/>
-    <w:lsdException w:name="Colorful Shading Accent 6" w:semiHidden="0" w:uiPriority="71" w:unhideWhenUsed="0"/>
-    <w:lsdException w:name="Colorful List Accent 6" w:semiHidden="0" w:uiPriority="72" w:unhideWhenUsed="0"/>
-    <w:lsdException w:name="Colorful Grid Accent 6" w:semiHidden="0" w:uiPriority="73" w:unhideWhenUsed="0"/>
-    <w:lsdException w:name="Subtle Emphasis" w:semiHidden="0" w:uiPriority="19" w:unhideWhenUsed="0" w:qFormat="1"/>
-    <w:lsdException w:name="Intense Emphasis" w:semiHidden="0" w:uiPriority="21" w:unhideWhenUsed="0" w:qFormat="1"/>
-    <w:lsdException w:name="Subtle Reference" w:semiHidden="0" w:uiPriority="31" w:unhideWhenUsed="0" w:qFormat="1"/>
-    <w:lsdException w:name="Intense Reference" w:semiHidden="0" w:uiPriority="32" w:unhideWhenUsed="0" w:qFormat="1"/>
-    <w:lsdException w:name="Book Title" w:semiHidden="0" w:uiPriority="33" w:unhideWhenUsed="0" w:qFormat="1"/>
-    <w:lsdException w:name="Bibliography" w:uiPriority="37"/>
-    <w:lsdException w:name="TOC Heading" w:uiPriority="39" w:qFormat="1"/>
+  <w:latentStyles w:defLockedState="0" w:defUIPriority="99" w:defSemiHidden="0" w:defUnhideWhenUsed="0" w:defQFormat="0" w:count="376">
+    <w:lsdException w:name="Normal" w:uiPriority="0" w:qFormat="1"/>
+    <w:lsdException w:name="heading 1" w:uiPriority="9" w:qFormat="1"/>
+    <w:lsdException w:name="heading 2" w:semiHidden="1" w:uiPriority="9" w:unhideWhenUsed="1" w:qFormat="1"/>
+    <w:lsdException w:name="heading 3" w:semiHidden="1" w:uiPriority="9" w:unhideWhenUsed="1" w:qFormat="1"/>
+    <w:lsdException w:name="heading 4" w:semiHidden="1" w:uiPriority="9" w:unhideWhenUsed="1" w:qFormat="1"/>
+    <w:lsdException w:name="heading 5" w:semiHidden="1" w:uiPriority="9" w:unhideWhenUsed="1" w:qFormat="1"/>
+    <w:lsdException w:name="heading 6" w:semiHidden="1" w:uiPriority="9" w:unhideWhenUsed="1" w:qFormat="1"/>
+    <w:lsdException w:name="heading 7" w:semiHidden="1" w:uiPriority="9" w:unhideWhenUsed="1" w:qFormat="1"/>
+    <w:lsdException w:name="heading 8" w:semiHidden="1" w:uiPriority="9" w:unhideWhenUsed="1" w:qFormat="1"/>
+    <w:lsdException w:name="heading 9" w:semiHidden="1" w:uiPriority="9" w:unhideWhenUsed="1" w:qFormat="1"/>
+    <w:lsdException w:name="index 1" w:semiHidden="1" w:unhideWhenUsed="1"/>
+    <w:lsdException w:name="index 2" w:semiHidden="1" w:unhideWhenUsed="1"/>
+    <w:lsdException w:name="index 3" w:semiHidden="1" w:unhideWhenUsed="1"/>
+    <w:lsdException w:name="index 4" w:semiHidden="1" w:unhideWhenUsed="1"/>
+    <w:lsdException w:name="index 5" w:semiHidden="1" w:unhideWhenUsed="1"/>
+    <w:lsdException w:name="index 6" w:semiHidden="1" w:unhideWhenUsed="1"/>
+    <w:lsdException w:name="index 7" w:semiHidden="1" w:unhideWhenUsed="1"/>
+    <w:lsdException w:name="index 8" w:semiHidden="1" w:unhideWhenUsed="1"/>
+    <w:lsdException w:name="index 9" w:semiHidden="1" w:unhideWhenUsed="1"/>
+    <w:lsdException w:name="toc 1" w:semiHidden="1" w:uiPriority="39" w:unhideWhenUsed="1"/>
+    <w:lsdException w:name="toc 2" w:semiHidden="1" w:uiPriority="39" w:unhideWhenUsed="1"/>
+    <w:lsdException w:name="toc 3" w:semiHidden="1" w:uiPriority="39" w:unhideWhenUsed="1"/>
+    <w:lsdException w:name="toc 4" w:semiHidden="1" w:uiPriority="39" w:unhideWhenUsed="1"/>
+    <w:lsdException w:name="toc 5" w:semiHidden="1" w:uiPriority="39" w:unhideWhenUsed="1"/>
+    <w:lsdException w:name="toc 6" w:semiHidden="1" w:uiPriority="39" w:unhideWhenUsed="1"/>
+    <w:lsdException w:name="toc 7" w:semiHidden="1" w:uiPriority="39" w:unhideWhenUsed="1"/>
+    <w:lsdException w:name="toc 8" w:semiHidden="1" w:uiPriority="39" w:unhideWhenUsed="1"/>
+    <w:lsdException w:name="toc 9" w:semiHidden="1" w:uiPriority="39" w:unhideWhenUsed="1"/>
+    <w:lsdException w:name="Normal Indent" w:semiHidden="1" w:unhideWhenUsed="1"/>
+    <w:lsdException w:name="footnote text" w:semiHidden="1" w:unhideWhenUsed="1"/>
+    <w:lsdException w:name="annotation text" w:semiHidden="1" w:unhideWhenUsed="1"/>
+    <w:lsdException w:name="header" w:semiHidden="1" w:unhideWhenUsed="1"/>
+    <w:lsdException w:name="footer" w:semiHidden="1" w:unhideWhenUsed="1"/>
+    <w:lsdException w:name="index heading" w:semiHidden="1" w:unhideWhenUsed="1"/>
+    <w:lsdException w:name="caption" w:semiHidden="1" w:uiPriority="35" w:unhideWhenUsed="1" w:qFormat="1"/>
+    <w:lsdException w:name="table of figures" w:semiHidden="1" w:unhideWhenUsed="1"/>
+    <w:lsdException w:name="envelope address" w:semiHidden="1" w:unhideWhenUsed="1"/>
+    <w:lsdException w:name="envelope return" w:semiHidden="1" w:unhideWhenUsed="1"/>
+    <w:lsdException w:name="footnote reference" w:semiHidden="1" w:unhideWhenUsed="1"/>
+    <w:lsdException w:name="annotation reference" w:semiHidden="1" w:unhideWhenUsed="1"/>
+    <w:lsdException w:name="line number" w:semiHidden="1" w:unhideWhenUsed="1"/>
+    <w:lsdException w:name="page number" w:semiHidden="1" w:unhideWhenUsed="1"/>
+    <w:lsdException w:name="endnote reference" w:semiHidden="1" w:unhideWhenUsed="1"/>
+    <w:lsdException w:name="endnote text" w:semiHidden="1" w:unhideWhenUsed="1"/>
+    <w:lsdException w:name="table of authorities" w:semiHidden="1" w:unhideWhenUsed="1"/>
+    <w:lsdException w:name="macro" w:semiHidden="1" w:unhideWhenUsed="1"/>
+    <w:lsdException w:name="toa heading" w:semiHidden="1" w:unhideWhenUsed="1"/>
+    <w:lsdException w:name="List" w:semiHidden="1" w:unhideWhenUsed="1"/>
+    <w:lsdException w:name="List Bullet" w:semiHidden="1" w:unhideWhenUsed="1"/>
+    <w:lsdException w:name="List Number" w:semiHidden="1" w:unhideWhenUsed="1"/>
+    <w:lsdException w:name="List 2" w:semiHidden="1" w:unhideWhenUsed="1"/>
+    <w:lsdException w:name="List 3" w:semiHidden="1" w:unhideWhenUsed="1"/>
+    <w:lsdException w:name="List 4" w:semiHidden="1" w:unhideWhenUsed="1"/>
+    <w:lsdException w:name="List 5" w:semiHidden="1" w:unhideWhenUsed="1"/>
+    <w:lsdException w:name="List Bullet 2" w:semiHidden="1" w:unhideWhenUsed="1"/>
+    <w:lsdException w:name="List Bullet 3" w:semiHidden="1" w:unhideWhenUsed="1"/>
+    <w:lsdException w:name="List Bullet 4" w:semiHidden="1" w:unhideWhenUsed="1"/>
+    <w:lsdException w:name="List Bullet 5" w:semiHidden="1" w:unhideWhenUsed="1"/>
+    <w:lsdException w:name="List Number 2" w:semiHidden="1" w:unhideWhenUsed="1"/>
+    <w:lsdException w:name="List Number 3" w:semiHidden="1" w:unhideWhenUsed="1"/>
+    <w:lsdException w:name="List Number 4" w:semiHidden="1" w:unhideWhenUsed="1"/>
+    <w:lsdException w:name="List Number 5" w:semiHidden="1" w:unhideWhenUsed="1"/>
+    <w:lsdException w:name="Title" w:uiPriority="10" w:qFormat="1"/>
+    <w:lsdException w:name="Closing" w:semiHidden="1" w:unhideWhenUsed="1"/>
+    <w:lsdException w:name="Signature" w:semiHidden="1" w:unhideWhenUsed="1"/>
+    <w:lsdException w:name="Default Paragraph Font" w:semiHidden="1" w:uiPriority="1" w:unhideWhenUsed="1"/>
+    <w:lsdException w:name="Body Text" w:semiHidden="1" w:unhideWhenUsed="1"/>
+    <w:lsdException w:name="Body Text Indent" w:semiHidden="1" w:unhideWhenUsed="1"/>
+    <w:lsdException w:name="List Continue" w:semiHidden="1" w:unhideWhenUsed="1"/>
+    <w:lsdException w:name="List Continue 2" w:semiHidden="1" w:unhideWhenUsed="1"/>
+    <w:lsdException w:name="List Continue 3" w:semiHidden="1" w:unhideWhenUsed="1"/>
+    <w:lsdException w:name="List Continue 4" w:semiHidden="1" w:unhideWhenUsed="1"/>
+    <w:lsdException w:name="List Continue 5" w:semiHidden="1" w:unhideWhenUsed="1"/>
+    <w:lsdException w:name="Message Header" w:semiHidden="1" w:unhideWhenUsed="1"/>
+    <w:lsdException w:name="Subtitle" w:uiPriority="11" w:qFormat="1"/>
+    <w:lsdException w:name="Salutation" w:semiHidden="1" w:unhideWhenUsed="1"/>
+    <w:lsdException w:name="Date" w:semiHidden="1" w:unhideWhenUsed="1"/>
+    <w:lsdException w:name="Body Text First Indent" w:semiHidden="1" w:unhideWhenUsed="1"/>
+    <w:lsdException w:name="Body Text First Indent 2" w:semiHidden="1" w:unhideWhenUsed="1"/>
+    <w:lsdException w:name="Note Heading" w:semiHidden="1" w:unhideWhenUsed="1"/>
+    <w:lsdException w:name="Body Text 2" w:semiHidden="1" w:unhideWhenUsed="1"/>
+    <w:lsdException w:name="Body Text 3" w:semiHidden="1" w:unhideWhenUsed="1"/>
+    <w:lsdException w:name="Body Text Indent 2" w:semiHidden="1" w:unhideWhenUsed="1"/>
+    <w:lsdException w:name="Body Text Indent 3" w:semiHidden="1" w:unhideWhenUsed="1"/>
+    <w:lsdException w:name="Block Text" w:semiHidden="1" w:unhideWhenUsed="1"/>
+    <w:lsdException w:name="Hyperlink" w:semiHidden="1" w:unhideWhenUsed="1"/>
+    <w:lsdException w:name="FollowedHyperlink" w:semiHidden="1" w:unhideWhenUsed="1"/>
+    <w:lsdException w:name="Strong" w:uiPriority="22" w:qFormat="1"/>
+    <w:lsdException w:name="Emphasis" w:uiPriority="20" w:qFormat="1"/>
+    <w:lsdException w:name="Document Map" w:semiHidden="1" w:unhideWhenUsed="1"/>
+    <w:lsdException w:name="Plain Text" w:semiHidden="1" w:unhideWhenUsed="1"/>
+    <w:lsdException w:name="E-mail Signature" w:semiHidden="1" w:unhideWhenUsed="1"/>
+    <w:lsdException w:name="HTML Top of Form" w:semiHidden="1" w:unhideWhenUsed="1"/>
+    <w:lsdException w:name="HTML Bottom of Form" w:semiHidden="1" w:unhideWhenUsed="1"/>
+    <w:lsdException w:name="Normal (Web)" w:semiHidden="1" w:unhideWhenUsed="1"/>
+    <w:lsdException w:name="HTML Acronym" w:semiHidden="1" w:unhideWhenUsed="1"/>
+    <w:lsdException w:name="HTML Address" w:semiHidden="1" w:unhideWhenUsed="1"/>
+    <w:lsdException w:name="HTML Cite" w:semiHidden="1" w:unhideWhenUsed="1"/>
+    <w:lsdException w:name="HTML Code" w:semiHidden="1" w:unhideWhenUsed="1"/>
+    <w:lsdException w:name="HTML Definition" w:semiHidden="1" w:unhideWhenUsed="1"/>
+    <w:lsdException w:name="HTML Keyboard" w:semiHidden="1" w:unhideWhenUsed="1"/>
+    <w:lsdException w:name="HTML Preformatted" w:semiHidden="1" w:unhideWhenUsed="1"/>
+    <w:lsdException w:name="HTML Sample" w:semiHidden="1" w:unhideWhenUsed="1"/>
+    <w:lsdException w:name="HTML Typewriter" w:semiHidden="1" w:unhideWhenUsed="1"/>
+    <w:lsdException w:name="HTML Variable" w:semiHidden="1" w:unhideWhenUsed="1"/>
+    <w:lsdException w:name="Normal Table" w:semiHidden="1" w:unhideWhenUsed="1"/>
+    <w:lsdException w:name="annotation subject" w:semiHidden="1" w:unhideWhenUsed="1"/>
+    <w:lsdException w:name="No List" w:semiHidden="1" w:unhideWhenUsed="1"/>
+    <w:lsdException w:name="Outline List 1" w:semiHidden="1" w:unhideWhenUsed="1"/>
+    <w:lsdException w:name="Outline List 2" w:semiHidden="1" w:unhideWhenUsed="1"/>
+    <w:lsdException w:name="Outline List 3" w:semiHidden="1" w:unhideWhenUsed="1"/>
+    <w:lsdException w:name="Table Simple 1" w:semiHidden="1" w:unhideWhenUsed="1"/>
+    <w:lsdException w:name="Table Simple 2" w:semiHidden="1" w:unhideWhenUsed="1"/>
+    <w:lsdException w:name="Table Simple 3" w:semiHidden="1" w:unhideWhenUsed="1"/>
+    <w:lsdException w:name="Table Classic 1" w:semiHidden="1" w:unhideWhenUsed="1"/>
+    <w:lsdException w:name="Table Classic 2" w:semiHidden="1" w:unhideWhenUsed="1"/>
+    <w:lsdException w:name="Table Classic 3" w:semiHidden="1" w:unhideWhenUsed="1"/>
+    <w:lsdException w:name="Table Classic 4" w:semiHidden="1" w:unhideWhenUsed="1"/>
+    <w:lsdException w:name="Table Colorful 1" w:semiHidden="1" w:unhideWhenUsed="1"/>
+    <w:lsdException w:name="Table Colorful 2" w:semiHidden="1" w:unhideWhenUsed="1"/>
+    <w:lsdException w:name="Table Colorful 3" w:semiHidden="1" w:unhideWhenUsed="1"/>
+    <w:lsdException w:name="Table Columns 1" w:semiHidden="1" w:unhideWhenUsed="1"/>
+    <w:lsdException w:name="Table Columns 2" w:semiHidden="1" w:unhideWhenUsed="1"/>
+    <w:lsdException w:name="Table Columns 3" w:semiHidden="1" w:unhideWhenUsed="1"/>
+    <w:lsdException w:name="Table Columns 4" w:semiHidden="1" w:unhideWhenUsed="1"/>
+    <w:lsdException w:name="Table Columns 5" w:semiHidden="1" w:unhideWhenUsed="1"/>
+    <w:lsdException w:name="Table Grid 1" w:semiHidden="1" w:unhideWhenUsed="1"/>
+    <w:lsdException w:name="Table Grid 2" w:semiHidden="1" w:unhideWhenUsed="1"/>
+    <w:lsdException w:name="Table Grid 3" w:semiHidden="1" w:unhideWhenUsed="1"/>
+    <w:lsdException w:name="Table Grid 4" w:semiHidden="1" w:unhideWhenUsed="1"/>
+    <w:lsdException w:name="Table Grid 5" w:semiHidden="1" w:unhideWhenUsed="1"/>
+    <w:lsdException w:name="Table Grid 6" w:semiHidden="1" w:unhideWhenUsed="1"/>
+    <w:lsdException w:name="Table Grid 7" w:semiHidden="1" w:unhideWhenUsed="1"/>
+    <w:lsdException w:name="Table Grid 8" w:semiHidden="1" w:unhideWhenUsed="1"/>
+    <w:lsdException w:name="Table List 1" w:semiHidden="1" w:unhideWhenUsed="1"/>
+    <w:lsdException w:name="Table List 2" w:semiHidden="1" w:unhideWhenUsed="1"/>
+    <w:lsdException w:name="Table List 3" w:semiHidden="1" w:unhideWhenUsed="1"/>
+    <w:lsdException w:name="Table List 4" w:semiHidden="1" w:unhideWhenUsed="1"/>
+    <w:lsdException w:name="Table List 5" w:semiHidden="1" w:unhideWhenUsed="1"/>
+    <w:lsdException w:name="Table List 6" w:semiHidden="1" w:unhideWhenUsed="1"/>
+    <w:lsdException w:name="Table List 7" w:semiHidden="1" w:unhideWhenUsed="1"/>
+    <w:lsdException w:name="Table List 8" w:semiHidden="1" w:unhideWhenUsed="1"/>
+    <w:lsdException w:name="Table 3D effects 1" w:semiHidden="1" w:unhideWhenUsed="1"/>
+    <w:lsdException w:name="Table 3D effects 2" w:semiHidden="1" w:unhideWhenUsed="1"/>
+    <w:lsdException w:name="Table 3D effects 3" w:semiHidden="1" w:unhideWhenUsed="1"/>
+    <w:lsdException w:name="Table Contemporary" w:semiHidden="1" w:unhideWhenUsed="1"/>
+    <w:lsdException w:name="Table Elegant" w:semiHidden="1" w:unhideWhenUsed="1"/>
+    <w:lsdException w:name="Table Professional" w:semiHidden="1" w:unhideWhenUsed="1"/>
+    <w:lsdException w:name="Table Subtle 1" w:semiHidden="1" w:unhideWhenUsed="1"/>
+    <w:lsdException w:name="Table Subtle 2" w:semiHidden="1" w:unhideWhenUsed="1"/>
+    <w:lsdException w:name="Table Web 1" w:semiHidden="1" w:unhideWhenUsed="1"/>
+    <w:lsdException w:name="Table Web 2" w:semiHidden="1" w:unhideWhenUsed="1"/>
+    <w:lsdException w:name="Table Web 3" w:semiHidden="1" w:unhideWhenUsed="1"/>
+    <w:lsdException w:name="Balloon Text" w:semiHidden="1" w:unhideWhenUsed="1"/>
+    <w:lsdException w:name="Table Grid" w:uiPriority="39"/>
+    <w:lsdException w:name="Table Theme" w:semiHidden="1" w:unhideWhenUsed="1"/>
+    <w:lsdException w:name="Placeholder Text" w:semiHidden="1"/>
+    <w:lsdException w:name="No Spacing" w:uiPriority="1" w:qFormat="1"/>
+    <w:lsdException w:name="Light Shading" w:uiPriority="60"/>
+    <w:lsdException w:name="Light List" w:uiPriority="61"/>
+    <w:lsdException w:name="Light Grid" w:uiPriority="62"/>
+    <w:lsdException w:name="Medium Shading 1" w:uiPriority="63"/>
+    <w:lsdException w:name="Medium Shading 2" w:uiPriority="64"/>
+    <w:lsdException w:name="Medium List 1" w:uiPriority="65"/>
+    <w:lsdException w:name="Medium List 2" w:uiPriority="66"/>
+    <w:lsdException w:name="Medium Grid 1" w:uiPriority="67"/>
+    <w:lsdException w:name="Medium Grid 2" w:uiPriority="68"/>
+    <w:lsdException w:name="Medium Grid 3" w:uiPriority="69"/>
+    <w:lsdException w:name="Dark List" w:uiPriority="70"/>
+    <w:lsdException w:name="Colorful Shading" w:uiPriority="71"/>
+    <w:lsdException w:name="Colorful List" w:uiPriority="72"/>
+    <w:lsdException w:name="Colorful Grid" w:uiPriority="73"/>
+    <w:lsdException w:name="Light Shading Accent 1" w:uiPriority="60"/>
+    <w:lsdException w:name="Light List Accent 1" w:uiPriority="61"/>
+    <w:lsdException w:name="Light Grid Accent 1" w:uiPriority="62"/>
+    <w:lsdException w:name="Medium Shading 1 Accent 1" w:uiPriority="63"/>
+    <w:lsdException w:name="Medium Shading 2 Accent 1" w:uiPriority="64"/>
+    <w:lsdException w:name="Medium List 1 Accent 1" w:uiPriority="65"/>
+    <w:lsdException w:name="Revision" w:semiHidden="1"/>
+    <w:lsdException w:name="List Paragraph" w:uiPriority="34" w:qFormat="1"/>
+    <w:lsdException w:name="Quote" w:uiPriority="29" w:qFormat="1"/>
+    <w:lsdException w:name="Intense Quote" w:uiPriority="30" w:qFormat="1"/>
+    <w:lsdException w:name="Medium List 2 Accent 1" w:uiPriority="66"/>
+    <w:lsdException w:name="Medium Grid 1 Accent 1" w:uiPriority="67"/>
+    <w:lsdException w:name="Medium Grid 2 Accent 1" w:uiPriority="68"/>
+    <w:lsdException w:name="Medium Grid 3 Accent 1" w:uiPriority="69"/>
+    <w:lsdException w:name="Dark List Accent 1" w:uiPriority="70"/>
+    <w:lsdException w:name="Colorful Shading Accent 1" w:uiPriority="71"/>
+    <w:lsdException w:name="Colorful List Accent 1" w:uiPriority="72"/>
+    <w:lsdException w:name="Colorful Grid Accent 1" w:uiPriority="73"/>
+    <w:lsdException w:name="Light Shading Accent 2" w:uiPriority="60"/>
+    <w:lsdException w:name="Light List Accent 2" w:uiPriority="61"/>
+    <w:lsdException w:name="Light Grid Accent 2" w:uiPriority="62"/>
+    <w:lsdException w:name="Medium Shading 1 Accent 2" w:uiPriority="63"/>
+    <w:lsdException w:name="Medium Shading 2 Accent 2" w:uiPriority="64"/>
+    <w:lsdException w:name="Medium List 1 Accent 2" w:uiPriority="65"/>
+    <w:lsdException w:name="Medium List 2 Accent 2" w:uiPriority="66"/>
+    <w:lsdException w:name="Medium Grid 1 Accent 2" w:uiPriority="67"/>
+    <w:lsdException w:name="Medium Grid 2 Accent 2" w:uiPriority="68"/>
+    <w:lsdException w:name="Medium Grid 3 Accent 2" w:uiPriority="69"/>
+    <w:lsdException w:name="Dark List Accent 2" w:uiPriority="70"/>
+    <w:lsdException w:name="Colorful Shading Accent 2" w:uiPriority="71"/>
+    <w:lsdException w:name="Colorful List Accent 2" w:uiPriority="72"/>
+    <w:lsdException w:name="Colorful Grid Accent 2" w:uiPriority="73"/>
+    <w:lsdException w:name="Light Shading Accent 3" w:uiPriority="60"/>
+    <w:lsdException w:name="Light List Accent 3" w:uiPriority="61"/>
+    <w:lsdException w:name="Light Grid Accent 3" w:uiPriority="62"/>
+    <w:lsdException w:name="Medium Shading 1 Accent 3" w:uiPriority="63"/>
+    <w:lsdException w:name="Medium Shading 2 Accent 3" w:uiPriority="64"/>
+    <w:lsdException w:name="Medium List 1 Accent 3" w:uiPriority="65"/>
+    <w:lsdException w:name="Medium List 2 Accent 3" w:uiPriority="66"/>
+    <w:lsdException w:name="Medium Grid 1 Accent 3" w:uiPriority="67"/>
+    <w:lsdException w:name="Medium Grid 2 Accent 3" w:uiPriority="68"/>
+    <w:lsdException w:name="Medium Grid 3 Accent 3" w:uiPriority="69"/>
+    <w:lsdException w:name="Dark List Accent 3" w:uiPriority="70"/>
+    <w:lsdException w:name="Colorful Shading Accent 3" w:uiPriority="71"/>
+    <w:lsdException w:name="Colorful List Accent 3" w:uiPriority="72"/>
+    <w:lsdException w:name="Colorful Grid Accent 3" w:uiPriority="73"/>
+    <w:lsdException w:name="Light Shading Accent 4" w:uiPriority="60"/>
+    <w:lsdException w:name="Light List Accent 4" w:uiPriority="61"/>
+    <w:lsdException w:name="Light Grid Accent 4" w:uiPriority="62"/>
+    <w:lsdException w:name="Medium Shading 1 Accent 4" w:uiPriority="63"/>
+    <w:lsdException w:name="Medium Shading 2 Accent 4" w:uiPriority="64"/>
+    <w:lsdException w:name="Medium List 1 Accent 4" w:uiPriority="65"/>
+    <w:lsdException w:name="Medium List 2 Accent 4" w:uiPriority="66"/>
+    <w:lsdException w:name="Medium Grid 1 Accent 4" w:uiPriority="67"/>
+    <w:lsdException w:name="Medium Grid 2 Accent 4" w:uiPriority="68"/>
+    <w:lsdException w:name="Medium Grid 3 Accent 4" w:uiPriority="69"/>
+    <w:lsdException w:name="Dark List Accent 4" w:uiPriority="70"/>
+    <w:lsdException w:name="Colorful Shading Accent 4" w:uiPriority="71"/>
+    <w:lsdException w:name="Colorful List Accent 4" w:uiPriority="72"/>
+    <w:lsdException w:name="Colorful Grid Accent 4" w:uiPriority="73"/>
+    <w:lsdException w:name="Light Shading Accent 5" w:uiPriority="60"/>
+    <w:lsdException w:name="Light List Accent 5" w:uiPriority="61"/>
+    <w:lsdException w:name="Light Grid Accent 5" w:uiPriority="62"/>
+    <w:lsdException w:name="Medium Shading 1 Accent 5" w:uiPriority="63"/>
+    <w:lsdException w:name="Medium Shading 2 Accent 5" w:uiPriority="64"/>
+    <w:lsdException w:name="Medium List 1 Accent 5" w:uiPriority="65"/>
+    <w:lsdException w:name="Medium List 2 Accent 5" w:uiPriority="66"/>
+    <w:lsdException w:name="Medium Grid 1 Accent 5" w:uiPriority="67"/>
+    <w:lsdException w:name="Medium Grid 2 Accent 5" w:uiPriority="68"/>
+    <w:lsdException w:name="Medium Grid 3 Accent 5" w:uiPriority="69"/>
+    <w:lsdException w:name="Dark List Accent 5" w:uiPriority="70"/>
+    <w:lsdException w:name="Colorful Shading Accent 5" w:uiPriority="71"/>
+    <w:lsdException w:name="Colorful List Accent 5" w:uiPriority="72"/>
+    <w:lsdException w:name="Colorful Grid Accent 5" w:uiPriority="73"/>
+    <w:lsdException w:name="Light Shading Accent 6" w:uiPriority="60"/>
+    <w:lsdException w:name="Light List Accent 6" w:uiPriority="61"/>
+    <w:lsdException w:name="Light Grid Accent 6" w:uiPriority="62"/>
+    <w:lsdException w:name="Medium Shading 1 Accent 6" w:uiPriority="63"/>
+    <w:lsdException w:name="Medium Shading 2 Accent 6" w:uiPriority="64"/>
+    <w:lsdException w:name="Medium List 1 Accent 6" w:uiPriority="65"/>
+    <w:lsdException w:name="Medium List 2 Accent 6" w:uiPriority="66"/>
+    <w:lsdException w:name="Medium Grid 1 Accent 6" w:uiPriority="67"/>
+    <w:lsdException w:name="Medium Grid 2 Accent 6" w:uiPriority="68"/>
+    <w:lsdException w:name="Medium Grid 3 Accent 6" w:uiPriority="69"/>
+    <w:lsdException w:name="Dark List Accent 6" w:uiPriority="70"/>
+    <w:lsdException w:name="Colorful Shading Accent 6" w:uiPriority="71"/>
+    <w:lsdException w:name="Colorful List Accent 6" w:uiPriority="72"/>
+    <w:lsdException w:name="Colorful Grid Accent 6" w:uiPriority="73"/>
+    <w:lsdException w:name="Subtle Emphasis" w:uiPriority="19" w:qFormat="1"/>
+    <w:lsdException w:name="Intense Emphasis" w:uiPriority="21" w:qFormat="1"/>
+    <w:lsdException w:name="Subtle Reference" w:uiPriority="31" w:qFormat="1"/>
+    <w:lsdException w:name="Intense Reference" w:uiPriority="32" w:qFormat="1"/>
+    <w:lsdException w:name="Book Title" w:uiPriority="33" w:qFormat="1"/>
+    <w:lsdException w:name="Bibliography" w:semiHidden="1" w:uiPriority="37" w:unhideWhenUsed="1"/>
+    <w:lsdException w:name="TOC Heading" w:semiHidden="1" w:uiPriority="39" w:unhideWhenUsed="1" w:qFormat="1"/>
+    <w:lsdException w:name="Plain Table 1" w:uiPriority="41"/>
+    <w:lsdException w:name="Plain Table 2" w:uiPriority="42"/>
+    <w:lsdException w:name="Plain Table 3" w:uiPriority="43"/>
+    <w:lsdException w:name="Plain Table 4" w:uiPriority="44"/>
+    <w:lsdException w:name="Plain Table 5" w:uiPriority="45"/>
+    <w:lsdException w:name="Grid Table Light" w:uiPriority="40"/>
+    <w:lsdException w:name="Grid Table 1 Light" w:uiPriority="46"/>
+    <w:lsdException w:name="Grid Table 2" w:uiPriority="47"/>
+    <w:lsdException w:name="Grid Table 3" w:uiPriority="48"/>
+    <w:lsdException w:name="Grid Table 4" w:uiPriority="49"/>
+    <w:lsdException w:name="Grid Table 5 Dark" w:uiPriority="50"/>
+    <w:lsdException w:name="Grid Table 6 Colorful" w:uiPriority="51"/>
+    <w:lsdException w:name="Grid Table 7 Colorful" w:uiPriority="52"/>
+    <w:lsdException w:name="Grid Table 1 Light Accent 1" w:uiPriority="46"/>
+    <w:lsdException w:name="Grid Table 2 Accent 1" w:uiPriority="47"/>
+    <w:lsdException w:name="Grid Table 3 Accent 1" w:uiPriority="48"/>
+    <w:lsdException w:name="Grid Table 4 Accent 1" w:uiPriority="49"/>
+    <w:lsdException w:name="Grid Table 5 Dark Accent 1" w:uiPriority="50"/>
+    <w:lsdException w:name="Grid Table 6 Colorful Accent 1" w:uiPriority="51"/>
+    <w:lsdException w:name="Grid Table 7 Colorful Accent 1" w:uiPriority="52"/>
+    <w:lsdException w:name="Grid Table 1 Light Accent 2" w:uiPriority="46"/>
+    <w:lsdException w:name="Grid Table 2 Accent 2" w:uiPriority="47"/>
+    <w:lsdException w:name="Grid Table 3 Accent 2" w:uiPriority="48"/>
+    <w:lsdException w:name="Grid Table 4 Accent 2" w:uiPriority="49"/>
+    <w:lsdException w:name="Grid Table 5 Dark Accent 2" w:uiPriority="50"/>
+    <w:lsdException w:name="Grid Table 6 Colorful Accent 2" w:uiPriority="51"/>
+    <w:lsdException w:name="Grid Table 7 Colorful Accent 2" w:uiPriority="52"/>
+    <w:lsdException w:name="Grid Table 1 Light Accent 3" w:uiPriority="46"/>
+    <w:lsdException w:name="Grid Table 2 Accent 3" w:uiPriority="47"/>
+    <w:lsdException w:name="Grid Table 3 Accent 3" w:uiPriority="48"/>
+    <w:lsdException w:name="Grid Table 4 Accent 3" w:uiPriority="49"/>
+    <w:lsdException w:name="Grid Table 5 Dark Accent 3" w:uiPriority="50"/>
+    <w:lsdException w:name="Grid Table 6 Colorful Accent 3" w:uiPriority="51"/>
+    <w:lsdException w:name="Grid Table 7 Colorful Accent 3" w:uiPriority="52"/>
+    <w:lsdException w:name="Grid Table 1 Light Accent 4" w:uiPriority="46"/>
+    <w:lsdException w:name="Grid Table 2 Accent 4" w:uiPriority="47"/>
+    <w:lsdException w:name="Grid Table 3 Accent 4" w:uiPriority="48"/>
+    <w:lsdException w:name="Grid Table 4 Accent 4" w:uiPriority="49"/>
+    <w:lsdException w:name="Grid Table 5 Dark Accent 4" w:uiPriority="50"/>
+    <w:lsdException w:name="Grid Table 6 Colorful Accent 4" w:uiPriority="51"/>
+    <w:lsdException w:name="Grid Table 7 Colorful Accent 4" w:uiPriority="52"/>
+    <w:lsdException w:name="Grid Table 1 Light Accent 5" w:uiPriority="46"/>
+    <w:lsdException w:name="Grid Table 2 Accent 5" w:uiPriority="47"/>
+    <w:lsdException w:name="Grid Table 3 Accent 5" w:uiPriority="48"/>
+    <w:lsdException w:name="Grid Table 4 Accent 5" w:uiPriority="49"/>
+    <w:lsdException w:name="Grid Table 5 Dark Accent 5" w:uiPriority="50"/>
+    <w:lsdException w:name="Grid Table 6 Colorful Accent 5" w:uiPriority="51"/>
+    <w:lsdException w:name="Grid Table 7 Colorful Accent 5" w:uiPriority="52"/>
+    <w:lsdException w:name="Grid Table 1 Light Accent 6" w:uiPriority="46"/>
+    <w:lsdException w:name="Grid Table 2 Accent 6" w:uiPriority="47"/>
+    <w:lsdException w:name="Grid Table 3 Accent 6" w:uiPriority="48"/>
+    <w:lsdException w:name="Grid Table 4 Accent 6" w:uiPriority="49"/>
+    <w:lsdException w:name="Grid Table 5 Dark Accent 6" w:uiPriority="50"/>
+    <w:lsdException w:name="Grid Table 6 Colorful Accent 6" w:uiPriority="51"/>
+    <w:lsdException w:name="Grid Table 7 Colorful Accent 6" w:uiPriority="52"/>
+    <w:lsdException w:name="List Table 1 Light" w:uiPriority="46"/>
+    <w:lsdException w:name="List Table 2" w:uiPriority="47"/>
+    <w:lsdException w:name="List Table 3" w:uiPriority="48"/>
+    <w:lsdException w:name="List Table 4" w:uiPriority="49"/>
+    <w:lsdException w:name="List Table 5 Dark" w:uiPriority="50"/>
+    <w:lsdException w:name="List Table 6 Colorful" w:uiPriority="51"/>
+    <w:lsdException w:name="List Table 7 Colorful" w:uiPriority="52"/>
+    <w:lsdException w:name="List Table 1 Light Accent 1" w:uiPriority="46"/>
+    <w:lsdException w:name="List Table 2 Accent 1" w:uiPriority="47"/>
+    <w:lsdException w:name="List Table 3 Accent 1" w:uiPriority="48"/>
+    <w:lsdException w:name="List Table 4 Accent 1" w:uiPriority="49"/>
+    <w:lsdException w:name="List Table 5 Dark Accent 1" w:uiPriority="50"/>
+    <w:lsdException w:name="List Table 6 Colorful Accent 1" w:uiPriority="51"/>
+    <w:lsdException w:name="List Table 7 Colorful Accent 1" w:uiPriority="52"/>
+    <w:lsdException w:name="List Table 1 Light Accent 2" w:uiPriority="46"/>
+    <w:lsdException w:name="List Table 2 Accent 2" w:uiPriority="47"/>
+    <w:lsdException w:name="List Table 3 Accent 2" w:uiPriority="48"/>
+    <w:lsdException w:name="List Table 4 Accent 2" w:uiPriority="49"/>
+    <w:lsdException w:name="List Table 5 Dark Accent 2" w:uiPriority="50"/>
+    <w:lsdException w:name="List Table 6 Colorful Accent 2" w:uiPriority="51"/>
+    <w:lsdException w:name="List Table 7 Colorful Accent 2" w:uiPriority="52"/>
+    <w:lsdException w:name="List Table 1 Light Accent 3" w:uiPriority="46"/>
+    <w:lsdException w:name="List Table 2 Accent 3" w:uiPriority="47"/>
+    <w:lsdException w:name="List Table 3 Accent 3" w:uiPriority="48"/>
+    <w:lsdException w:name="List Table 4 Accent 3" w:uiPriority="49"/>
+    <w:lsdException w:name="List Table 5 Dark Accent 3" w:uiPriority="50"/>
+    <w:lsdException w:name="List Table 6 Colorful Accent 3" w:uiPriority="51"/>
+    <w:lsdException w:name="List Table 7 Colorful Accent 3" w:uiPriority="52"/>
+    <w:lsdException w:name="List Table 1 Light Accent 4" w:uiPriority="46"/>
+    <w:lsdException w:name="List Table 2 Accent 4" w:uiPriority="47"/>
+    <w:lsdException w:name="List Table 3 Accent 4" w:uiPriority="48"/>
+    <w:lsdException w:name="List Table 4 Accent 4" w:uiPriority="49"/>
+    <w:lsdException w:name="List Table 5 Dark Accent 4" w:uiPriority="50"/>
+    <w:lsdException w:name="List Table 6 Colorful Accent 4" w:uiPriority="51"/>
+    <w:lsdException w:name="List Table 7 Colorful Accent 4" w:uiPriority="52"/>
+    <w:lsdException w:name="List Table 1 Light Accent 5" w:uiPriority="46"/>
+    <w:lsdException w:name="List Table 2 Accent 5" w:uiPriority="47"/>
+    <w:lsdException w:name="List Table 3 Accent 5" w:uiPriority="48"/>
+    <w:lsdException w:name="List Table 4 Accent 5" w:uiPriority="49"/>
+    <w:lsdException w:name="List Table 5 Dark Accent 5" w:uiPriority="50"/>
+    <w:lsdException w:name="List Table 6 Colorful Accent 5" w:uiPriority="51"/>
+    <w:lsdException w:name="List Table 7 Colorful Accent 5" w:uiPriority="52"/>
+    <w:lsdException w:name="List Table 1 Light Accent 6" w:uiPriority="46"/>
+    <w:lsdException w:name="List Table 2 Accent 6" w:uiPriority="47"/>
+    <w:lsdException w:name="List Table 3 Accent 6" w:uiPriority="48"/>
+    <w:lsdException w:name="List Table 4 Accent 6" w:uiPriority="49"/>
+    <w:lsdException w:name="List Table 5 Dark Accent 6" w:uiPriority="50"/>
+    <w:lsdException w:name="List Table 6 Colorful Accent 6" w:uiPriority="51"/>
+    <w:lsdException w:name="List Table 7 Colorful Accent 6" w:uiPriority="52"/>
+    <w:lsdException w:name="Mention" w:semiHidden="1" w:unhideWhenUsed="1"/>
+    <w:lsdException w:name="Smart Hyperlink" w:semiHidden="1" w:unhideWhenUsed="1"/>
+    <w:lsdException w:name="Hashtag" w:semiHidden="1" w:unhideWhenUsed="1"/>
+    <w:lsdException w:name="Unresolved Mention" w:semiHidden="1" w:unhideWhenUsed="1"/>
+    <w:lsdException w:name="Smart Link" w:semiHidden="1" w:unhideWhenUsed="1"/>
   </w:latentStyles>
   <w:style w:type="paragraph" w:default="1" w:styleId="Normal">
     <w:name w:val="Normal"/>
@@ -6879,442 +6790,6 @@
   <w:style w:type="character" w:default="1" w:styleId="DefaultParagraphFont">
     <w:name w:val="Default Paragraph Font"/>
     <w:uiPriority w:val="1"/>
-    <w:semiHidden/>
-    <w:unhideWhenUsed/>
-  </w:style>
-  <w:style w:type="table" w:default="1" w:styleId="TableNormal">
-    <w:name w:val="Normal Table"/>
-    <w:uiPriority w:val="99"/>
-    <w:semiHidden/>
-    <w:unhideWhenUsed/>
-    <w:tblPr>
-      <w:tblInd w:w="0" w:type="dxa"/>
-      <w:tblCellMar>
-        <w:top w:w="0" w:type="dxa"/>
-        <w:left w:w="108" w:type="dxa"/>
-        <w:bottom w:w="0" w:type="dxa"/>
-        <w:right w:w="108" w:type="dxa"/>
-      </w:tblCellMar>
-    </w:tblPr>
-  </w:style>
-  <w:style w:type="numbering" w:default="1" w:styleId="NoList">
-    <w:name w:val="No List"/>
-    <w:uiPriority w:val="99"/>
-    <w:semiHidden/>
-    <w:unhideWhenUsed/>
-  </w:style>
-  <w:style w:type="paragraph" w:styleId="Title">
-    <w:name w:val="Title"/>
-    <w:uiPriority w:val="10"/>
-    <w:qFormat/>
-    <w:rPr>
-      <w:sz w:val="56"/>
-      <w:szCs w:val="56"/>
-    </w:rPr>
-  </w:style>
-  <w:style w:type="paragraph" w:customStyle="1" w:styleId="Strong1">
-    <w:name w:val="Strong1"/>
-    <w:qFormat/>
-    <w:rPr>
-      <w:b/>
-      <w:bCs/>
-    </w:rPr>
-  </w:style>
-  <w:style w:type="paragraph" w:styleId="ListParagraph">
-    <w:name w:val="List Paragraph"/>
-    <w:qFormat/>
-  </w:style>
-  <w:style w:type="character" w:styleId="Hyperlink">
-    <w:name w:val="Hyperlink"/>
-    <w:uiPriority w:val="99"/>
-    <w:unhideWhenUsed/>
-    <w:rPr>
-      <w:color w:val="0563C1"/>
-      <w:u w:val="single"/>
-    </w:rPr>
-  </w:style>
-  <w:style w:type="character" w:styleId="FootnoteReference">
-    <w:name w:val="footnote reference"/>
-    <w:uiPriority w:val="99"/>
-    <w:semiHidden/>
-    <w:unhideWhenUsed/>
-    <w:rPr>
-      <w:vertAlign w:val="superscript"/>
-    </w:rPr>
-  </w:style>
-  <w:style w:type="paragraph" w:styleId="FootnoteText">
-    <w:name w:val="footnote text"/>
-    <w:link w:val="FootnoteTextChar"/>
-    <w:uiPriority w:val="99"/>
-    <w:semiHidden/>
-    <w:unhideWhenUsed/>
-  </w:style>
-  <w:style w:type="character" w:customStyle="1" w:styleId="FootnoteTextChar">
-    <w:name w:val="Footnote Text Char"/>
-    <w:link w:val="FootnoteText"/>
-    <w:uiPriority w:val="99"/>
-    <w:semiHidden/>
-    <w:unhideWhenUsed/>
-    <w:rPr>
-      <w:sz w:val="20"/>
-      <w:szCs w:val="20"/>
-    </w:rPr>
-  </w:style>
-  <w:style w:type="character" w:styleId="EndnoteReference">
-    <w:name w:val="endnote reference"/>
-    <w:uiPriority w:val="99"/>
-    <w:semiHidden/>
-    <w:unhideWhenUsed/>
-    <w:rPr>
-      <w:vertAlign w:val="superscript"/>
-    </w:rPr>
-  </w:style>
-  <w:style w:type="paragraph" w:styleId="EndnoteText">
-    <w:name w:val="endnote text"/>
-    <w:link w:val="EndnoteTextChar"/>
-    <w:uiPriority w:val="99"/>
-    <w:semiHidden/>
-    <w:unhideWhenUsed/>
-  </w:style>
-  <w:style w:type="character" w:customStyle="1" w:styleId="EndnoteTextChar">
-    <w:name w:val="Endnote Text Char"/>
-    <w:link w:val="EndnoteText"/>
-    <w:uiPriority w:val="99"/>
-    <w:semiHidden/>
-    <w:unhideWhenUsed/>
-    <w:rPr>
-      <w:sz w:val="20"/>
-      <w:szCs w:val="20"/>
-    </w:rPr>
-  </w:style>
-  <w:style w:type="paragraph" w:styleId="Header">
-    <w:name w:val="header"/>
-    <w:basedOn w:val="Normal"/>
-    <w:link w:val="HeaderChar"/>
-    <w:uiPriority w:val="99"/>
-    <w:unhideWhenUsed/>
-    <w:rsid w:val="008E7902"/>
-    <w:pPr>
-      <w:tabs>
-        <w:tab w:val="center" w:pos="4680"/>
-        <w:tab w:val="right" w:pos="9360"/>
-      </w:tabs>
-    </w:pPr>
-  </w:style>
-  <w:style w:type="character" w:customStyle="1" w:styleId="HeaderChar">
-    <w:name w:val="Header Char"/>
-    <w:basedOn w:val="DefaultParagraphFont"/>
-    <w:link w:val="Header"/>
-    <w:uiPriority w:val="99"/>
-    <w:rsid w:val="008E7902"/>
-  </w:style>
-  <w:style w:type="paragraph" w:styleId="Footer">
-    <w:name w:val="footer"/>
-    <w:basedOn w:val="Normal"/>
-    <w:link w:val="FooterChar"/>
-    <w:uiPriority w:val="99"/>
-    <w:unhideWhenUsed/>
-    <w:rsid w:val="008E7902"/>
-    <w:pPr>
-      <w:tabs>
-        <w:tab w:val="center" w:pos="4680"/>
-        <w:tab w:val="right" w:pos="9360"/>
-      </w:tabs>
-    </w:pPr>
-  </w:style>
-  <w:style w:type="character" w:customStyle="1" w:styleId="FooterChar">
-    <w:name w:val="Footer Char"/>
-    <w:basedOn w:val="DefaultParagraphFont"/>
-    <w:link w:val="Footer"/>
-    <w:uiPriority w:val="99"/>
-    <w:rsid w:val="008E7902"/>
-  </w:style>
-  <w:style w:type="paragraph" w:styleId="BalloonText">
-    <w:name w:val="Balloon Text"/>
-    <w:basedOn w:val="Normal"/>
-    <w:link w:val="BalloonTextChar"/>
-    <w:uiPriority w:val="99"/>
-    <w:semiHidden/>
-    <w:unhideWhenUsed/>
-    <w:rsid w:val="00D7567C"/>
-    <w:rPr>
-      <w:rFonts w:ascii="Tahoma" w:hAnsi="Tahoma" w:cs="Tahoma"/>
-      <w:sz w:val="16"/>
-      <w:szCs w:val="16"/>
-    </w:rPr>
-  </w:style>
-  <w:style w:type="character" w:customStyle="1" w:styleId="BalloonTextChar">
-    <w:name w:val="Balloon Text Char"/>
-    <w:basedOn w:val="DefaultParagraphFont"/>
-    <w:link w:val="BalloonText"/>
-    <w:uiPriority w:val="99"/>
-    <w:semiHidden/>
-    <w:rsid w:val="00D7567C"/>
-    <w:rPr>
-      <w:rFonts w:ascii="Tahoma" w:hAnsi="Tahoma" w:cs="Tahoma"/>
-      <w:sz w:val="16"/>
-      <w:szCs w:val="16"/>
-    </w:rPr>
-  </w:style>
-  <w:style w:type="character" w:styleId="HTMLCode">
-    <w:name w:val="HTML Code"/>
-    <w:basedOn w:val="DefaultParagraphFont"/>
-    <w:uiPriority w:val="99"/>
-    <w:semiHidden/>
-    <w:unhideWhenUsed/>
-    <w:rsid w:val="009A2CD2"/>
-    <w:rPr>
-      <w:rFonts w:ascii="Courier New" w:eastAsia="Times New Roman" w:hAnsi="Courier New" w:cs="Courier New"/>
-      <w:sz w:val="20"/>
-      <w:szCs w:val="20"/>
-    </w:rPr>
-  </w:style>
-</w:styles>
-</file>
-
-<file path=word/stylesWithEffects.xml><?xml version="1.0" encoding="utf-8"?>
-<w:styles xmlns:wpc="http://schemas.microsoft.com/office/word/2010/wordprocessingCanvas" xmlns:mc="http://schemas.openxmlformats.org/markup-compatibility/2006" xmlns:o="urn:schemas-microsoft-com:office:office" xmlns:r="http://schemas.openxmlformats.org/officeDocument/2006/relationships" xmlns:m="http://schemas.openxmlformats.org/officeDocument/2006/math" xmlns:v="urn:schemas-microsoft-com:vml" xmlns:wp14="http://schemas.microsoft.com/office/word/2010/wordprocessingDrawing" xmlns:wp="http://schemas.openxmlformats.org/drawingml/2006/wordprocessingDrawing" xmlns:w10="urn:schemas-microsoft-com:office:word" xmlns:w="http://schemas.openxmlformats.org/wordprocessingml/2006/main" xmlns:w14="http://schemas.microsoft.com/office/word/2010/wordml" xmlns:wpg="http://schemas.microsoft.com/office/word/2010/wordprocessingGroup" xmlns:wpi="http://schemas.microsoft.com/office/word/2010/wordprocessingInk" xmlns:wne="http://schemas.microsoft.com/office/word/2006/wordml" xmlns:wps="http://schemas.microsoft.com/office/word/2010/wordprocessingShape" mc:Ignorable="w14 wp14">
-  <w:docDefaults>
-    <w:rPrDefault>
-      <w:rPr>
-        <w:rFonts w:ascii="Times New Roman" w:eastAsia="Times New Roman" w:hAnsi="Times New Roman" w:cs="Times New Roman"/>
-        <w:lang w:val="en-US" w:eastAsia="en-US" w:bidi="ar-SA"/>
-      </w:rPr>
-    </w:rPrDefault>
-    <w:pPrDefault/>
-  </w:docDefaults>
-  <w:latentStyles w:defLockedState="0" w:defUIPriority="99" w:defSemiHidden="1" w:defUnhideWhenUsed="1" w:defQFormat="0" w:count="267">
-    <w:lsdException w:name="Normal" w:semiHidden="0" w:uiPriority="0" w:unhideWhenUsed="0" w:qFormat="1"/>
-    <w:lsdException w:name="heading 1" w:semiHidden="0" w:uiPriority="9" w:unhideWhenUsed="0" w:qFormat="1"/>
-    <w:lsdException w:name="heading 2" w:uiPriority="9" w:qFormat="1"/>
-    <w:lsdException w:name="heading 3" w:uiPriority="9" w:qFormat="1"/>
-    <w:lsdException w:name="heading 4" w:uiPriority="9" w:qFormat="1"/>
-    <w:lsdException w:name="heading 5" w:uiPriority="9" w:qFormat="1"/>
-    <w:lsdException w:name="heading 6" w:uiPriority="9" w:qFormat="1"/>
-    <w:lsdException w:name="heading 7" w:uiPriority="9" w:qFormat="1"/>
-    <w:lsdException w:name="heading 8" w:uiPriority="9" w:qFormat="1"/>
-    <w:lsdException w:name="heading 9" w:uiPriority="9" w:qFormat="1"/>
-    <w:lsdException w:name="toc 1" w:uiPriority="39"/>
-    <w:lsdException w:name="toc 2" w:uiPriority="39"/>
-    <w:lsdException w:name="toc 3" w:uiPriority="39"/>
-    <w:lsdException w:name="toc 4" w:uiPriority="39"/>
-    <w:lsdException w:name="toc 5" w:uiPriority="39"/>
-    <w:lsdException w:name="toc 6" w:uiPriority="39"/>
-    <w:lsdException w:name="toc 7" w:uiPriority="39"/>
-    <w:lsdException w:name="toc 8" w:uiPriority="39"/>
-    <w:lsdException w:name="toc 9" w:uiPriority="39"/>
-    <w:lsdException w:name="caption" w:uiPriority="35" w:qFormat="1"/>
-    <w:lsdException w:name="Title" w:semiHidden="0" w:uiPriority="10" w:unhideWhenUsed="0" w:qFormat="1"/>
-    <w:lsdException w:name="Default Paragraph Font" w:uiPriority="1"/>
-    <w:lsdException w:name="Subtitle" w:semiHidden="0" w:uiPriority="11" w:unhideWhenUsed="0" w:qFormat="1"/>
-    <w:lsdException w:name="Strong" w:semiHidden="0" w:uiPriority="22" w:unhideWhenUsed="0" w:qFormat="1"/>
-    <w:lsdException w:name="Emphasis" w:semiHidden="0" w:uiPriority="20" w:unhideWhenUsed="0" w:qFormat="1"/>
-    <w:lsdException w:name="Table Grid" w:semiHidden="0" w:uiPriority="39" w:unhideWhenUsed="0"/>
-    <w:lsdException w:name="Placeholder Text" w:unhideWhenUsed="0"/>
-    <w:lsdException w:name="No Spacing" w:semiHidden="0" w:uiPriority="1" w:unhideWhenUsed="0" w:qFormat="1"/>
-    <w:lsdException w:name="Light Shading" w:semiHidden="0" w:uiPriority="60" w:unhideWhenUsed="0"/>
-    <w:lsdException w:name="Light List" w:semiHidden="0" w:uiPriority="61" w:unhideWhenUsed="0"/>
-    <w:lsdException w:name="Light Grid" w:semiHidden="0" w:uiPriority="62" w:unhideWhenUsed="0"/>
-    <w:lsdException w:name="Medium Shading 1" w:semiHidden="0" w:uiPriority="63" w:unhideWhenUsed="0"/>
-    <w:lsdException w:name="Medium Shading 2" w:semiHidden="0" w:uiPriority="64" w:unhideWhenUsed="0"/>
-    <w:lsdException w:name="Medium List 1" w:semiHidden="0" w:uiPriority="65" w:unhideWhenUsed="0"/>
-    <w:lsdException w:name="Medium List 2" w:semiHidden="0" w:uiPriority="66" w:unhideWhenUsed="0"/>
-    <w:lsdException w:name="Medium Grid 1" w:semiHidden="0" w:uiPriority="67" w:unhideWhenUsed="0"/>
-    <w:lsdException w:name="Medium Grid 2" w:semiHidden="0" w:uiPriority="68" w:unhideWhenUsed="0"/>
-    <w:lsdException w:name="Medium Grid 3" w:semiHidden="0" w:uiPriority="69" w:unhideWhenUsed="0"/>
-    <w:lsdException w:name="Dark List" w:semiHidden="0" w:uiPriority="70" w:unhideWhenUsed="0"/>
-    <w:lsdException w:name="Colorful Shading" w:semiHidden="0" w:uiPriority="71" w:unhideWhenUsed="0"/>
-    <w:lsdException w:name="Colorful List" w:semiHidden="0" w:uiPriority="72" w:unhideWhenUsed="0"/>
-    <w:lsdException w:name="Colorful Grid" w:semiHidden="0" w:uiPriority="73" w:unhideWhenUsed="0"/>
-    <w:lsdException w:name="Light Shading Accent 1" w:semiHidden="0" w:uiPriority="60" w:unhideWhenUsed="0"/>
-    <w:lsdException w:name="Light List Accent 1" w:semiHidden="0" w:uiPriority="61" w:unhideWhenUsed="0"/>
-    <w:lsdException w:name="Light Grid Accent 1" w:semiHidden="0" w:uiPriority="62" w:unhideWhenUsed="0"/>
-    <w:lsdException w:name="Medium Shading 1 Accent 1" w:semiHidden="0" w:uiPriority="63" w:unhideWhenUsed="0"/>
-    <w:lsdException w:name="Medium Shading 2 Accent 1" w:semiHidden="0" w:uiPriority="64" w:unhideWhenUsed="0"/>
-    <w:lsdException w:name="Medium List 1 Accent 1" w:semiHidden="0" w:uiPriority="65" w:unhideWhenUsed="0"/>
-    <w:lsdException w:name="Revision" w:unhideWhenUsed="0"/>
-    <w:lsdException w:name="List Paragraph" w:semiHidden="0" w:uiPriority="34" w:unhideWhenUsed="0" w:qFormat="1"/>
-    <w:lsdException w:name="Quote" w:semiHidden="0" w:uiPriority="29" w:unhideWhenUsed="0" w:qFormat="1"/>
-    <w:lsdException w:name="Intense Quote" w:semiHidden="0" w:uiPriority="30" w:unhideWhenUsed="0" w:qFormat="1"/>
-    <w:lsdException w:name="Medium List 2 Accent 1" w:semiHidden="0" w:uiPriority="66" w:unhideWhenUsed="0"/>
-    <w:lsdException w:name="Medium Grid 1 Accent 1" w:semiHidden="0" w:uiPriority="67" w:unhideWhenUsed="0"/>
-    <w:lsdException w:name="Medium Grid 2 Accent 1" w:semiHidden="0" w:uiPriority="68" w:unhideWhenUsed="0"/>
-    <w:lsdException w:name="Medium Grid 3 Accent 1" w:semiHidden="0" w:uiPriority="69" w:unhideWhenUsed="0"/>
-    <w:lsdException w:name="Dark List Accent 1" w:semiHidden="0" w:uiPriority="70" w:unhideWhenUsed="0"/>
-    <w:lsdException w:name="Colorful Shading Accent 1" w:semiHidden="0" w:uiPriority="71" w:unhideWhenUsed="0"/>
-    <w:lsdException w:name="Colorful List Accent 1" w:semiHidden="0" w:uiPriority="72" w:unhideWhenUsed="0"/>
-    <w:lsdException w:name="Colorful Grid Accent 1" w:semiHidden="0" w:uiPriority="73" w:unhideWhenUsed="0"/>
-    <w:lsdException w:name="Light Shading Accent 2" w:semiHidden="0" w:uiPriority="60" w:unhideWhenUsed="0"/>
-    <w:lsdException w:name="Light List Accent 2" w:semiHidden="0" w:uiPriority="61" w:unhideWhenUsed="0"/>
-    <w:lsdException w:name="Light Grid Accent 2" w:semiHidden="0" w:uiPriority="62" w:unhideWhenUsed="0"/>
-    <w:lsdException w:name="Medium Shading 1 Accent 2" w:semiHidden="0" w:uiPriority="63" w:unhideWhenUsed="0"/>
-    <w:lsdException w:name="Medium Shading 2 Accent 2" w:semiHidden="0" w:uiPriority="64" w:unhideWhenUsed="0"/>
-    <w:lsdException w:name="Medium List 1 Accent 2" w:semiHidden="0" w:uiPriority="65" w:unhideWhenUsed="0"/>
-    <w:lsdException w:name="Medium List 2 Accent 2" w:semiHidden="0" w:uiPriority="66" w:unhideWhenUsed="0"/>
-    <w:lsdException w:name="Medium Grid 1 Accent 2" w:semiHidden="0" w:uiPriority="67" w:unhideWhenUsed="0"/>
-    <w:lsdException w:name="Medium Grid 2 Accent 2" w:semiHidden="0" w:uiPriority="68" w:unhideWhenUsed="0"/>
-    <w:lsdException w:name="Medium Grid 3 Accent 2" w:semiHidden="0" w:uiPriority="69" w:unhideWhenUsed="0"/>
-    <w:lsdException w:name="Dark List Accent 2" w:semiHidden="0" w:uiPriority="70" w:unhideWhenUsed="0"/>
-    <w:lsdException w:name="Colorful Shading Accent 2" w:semiHidden="0" w:uiPriority="71" w:unhideWhenUsed="0"/>
-    <w:lsdException w:name="Colorful List Accent 2" w:semiHidden="0" w:uiPriority="72" w:unhideWhenUsed="0"/>
-    <w:lsdException w:name="Colorful Grid Accent 2" w:semiHidden="0" w:uiPriority="73" w:unhideWhenUsed="0"/>
-    <w:lsdException w:name="Light Shading Accent 3" w:semiHidden="0" w:uiPriority="60" w:unhideWhenUsed="0"/>
-    <w:lsdException w:name="Light List Accent 3" w:semiHidden="0" w:uiPriority="61" w:unhideWhenUsed="0"/>
-    <w:lsdException w:name="Light Grid Accent 3" w:semiHidden="0" w:uiPriority="62" w:unhideWhenUsed="0"/>
-    <w:lsdException w:name="Medium Shading 1 Accent 3" w:semiHidden="0" w:uiPriority="63" w:unhideWhenUsed="0"/>
-    <w:lsdException w:name="Medium Shading 2 Accent 3" w:semiHidden="0" w:uiPriority="64" w:unhideWhenUsed="0"/>
-    <w:lsdException w:name="Medium List 1 Accent 3" w:semiHidden="0" w:uiPriority="65" w:unhideWhenUsed="0"/>
-    <w:lsdException w:name="Medium List 2 Accent 3" w:semiHidden="0" w:uiPriority="66" w:unhideWhenUsed="0"/>
-    <w:lsdException w:name="Medium Grid 1 Accent 3" w:semiHidden="0" w:uiPriority="67" w:unhideWhenUsed="0"/>
-    <w:lsdException w:name="Medium Grid 2 Accent 3" w:semiHidden="0" w:uiPriority="68" w:unhideWhenUsed="0"/>
-    <w:lsdException w:name="Medium Grid 3 Accent 3" w:semiHidden="0" w:uiPriority="69" w:unhideWhenUsed="0"/>
-    <w:lsdException w:name="Dark List Accent 3" w:semiHidden="0" w:uiPriority="70" w:unhideWhenUsed="0"/>
-    <w:lsdException w:name="Colorful Shading Accent 3" w:semiHidden="0" w:uiPriority="71" w:unhideWhenUsed="0"/>
-    <w:lsdException w:name="Colorful List Accent 3" w:semiHidden="0" w:uiPriority="72" w:unhideWhenUsed="0"/>
-    <w:lsdException w:name="Colorful Grid Accent 3" w:semiHidden="0" w:uiPriority="73" w:unhideWhenUsed="0"/>
-    <w:lsdException w:name="Light Shading Accent 4" w:semiHidden="0" w:uiPriority="60" w:unhideWhenUsed="0"/>
-    <w:lsdException w:name="Light List Accent 4" w:semiHidden="0" w:uiPriority="61" w:unhideWhenUsed="0"/>
-    <w:lsdException w:name="Light Grid Accent 4" w:semiHidden="0" w:uiPriority="62" w:unhideWhenUsed="0"/>
-    <w:lsdException w:name="Medium Shading 1 Accent 4" w:semiHidden="0" w:uiPriority="63" w:unhideWhenUsed="0"/>
-    <w:lsdException w:name="Medium Shading 2 Accent 4" w:semiHidden="0" w:uiPriority="64" w:unhideWhenUsed="0"/>
-    <w:lsdException w:name="Medium List 1 Accent 4" w:semiHidden="0" w:uiPriority="65" w:unhideWhenUsed="0"/>
-    <w:lsdException w:name="Medium List 2 Accent 4" w:semiHidden="0" w:uiPriority="66" w:unhideWhenUsed="0"/>
-    <w:lsdException w:name="Medium Grid 1 Accent 4" w:semiHidden="0" w:uiPriority="67" w:unhideWhenUsed="0"/>
-    <w:lsdException w:name="Medium Grid 2 Accent 4" w:semiHidden="0" w:uiPriority="68" w:unhideWhenUsed="0"/>
-    <w:lsdException w:name="Medium Grid 3 Accent 4" w:semiHidden="0" w:uiPriority="69" w:unhideWhenUsed="0"/>
-    <w:lsdException w:name="Dark List Accent 4" w:semiHidden="0" w:uiPriority="70" w:unhideWhenUsed="0"/>
-    <w:lsdException w:name="Colorful Shading Accent 4" w:semiHidden="0" w:uiPriority="71" w:unhideWhenUsed="0"/>
-    <w:lsdException w:name="Colorful List Accent 4" w:semiHidden="0" w:uiPriority="72" w:unhideWhenUsed="0"/>
-    <w:lsdException w:name="Colorful Grid Accent 4" w:semiHidden="0" w:uiPriority="73" w:unhideWhenUsed="0"/>
-    <w:lsdException w:name="Light Shading Accent 5" w:semiHidden="0" w:uiPriority="60" w:unhideWhenUsed="0"/>
-    <w:lsdException w:name="Light List Accent 5" w:semiHidden="0" w:uiPriority="61" w:unhideWhenUsed="0"/>
-    <w:lsdException w:name="Light Grid Accent 5" w:semiHidden="0" w:uiPriority="62" w:unhideWhenUsed="0"/>
-    <w:lsdException w:name="Medium Shading 1 Accent 5" w:semiHidden="0" w:uiPriority="63" w:unhideWhenUsed="0"/>
-    <w:lsdException w:name="Medium Shading 2 Accent 5" w:semiHidden="0" w:uiPriority="64" w:unhideWhenUsed="0"/>
-    <w:lsdException w:name="Medium List 1 Accent 5" w:semiHidden="0" w:uiPriority="65" w:unhideWhenUsed="0"/>
-    <w:lsdException w:name="Medium List 2 Accent 5" w:semiHidden="0" w:uiPriority="66" w:unhideWhenUsed="0"/>
-    <w:lsdException w:name="Medium Grid 1 Accent 5" w:semiHidden="0" w:uiPriority="67" w:unhideWhenUsed="0"/>
-    <w:lsdException w:name="Medium Grid 2 Accent 5" w:semiHidden="0" w:uiPriority="68" w:unhideWhenUsed="0"/>
-    <w:lsdException w:name="Medium Grid 3 Accent 5" w:semiHidden="0" w:uiPriority="69" w:unhideWhenUsed="0"/>
-    <w:lsdException w:name="Dark List Accent 5" w:semiHidden="0" w:uiPriority="70" w:unhideWhenUsed="0"/>
-    <w:lsdException w:name="Colorful Shading Accent 5" w:semiHidden="0" w:uiPriority="71" w:unhideWhenUsed="0"/>
-    <w:lsdException w:name="Colorful List Accent 5" w:semiHidden="0" w:uiPriority="72" w:unhideWhenUsed="0"/>
-    <w:lsdException w:name="Colorful Grid Accent 5" w:semiHidden="0" w:uiPriority="73" w:unhideWhenUsed="0"/>
-    <w:lsdException w:name="Light Shading Accent 6" w:semiHidden="0" w:uiPriority="60" w:unhideWhenUsed="0"/>
-    <w:lsdException w:name="Light List Accent 6" w:semiHidden="0" w:uiPriority="61" w:unhideWhenUsed="0"/>
-    <w:lsdException w:name="Light Grid Accent 6" w:semiHidden="0" w:uiPriority="62" w:unhideWhenUsed="0"/>
-    <w:lsdException w:name="Medium Shading 1 Accent 6" w:semiHidden="0" w:uiPriority="63" w:unhideWhenUsed="0"/>
-    <w:lsdException w:name="Medium Shading 2 Accent 6" w:semiHidden="0" w:uiPriority="64" w:unhideWhenUsed="0"/>
-    <w:lsdException w:name="Medium List 1 Accent 6" w:semiHidden="0" w:uiPriority="65" w:unhideWhenUsed="0"/>
-    <w:lsdException w:name="Medium List 2 Accent 6" w:semiHidden="0" w:uiPriority="66" w:unhideWhenUsed="0"/>
-    <w:lsdException w:name="Medium Grid 1 Accent 6" w:semiHidden="0" w:uiPriority="67" w:unhideWhenUsed="0"/>
-    <w:lsdException w:name="Medium Grid 2 Accent 6" w:semiHidden="0" w:uiPriority="68" w:unhideWhenUsed="0"/>
-    <w:lsdException w:name="Medium Grid 3 Accent 6" w:semiHidden="0" w:uiPriority="69" w:unhideWhenUsed="0"/>
-    <w:lsdException w:name="Dark List Accent 6" w:semiHidden="0" w:uiPriority="70" w:unhideWhenUsed="0"/>
-    <w:lsdException w:name="Colorful Shading Accent 6" w:semiHidden="0" w:uiPriority="71" w:unhideWhenUsed="0"/>
-    <w:lsdException w:name="Colorful List Accent 6" w:semiHidden="0" w:uiPriority="72" w:unhideWhenUsed="0"/>
-    <w:lsdException w:name="Colorful Grid Accent 6" w:semiHidden="0" w:uiPriority="73" w:unhideWhenUsed="0"/>
-    <w:lsdException w:name="Subtle Emphasis" w:semiHidden="0" w:uiPriority="19" w:unhideWhenUsed="0" w:qFormat="1"/>
-    <w:lsdException w:name="Intense Emphasis" w:semiHidden="0" w:uiPriority="21" w:unhideWhenUsed="0" w:qFormat="1"/>
-    <w:lsdException w:name="Subtle Reference" w:semiHidden="0" w:uiPriority="31" w:unhideWhenUsed="0" w:qFormat="1"/>
-    <w:lsdException w:name="Intense Reference" w:semiHidden="0" w:uiPriority="32" w:unhideWhenUsed="0" w:qFormat="1"/>
-    <w:lsdException w:name="Book Title" w:semiHidden="0" w:uiPriority="33" w:unhideWhenUsed="0" w:qFormat="1"/>
-    <w:lsdException w:name="Bibliography" w:uiPriority="37"/>
-    <w:lsdException w:name="TOC Heading" w:uiPriority="39" w:qFormat="1"/>
-  </w:latentStyles>
-  <w:style w:type="paragraph" w:default="1" w:styleId="Normal">
-    <w:name w:val="Normal"/>
-    <w:qFormat/>
-    <w:rsid w:val="00D7567C"/>
-  </w:style>
-  <w:style w:type="paragraph" w:styleId="Heading1">
-    <w:name w:val="heading 1"/>
-    <w:uiPriority w:val="9"/>
-    <w:qFormat/>
-    <w:pPr>
-      <w:outlineLvl w:val="0"/>
-    </w:pPr>
-    <w:rPr>
-      <w:color w:val="2E74B5"/>
-      <w:sz w:val="32"/>
-      <w:szCs w:val="32"/>
-    </w:rPr>
-  </w:style>
-  <w:style w:type="paragraph" w:styleId="Heading2">
-    <w:name w:val="heading 2"/>
-    <w:uiPriority w:val="9"/>
-    <w:semiHidden/>
-    <w:unhideWhenUsed/>
-    <w:qFormat/>
-    <w:pPr>
-      <w:outlineLvl w:val="1"/>
-    </w:pPr>
-    <w:rPr>
-      <w:color w:val="2E74B5"/>
-      <w:sz w:val="26"/>
-      <w:szCs w:val="26"/>
-    </w:rPr>
-  </w:style>
-  <w:style w:type="paragraph" w:styleId="Heading3">
-    <w:name w:val="heading 3"/>
-    <w:uiPriority w:val="9"/>
-    <w:semiHidden/>
-    <w:unhideWhenUsed/>
-    <w:qFormat/>
-    <w:pPr>
-      <w:outlineLvl w:val="2"/>
-    </w:pPr>
-    <w:rPr>
-      <w:color w:val="1F4D78"/>
-      <w:sz w:val="24"/>
-      <w:szCs w:val="24"/>
-    </w:rPr>
-  </w:style>
-  <w:style w:type="paragraph" w:styleId="Heading4">
-    <w:name w:val="heading 4"/>
-    <w:uiPriority w:val="9"/>
-    <w:semiHidden/>
-    <w:unhideWhenUsed/>
-    <w:qFormat/>
-    <w:pPr>
-      <w:outlineLvl w:val="3"/>
-    </w:pPr>
-    <w:rPr>
-      <w:i/>
-      <w:iCs/>
-      <w:color w:val="2E74B5"/>
-    </w:rPr>
-  </w:style>
-  <w:style w:type="paragraph" w:styleId="Heading5">
-    <w:name w:val="heading 5"/>
-    <w:uiPriority w:val="9"/>
-    <w:semiHidden/>
-    <w:unhideWhenUsed/>
-    <w:qFormat/>
-    <w:pPr>
-      <w:outlineLvl w:val="4"/>
-    </w:pPr>
-    <w:rPr>
-      <w:color w:val="2E74B5"/>
-    </w:rPr>
-  </w:style>
-  <w:style w:type="paragraph" w:styleId="Heading6">
-    <w:name w:val="heading 6"/>
-    <w:uiPriority w:val="9"/>
-    <w:semiHidden/>
-    <w:unhideWhenUsed/>
-    <w:qFormat/>
-    <w:pPr>
-      <w:outlineLvl w:val="5"/>
-    </w:pPr>
-    <w:rPr>
-      <w:color w:val="1F4D78"/>
-    </w:rPr>
-  </w:style>
-  <w:style w:type="character" w:default="1" w:styleId="DefaultParagraphFont">
-    <w:name w:val="Default Paragraph Font"/>
-    <w:uiPriority w:val="1"/>
-    <w:semiHidden/>
     <w:unhideWhenUsed/>
   </w:style>
   <w:style w:type="table" w:default="1" w:styleId="TableNormal">
@@ -7796,7 +7271,7 @@
   <a:extraClrSchemeLst/>
   <a:extLst>
     <a:ext uri="{05A4C25C-085E-4340-85A3-A5531E510DB2}">
-      <thm15:themeFamily xmlns:thm15="http://schemas.microsoft.com/office/thememl/2012/main" xmlns="" name="Office Theme" id="{62F939B6-93AF-4DB8-9C6B-D6C7DFDC589F}" vid="{4A3C46E8-61CC-4603-A589-7422A47A8E4A}"/>
+      <thm15:themeFamily xmlns:thm15="http://schemas.microsoft.com/office/thememl/2012/main" name="Office Theme" id="{62F939B6-93AF-4DB8-9C6B-D6C7DFDC589F}" vid="{4A3C46E8-61CC-4603-A589-7422A47A8E4A}"/>
     </a:ext>
   </a:extLst>
 </a:theme>

--- a/DF_Assignment_04_Spring_2026.docx
+++ b/DF_Assignment_04_Spring_2026.docx
@@ -1,6 +1,6 @@
 
 <file path=word/document.xml><?xml version="1.0" encoding="utf-8"?>
-<w:document xmlns:wpc="http://schemas.microsoft.com/office/word/2010/wordprocessingCanvas" xmlns:cx="http://schemas.microsoft.com/office/drawing/2014/chartex" xmlns:cx1="http://schemas.microsoft.com/office/drawing/2015/9/8/chartex" xmlns:cx2="http://schemas.microsoft.com/office/drawing/2015/10/21/chartex" xmlns:cx3="http://schemas.microsoft.com/office/drawing/2016/5/9/chartex" xmlns:cx4="http://schemas.microsoft.com/office/drawing/2016/5/10/chartex" xmlns:cx5="http://schemas.microsoft.com/office/drawing/2016/5/11/chartex" xmlns:cx6="http://schemas.microsoft.com/office/drawing/2016/5/12/chartex" xmlns:cx7="http://schemas.microsoft.com/office/drawing/2016/5/13/chartex" xmlns:cx8="http://schemas.microsoft.com/office/drawing/2016/5/14/chartex" xmlns:mc="http://schemas.openxmlformats.org/markup-compatibility/2006" xmlns:aink="http://schemas.microsoft.com/office/drawing/2016/ink" xmlns:am3d="http://schemas.microsoft.com/office/drawing/2017/model3d" xmlns:o="urn:schemas-microsoft-com:office:office" xmlns:oel="http://schemas.microsoft.com/office/2019/extlst" xmlns:r="http://schemas.openxmlformats.org/officeDocument/2006/relationships" xmlns:m="http://schemas.openxmlformats.org/officeDocument/2006/math" xmlns:v="urn:schemas-microsoft-com:vml" xmlns:wp14="http://schemas.microsoft.com/office/word/2010/wordprocessingDrawing" xmlns:wp="http://schemas.openxmlformats.org/drawingml/2006/wordprocessingDrawing" xmlns:w10="urn:schemas-microsoft-com:office:word" xmlns:w="http://schemas.openxmlformats.org/wordprocessingml/2006/main" xmlns:w14="http://schemas.microsoft.com/office/word/2010/wordml" xmlns:w15="http://schemas.microsoft.com/office/word/2012/wordml" xmlns:w16cex="http://schemas.microsoft.com/office/word/2018/wordml/cex" xmlns:w16cid="http://schemas.microsoft.com/office/word/2016/wordml/cid" xmlns:w16="http://schemas.microsoft.com/office/word/2018/wordml" xmlns:w16du="http://schemas.microsoft.com/office/word/2023/wordml/word16du" xmlns:w16sdtdh="http://schemas.microsoft.com/office/word/2020/wordml/sdtdatahash" xmlns:w16sdtfl="http://schemas.microsoft.com/office/word/2024/wordml/sdtformatlock" xmlns:w16se="http://schemas.microsoft.com/office/word/2015/wordml/symex" xmlns:wpg="http://schemas.microsoft.com/office/word/2010/wordprocessingGroup" xmlns:wpi="http://schemas.microsoft.com/office/word/2010/wordprocessingInk" xmlns:wne="http://schemas.microsoft.com/office/word/2006/wordml" xmlns:wps="http://schemas.microsoft.com/office/word/2010/wordprocessingShape" mc:Ignorable="w14 w15 w16se w16cid w16 w16cex w16sdtdh w16sdtfl w16du wp14">
+<w:document xmlns:wpc="http://schemas.microsoft.com/office/word/2010/wordprocessingCanvas" xmlns:cx="http://schemas.microsoft.com/office/drawing/2014/chartex" xmlns:cx1="http://schemas.microsoft.com/office/drawing/2015/9/8/chartex" xmlns:cx2="http://schemas.microsoft.com/office/drawing/2015/10/21/chartex" xmlns:cx3="http://schemas.microsoft.com/office/drawing/2016/5/9/chartex" xmlns:cx4="http://schemas.microsoft.com/office/drawing/2016/5/10/chartex" xmlns:cx5="http://schemas.microsoft.com/office/drawing/2016/5/11/chartex" xmlns:cx6="http://schemas.microsoft.com/office/drawing/2016/5/12/chartex" xmlns:cx7="http://schemas.microsoft.com/office/drawing/2016/5/13/chartex" xmlns:cx8="http://schemas.microsoft.com/office/drawing/2016/5/14/chartex" xmlns:mc="http://schemas.openxmlformats.org/markup-compatibility/2006" xmlns:aink="http://schemas.microsoft.com/office/drawing/2016/ink" xmlns:am3d="http://schemas.microsoft.com/office/drawing/2017/model3d" xmlns:o="urn:schemas-microsoft-com:office:office" xmlns:r="http://schemas.openxmlformats.org/officeDocument/2006/relationships" xmlns:m="http://schemas.openxmlformats.org/officeDocument/2006/math" xmlns:v="urn:schemas-microsoft-com:vml" xmlns:wp14="http://schemas.microsoft.com/office/word/2010/wordprocessingDrawing" xmlns:wp="http://schemas.openxmlformats.org/drawingml/2006/wordprocessingDrawing" xmlns:w10="urn:schemas-microsoft-com:office:word" xmlns:w="http://schemas.openxmlformats.org/wordprocessingml/2006/main" xmlns:w14="http://schemas.microsoft.com/office/word/2010/wordml" xmlns:w15="http://schemas.microsoft.com/office/word/2012/wordml" xmlns:w16cex="http://schemas.microsoft.com/office/word/2018/wordml/cex" xmlns:w16cid="http://schemas.microsoft.com/office/word/2016/wordml/cid" xmlns:w16="http://schemas.microsoft.com/office/word/2018/wordml" xmlns:w16se="http://schemas.microsoft.com/office/word/2015/wordml/symex" xmlns:wpg="http://schemas.microsoft.com/office/word/2010/wordprocessingGroup" xmlns:wpi="http://schemas.microsoft.com/office/word/2010/wordprocessingInk" xmlns:wne="http://schemas.microsoft.com/office/word/2006/wordml" xmlns:wps="http://schemas.microsoft.com/office/word/2010/wordprocessingShape" mc:Ignorable="w14 w15 w16se w16cid w16 w16cex wp14">
   <w:body>
     <w:p>
       <w:pPr>
@@ -108,9 +108,8 @@
           <w:sz w:val="18"/>
           <w:szCs w:val="18"/>
         </w:rPr>
-        <w:t xml:space="preserve">Table 1: Group </w:t>
-      </w:r>
-      <w:proofErr w:type="gramStart"/>
+        <w:t xml:space="preserve">Table 1: Group Details </w:t>
+      </w:r>
       <w:r>
         <w:rPr>
           <w:rFonts w:ascii="Arial" w:eastAsia="Arial" w:hAnsi="Arial" w:cs="Arial"/>
@@ -120,7 +119,7 @@
           <w:sz w:val="18"/>
           <w:szCs w:val="18"/>
         </w:rPr>
-        <w:t xml:space="preserve">Details </w:t>
+        <w:t>,</w:t>
       </w:r>
       <w:r>
         <w:rPr>
@@ -131,43 +130,7 @@
           <w:sz w:val="18"/>
           <w:szCs w:val="18"/>
         </w:rPr>
-        <w:t>,</w:t>
-      </w:r>
-      <w:proofErr w:type="gramEnd"/>
-      <w:r>
-        <w:rPr>
-          <w:rFonts w:ascii="Arial" w:eastAsia="Arial" w:hAnsi="Arial" w:cs="Arial"/>
-          <w:b/>
-          <w:bCs/>
-          <w:color w:val="444444"/>
-          <w:sz w:val="18"/>
-          <w:szCs w:val="18"/>
-        </w:rPr>
-        <w:t xml:space="preserve"> </w:t>
-      </w:r>
-      <w:proofErr w:type="gramStart"/>
-      <w:r>
-        <w:rPr>
-          <w:rFonts w:ascii="Arial" w:eastAsia="Arial" w:hAnsi="Arial" w:cs="Arial"/>
-          <w:b/>
-          <w:bCs/>
-          <w:color w:val="444444"/>
-          <w:sz w:val="18"/>
-          <w:szCs w:val="18"/>
-        </w:rPr>
-        <w:t>Each</w:t>
-      </w:r>
-      <w:proofErr w:type="gramEnd"/>
-      <w:r>
-        <w:rPr>
-          <w:rFonts w:ascii="Arial" w:eastAsia="Arial" w:hAnsi="Arial" w:cs="Arial"/>
-          <w:b/>
-          <w:bCs/>
-          <w:color w:val="444444"/>
-          <w:sz w:val="18"/>
-          <w:szCs w:val="18"/>
-        </w:rPr>
-        <w:t xml:space="preserve"> student must fill their own row (including Assigned Page) in the versioned copy inside the repo</w:t>
+        <w:t xml:space="preserve"> Each student must fill their own row (including Assigned Page) in the versioned copy inside the repo</w:t>
       </w:r>
     </w:p>
     <w:tbl>
@@ -978,6 +941,20 @@
                 <w:rFonts w:ascii="Arial" w:hAnsi="Arial" w:cs="Arial"/>
               </w:rPr>
             </w:pPr>
+            <w:r>
+              <w:rPr>
+                <w:rFonts w:ascii="Arial" w:hAnsi="Arial" w:cs="Arial"/>
+              </w:rPr>
+              <w:t xml:space="preserve">Zohaib ul </w:t>
+            </w:r>
+            <w:proofErr w:type="spellStart"/>
+            <w:r>
+              <w:rPr>
+                <w:rFonts w:ascii="Arial" w:hAnsi="Arial" w:cs="Arial"/>
+              </w:rPr>
+              <w:t>hussnain</w:t>
+            </w:r>
+            <w:proofErr w:type="spellEnd"/>
           </w:p>
         </w:tc>
         <w:tc>
@@ -1004,6 +981,12 @@
                 <w:rFonts w:ascii="Arial" w:hAnsi="Arial" w:cs="Arial"/>
               </w:rPr>
             </w:pPr>
+            <w:r>
+              <w:rPr>
+                <w:rFonts w:ascii="Arial" w:hAnsi="Arial" w:cs="Arial"/>
+              </w:rPr>
+              <w:t>zohaib-source</w:t>
+            </w:r>
           </w:p>
         </w:tc>
         <w:tc>
@@ -1030,6 +1013,12 @@
                 <w:rFonts w:ascii="Arial" w:hAnsi="Arial" w:cs="Arial"/>
               </w:rPr>
             </w:pPr>
+            <w:r>
+              <w:rPr>
+                <w:rFonts w:ascii="Arial" w:hAnsi="Arial" w:cs="Arial"/>
+              </w:rPr>
+              <w:t>member</w:t>
+            </w:r>
           </w:p>
         </w:tc>
         <w:tc>
@@ -1056,6 +1045,12 @@
                 <w:rFonts w:ascii="Arial" w:hAnsi="Arial" w:cs="Arial"/>
               </w:rPr>
             </w:pPr>
+            <w:r>
+              <w:rPr>
+                <w:rFonts w:ascii="Arial" w:hAnsi="Arial" w:cs="Arial"/>
+              </w:rPr>
+              <w:t>task-details</w:t>
+            </w:r>
           </w:p>
         </w:tc>
         <w:tc>
@@ -1082,6 +1077,12 @@
                 <w:rFonts w:ascii="Arial" w:hAnsi="Arial" w:cs="Arial"/>
               </w:rPr>
             </w:pPr>
+            <w:r>
+              <w:rPr>
+                <w:rFonts w:ascii="Arial" w:hAnsi="Arial" w:cs="Arial"/>
+              </w:rPr>
+              <w:t>Teacher/task-details</w:t>
+            </w:r>
           </w:p>
         </w:tc>
         <w:tc>
@@ -1108,6 +1109,12 @@
                 <w:rFonts w:ascii="Arial" w:hAnsi="Arial" w:cs="Arial"/>
               </w:rPr>
             </w:pPr>
+            <w:r>
+              <w:rPr>
+                <w:rFonts w:ascii="Arial" w:hAnsi="Arial" w:cs="Arial"/>
+              </w:rPr>
+              <w:t>yes</w:t>
+            </w:r>
           </w:p>
         </w:tc>
       </w:tr>
@@ -2075,9 +2082,8 @@
                 <w:sz w:val="18"/>
                 <w:szCs w:val="18"/>
               </w:rPr>
-              <w:t xml:space="preserve">An HTML form allowing the user to enter a new </w:t>
-            </w:r>
-            <w:proofErr w:type="gramStart"/>
+              <w:t xml:space="preserve">An HTML form allowing the user to enter a new task </w:t>
+            </w:r>
             <w:r>
               <w:rPr>
                 <w:rFonts w:ascii="Arial" w:eastAsia="Arial" w:hAnsi="Arial" w:cs="Arial"/>
@@ -2085,18 +2091,8 @@
                 <w:sz w:val="18"/>
                 <w:szCs w:val="18"/>
               </w:rPr>
-              <w:t xml:space="preserve">task </w:t>
-            </w:r>
-            <w:r>
-              <w:rPr>
-                <w:rFonts w:ascii="Arial" w:eastAsia="Arial" w:hAnsi="Arial" w:cs="Arial"/>
-                <w:color w:val="000000"/>
-                <w:sz w:val="18"/>
-                <w:szCs w:val="18"/>
-              </w:rPr>
               <w:t>,</w:t>
             </w:r>
-            <w:proofErr w:type="gramEnd"/>
             <w:r>
               <w:rPr>
                 <w:rFonts w:ascii="Arial" w:eastAsia="Arial" w:hAnsi="Arial" w:cs="Arial"/>
@@ -2562,7 +2558,7 @@
                 <w:sz w:val="18"/>
                 <w:szCs w:val="18"/>
               </w:rPr>
-              <w:t xml:space="preserve"> application, its purpose, and a simple usage guide explaining how to navigate and </w:t>
+              <w:t xml:space="preserve"> application, its purpose, </w:t>
             </w:r>
             <w:r>
               <w:rPr>
@@ -2572,7 +2568,7 @@
                 <w:szCs w:val="18"/>
               </w:rPr>
               <w:lastRenderedPageBreak/>
-              <w:t>use the app.</w:t>
+              <w:t>and a simple usage guide explaining how to navigate and use the app.</w:t>
             </w:r>
           </w:p>
         </w:tc>
@@ -3843,15 +3839,7 @@
           <w:rFonts w:ascii="Arial" w:eastAsia="Arial" w:hAnsi="Arial" w:cs="Arial"/>
           <w:color w:val="000000"/>
         </w:rPr>
-        <w:t xml:space="preserve">Screenshot 2: Each member's CI workflow run triggered by their individual </w:t>
-      </w:r>
-      <w:proofErr w:type="gramStart"/>
-      <w:r>
-        <w:rPr>
-          <w:rFonts w:ascii="Arial" w:eastAsia="Arial" w:hAnsi="Arial" w:cs="Arial"/>
-          <w:color w:val="000000"/>
-        </w:rPr>
-        <w:t xml:space="preserve">PR </w:t>
+        <w:t xml:space="preserve">Screenshot 2: Each member's CI workflow run triggered by their individual PR </w:t>
       </w:r>
       <w:r>
         <w:rPr>
@@ -3860,7 +3848,6 @@
         </w:rPr>
         <w:t>,</w:t>
       </w:r>
-      <w:proofErr w:type="gramEnd"/>
       <w:r>
         <w:rPr>
           <w:rFonts w:ascii="Arial" w:eastAsia="Arial" w:hAnsi="Arial" w:cs="Arial"/>
@@ -3913,15 +3900,7 @@
           <w:rFonts w:ascii="Arial" w:eastAsia="Arial" w:hAnsi="Arial" w:cs="Arial"/>
           <w:color w:val="000000"/>
         </w:rPr>
-        <w:t>“develop</w:t>
-      </w:r>
-      <w:proofErr w:type="gramStart"/>
-      <w:r>
-        <w:rPr>
-          <w:rFonts w:ascii="Arial" w:eastAsia="Arial" w:hAnsi="Arial" w:cs="Arial"/>
-          <w:color w:val="000000"/>
-        </w:rPr>
-        <w:t>”</w:t>
+        <w:t>“develop”</w:t>
       </w:r>
       <w:r>
         <w:rPr>
@@ -3937,7 +3916,6 @@
         </w:rPr>
         <w:t>,</w:t>
       </w:r>
-      <w:proofErr w:type="gramEnd"/>
       <w:r>
         <w:rPr>
           <w:rFonts w:ascii="Arial" w:eastAsia="Arial" w:hAnsi="Arial" w:cs="Arial"/>
@@ -4875,27 +4853,7 @@
           <w:bCs/>
           <w:color w:val="000000"/>
         </w:rPr>
-        <w:t xml:space="preserve">Member </w:t>
-      </w:r>
-      <w:proofErr w:type="gramStart"/>
-      <w:r>
-        <w:rPr>
-          <w:rFonts w:ascii="Arial" w:eastAsia="Arial" w:hAnsi="Arial" w:cs="Arial"/>
-          <w:b/>
-          <w:bCs/>
-          <w:color w:val="000000"/>
-        </w:rPr>
-        <w:t>1  (</w:t>
-      </w:r>
-      <w:proofErr w:type="gramEnd"/>
-      <w:r>
-        <w:rPr>
-          <w:rFonts w:ascii="Arial" w:eastAsia="Arial" w:hAnsi="Arial" w:cs="Arial"/>
-          <w:b/>
-          <w:bCs/>
-          <w:color w:val="000000"/>
-        </w:rPr>
-        <w:t>Name: Muhammad Ahmer Asghar)</w:t>
+        <w:t>Member 1  (Name: Muhammad Ahmer Asghar)</w:t>
       </w:r>
     </w:p>
     <w:tbl>
@@ -5003,46 +4961,16 @@
           <w:bCs/>
           <w:color w:val="000000"/>
         </w:rPr>
-        <w:t xml:space="preserve">Member </w:t>
-      </w:r>
-      <w:proofErr w:type="gramStart"/>
-      <w:r>
-        <w:rPr>
-          <w:rFonts w:ascii="Arial" w:eastAsia="Arial" w:hAnsi="Arial" w:cs="Arial"/>
-          <w:b/>
-          <w:bCs/>
-          <w:color w:val="000000"/>
-        </w:rPr>
-        <w:t>2  (</w:t>
-      </w:r>
-      <w:proofErr w:type="gramEnd"/>
-      <w:r>
-        <w:rPr>
-          <w:rFonts w:ascii="Arial" w:eastAsia="Arial" w:hAnsi="Arial" w:cs="Arial"/>
-          <w:b/>
-          <w:bCs/>
-          <w:color w:val="000000"/>
-        </w:rPr>
-        <w:t>Name:</w:t>
-      </w:r>
-      <w:r>
-        <w:rPr>
-          <w:rFonts w:ascii="Arial" w:eastAsia="Arial" w:hAnsi="Arial" w:cs="Arial"/>
-          <w:b/>
-          <w:bCs/>
-          <w:color w:val="000000"/>
-        </w:rPr>
-        <w:t xml:space="preserve"> Asfaan </w:t>
-      </w:r>
-      <w:proofErr w:type="gramStart"/>
-      <w:r>
-        <w:rPr>
-          <w:rFonts w:ascii="Arial" w:eastAsia="Arial" w:hAnsi="Arial" w:cs="Arial"/>
-          <w:b/>
-          <w:bCs/>
-          <w:color w:val="000000"/>
-        </w:rPr>
-        <w:t>Nasir</w:t>
+        <w:t>Member 2  (Name:</w:t>
+      </w:r>
+      <w:r>
+        <w:rPr>
+          <w:rFonts w:ascii="Arial" w:eastAsia="Arial" w:hAnsi="Arial" w:cs="Arial"/>
+          <w:b/>
+          <w:bCs/>
+          <w:color w:val="000000"/>
+        </w:rPr>
+        <w:t xml:space="preserve"> Asfaan Nasir</w:t>
       </w:r>
       <w:r>
         <w:rPr>
@@ -5062,7 +4990,6 @@
         </w:rPr>
         <w:t>)</w:t>
       </w:r>
-      <w:proofErr w:type="gramEnd"/>
     </w:p>
     <w:tbl>
       <w:tblPr>
@@ -5198,29 +5125,28 @@
           <w:bCs/>
           <w:color w:val="000000"/>
         </w:rPr>
-        <w:t xml:space="preserve">Member </w:t>
-      </w:r>
-      <w:proofErr w:type="gramStart"/>
-      <w:r>
-        <w:rPr>
-          <w:rFonts w:ascii="Arial" w:eastAsia="Arial" w:hAnsi="Arial" w:cs="Arial"/>
-          <w:b/>
-          <w:bCs/>
-          <w:color w:val="000000"/>
-        </w:rPr>
-        <w:t>3  (</w:t>
-      </w:r>
-      <w:proofErr w:type="gramEnd"/>
-      <w:r>
-        <w:rPr>
-          <w:rFonts w:ascii="Arial" w:eastAsia="Arial" w:hAnsi="Arial" w:cs="Arial"/>
-          <w:b/>
-          <w:bCs/>
-          <w:color w:val="000000"/>
-        </w:rPr>
-        <w:t>Name</w:t>
-      </w:r>
-      <w:proofErr w:type="gramStart"/>
+        <w:t>Member 3  (</w:t>
+      </w:r>
+      <w:r>
+        <w:rPr>
+          <w:rFonts w:ascii="Arial" w:eastAsia="Arial" w:hAnsi="Arial" w:cs="Arial"/>
+          <w:b/>
+          <w:bCs/>
+          <w:color w:val="000000"/>
+        </w:rPr>
+        <w:t xml:space="preserve">Zohaib ul </w:t>
+      </w:r>
+      <w:proofErr w:type="spellStart"/>
+      <w:r>
+        <w:rPr>
+          <w:rFonts w:ascii="Arial" w:eastAsia="Arial" w:hAnsi="Arial" w:cs="Arial"/>
+          <w:b/>
+          <w:bCs/>
+          <w:color w:val="000000"/>
+        </w:rPr>
+        <w:t>hussnain</w:t>
+      </w:r>
+      <w:proofErr w:type="spellEnd"/>
       <w:r>
         <w:rPr>
           <w:rFonts w:ascii="Arial" w:eastAsia="Arial" w:hAnsi="Arial" w:cs="Arial"/>
@@ -5248,7 +5174,6 @@
         </w:rPr>
         <w:t>)</w:t>
       </w:r>
-      <w:proofErr w:type="gramEnd"/>
     </w:p>
     <w:tbl>
       <w:tblPr>
@@ -5295,62 +5220,12 @@
                 <w:rFonts w:ascii="Arial" w:hAnsi="Arial" w:cs="Arial"/>
               </w:rPr>
             </w:pPr>
-          </w:p>
-        </w:tc>
-      </w:tr>
-      <w:tr>
-        <w:tc>
-          <w:tcPr>
-            <w:tcW w:w="9360" w:type="dxa"/>
-            <w:tcBorders>
-              <w:top w:val="single" w:sz="6" w:space="0" w:color="ADB9CA"/>
-              <w:left w:val="single" w:sz="6" w:space="0" w:color="ADB9CA"/>
-              <w:bottom w:val="single" w:sz="6" w:space="0" w:color="ADB9CA"/>
-              <w:right w:val="single" w:sz="6" w:space="0" w:color="ADB9CA"/>
-            </w:tcBorders>
-            <w:shd w:val="clear" w:color="auto" w:fill="FFFFFF"/>
-            <w:tcMar>
-              <w:top w:w="80" w:type="dxa"/>
-              <w:left w:w="140" w:type="dxa"/>
-              <w:bottom w:w="80" w:type="dxa"/>
-              <w:right w:w="140" w:type="dxa"/>
-            </w:tcMar>
-            <w:vAlign w:val="center"/>
-          </w:tcPr>
-          <w:p>
-            <w:pPr>
-              <w:rPr>
-                <w:rFonts w:ascii="Arial" w:hAnsi="Arial" w:cs="Arial"/>
-              </w:rPr>
-            </w:pPr>
-          </w:p>
-        </w:tc>
-      </w:tr>
-      <w:tr>
-        <w:tc>
-          <w:tcPr>
-            <w:tcW w:w="9360" w:type="dxa"/>
-            <w:tcBorders>
-              <w:top w:val="single" w:sz="6" w:space="0" w:color="ADB9CA"/>
-              <w:left w:val="single" w:sz="6" w:space="0" w:color="ADB9CA"/>
-              <w:bottom w:val="single" w:sz="6" w:space="0" w:color="ADB9CA"/>
-              <w:right w:val="single" w:sz="6" w:space="0" w:color="ADB9CA"/>
-            </w:tcBorders>
-            <w:shd w:val="clear" w:color="auto" w:fill="FFFFFF"/>
-            <w:tcMar>
-              <w:top w:w="80" w:type="dxa"/>
-              <w:left w:w="140" w:type="dxa"/>
-              <w:bottom w:w="80" w:type="dxa"/>
-              <w:right w:w="140" w:type="dxa"/>
-            </w:tcMar>
-            <w:vAlign w:val="center"/>
-          </w:tcPr>
-          <w:p>
-            <w:pPr>
-              <w:rPr>
-                <w:rFonts w:ascii="Arial" w:hAnsi="Arial" w:cs="Arial"/>
-              </w:rPr>
-            </w:pPr>
+            <w:r>
+              <w:rPr>
+                <w:rFonts w:ascii="Arial" w:hAnsi="Arial" w:cs="Arial"/>
+              </w:rPr>
+              <w:t>For this assignment, I developed the task-details page from scratch and experienced the power of our pre-configured CI/CD workflows firsthand. The most challenging part was ensuring my code changes integrated smoothly without breaking the existing pipeline, as any error could halt the deployment process. We resolved this by relying heavily on the automated tests triggered the moment I opened my pull request, which immediately highlighted any integration issues. Seeing my commits automatically tested and seamlessly deployed upon PR approval taught me how crucial robust automation is for maintaining code stability and accelerating teamwork</w:t>
+            </w:r>
           </w:p>
         </w:tc>
       </w:tr>
@@ -5378,37 +5253,7 @@
           <w:bCs/>
           <w:color w:val="000000"/>
         </w:rPr>
-        <w:t xml:space="preserve">Member </w:t>
-      </w:r>
-      <w:proofErr w:type="gramStart"/>
-      <w:r>
-        <w:rPr>
-          <w:rFonts w:ascii="Arial" w:eastAsia="Arial" w:hAnsi="Arial" w:cs="Arial"/>
-          <w:b/>
-          <w:bCs/>
-          <w:color w:val="000000"/>
-        </w:rPr>
-        <w:t>4  (</w:t>
-      </w:r>
-      <w:proofErr w:type="gramEnd"/>
-      <w:r>
-        <w:rPr>
-          <w:rFonts w:ascii="Arial" w:eastAsia="Arial" w:hAnsi="Arial" w:cs="Arial"/>
-          <w:b/>
-          <w:bCs/>
-          <w:color w:val="000000"/>
-        </w:rPr>
-        <w:t>Name</w:t>
-      </w:r>
-      <w:proofErr w:type="gramStart"/>
-      <w:r>
-        <w:rPr>
-          <w:rFonts w:ascii="Arial" w:eastAsia="Arial" w:hAnsi="Arial" w:cs="Arial"/>
-          <w:b/>
-          <w:bCs/>
-          <w:color w:val="000000"/>
-        </w:rPr>
-        <w:t>:</w:t>
+        <w:t>Member 4  (Name:</w:t>
       </w:r>
       <w:r>
         <w:rPr>
@@ -5428,7 +5273,6 @@
         </w:rPr>
         <w:t>)</w:t>
       </w:r>
-      <w:proofErr w:type="gramEnd"/>
     </w:p>
     <w:tbl>
       <w:tblPr>
@@ -5558,37 +5402,7 @@
           <w:bCs/>
           <w:color w:val="000000"/>
         </w:rPr>
-        <w:t xml:space="preserve">Member </w:t>
-      </w:r>
-      <w:proofErr w:type="gramStart"/>
-      <w:r>
-        <w:rPr>
-          <w:rFonts w:ascii="Arial" w:eastAsia="Arial" w:hAnsi="Arial" w:cs="Arial"/>
-          <w:b/>
-          <w:bCs/>
-          <w:color w:val="000000"/>
-        </w:rPr>
-        <w:t>5  (</w:t>
-      </w:r>
-      <w:proofErr w:type="gramEnd"/>
-      <w:r>
-        <w:rPr>
-          <w:rFonts w:ascii="Arial" w:eastAsia="Arial" w:hAnsi="Arial" w:cs="Arial"/>
-          <w:b/>
-          <w:bCs/>
-          <w:color w:val="000000"/>
-        </w:rPr>
-        <w:t>Name</w:t>
-      </w:r>
-      <w:proofErr w:type="gramStart"/>
-      <w:r>
-        <w:rPr>
-          <w:rFonts w:ascii="Arial" w:eastAsia="Arial" w:hAnsi="Arial" w:cs="Arial"/>
-          <w:b/>
-          <w:bCs/>
-          <w:color w:val="000000"/>
-        </w:rPr>
-        <w:t>:</w:t>
+        <w:t>Member 5  (Name:</w:t>
       </w:r>
       <w:r>
         <w:rPr>
@@ -5608,7 +5422,6 @@
         </w:rPr>
         <w:t>)</w:t>
       </w:r>
-      <w:proofErr w:type="gramEnd"/>
     </w:p>
     <w:tbl>
       <w:tblPr>
@@ -5740,7 +5553,7 @@
 </file>
 
 <file path=word/endnotes.xml><?xml version="1.0" encoding="utf-8"?>
-<w:endnotes xmlns:wpc="http://schemas.microsoft.com/office/word/2010/wordprocessingCanvas" xmlns:cx="http://schemas.microsoft.com/office/drawing/2014/chartex" xmlns:cx1="http://schemas.microsoft.com/office/drawing/2015/9/8/chartex" xmlns:cx2="http://schemas.microsoft.com/office/drawing/2015/10/21/chartex" xmlns:cx3="http://schemas.microsoft.com/office/drawing/2016/5/9/chartex" xmlns:cx4="http://schemas.microsoft.com/office/drawing/2016/5/10/chartex" xmlns:cx5="http://schemas.microsoft.com/office/drawing/2016/5/11/chartex" xmlns:cx6="http://schemas.microsoft.com/office/drawing/2016/5/12/chartex" xmlns:cx7="http://schemas.microsoft.com/office/drawing/2016/5/13/chartex" xmlns:cx8="http://schemas.microsoft.com/office/drawing/2016/5/14/chartex" xmlns:mc="http://schemas.openxmlformats.org/markup-compatibility/2006" xmlns:aink="http://schemas.microsoft.com/office/drawing/2016/ink" xmlns:am3d="http://schemas.microsoft.com/office/drawing/2017/model3d" xmlns:o="urn:schemas-microsoft-com:office:office" xmlns:oel="http://schemas.microsoft.com/office/2019/extlst" xmlns:r="http://schemas.openxmlformats.org/officeDocument/2006/relationships" xmlns:m="http://schemas.openxmlformats.org/officeDocument/2006/math" xmlns:v="urn:schemas-microsoft-com:vml" xmlns:wp14="http://schemas.microsoft.com/office/word/2010/wordprocessingDrawing" xmlns:wp="http://schemas.openxmlformats.org/drawingml/2006/wordprocessingDrawing" xmlns:w10="urn:schemas-microsoft-com:office:word" xmlns:w="http://schemas.openxmlformats.org/wordprocessingml/2006/main" xmlns:w14="http://schemas.microsoft.com/office/word/2010/wordml" xmlns:w15="http://schemas.microsoft.com/office/word/2012/wordml" xmlns:w16cex="http://schemas.microsoft.com/office/word/2018/wordml/cex" xmlns:w16cid="http://schemas.microsoft.com/office/word/2016/wordml/cid" xmlns:w16="http://schemas.microsoft.com/office/word/2018/wordml" xmlns:w16du="http://schemas.microsoft.com/office/word/2023/wordml/word16du" xmlns:w16sdtdh="http://schemas.microsoft.com/office/word/2020/wordml/sdtdatahash" xmlns:w16sdtfl="http://schemas.microsoft.com/office/word/2024/wordml/sdtformatlock" xmlns:w16se="http://schemas.microsoft.com/office/word/2015/wordml/symex" xmlns:wpg="http://schemas.microsoft.com/office/word/2010/wordprocessingGroup" xmlns:wpi="http://schemas.microsoft.com/office/word/2010/wordprocessingInk" xmlns:wne="http://schemas.microsoft.com/office/word/2006/wordml" xmlns:wps="http://schemas.microsoft.com/office/word/2010/wordprocessingShape" mc:Ignorable="w14 w15 w16se w16cid w16 w16cex w16sdtdh w16sdtfl w16du wp14">
+<w:endnotes xmlns:wpc="http://schemas.microsoft.com/office/word/2010/wordprocessingCanvas" xmlns:cx="http://schemas.microsoft.com/office/drawing/2014/chartex" xmlns:cx1="http://schemas.microsoft.com/office/drawing/2015/9/8/chartex" xmlns:cx2="http://schemas.microsoft.com/office/drawing/2015/10/21/chartex" xmlns:cx3="http://schemas.microsoft.com/office/drawing/2016/5/9/chartex" xmlns:cx4="http://schemas.microsoft.com/office/drawing/2016/5/10/chartex" xmlns:cx5="http://schemas.microsoft.com/office/drawing/2016/5/11/chartex" xmlns:cx6="http://schemas.microsoft.com/office/drawing/2016/5/12/chartex" xmlns:cx7="http://schemas.microsoft.com/office/drawing/2016/5/13/chartex" xmlns:cx8="http://schemas.microsoft.com/office/drawing/2016/5/14/chartex" xmlns:mc="http://schemas.openxmlformats.org/markup-compatibility/2006" xmlns:aink="http://schemas.microsoft.com/office/drawing/2016/ink" xmlns:am3d="http://schemas.microsoft.com/office/drawing/2017/model3d" xmlns:o="urn:schemas-microsoft-com:office:office" xmlns:r="http://schemas.openxmlformats.org/officeDocument/2006/relationships" xmlns:m="http://schemas.openxmlformats.org/officeDocument/2006/math" xmlns:v="urn:schemas-microsoft-com:vml" xmlns:wp14="http://schemas.microsoft.com/office/word/2010/wordprocessingDrawing" xmlns:wp="http://schemas.openxmlformats.org/drawingml/2006/wordprocessingDrawing" xmlns:w10="urn:schemas-microsoft-com:office:word" xmlns:w="http://schemas.openxmlformats.org/wordprocessingml/2006/main" xmlns:w14="http://schemas.microsoft.com/office/word/2010/wordml" xmlns:w15="http://schemas.microsoft.com/office/word/2012/wordml" xmlns:w16cex="http://schemas.microsoft.com/office/word/2018/wordml/cex" xmlns:w16cid="http://schemas.microsoft.com/office/word/2016/wordml/cid" xmlns:w16="http://schemas.microsoft.com/office/word/2018/wordml" xmlns:w16se="http://schemas.microsoft.com/office/word/2015/wordml/symex" xmlns:wpg="http://schemas.microsoft.com/office/word/2010/wordprocessingGroup" xmlns:wpi="http://schemas.microsoft.com/office/word/2010/wordprocessingInk" xmlns:wne="http://schemas.microsoft.com/office/word/2006/wordml" xmlns:wps="http://schemas.microsoft.com/office/word/2010/wordprocessingShape" mc:Ignorable="w14 w15 w16se w16cid w16 w16cex wp14">
   <w:endnote w:type="separator" w:id="-1">
     <w:p>
       <w:r>
@@ -5759,7 +5572,7 @@
 </file>
 
 <file path=word/footer1.xml><?xml version="1.0" encoding="utf-8"?>
-<w:ftr xmlns:wpc="http://schemas.microsoft.com/office/word/2010/wordprocessingCanvas" xmlns:cx="http://schemas.microsoft.com/office/drawing/2014/chartex" xmlns:cx1="http://schemas.microsoft.com/office/drawing/2015/9/8/chartex" xmlns:cx2="http://schemas.microsoft.com/office/drawing/2015/10/21/chartex" xmlns:cx3="http://schemas.microsoft.com/office/drawing/2016/5/9/chartex" xmlns:cx4="http://schemas.microsoft.com/office/drawing/2016/5/10/chartex" xmlns:cx5="http://schemas.microsoft.com/office/drawing/2016/5/11/chartex" xmlns:cx6="http://schemas.microsoft.com/office/drawing/2016/5/12/chartex" xmlns:cx7="http://schemas.microsoft.com/office/drawing/2016/5/13/chartex" xmlns:cx8="http://schemas.microsoft.com/office/drawing/2016/5/14/chartex" xmlns:mc="http://schemas.openxmlformats.org/markup-compatibility/2006" xmlns:aink="http://schemas.microsoft.com/office/drawing/2016/ink" xmlns:am3d="http://schemas.microsoft.com/office/drawing/2017/model3d" xmlns:o="urn:schemas-microsoft-com:office:office" xmlns:oel="http://schemas.microsoft.com/office/2019/extlst" xmlns:r="http://schemas.openxmlformats.org/officeDocument/2006/relationships" xmlns:m="http://schemas.openxmlformats.org/officeDocument/2006/math" xmlns:v="urn:schemas-microsoft-com:vml" xmlns:wp14="http://schemas.microsoft.com/office/word/2010/wordprocessingDrawing" xmlns:wp="http://schemas.openxmlformats.org/drawingml/2006/wordprocessingDrawing" xmlns:w10="urn:schemas-microsoft-com:office:word" xmlns:w="http://schemas.openxmlformats.org/wordprocessingml/2006/main" xmlns:w14="http://schemas.microsoft.com/office/word/2010/wordml" xmlns:w15="http://schemas.microsoft.com/office/word/2012/wordml" xmlns:w16cex="http://schemas.microsoft.com/office/word/2018/wordml/cex" xmlns:w16cid="http://schemas.microsoft.com/office/word/2016/wordml/cid" xmlns:w16="http://schemas.microsoft.com/office/word/2018/wordml" xmlns:w16du="http://schemas.microsoft.com/office/word/2023/wordml/word16du" xmlns:w16sdtdh="http://schemas.microsoft.com/office/word/2020/wordml/sdtdatahash" xmlns:w16sdtfl="http://schemas.microsoft.com/office/word/2024/wordml/sdtformatlock" xmlns:w16se="http://schemas.microsoft.com/office/word/2015/wordml/symex" xmlns:wpg="http://schemas.microsoft.com/office/word/2010/wordprocessingGroup" xmlns:wpi="http://schemas.microsoft.com/office/word/2010/wordprocessingInk" xmlns:wne="http://schemas.microsoft.com/office/word/2006/wordml" xmlns:wps="http://schemas.microsoft.com/office/word/2010/wordprocessingShape" mc:Ignorable="w14 w15 w16se w16cid w16 w16cex w16sdtdh w16sdtfl w16du wp14">
+<w:ftr xmlns:wpc="http://schemas.microsoft.com/office/word/2010/wordprocessingCanvas" xmlns:cx="http://schemas.microsoft.com/office/drawing/2014/chartex" xmlns:cx1="http://schemas.microsoft.com/office/drawing/2015/9/8/chartex" xmlns:cx2="http://schemas.microsoft.com/office/drawing/2015/10/21/chartex" xmlns:cx3="http://schemas.microsoft.com/office/drawing/2016/5/9/chartex" xmlns:cx4="http://schemas.microsoft.com/office/drawing/2016/5/10/chartex" xmlns:cx5="http://schemas.microsoft.com/office/drawing/2016/5/11/chartex" xmlns:cx6="http://schemas.microsoft.com/office/drawing/2016/5/12/chartex" xmlns:cx7="http://schemas.microsoft.com/office/drawing/2016/5/13/chartex" xmlns:cx8="http://schemas.microsoft.com/office/drawing/2016/5/14/chartex" xmlns:mc="http://schemas.openxmlformats.org/markup-compatibility/2006" xmlns:aink="http://schemas.microsoft.com/office/drawing/2016/ink" xmlns:am3d="http://schemas.microsoft.com/office/drawing/2017/model3d" xmlns:o="urn:schemas-microsoft-com:office:office" xmlns:r="http://schemas.openxmlformats.org/officeDocument/2006/relationships" xmlns:m="http://schemas.openxmlformats.org/officeDocument/2006/math" xmlns:v="urn:schemas-microsoft-com:vml" xmlns:wp14="http://schemas.microsoft.com/office/word/2010/wordprocessingDrawing" xmlns:wp="http://schemas.openxmlformats.org/drawingml/2006/wordprocessingDrawing" xmlns:w10="urn:schemas-microsoft-com:office:word" xmlns:w="http://schemas.openxmlformats.org/wordprocessingml/2006/main" xmlns:w14="http://schemas.microsoft.com/office/word/2010/wordml" xmlns:w15="http://schemas.microsoft.com/office/word/2012/wordml" xmlns:w16cex="http://schemas.microsoft.com/office/word/2018/wordml/cex" xmlns:w16cid="http://schemas.microsoft.com/office/word/2016/wordml/cid" xmlns:w16="http://schemas.microsoft.com/office/word/2018/wordml" xmlns:w16se="http://schemas.microsoft.com/office/word/2015/wordml/symex" xmlns:wpg="http://schemas.microsoft.com/office/word/2010/wordprocessingGroup" xmlns:wpi="http://schemas.microsoft.com/office/word/2010/wordprocessingInk" xmlns:wne="http://schemas.microsoft.com/office/word/2006/wordml" xmlns:wps="http://schemas.microsoft.com/office/word/2010/wordprocessingShape" mc:Ignorable="w14 w15 w16se w16cid w16 w16cex wp14">
   <w:p>
     <w:pPr>
       <w:pStyle w:val="Footer"/>
@@ -5769,7 +5582,7 @@
 </file>
 
 <file path=word/footer2.xml><?xml version="1.0" encoding="utf-8"?>
-<w:ftr xmlns:wpc="http://schemas.microsoft.com/office/word/2010/wordprocessingCanvas" xmlns:cx="http://schemas.microsoft.com/office/drawing/2014/chartex" xmlns:cx1="http://schemas.microsoft.com/office/drawing/2015/9/8/chartex" xmlns:cx2="http://schemas.microsoft.com/office/drawing/2015/10/21/chartex" xmlns:cx3="http://schemas.microsoft.com/office/drawing/2016/5/9/chartex" xmlns:cx4="http://schemas.microsoft.com/office/drawing/2016/5/10/chartex" xmlns:cx5="http://schemas.microsoft.com/office/drawing/2016/5/11/chartex" xmlns:cx6="http://schemas.microsoft.com/office/drawing/2016/5/12/chartex" xmlns:cx7="http://schemas.microsoft.com/office/drawing/2016/5/13/chartex" xmlns:cx8="http://schemas.microsoft.com/office/drawing/2016/5/14/chartex" xmlns:mc="http://schemas.openxmlformats.org/markup-compatibility/2006" xmlns:aink="http://schemas.microsoft.com/office/drawing/2016/ink" xmlns:am3d="http://schemas.microsoft.com/office/drawing/2017/model3d" xmlns:o="urn:schemas-microsoft-com:office:office" xmlns:oel="http://schemas.microsoft.com/office/2019/extlst" xmlns:r="http://schemas.openxmlformats.org/officeDocument/2006/relationships" xmlns:m="http://schemas.openxmlformats.org/officeDocument/2006/math" xmlns:v="urn:schemas-microsoft-com:vml" xmlns:wp14="http://schemas.microsoft.com/office/word/2010/wordprocessingDrawing" xmlns:wp="http://schemas.openxmlformats.org/drawingml/2006/wordprocessingDrawing" xmlns:w10="urn:schemas-microsoft-com:office:word" xmlns:w="http://schemas.openxmlformats.org/wordprocessingml/2006/main" xmlns:w14="http://schemas.microsoft.com/office/word/2010/wordml" xmlns:w15="http://schemas.microsoft.com/office/word/2012/wordml" xmlns:w16cex="http://schemas.microsoft.com/office/word/2018/wordml/cex" xmlns:w16cid="http://schemas.microsoft.com/office/word/2016/wordml/cid" xmlns:w16="http://schemas.microsoft.com/office/word/2018/wordml" xmlns:w16du="http://schemas.microsoft.com/office/word/2023/wordml/word16du" xmlns:w16sdtdh="http://schemas.microsoft.com/office/word/2020/wordml/sdtdatahash" xmlns:w16sdtfl="http://schemas.microsoft.com/office/word/2024/wordml/sdtformatlock" xmlns:w16se="http://schemas.microsoft.com/office/word/2015/wordml/symex" xmlns:wpg="http://schemas.microsoft.com/office/word/2010/wordprocessingGroup" xmlns:wpi="http://schemas.microsoft.com/office/word/2010/wordprocessingInk" xmlns:wne="http://schemas.microsoft.com/office/word/2006/wordml" xmlns:wps="http://schemas.microsoft.com/office/word/2010/wordprocessingShape" mc:Ignorable="w14 w15 w16se w16cid w16 w16cex w16sdtdh w16sdtfl w16du wp14">
+<w:ftr xmlns:wpc="http://schemas.microsoft.com/office/word/2010/wordprocessingCanvas" xmlns:cx="http://schemas.microsoft.com/office/drawing/2014/chartex" xmlns:cx1="http://schemas.microsoft.com/office/drawing/2015/9/8/chartex" xmlns:cx2="http://schemas.microsoft.com/office/drawing/2015/10/21/chartex" xmlns:cx3="http://schemas.microsoft.com/office/drawing/2016/5/9/chartex" xmlns:cx4="http://schemas.microsoft.com/office/drawing/2016/5/10/chartex" xmlns:cx5="http://schemas.microsoft.com/office/drawing/2016/5/11/chartex" xmlns:cx6="http://schemas.microsoft.com/office/drawing/2016/5/12/chartex" xmlns:cx7="http://schemas.microsoft.com/office/drawing/2016/5/13/chartex" xmlns:cx8="http://schemas.microsoft.com/office/drawing/2016/5/14/chartex" xmlns:mc="http://schemas.openxmlformats.org/markup-compatibility/2006" xmlns:aink="http://schemas.microsoft.com/office/drawing/2016/ink" xmlns:am3d="http://schemas.microsoft.com/office/drawing/2017/model3d" xmlns:o="urn:schemas-microsoft-com:office:office" xmlns:r="http://schemas.openxmlformats.org/officeDocument/2006/relationships" xmlns:m="http://schemas.openxmlformats.org/officeDocument/2006/math" xmlns:v="urn:schemas-microsoft-com:vml" xmlns:wp14="http://schemas.microsoft.com/office/word/2010/wordprocessingDrawing" xmlns:wp="http://schemas.openxmlformats.org/drawingml/2006/wordprocessingDrawing" xmlns:w10="urn:schemas-microsoft-com:office:word" xmlns:w="http://schemas.openxmlformats.org/wordprocessingml/2006/main" xmlns:w14="http://schemas.microsoft.com/office/word/2010/wordml" xmlns:w15="http://schemas.microsoft.com/office/word/2012/wordml" xmlns:w16cex="http://schemas.microsoft.com/office/word/2018/wordml/cex" xmlns:w16cid="http://schemas.microsoft.com/office/word/2016/wordml/cid" xmlns:w16="http://schemas.microsoft.com/office/word/2018/wordml" xmlns:w16se="http://schemas.microsoft.com/office/word/2015/wordml/symex" xmlns:wpg="http://schemas.microsoft.com/office/word/2010/wordprocessingGroup" xmlns:wpi="http://schemas.microsoft.com/office/word/2010/wordprocessingInk" xmlns:wne="http://schemas.microsoft.com/office/word/2006/wordml" xmlns:wps="http://schemas.microsoft.com/office/word/2010/wordprocessingShape" mc:Ignorable="w14 w15 w16se w16cid w16 w16cex wp14">
   <w:p>
     <w:pPr>
       <w:pBdr>
@@ -5851,7 +5664,7 @@
 </file>
 
 <file path=word/footer3.xml><?xml version="1.0" encoding="utf-8"?>
-<w:ftr xmlns:wpc="http://schemas.microsoft.com/office/word/2010/wordprocessingCanvas" xmlns:cx="http://schemas.microsoft.com/office/drawing/2014/chartex" xmlns:cx1="http://schemas.microsoft.com/office/drawing/2015/9/8/chartex" xmlns:cx2="http://schemas.microsoft.com/office/drawing/2015/10/21/chartex" xmlns:cx3="http://schemas.microsoft.com/office/drawing/2016/5/9/chartex" xmlns:cx4="http://schemas.microsoft.com/office/drawing/2016/5/10/chartex" xmlns:cx5="http://schemas.microsoft.com/office/drawing/2016/5/11/chartex" xmlns:cx6="http://schemas.microsoft.com/office/drawing/2016/5/12/chartex" xmlns:cx7="http://schemas.microsoft.com/office/drawing/2016/5/13/chartex" xmlns:cx8="http://schemas.microsoft.com/office/drawing/2016/5/14/chartex" xmlns:mc="http://schemas.openxmlformats.org/markup-compatibility/2006" xmlns:aink="http://schemas.microsoft.com/office/drawing/2016/ink" xmlns:am3d="http://schemas.microsoft.com/office/drawing/2017/model3d" xmlns:o="urn:schemas-microsoft-com:office:office" xmlns:oel="http://schemas.microsoft.com/office/2019/extlst" xmlns:r="http://schemas.openxmlformats.org/officeDocument/2006/relationships" xmlns:m="http://schemas.openxmlformats.org/officeDocument/2006/math" xmlns:v="urn:schemas-microsoft-com:vml" xmlns:wp14="http://schemas.microsoft.com/office/word/2010/wordprocessingDrawing" xmlns:wp="http://schemas.openxmlformats.org/drawingml/2006/wordprocessingDrawing" xmlns:w10="urn:schemas-microsoft-com:office:word" xmlns:w="http://schemas.openxmlformats.org/wordprocessingml/2006/main" xmlns:w14="http://schemas.microsoft.com/office/word/2010/wordml" xmlns:w15="http://schemas.microsoft.com/office/word/2012/wordml" xmlns:w16cex="http://schemas.microsoft.com/office/word/2018/wordml/cex" xmlns:w16cid="http://schemas.microsoft.com/office/word/2016/wordml/cid" xmlns:w16="http://schemas.microsoft.com/office/word/2018/wordml" xmlns:w16du="http://schemas.microsoft.com/office/word/2023/wordml/word16du" xmlns:w16sdtdh="http://schemas.microsoft.com/office/word/2020/wordml/sdtdatahash" xmlns:w16sdtfl="http://schemas.microsoft.com/office/word/2024/wordml/sdtformatlock" xmlns:w16se="http://schemas.microsoft.com/office/word/2015/wordml/symex" xmlns:wpg="http://schemas.microsoft.com/office/word/2010/wordprocessingGroup" xmlns:wpi="http://schemas.microsoft.com/office/word/2010/wordprocessingInk" xmlns:wne="http://schemas.microsoft.com/office/word/2006/wordml" xmlns:wps="http://schemas.microsoft.com/office/word/2010/wordprocessingShape" mc:Ignorable="w14 w15 w16se w16cid w16 w16cex w16sdtdh w16sdtfl w16du wp14">
+<w:ftr xmlns:wpc="http://schemas.microsoft.com/office/word/2010/wordprocessingCanvas" xmlns:cx="http://schemas.microsoft.com/office/drawing/2014/chartex" xmlns:cx1="http://schemas.microsoft.com/office/drawing/2015/9/8/chartex" xmlns:cx2="http://schemas.microsoft.com/office/drawing/2015/10/21/chartex" xmlns:cx3="http://schemas.microsoft.com/office/drawing/2016/5/9/chartex" xmlns:cx4="http://schemas.microsoft.com/office/drawing/2016/5/10/chartex" xmlns:cx5="http://schemas.microsoft.com/office/drawing/2016/5/11/chartex" xmlns:cx6="http://schemas.microsoft.com/office/drawing/2016/5/12/chartex" xmlns:cx7="http://schemas.microsoft.com/office/drawing/2016/5/13/chartex" xmlns:cx8="http://schemas.microsoft.com/office/drawing/2016/5/14/chartex" xmlns:mc="http://schemas.openxmlformats.org/markup-compatibility/2006" xmlns:aink="http://schemas.microsoft.com/office/drawing/2016/ink" xmlns:am3d="http://schemas.microsoft.com/office/drawing/2017/model3d" xmlns:o="urn:schemas-microsoft-com:office:office" xmlns:r="http://schemas.openxmlformats.org/officeDocument/2006/relationships" xmlns:m="http://schemas.openxmlformats.org/officeDocument/2006/math" xmlns:v="urn:schemas-microsoft-com:vml" xmlns:wp14="http://schemas.microsoft.com/office/word/2010/wordprocessingDrawing" xmlns:wp="http://schemas.openxmlformats.org/drawingml/2006/wordprocessingDrawing" xmlns:w10="urn:schemas-microsoft-com:office:word" xmlns:w="http://schemas.openxmlformats.org/wordprocessingml/2006/main" xmlns:w14="http://schemas.microsoft.com/office/word/2010/wordml" xmlns:w15="http://schemas.microsoft.com/office/word/2012/wordml" xmlns:w16cex="http://schemas.microsoft.com/office/word/2018/wordml/cex" xmlns:w16cid="http://schemas.microsoft.com/office/word/2016/wordml/cid" xmlns:w16="http://schemas.microsoft.com/office/word/2018/wordml" xmlns:w16se="http://schemas.microsoft.com/office/word/2015/wordml/symex" xmlns:wpg="http://schemas.microsoft.com/office/word/2010/wordprocessingGroup" xmlns:wpi="http://schemas.microsoft.com/office/word/2010/wordprocessingInk" xmlns:wne="http://schemas.microsoft.com/office/word/2006/wordml" xmlns:wps="http://schemas.microsoft.com/office/word/2010/wordprocessingShape" mc:Ignorable="w14 w15 w16se w16cid w16 w16cex wp14">
   <w:p>
     <w:pPr>
       <w:pStyle w:val="Footer"/>
@@ -5861,7 +5674,7 @@
 </file>
 
 <file path=word/footnotes.xml><?xml version="1.0" encoding="utf-8"?>
-<w:footnotes xmlns:wpc="http://schemas.microsoft.com/office/word/2010/wordprocessingCanvas" xmlns:cx="http://schemas.microsoft.com/office/drawing/2014/chartex" xmlns:cx1="http://schemas.microsoft.com/office/drawing/2015/9/8/chartex" xmlns:cx2="http://schemas.microsoft.com/office/drawing/2015/10/21/chartex" xmlns:cx3="http://schemas.microsoft.com/office/drawing/2016/5/9/chartex" xmlns:cx4="http://schemas.microsoft.com/office/drawing/2016/5/10/chartex" xmlns:cx5="http://schemas.microsoft.com/office/drawing/2016/5/11/chartex" xmlns:cx6="http://schemas.microsoft.com/office/drawing/2016/5/12/chartex" xmlns:cx7="http://schemas.microsoft.com/office/drawing/2016/5/13/chartex" xmlns:cx8="http://schemas.microsoft.com/office/drawing/2016/5/14/chartex" xmlns:mc="http://schemas.openxmlformats.org/markup-compatibility/2006" xmlns:aink="http://schemas.microsoft.com/office/drawing/2016/ink" xmlns:am3d="http://schemas.microsoft.com/office/drawing/2017/model3d" xmlns:o="urn:schemas-microsoft-com:office:office" xmlns:oel="http://schemas.microsoft.com/office/2019/extlst" xmlns:r="http://schemas.openxmlformats.org/officeDocument/2006/relationships" xmlns:m="http://schemas.openxmlformats.org/officeDocument/2006/math" xmlns:v="urn:schemas-microsoft-com:vml" xmlns:wp14="http://schemas.microsoft.com/office/word/2010/wordprocessingDrawing" xmlns:wp="http://schemas.openxmlformats.org/drawingml/2006/wordprocessingDrawing" xmlns:w10="urn:schemas-microsoft-com:office:word" xmlns:w="http://schemas.openxmlformats.org/wordprocessingml/2006/main" xmlns:w14="http://schemas.microsoft.com/office/word/2010/wordml" xmlns:w15="http://schemas.microsoft.com/office/word/2012/wordml" xmlns:w16cex="http://schemas.microsoft.com/office/word/2018/wordml/cex" xmlns:w16cid="http://schemas.microsoft.com/office/word/2016/wordml/cid" xmlns:w16="http://schemas.microsoft.com/office/word/2018/wordml" xmlns:w16du="http://schemas.microsoft.com/office/word/2023/wordml/word16du" xmlns:w16sdtdh="http://schemas.microsoft.com/office/word/2020/wordml/sdtdatahash" xmlns:w16sdtfl="http://schemas.microsoft.com/office/word/2024/wordml/sdtformatlock" xmlns:w16se="http://schemas.microsoft.com/office/word/2015/wordml/symex" xmlns:wpg="http://schemas.microsoft.com/office/word/2010/wordprocessingGroup" xmlns:wpi="http://schemas.microsoft.com/office/word/2010/wordprocessingInk" xmlns:wne="http://schemas.microsoft.com/office/word/2006/wordml" xmlns:wps="http://schemas.microsoft.com/office/word/2010/wordprocessingShape" mc:Ignorable="w14 w15 w16se w16cid w16 w16cex w16sdtdh w16sdtfl w16du wp14">
+<w:footnotes xmlns:wpc="http://schemas.microsoft.com/office/word/2010/wordprocessingCanvas" xmlns:cx="http://schemas.microsoft.com/office/drawing/2014/chartex" xmlns:cx1="http://schemas.microsoft.com/office/drawing/2015/9/8/chartex" xmlns:cx2="http://schemas.microsoft.com/office/drawing/2015/10/21/chartex" xmlns:cx3="http://schemas.microsoft.com/office/drawing/2016/5/9/chartex" xmlns:cx4="http://schemas.microsoft.com/office/drawing/2016/5/10/chartex" xmlns:cx5="http://schemas.microsoft.com/office/drawing/2016/5/11/chartex" xmlns:cx6="http://schemas.microsoft.com/office/drawing/2016/5/12/chartex" xmlns:cx7="http://schemas.microsoft.com/office/drawing/2016/5/13/chartex" xmlns:cx8="http://schemas.microsoft.com/office/drawing/2016/5/14/chartex" xmlns:mc="http://schemas.openxmlformats.org/markup-compatibility/2006" xmlns:aink="http://schemas.microsoft.com/office/drawing/2016/ink" xmlns:am3d="http://schemas.microsoft.com/office/drawing/2017/model3d" xmlns:o="urn:schemas-microsoft-com:office:office" xmlns:r="http://schemas.openxmlformats.org/officeDocument/2006/relationships" xmlns:m="http://schemas.openxmlformats.org/officeDocument/2006/math" xmlns:v="urn:schemas-microsoft-com:vml" xmlns:wp14="http://schemas.microsoft.com/office/word/2010/wordprocessingDrawing" xmlns:wp="http://schemas.openxmlformats.org/drawingml/2006/wordprocessingDrawing" xmlns:w10="urn:schemas-microsoft-com:office:word" xmlns:w="http://schemas.openxmlformats.org/wordprocessingml/2006/main" xmlns:w14="http://schemas.microsoft.com/office/word/2010/wordml" xmlns:w15="http://schemas.microsoft.com/office/word/2012/wordml" xmlns:w16cex="http://schemas.microsoft.com/office/word/2018/wordml/cex" xmlns:w16cid="http://schemas.microsoft.com/office/word/2016/wordml/cid" xmlns:w16="http://schemas.microsoft.com/office/word/2018/wordml" xmlns:w16se="http://schemas.microsoft.com/office/word/2015/wordml/symex" xmlns:wpg="http://schemas.microsoft.com/office/word/2010/wordprocessingGroup" xmlns:wpi="http://schemas.microsoft.com/office/word/2010/wordprocessingInk" xmlns:wne="http://schemas.microsoft.com/office/word/2006/wordml" xmlns:wps="http://schemas.microsoft.com/office/word/2010/wordprocessingShape" mc:Ignorable="w14 w15 w16se w16cid w16 w16cex wp14">
   <w:footnote w:type="separator" w:id="-1">
     <w:p>
       <w:r>
@@ -5880,7 +5693,7 @@
 </file>
 
 <file path=word/header1.xml><?xml version="1.0" encoding="utf-8"?>
-<w:hdr xmlns:wpc="http://schemas.microsoft.com/office/word/2010/wordprocessingCanvas" xmlns:cx="http://schemas.microsoft.com/office/drawing/2014/chartex" xmlns:cx1="http://schemas.microsoft.com/office/drawing/2015/9/8/chartex" xmlns:cx2="http://schemas.microsoft.com/office/drawing/2015/10/21/chartex" xmlns:cx3="http://schemas.microsoft.com/office/drawing/2016/5/9/chartex" xmlns:cx4="http://schemas.microsoft.com/office/drawing/2016/5/10/chartex" xmlns:cx5="http://schemas.microsoft.com/office/drawing/2016/5/11/chartex" xmlns:cx6="http://schemas.microsoft.com/office/drawing/2016/5/12/chartex" xmlns:cx7="http://schemas.microsoft.com/office/drawing/2016/5/13/chartex" xmlns:cx8="http://schemas.microsoft.com/office/drawing/2016/5/14/chartex" xmlns:mc="http://schemas.openxmlformats.org/markup-compatibility/2006" xmlns:aink="http://schemas.microsoft.com/office/drawing/2016/ink" xmlns:am3d="http://schemas.microsoft.com/office/drawing/2017/model3d" xmlns:o="urn:schemas-microsoft-com:office:office" xmlns:oel="http://schemas.microsoft.com/office/2019/extlst" xmlns:r="http://schemas.openxmlformats.org/officeDocument/2006/relationships" xmlns:m="http://schemas.openxmlformats.org/officeDocument/2006/math" xmlns:v="urn:schemas-microsoft-com:vml" xmlns:wp14="http://schemas.microsoft.com/office/word/2010/wordprocessingDrawing" xmlns:wp="http://schemas.openxmlformats.org/drawingml/2006/wordprocessingDrawing" xmlns:w10="urn:schemas-microsoft-com:office:word" xmlns:w="http://schemas.openxmlformats.org/wordprocessingml/2006/main" xmlns:w14="http://schemas.microsoft.com/office/word/2010/wordml" xmlns:w15="http://schemas.microsoft.com/office/word/2012/wordml" xmlns:w16cex="http://schemas.microsoft.com/office/word/2018/wordml/cex" xmlns:w16cid="http://schemas.microsoft.com/office/word/2016/wordml/cid" xmlns:w16="http://schemas.microsoft.com/office/word/2018/wordml" xmlns:w16du="http://schemas.microsoft.com/office/word/2023/wordml/word16du" xmlns:w16sdtdh="http://schemas.microsoft.com/office/word/2020/wordml/sdtdatahash" xmlns:w16sdtfl="http://schemas.microsoft.com/office/word/2024/wordml/sdtformatlock" xmlns:w16se="http://schemas.microsoft.com/office/word/2015/wordml/symex" xmlns:wpg="http://schemas.microsoft.com/office/word/2010/wordprocessingGroup" xmlns:wpi="http://schemas.microsoft.com/office/word/2010/wordprocessingInk" xmlns:wne="http://schemas.microsoft.com/office/word/2006/wordml" xmlns:wps="http://schemas.microsoft.com/office/word/2010/wordprocessingShape" mc:Ignorable="w14 w15 w16se w16cid w16 w16cex w16sdtdh w16sdtfl w16du wp14">
+<w:hdr xmlns:wpc="http://schemas.microsoft.com/office/word/2010/wordprocessingCanvas" xmlns:cx="http://schemas.microsoft.com/office/drawing/2014/chartex" xmlns:cx1="http://schemas.microsoft.com/office/drawing/2015/9/8/chartex" xmlns:cx2="http://schemas.microsoft.com/office/drawing/2015/10/21/chartex" xmlns:cx3="http://schemas.microsoft.com/office/drawing/2016/5/9/chartex" xmlns:cx4="http://schemas.microsoft.com/office/drawing/2016/5/10/chartex" xmlns:cx5="http://schemas.microsoft.com/office/drawing/2016/5/11/chartex" xmlns:cx6="http://schemas.microsoft.com/office/drawing/2016/5/12/chartex" xmlns:cx7="http://schemas.microsoft.com/office/drawing/2016/5/13/chartex" xmlns:cx8="http://schemas.microsoft.com/office/drawing/2016/5/14/chartex" xmlns:mc="http://schemas.openxmlformats.org/markup-compatibility/2006" xmlns:aink="http://schemas.microsoft.com/office/drawing/2016/ink" xmlns:am3d="http://schemas.microsoft.com/office/drawing/2017/model3d" xmlns:o="urn:schemas-microsoft-com:office:office" xmlns:r="http://schemas.openxmlformats.org/officeDocument/2006/relationships" xmlns:m="http://schemas.openxmlformats.org/officeDocument/2006/math" xmlns:v="urn:schemas-microsoft-com:vml" xmlns:wp14="http://schemas.microsoft.com/office/word/2010/wordprocessingDrawing" xmlns:wp="http://schemas.openxmlformats.org/drawingml/2006/wordprocessingDrawing" xmlns:w10="urn:schemas-microsoft-com:office:word" xmlns:w="http://schemas.openxmlformats.org/wordprocessingml/2006/main" xmlns:w14="http://schemas.microsoft.com/office/word/2010/wordml" xmlns:w15="http://schemas.microsoft.com/office/word/2012/wordml" xmlns:w16cex="http://schemas.microsoft.com/office/word/2018/wordml/cex" xmlns:w16cid="http://schemas.microsoft.com/office/word/2016/wordml/cid" xmlns:w16="http://schemas.microsoft.com/office/word/2018/wordml" xmlns:w16se="http://schemas.microsoft.com/office/word/2015/wordml/symex" xmlns:wpg="http://schemas.microsoft.com/office/word/2010/wordprocessingGroup" xmlns:wpi="http://schemas.microsoft.com/office/word/2010/wordprocessingInk" xmlns:wne="http://schemas.microsoft.com/office/word/2006/wordml" xmlns:wps="http://schemas.microsoft.com/office/word/2010/wordprocessingShape" mc:Ignorable="w14 w15 w16se w16cid w16 w16cex wp14">
   <w:p>
     <w:pPr>
       <w:pStyle w:val="Header"/>
@@ -5890,7 +5703,7 @@
 </file>
 
 <file path=word/header2.xml><?xml version="1.0" encoding="utf-8"?>
-<w:hdr xmlns:wpc="http://schemas.microsoft.com/office/word/2010/wordprocessingCanvas" xmlns:cx="http://schemas.microsoft.com/office/drawing/2014/chartex" xmlns:cx1="http://schemas.microsoft.com/office/drawing/2015/9/8/chartex" xmlns:cx2="http://schemas.microsoft.com/office/drawing/2015/10/21/chartex" xmlns:cx3="http://schemas.microsoft.com/office/drawing/2016/5/9/chartex" xmlns:cx4="http://schemas.microsoft.com/office/drawing/2016/5/10/chartex" xmlns:cx5="http://schemas.microsoft.com/office/drawing/2016/5/11/chartex" xmlns:cx6="http://schemas.microsoft.com/office/drawing/2016/5/12/chartex" xmlns:cx7="http://schemas.microsoft.com/office/drawing/2016/5/13/chartex" xmlns:cx8="http://schemas.microsoft.com/office/drawing/2016/5/14/chartex" xmlns:mc="http://schemas.openxmlformats.org/markup-compatibility/2006" xmlns:aink="http://schemas.microsoft.com/office/drawing/2016/ink" xmlns:am3d="http://schemas.microsoft.com/office/drawing/2017/model3d" xmlns:o="urn:schemas-microsoft-com:office:office" xmlns:oel="http://schemas.microsoft.com/office/2019/extlst" xmlns:r="http://schemas.openxmlformats.org/officeDocument/2006/relationships" xmlns:m="http://schemas.openxmlformats.org/officeDocument/2006/math" xmlns:v="urn:schemas-microsoft-com:vml" xmlns:wp14="http://schemas.microsoft.com/office/word/2010/wordprocessingDrawing" xmlns:wp="http://schemas.openxmlformats.org/drawingml/2006/wordprocessingDrawing" xmlns:w10="urn:schemas-microsoft-com:office:word" xmlns:w="http://schemas.openxmlformats.org/wordprocessingml/2006/main" xmlns:w14="http://schemas.microsoft.com/office/word/2010/wordml" xmlns:w15="http://schemas.microsoft.com/office/word/2012/wordml" xmlns:w16cex="http://schemas.microsoft.com/office/word/2018/wordml/cex" xmlns:w16cid="http://schemas.microsoft.com/office/word/2016/wordml/cid" xmlns:w16="http://schemas.microsoft.com/office/word/2018/wordml" xmlns:w16du="http://schemas.microsoft.com/office/word/2023/wordml/word16du" xmlns:w16sdtdh="http://schemas.microsoft.com/office/word/2020/wordml/sdtdatahash" xmlns:w16sdtfl="http://schemas.microsoft.com/office/word/2024/wordml/sdtformatlock" xmlns:w16se="http://schemas.microsoft.com/office/word/2015/wordml/symex" xmlns:wpg="http://schemas.microsoft.com/office/word/2010/wordprocessingGroup" xmlns:wpi="http://schemas.microsoft.com/office/word/2010/wordprocessingInk" xmlns:wne="http://schemas.microsoft.com/office/word/2006/wordml" xmlns:wps="http://schemas.microsoft.com/office/word/2010/wordprocessingShape" mc:Ignorable="w14 w15 w16se w16cid w16 w16cex w16sdtdh w16sdtfl w16du wp14">
+<w:hdr xmlns:wpc="http://schemas.microsoft.com/office/word/2010/wordprocessingCanvas" xmlns:cx="http://schemas.microsoft.com/office/drawing/2014/chartex" xmlns:cx1="http://schemas.microsoft.com/office/drawing/2015/9/8/chartex" xmlns:cx2="http://schemas.microsoft.com/office/drawing/2015/10/21/chartex" xmlns:cx3="http://schemas.microsoft.com/office/drawing/2016/5/9/chartex" xmlns:cx4="http://schemas.microsoft.com/office/drawing/2016/5/10/chartex" xmlns:cx5="http://schemas.microsoft.com/office/drawing/2016/5/11/chartex" xmlns:cx6="http://schemas.microsoft.com/office/drawing/2016/5/12/chartex" xmlns:cx7="http://schemas.microsoft.com/office/drawing/2016/5/13/chartex" xmlns:cx8="http://schemas.microsoft.com/office/drawing/2016/5/14/chartex" xmlns:mc="http://schemas.openxmlformats.org/markup-compatibility/2006" xmlns:aink="http://schemas.microsoft.com/office/drawing/2016/ink" xmlns:am3d="http://schemas.microsoft.com/office/drawing/2017/model3d" xmlns:o="urn:schemas-microsoft-com:office:office" xmlns:r="http://schemas.openxmlformats.org/officeDocument/2006/relationships" xmlns:m="http://schemas.openxmlformats.org/officeDocument/2006/math" xmlns:v="urn:schemas-microsoft-com:vml" xmlns:wp14="http://schemas.microsoft.com/office/word/2010/wordprocessingDrawing" xmlns:wp="http://schemas.openxmlformats.org/drawingml/2006/wordprocessingDrawing" xmlns:w10="urn:schemas-microsoft-com:office:word" xmlns:w="http://schemas.openxmlformats.org/wordprocessingml/2006/main" xmlns:w14="http://schemas.microsoft.com/office/word/2010/wordml" xmlns:w15="http://schemas.microsoft.com/office/word/2012/wordml" xmlns:w16cex="http://schemas.microsoft.com/office/word/2018/wordml/cex" xmlns:w16cid="http://schemas.microsoft.com/office/word/2016/wordml/cid" xmlns:w16="http://schemas.microsoft.com/office/word/2018/wordml" xmlns:w16se="http://schemas.microsoft.com/office/word/2015/wordml/symex" xmlns:wpg="http://schemas.microsoft.com/office/word/2010/wordprocessingGroup" xmlns:wpi="http://schemas.microsoft.com/office/word/2010/wordprocessingInk" xmlns:wne="http://schemas.microsoft.com/office/word/2006/wordml" xmlns:wps="http://schemas.microsoft.com/office/word/2010/wordprocessingShape" mc:Ignorable="w14 w15 w16se w16cid w16 w16cex wp14">
   <w:p>
     <w:pPr>
       <w:pBdr>
@@ -5908,19 +5721,7 @@
         <w:sz w:val="18"/>
         <w:szCs w:val="18"/>
       </w:rPr>
-      <w:t xml:space="preserve">University of Central Punjab – Faculty of Information </w:t>
-    </w:r>
-    <w:proofErr w:type="gramStart"/>
-    <w:r>
-      <w:rPr>
-        <w:rFonts w:ascii="Arial" w:eastAsia="Arial" w:hAnsi="Arial" w:cs="Arial"/>
-        <w:b/>
-        <w:bCs/>
-        <w:color w:val="1F3864"/>
-        <w:sz w:val="18"/>
-        <w:szCs w:val="18"/>
-      </w:rPr>
-      <w:t>Technology</w:t>
+      <w:t>University of Central Punjab – Faculty of Information Technology</w:t>
     </w:r>
     <w:r>
       <w:rPr>
@@ -5929,17 +5730,7 @@
         <w:sz w:val="18"/>
         <w:szCs w:val="18"/>
       </w:rPr>
-      <w:t xml:space="preserve">  |</w:t>
-    </w:r>
-    <w:proofErr w:type="gramEnd"/>
-    <w:r>
-      <w:rPr>
-        <w:rFonts w:ascii="Arial" w:eastAsia="Arial" w:hAnsi="Arial" w:cs="Arial"/>
-        <w:color w:val="ADB9CA"/>
-        <w:sz w:val="18"/>
-        <w:szCs w:val="18"/>
-      </w:rPr>
-      <w:t xml:space="preserve">  </w:t>
+      <w:t xml:space="preserve">  |  </w:t>
     </w:r>
     <w:r>
       <w:rPr>
@@ -5955,7 +5746,7 @@
 </file>
 
 <file path=word/header3.xml><?xml version="1.0" encoding="utf-8"?>
-<w:hdr xmlns:wpc="http://schemas.microsoft.com/office/word/2010/wordprocessingCanvas" xmlns:cx="http://schemas.microsoft.com/office/drawing/2014/chartex" xmlns:cx1="http://schemas.microsoft.com/office/drawing/2015/9/8/chartex" xmlns:cx2="http://schemas.microsoft.com/office/drawing/2015/10/21/chartex" xmlns:cx3="http://schemas.microsoft.com/office/drawing/2016/5/9/chartex" xmlns:cx4="http://schemas.microsoft.com/office/drawing/2016/5/10/chartex" xmlns:cx5="http://schemas.microsoft.com/office/drawing/2016/5/11/chartex" xmlns:cx6="http://schemas.microsoft.com/office/drawing/2016/5/12/chartex" xmlns:cx7="http://schemas.microsoft.com/office/drawing/2016/5/13/chartex" xmlns:cx8="http://schemas.microsoft.com/office/drawing/2016/5/14/chartex" xmlns:mc="http://schemas.openxmlformats.org/markup-compatibility/2006" xmlns:aink="http://schemas.microsoft.com/office/drawing/2016/ink" xmlns:am3d="http://schemas.microsoft.com/office/drawing/2017/model3d" xmlns:o="urn:schemas-microsoft-com:office:office" xmlns:oel="http://schemas.microsoft.com/office/2019/extlst" xmlns:r="http://schemas.openxmlformats.org/officeDocument/2006/relationships" xmlns:m="http://schemas.openxmlformats.org/officeDocument/2006/math" xmlns:v="urn:schemas-microsoft-com:vml" xmlns:wp14="http://schemas.microsoft.com/office/word/2010/wordprocessingDrawing" xmlns:wp="http://schemas.openxmlformats.org/drawingml/2006/wordprocessingDrawing" xmlns:w10="urn:schemas-microsoft-com:office:word" xmlns:w="http://schemas.openxmlformats.org/wordprocessingml/2006/main" xmlns:w14="http://schemas.microsoft.com/office/word/2010/wordml" xmlns:w15="http://schemas.microsoft.com/office/word/2012/wordml" xmlns:w16cex="http://schemas.microsoft.com/office/word/2018/wordml/cex" xmlns:w16cid="http://schemas.microsoft.com/office/word/2016/wordml/cid" xmlns:w16="http://schemas.microsoft.com/office/word/2018/wordml" xmlns:w16du="http://schemas.microsoft.com/office/word/2023/wordml/word16du" xmlns:w16sdtdh="http://schemas.microsoft.com/office/word/2020/wordml/sdtdatahash" xmlns:w16sdtfl="http://schemas.microsoft.com/office/word/2024/wordml/sdtformatlock" xmlns:w16se="http://schemas.microsoft.com/office/word/2015/wordml/symex" xmlns:wpg="http://schemas.microsoft.com/office/word/2010/wordprocessingGroup" xmlns:wpi="http://schemas.microsoft.com/office/word/2010/wordprocessingInk" xmlns:wne="http://schemas.microsoft.com/office/word/2006/wordml" xmlns:wps="http://schemas.microsoft.com/office/word/2010/wordprocessingShape" mc:Ignorable="w14 w15 w16se w16cid w16 w16cex w16sdtdh w16sdtfl w16du wp14">
+<w:hdr xmlns:wpc="http://schemas.microsoft.com/office/word/2010/wordprocessingCanvas" xmlns:cx="http://schemas.microsoft.com/office/drawing/2014/chartex" xmlns:cx1="http://schemas.microsoft.com/office/drawing/2015/9/8/chartex" xmlns:cx2="http://schemas.microsoft.com/office/drawing/2015/10/21/chartex" xmlns:cx3="http://schemas.microsoft.com/office/drawing/2016/5/9/chartex" xmlns:cx4="http://schemas.microsoft.com/office/drawing/2016/5/10/chartex" xmlns:cx5="http://schemas.microsoft.com/office/drawing/2016/5/11/chartex" xmlns:cx6="http://schemas.microsoft.com/office/drawing/2016/5/12/chartex" xmlns:cx7="http://schemas.microsoft.com/office/drawing/2016/5/13/chartex" xmlns:cx8="http://schemas.microsoft.com/office/drawing/2016/5/14/chartex" xmlns:mc="http://schemas.openxmlformats.org/markup-compatibility/2006" xmlns:aink="http://schemas.microsoft.com/office/drawing/2016/ink" xmlns:am3d="http://schemas.microsoft.com/office/drawing/2017/model3d" xmlns:o="urn:schemas-microsoft-com:office:office" xmlns:r="http://schemas.openxmlformats.org/officeDocument/2006/relationships" xmlns:m="http://schemas.openxmlformats.org/officeDocument/2006/math" xmlns:v="urn:schemas-microsoft-com:vml" xmlns:wp14="http://schemas.microsoft.com/office/word/2010/wordprocessingDrawing" xmlns:wp="http://schemas.openxmlformats.org/drawingml/2006/wordprocessingDrawing" xmlns:w10="urn:schemas-microsoft-com:office:word" xmlns:w="http://schemas.openxmlformats.org/wordprocessingml/2006/main" xmlns:w14="http://schemas.microsoft.com/office/word/2010/wordml" xmlns:w15="http://schemas.microsoft.com/office/word/2012/wordml" xmlns:w16cex="http://schemas.microsoft.com/office/word/2018/wordml/cex" xmlns:w16cid="http://schemas.microsoft.com/office/word/2016/wordml/cid" xmlns:w16="http://schemas.microsoft.com/office/word/2018/wordml" xmlns:w16se="http://schemas.microsoft.com/office/word/2015/wordml/symex" xmlns:wpg="http://schemas.microsoft.com/office/word/2010/wordprocessingGroup" xmlns:wpi="http://schemas.microsoft.com/office/word/2010/wordprocessingInk" xmlns:wne="http://schemas.microsoft.com/office/word/2006/wordml" xmlns:wps="http://schemas.microsoft.com/office/word/2010/wordprocessingShape" mc:Ignorable="w14 w15 w16se w16cid w16 w16cex wp14">
   <w:p>
     <w:pPr>
       <w:pStyle w:val="Header"/>
@@ -5965,7 +5756,7 @@
 </file>
 
 <file path=word/numbering.xml><?xml version="1.0" encoding="utf-8"?>
-<w:numbering xmlns:wpc="http://schemas.microsoft.com/office/word/2010/wordprocessingCanvas" xmlns:cx="http://schemas.microsoft.com/office/drawing/2014/chartex" xmlns:cx1="http://schemas.microsoft.com/office/drawing/2015/9/8/chartex" xmlns:cx2="http://schemas.microsoft.com/office/drawing/2015/10/21/chartex" xmlns:cx3="http://schemas.microsoft.com/office/drawing/2016/5/9/chartex" xmlns:cx4="http://schemas.microsoft.com/office/drawing/2016/5/10/chartex" xmlns:cx5="http://schemas.microsoft.com/office/drawing/2016/5/11/chartex" xmlns:cx6="http://schemas.microsoft.com/office/drawing/2016/5/12/chartex" xmlns:cx7="http://schemas.microsoft.com/office/drawing/2016/5/13/chartex" xmlns:cx8="http://schemas.microsoft.com/office/drawing/2016/5/14/chartex" xmlns:mc="http://schemas.openxmlformats.org/markup-compatibility/2006" xmlns:aink="http://schemas.microsoft.com/office/drawing/2016/ink" xmlns:am3d="http://schemas.microsoft.com/office/drawing/2017/model3d" xmlns:o="urn:schemas-microsoft-com:office:office" xmlns:oel="http://schemas.microsoft.com/office/2019/extlst" xmlns:r="http://schemas.openxmlformats.org/officeDocument/2006/relationships" xmlns:m="http://schemas.openxmlformats.org/officeDocument/2006/math" xmlns:v="urn:schemas-microsoft-com:vml" xmlns:wp14="http://schemas.microsoft.com/office/word/2010/wordprocessingDrawing" xmlns:wp="http://schemas.openxmlformats.org/drawingml/2006/wordprocessingDrawing" xmlns:w10="urn:schemas-microsoft-com:office:word" xmlns:w="http://schemas.openxmlformats.org/wordprocessingml/2006/main" xmlns:w14="http://schemas.microsoft.com/office/word/2010/wordml" xmlns:w15="http://schemas.microsoft.com/office/word/2012/wordml" xmlns:w16cex="http://schemas.microsoft.com/office/word/2018/wordml/cex" xmlns:w16cid="http://schemas.microsoft.com/office/word/2016/wordml/cid" xmlns:w16="http://schemas.microsoft.com/office/word/2018/wordml" xmlns:w16du="http://schemas.microsoft.com/office/word/2023/wordml/word16du" xmlns:w16sdtdh="http://schemas.microsoft.com/office/word/2020/wordml/sdtdatahash" xmlns:w16sdtfl="http://schemas.microsoft.com/office/word/2024/wordml/sdtformatlock" xmlns:w16se="http://schemas.microsoft.com/office/word/2015/wordml/symex" xmlns:wpg="http://schemas.microsoft.com/office/word/2010/wordprocessingGroup" xmlns:wpi="http://schemas.microsoft.com/office/word/2010/wordprocessingInk" xmlns:wne="http://schemas.microsoft.com/office/word/2006/wordml" xmlns:wps="http://schemas.microsoft.com/office/word/2010/wordprocessingShape" mc:Ignorable="w14 w15 w16se w16cid w16 w16cex w16sdtdh w16sdtfl w16du wp14">
+<w:numbering xmlns:wpc="http://schemas.microsoft.com/office/word/2010/wordprocessingCanvas" xmlns:cx="http://schemas.microsoft.com/office/drawing/2014/chartex" xmlns:cx1="http://schemas.microsoft.com/office/drawing/2015/9/8/chartex" xmlns:cx2="http://schemas.microsoft.com/office/drawing/2015/10/21/chartex" xmlns:cx3="http://schemas.microsoft.com/office/drawing/2016/5/9/chartex" xmlns:cx4="http://schemas.microsoft.com/office/drawing/2016/5/10/chartex" xmlns:cx5="http://schemas.microsoft.com/office/drawing/2016/5/11/chartex" xmlns:cx6="http://schemas.microsoft.com/office/drawing/2016/5/12/chartex" xmlns:cx7="http://schemas.microsoft.com/office/drawing/2016/5/13/chartex" xmlns:cx8="http://schemas.microsoft.com/office/drawing/2016/5/14/chartex" xmlns:mc="http://schemas.openxmlformats.org/markup-compatibility/2006" xmlns:aink="http://schemas.microsoft.com/office/drawing/2016/ink" xmlns:am3d="http://schemas.microsoft.com/office/drawing/2017/model3d" xmlns:o="urn:schemas-microsoft-com:office:office" xmlns:r="http://schemas.openxmlformats.org/officeDocument/2006/relationships" xmlns:m="http://schemas.openxmlformats.org/officeDocument/2006/math" xmlns:v="urn:schemas-microsoft-com:vml" xmlns:wp14="http://schemas.microsoft.com/office/word/2010/wordprocessingDrawing" xmlns:wp="http://schemas.openxmlformats.org/drawingml/2006/wordprocessingDrawing" xmlns:w10="urn:schemas-microsoft-com:office:word" xmlns:w="http://schemas.openxmlformats.org/wordprocessingml/2006/main" xmlns:w14="http://schemas.microsoft.com/office/word/2010/wordml" xmlns:w15="http://schemas.microsoft.com/office/word/2012/wordml" xmlns:w16cex="http://schemas.microsoft.com/office/word/2018/wordml/cex" xmlns:w16cid="http://schemas.microsoft.com/office/word/2016/wordml/cid" xmlns:w16="http://schemas.microsoft.com/office/word/2018/wordml" xmlns:w16se="http://schemas.microsoft.com/office/word/2015/wordml/symex" xmlns:wpg="http://schemas.microsoft.com/office/word/2010/wordprocessingGroup" xmlns:wpi="http://schemas.microsoft.com/office/word/2010/wordprocessingInk" xmlns:wne="http://schemas.microsoft.com/office/word/2006/wordml" xmlns:wps="http://schemas.microsoft.com/office/word/2010/wordprocessingShape" mc:Ignorable="w14 w15 w16se w16cid w16 w16cex wp14">
   <w:abstractNum w:abstractNumId="0" w15:restartNumberingAfterBreak="0">
     <w:nsid w:val="19B85A84"/>
     <w:multiLevelType w:val="hybridMultilevel"/>
@@ -6276,41 +6067,41 @@
       <w:lvlJc w:val="left"/>
     </w:lvl>
   </w:abstractNum>
-  <w:num w:numId="1" w16cid:durableId="2102407896">
+  <w:num w:numId="1">
     <w:abstractNumId w:val="2"/>
     <w:lvlOverride w:ilvl="0">
       <w:startOverride w:val="1"/>
     </w:lvlOverride>
   </w:num>
-  <w:num w:numId="2" w16cid:durableId="345786126">
+  <w:num w:numId="2">
     <w:abstractNumId w:val="0"/>
     <w:lvlOverride w:ilvl="0">
       <w:startOverride w:val="1"/>
     </w:lvlOverride>
   </w:num>
-  <w:num w:numId="3" w16cid:durableId="1300961654">
+  <w:num w:numId="3">
     <w:abstractNumId w:val="1"/>
     <w:lvlOverride w:ilvl="0">
       <w:startOverride w:val="1"/>
     </w:lvlOverride>
   </w:num>
-  <w:num w:numId="4" w16cid:durableId="1514104464">
+  <w:num w:numId="4">
     <w:abstractNumId w:val="0"/>
   </w:num>
-  <w:num w:numId="5" w16cid:durableId="1311255327">
+  <w:num w:numId="5">
     <w:abstractNumId w:val="4"/>
   </w:num>
-  <w:num w:numId="6" w16cid:durableId="901134750">
+  <w:num w:numId="6">
     <w:abstractNumId w:val="1"/>
   </w:num>
-  <w:num w:numId="7" w16cid:durableId="1734233082">
+  <w:num w:numId="7">
     <w:abstractNumId w:val="3"/>
   </w:num>
 </w:numbering>
 </file>
 
 <file path=word/styles.xml><?xml version="1.0" encoding="utf-8"?>
-<w:styles xmlns:mc="http://schemas.openxmlformats.org/markup-compatibility/2006" xmlns:r="http://schemas.openxmlformats.org/officeDocument/2006/relationships" xmlns:w="http://schemas.openxmlformats.org/wordprocessingml/2006/main" xmlns:w14="http://schemas.microsoft.com/office/word/2010/wordml" xmlns:w15="http://schemas.microsoft.com/office/word/2012/wordml" xmlns:w16cex="http://schemas.microsoft.com/office/word/2018/wordml/cex" xmlns:w16cid="http://schemas.microsoft.com/office/word/2016/wordml/cid" xmlns:w16="http://schemas.microsoft.com/office/word/2018/wordml" xmlns:w16du="http://schemas.microsoft.com/office/word/2023/wordml/word16du" xmlns:w16sdtdh="http://schemas.microsoft.com/office/word/2020/wordml/sdtdatahash" xmlns:w16sdtfl="http://schemas.microsoft.com/office/word/2024/wordml/sdtformatlock" xmlns:w16se="http://schemas.microsoft.com/office/word/2015/wordml/symex" mc:Ignorable="w14 w15 w16se w16cid w16 w16cex w16sdtdh w16sdtfl w16du">
+<w:styles xmlns:mc="http://schemas.openxmlformats.org/markup-compatibility/2006" xmlns:r="http://schemas.openxmlformats.org/officeDocument/2006/relationships" xmlns:w="http://schemas.openxmlformats.org/wordprocessingml/2006/main" xmlns:w14="http://schemas.microsoft.com/office/word/2010/wordml" xmlns:w15="http://schemas.microsoft.com/office/word/2012/wordml" xmlns:w16cex="http://schemas.microsoft.com/office/word/2018/wordml/cex" xmlns:w16cid="http://schemas.microsoft.com/office/word/2016/wordml/cid" xmlns:w16="http://schemas.microsoft.com/office/word/2018/wordml" xmlns:w16se="http://schemas.microsoft.com/office/word/2015/wordml/symex" mc:Ignorable="w14 w15 w16se w16cid w16 w16cex">
   <w:docDefaults>
     <w:rPrDefault>
       <w:rPr>
@@ -6790,6 +6581,7 @@
   <w:style w:type="character" w:default="1" w:styleId="DefaultParagraphFont">
     <w:name w:val="Default Paragraph Font"/>
     <w:uiPriority w:val="1"/>
+    <w:semiHidden/>
     <w:unhideWhenUsed/>
   </w:style>
   <w:style w:type="table" w:default="1" w:styleId="TableNormal">

--- a/DF_Assignment_04_Spring_2026.docx
+++ b/DF_Assignment_04_Spring_2026.docx
@@ -1,6 +1,6 @@
 
 <file path=word/document.xml><?xml version="1.0" encoding="utf-8"?>
-<w:document xmlns:wpc="http://schemas.microsoft.com/office/word/2010/wordprocessingCanvas" xmlns:cx="http://schemas.microsoft.com/office/drawing/2014/chartex" xmlns:cx1="http://schemas.microsoft.com/office/drawing/2015/9/8/chartex" xmlns:cx2="http://schemas.microsoft.com/office/drawing/2015/10/21/chartex" xmlns:cx3="http://schemas.microsoft.com/office/drawing/2016/5/9/chartex" xmlns:cx4="http://schemas.microsoft.com/office/drawing/2016/5/10/chartex" xmlns:cx5="http://schemas.microsoft.com/office/drawing/2016/5/11/chartex" xmlns:cx6="http://schemas.microsoft.com/office/drawing/2016/5/12/chartex" xmlns:cx7="http://schemas.microsoft.com/office/drawing/2016/5/13/chartex" xmlns:cx8="http://schemas.microsoft.com/office/drawing/2016/5/14/chartex" xmlns:mc="http://schemas.openxmlformats.org/markup-compatibility/2006" xmlns:aink="http://schemas.microsoft.com/office/drawing/2016/ink" xmlns:am3d="http://schemas.microsoft.com/office/drawing/2017/model3d" xmlns:o="urn:schemas-microsoft-com:office:office" xmlns:r="http://schemas.openxmlformats.org/officeDocument/2006/relationships" xmlns:m="http://schemas.openxmlformats.org/officeDocument/2006/math" xmlns:v="urn:schemas-microsoft-com:vml" xmlns:wp14="http://schemas.microsoft.com/office/word/2010/wordprocessingDrawing" xmlns:wp="http://schemas.openxmlformats.org/drawingml/2006/wordprocessingDrawing" xmlns:w10="urn:schemas-microsoft-com:office:word" xmlns:w="http://schemas.openxmlformats.org/wordprocessingml/2006/main" xmlns:w14="http://schemas.microsoft.com/office/word/2010/wordml" xmlns:w15="http://schemas.microsoft.com/office/word/2012/wordml" xmlns:w16cex="http://schemas.microsoft.com/office/word/2018/wordml/cex" xmlns:w16cid="http://schemas.microsoft.com/office/word/2016/wordml/cid" xmlns:w16="http://schemas.microsoft.com/office/word/2018/wordml" xmlns:w16se="http://schemas.microsoft.com/office/word/2015/wordml/symex" xmlns:wpg="http://schemas.microsoft.com/office/word/2010/wordprocessingGroup" xmlns:wpi="http://schemas.microsoft.com/office/word/2010/wordprocessingInk" xmlns:wne="http://schemas.microsoft.com/office/word/2006/wordml" xmlns:wps="http://schemas.microsoft.com/office/word/2010/wordprocessingShape" mc:Ignorable="w14 w15 w16se w16cid w16 w16cex wp14">
+<w:document xmlns:wpc="http://schemas.microsoft.com/office/word/2010/wordprocessingCanvas" xmlns:mc="http://schemas.openxmlformats.org/markup-compatibility/2006" xmlns:o="urn:schemas-microsoft-com:office:office" xmlns:r="http://schemas.openxmlformats.org/officeDocument/2006/relationships" xmlns:m="http://schemas.openxmlformats.org/officeDocument/2006/math" xmlns:v="urn:schemas-microsoft-com:vml" xmlns:wp14="http://schemas.microsoft.com/office/word/2010/wordprocessingDrawing" xmlns:wp="http://schemas.openxmlformats.org/drawingml/2006/wordprocessingDrawing" xmlns:w10="urn:schemas-microsoft-com:office:word" xmlns:w="http://schemas.openxmlformats.org/wordprocessingml/2006/main" xmlns:w14="http://schemas.microsoft.com/office/word/2010/wordml" xmlns:wpg="http://schemas.microsoft.com/office/word/2010/wordprocessingGroup" xmlns:wpi="http://schemas.microsoft.com/office/word/2010/wordprocessingInk" xmlns:wne="http://schemas.microsoft.com/office/word/2006/wordml" xmlns:wps="http://schemas.microsoft.com/office/word/2010/wordprocessingShape" mc:Ignorable="w14 wp14">
   <w:body>
     <w:p>
       <w:pPr>
@@ -945,16 +945,8 @@
               <w:rPr>
                 <w:rFonts w:ascii="Arial" w:hAnsi="Arial" w:cs="Arial"/>
               </w:rPr>
-              <w:t xml:space="preserve">Zohaib ul </w:t>
-            </w:r>
-            <w:proofErr w:type="spellStart"/>
-            <w:r>
-              <w:rPr>
-                <w:rFonts w:ascii="Arial" w:hAnsi="Arial" w:cs="Arial"/>
-              </w:rPr>
-              <w:t>hussnain</w:t>
-            </w:r>
-            <w:proofErr w:type="spellEnd"/>
+              <w:t>Zohaib ul hussnain</w:t>
+            </w:r>
           </w:p>
         </w:tc>
         <w:tc>
@@ -1178,6 +1170,20 @@
                 <w:rFonts w:ascii="Arial" w:hAnsi="Arial" w:cs="Arial"/>
               </w:rPr>
             </w:pPr>
+            <w:r>
+              <w:rPr>
+                <w:rFonts w:ascii="Arial" w:hAnsi="Arial" w:cs="Arial"/>
+              </w:rPr>
+              <w:t>Memouna Shamshad</w:t>
+            </w:r>
+            <w:bookmarkStart w:id="0" w:name="_GoBack"/>
+            <w:bookmarkEnd w:id="0"/>
+            <w:r>
+              <w:rPr>
+                <w:rFonts w:ascii="Arial" w:hAnsi="Arial" w:cs="Arial"/>
+              </w:rPr>
+              <w:t xml:space="preserve"> </w:t>
+            </w:r>
           </w:p>
         </w:tc>
         <w:tc>
@@ -1204,6 +1210,12 @@
                 <w:rFonts w:ascii="Arial" w:hAnsi="Arial" w:cs="Arial"/>
               </w:rPr>
             </w:pPr>
+            <w:r>
+              <w:rPr>
+                <w:rFonts w:ascii="Arial" w:hAnsi="Arial" w:cs="Arial"/>
+              </w:rPr>
+              <w:t>Memouna00</w:t>
+            </w:r>
           </w:p>
         </w:tc>
         <w:tc>
@@ -1230,6 +1242,12 @@
                 <w:rFonts w:ascii="Arial" w:hAnsi="Arial" w:cs="Arial"/>
               </w:rPr>
             </w:pPr>
+            <w:r>
+              <w:rPr>
+                <w:rFonts w:ascii="Arial" w:hAnsi="Arial" w:cs="Arial"/>
+              </w:rPr>
+              <w:t>member</w:t>
+            </w:r>
           </w:p>
         </w:tc>
         <w:tc>
@@ -1256,6 +1274,12 @@
                 <w:rFonts w:ascii="Arial" w:hAnsi="Arial" w:cs="Arial"/>
               </w:rPr>
             </w:pPr>
+            <w:r>
+              <w:rPr>
+                <w:rFonts w:ascii="Arial" w:hAnsi="Arial" w:cs="Arial"/>
+              </w:rPr>
+              <w:t>about</w:t>
+            </w:r>
           </w:p>
         </w:tc>
         <w:tc>
@@ -1282,6 +1306,12 @@
                 <w:rFonts w:ascii="Arial" w:hAnsi="Arial" w:cs="Arial"/>
               </w:rPr>
             </w:pPr>
+            <w:r>
+              <w:rPr>
+                <w:rFonts w:ascii="Arial" w:hAnsi="Arial" w:cs="Arial"/>
+              </w:rPr>
+              <w:t>feature/about</w:t>
+            </w:r>
           </w:p>
         </w:tc>
         <w:tc>
@@ -1308,6 +1338,12 @@
                 <w:rFonts w:ascii="Arial" w:hAnsi="Arial" w:cs="Arial"/>
               </w:rPr>
             </w:pPr>
+            <w:r>
+              <w:rPr>
+                <w:rFonts w:ascii="Arial" w:hAnsi="Arial" w:cs="Arial"/>
+              </w:rPr>
+              <w:t>Yes</w:t>
+            </w:r>
           </w:p>
         </w:tc>
       </w:tr>
@@ -2431,6 +2467,7 @@
                 <w:sz w:val="18"/>
                 <w:szCs w:val="18"/>
               </w:rPr>
+              <w:lastRenderedPageBreak/>
               <w:t>5</w:t>
             </w:r>
           </w:p>
@@ -2538,37 +2575,7 @@
                 <w:sz w:val="18"/>
                 <w:szCs w:val="18"/>
               </w:rPr>
-              <w:t xml:space="preserve">A page describing the </w:t>
-            </w:r>
-            <w:proofErr w:type="spellStart"/>
-            <w:r>
-              <w:rPr>
-                <w:rFonts w:ascii="Arial" w:eastAsia="Arial" w:hAnsi="Arial" w:cs="Arial"/>
-                <w:color w:val="000000"/>
-                <w:sz w:val="18"/>
-                <w:szCs w:val="18"/>
-              </w:rPr>
-              <w:t>TaskFlow</w:t>
-            </w:r>
-            <w:proofErr w:type="spellEnd"/>
-            <w:r>
-              <w:rPr>
-                <w:rFonts w:ascii="Arial" w:eastAsia="Arial" w:hAnsi="Arial" w:cs="Arial"/>
-                <w:color w:val="000000"/>
-                <w:sz w:val="18"/>
-                <w:szCs w:val="18"/>
-              </w:rPr>
-              <w:t xml:space="preserve"> application, its purpose, </w:t>
-            </w:r>
-            <w:r>
-              <w:rPr>
-                <w:rFonts w:ascii="Arial" w:eastAsia="Arial" w:hAnsi="Arial" w:cs="Arial"/>
-                <w:color w:val="000000"/>
-                <w:sz w:val="18"/>
-                <w:szCs w:val="18"/>
-              </w:rPr>
-              <w:lastRenderedPageBreak/>
-              <w:t>and a simple usage guide explaining how to navigate and use the app.</w:t>
+              <w:t>A page describing the TaskFlow application, its purpose, and a simple usage guide explaining how to navigate and use the app.</w:t>
             </w:r>
           </w:p>
         </w:tc>
@@ -3297,7 +3304,6 @@
                 <w:rFonts w:ascii="Arial" w:hAnsi="Arial" w:cs="Arial"/>
               </w:rPr>
             </w:pPr>
-            <w:proofErr w:type="spellStart"/>
             <w:r>
               <w:rPr>
                 <w:rFonts w:ascii="Arial" w:eastAsia="Arial" w:hAnsi="Arial" w:cs="Arial"/>
@@ -3309,7 +3315,6 @@
               </w:rPr>
               <w:t>Dockerfile</w:t>
             </w:r>
-            <w:proofErr w:type="spellEnd"/>
           </w:p>
         </w:tc>
         <w:tc>
@@ -3336,7 +3341,6 @@
                 <w:rFonts w:ascii="Arial" w:hAnsi="Arial" w:cs="Arial"/>
               </w:rPr>
             </w:pPr>
-            <w:proofErr w:type="spellStart"/>
             <w:r>
               <w:rPr>
                 <w:rFonts w:ascii="Arial" w:eastAsia="Arial" w:hAnsi="Arial" w:cs="Arial"/>
@@ -3344,17 +3348,7 @@
                 <w:sz w:val="18"/>
                 <w:szCs w:val="18"/>
               </w:rPr>
-              <w:t>Dockerfile</w:t>
-            </w:r>
-            <w:proofErr w:type="spellEnd"/>
-            <w:r>
-              <w:rPr>
-                <w:rFonts w:ascii="Arial" w:eastAsia="Arial" w:hAnsi="Arial" w:cs="Arial"/>
-                <w:color w:val="000000"/>
-                <w:sz w:val="18"/>
-                <w:szCs w:val="18"/>
-              </w:rPr>
-              <w:t xml:space="preserve"> to containerize the application (nginx-based)</w:t>
+              <w:t>Dockerfile to containerize the application (nginx-based)</w:t>
             </w:r>
           </w:p>
         </w:tc>
@@ -3393,9 +3387,80 @@
                 <w:sz w:val="18"/>
                 <w:szCs w:val="18"/>
               </w:rPr>
-              <w:t>.</w:t>
-            </w:r>
-            <w:proofErr w:type="spellStart"/>
+              <w:t>.github/workflows/ci.yml</w:t>
+            </w:r>
+          </w:p>
+        </w:tc>
+        <w:tc>
+          <w:tcPr>
+            <w:tcW w:w="6160" w:type="dxa"/>
+            <w:tcBorders>
+              <w:top w:val="single" w:sz="6" w:space="0" w:color="ADB9CA"/>
+              <w:left w:val="single" w:sz="6" w:space="0" w:color="ADB9CA"/>
+              <w:bottom w:val="single" w:sz="6" w:space="0" w:color="ADB9CA"/>
+              <w:right w:val="single" w:sz="6" w:space="0" w:color="ADB9CA"/>
+            </w:tcBorders>
+            <w:shd w:val="clear" w:color="auto" w:fill="FFFFFF"/>
+            <w:tcMar>
+              <w:top w:w="80" w:type="dxa"/>
+              <w:left w:w="140" w:type="dxa"/>
+              <w:bottom w:w="80" w:type="dxa"/>
+              <w:right w:w="140" w:type="dxa"/>
+            </w:tcMar>
+            <w:vAlign w:val="center"/>
+          </w:tcPr>
+          <w:p>
+            <w:pPr>
+              <w:rPr>
+                <w:rFonts w:ascii="Arial" w:hAnsi="Arial" w:cs="Arial"/>
+              </w:rPr>
+            </w:pPr>
+            <w:r>
+              <w:rPr>
+                <w:rFonts w:ascii="Arial" w:eastAsia="Arial" w:hAnsi="Arial" w:cs="Arial"/>
+                <w:color w:val="000000"/>
+                <w:sz w:val="18"/>
+                <w:szCs w:val="18"/>
+              </w:rPr>
+              <w:t xml:space="preserve">CI workflow – triggered on Pull Request to </w:t>
+            </w:r>
+            <w:r>
+              <w:rPr>
+                <w:rFonts w:ascii="Arial" w:eastAsia="Arial" w:hAnsi="Arial" w:cs="Arial"/>
+                <w:color w:val="000000"/>
+                <w:sz w:val="18"/>
+                <w:szCs w:val="18"/>
+              </w:rPr>
+              <w:t>“develop”</w:t>
+            </w:r>
+          </w:p>
+        </w:tc>
+      </w:tr>
+      <w:tr>
+        <w:tc>
+          <w:tcPr>
+            <w:tcW w:w="3200" w:type="dxa"/>
+            <w:tcBorders>
+              <w:top w:val="single" w:sz="6" w:space="0" w:color="ADB9CA"/>
+              <w:left w:val="single" w:sz="6" w:space="0" w:color="ADB9CA"/>
+              <w:bottom w:val="single" w:sz="6" w:space="0" w:color="ADB9CA"/>
+              <w:right w:val="single" w:sz="6" w:space="0" w:color="ADB9CA"/>
+            </w:tcBorders>
+            <w:shd w:val="clear" w:color="auto" w:fill="E8F0FB"/>
+            <w:tcMar>
+              <w:top w:w="80" w:type="dxa"/>
+              <w:left w:w="140" w:type="dxa"/>
+              <w:bottom w:w="80" w:type="dxa"/>
+              <w:right w:w="140" w:type="dxa"/>
+            </w:tcMar>
+            <w:vAlign w:val="center"/>
+          </w:tcPr>
+          <w:p>
+            <w:pPr>
+              <w:rPr>
+                <w:rFonts w:ascii="Arial" w:hAnsi="Arial" w:cs="Arial"/>
+              </w:rPr>
+            </w:pPr>
             <w:r>
               <w:rPr>
                 <w:rFonts w:ascii="Arial" w:eastAsia="Arial" w:hAnsi="Arial" w:cs="Arial"/>
@@ -3405,153 +3470,8 @@
                 <w:sz w:val="18"/>
                 <w:szCs w:val="18"/>
               </w:rPr>
-              <w:t>github</w:t>
-            </w:r>
-            <w:proofErr w:type="spellEnd"/>
-            <w:r>
-              <w:rPr>
-                <w:rFonts w:ascii="Arial" w:eastAsia="Arial" w:hAnsi="Arial" w:cs="Arial"/>
-                <w:b/>
-                <w:bCs/>
-                <w:color w:val="000000"/>
-                <w:sz w:val="18"/>
-                <w:szCs w:val="18"/>
-              </w:rPr>
-              <w:t>/workflows/</w:t>
-            </w:r>
-            <w:proofErr w:type="spellStart"/>
-            <w:r>
-              <w:rPr>
-                <w:rFonts w:ascii="Arial" w:eastAsia="Arial" w:hAnsi="Arial" w:cs="Arial"/>
-                <w:b/>
-                <w:bCs/>
-                <w:color w:val="000000"/>
-                <w:sz w:val="18"/>
-                <w:szCs w:val="18"/>
-              </w:rPr>
-              <w:t>ci.yml</w:t>
-            </w:r>
-            <w:proofErr w:type="spellEnd"/>
-          </w:p>
-        </w:tc>
-        <w:tc>
-          <w:tcPr>
-            <w:tcW w:w="6160" w:type="dxa"/>
-            <w:tcBorders>
-              <w:top w:val="single" w:sz="6" w:space="0" w:color="ADB9CA"/>
-              <w:left w:val="single" w:sz="6" w:space="0" w:color="ADB9CA"/>
-              <w:bottom w:val="single" w:sz="6" w:space="0" w:color="ADB9CA"/>
-              <w:right w:val="single" w:sz="6" w:space="0" w:color="ADB9CA"/>
-            </w:tcBorders>
-            <w:shd w:val="clear" w:color="auto" w:fill="FFFFFF"/>
-            <w:tcMar>
-              <w:top w:w="80" w:type="dxa"/>
-              <w:left w:w="140" w:type="dxa"/>
-              <w:bottom w:w="80" w:type="dxa"/>
-              <w:right w:w="140" w:type="dxa"/>
-            </w:tcMar>
-            <w:vAlign w:val="center"/>
-          </w:tcPr>
-          <w:p>
-            <w:pPr>
-              <w:rPr>
-                <w:rFonts w:ascii="Arial" w:hAnsi="Arial" w:cs="Arial"/>
-              </w:rPr>
-            </w:pPr>
-            <w:r>
-              <w:rPr>
-                <w:rFonts w:ascii="Arial" w:eastAsia="Arial" w:hAnsi="Arial" w:cs="Arial"/>
-                <w:color w:val="000000"/>
-                <w:sz w:val="18"/>
-                <w:szCs w:val="18"/>
-              </w:rPr>
-              <w:t xml:space="preserve">CI workflow – triggered on Pull Request to </w:t>
-            </w:r>
-            <w:r>
-              <w:rPr>
-                <w:rFonts w:ascii="Arial" w:eastAsia="Arial" w:hAnsi="Arial" w:cs="Arial"/>
-                <w:color w:val="000000"/>
-                <w:sz w:val="18"/>
-                <w:szCs w:val="18"/>
-              </w:rPr>
-              <w:t>“develop”</w:t>
-            </w:r>
-          </w:p>
-        </w:tc>
-      </w:tr>
-      <w:tr>
-        <w:tc>
-          <w:tcPr>
-            <w:tcW w:w="3200" w:type="dxa"/>
-            <w:tcBorders>
-              <w:top w:val="single" w:sz="6" w:space="0" w:color="ADB9CA"/>
-              <w:left w:val="single" w:sz="6" w:space="0" w:color="ADB9CA"/>
-              <w:bottom w:val="single" w:sz="6" w:space="0" w:color="ADB9CA"/>
-              <w:right w:val="single" w:sz="6" w:space="0" w:color="ADB9CA"/>
-            </w:tcBorders>
-            <w:shd w:val="clear" w:color="auto" w:fill="E8F0FB"/>
-            <w:tcMar>
-              <w:top w:w="80" w:type="dxa"/>
-              <w:left w:w="140" w:type="dxa"/>
-              <w:bottom w:w="80" w:type="dxa"/>
-              <w:right w:w="140" w:type="dxa"/>
-            </w:tcMar>
-            <w:vAlign w:val="center"/>
-          </w:tcPr>
-          <w:p>
-            <w:pPr>
-              <w:rPr>
-                <w:rFonts w:ascii="Arial" w:hAnsi="Arial" w:cs="Arial"/>
-              </w:rPr>
-            </w:pPr>
-            <w:r>
-              <w:rPr>
-                <w:rFonts w:ascii="Arial" w:eastAsia="Arial" w:hAnsi="Arial" w:cs="Arial"/>
-                <w:b/>
-                <w:bCs/>
-                <w:color w:val="000000"/>
-                <w:sz w:val="18"/>
-                <w:szCs w:val="18"/>
-              </w:rPr>
-              <w:t>.</w:t>
-            </w:r>
-            <w:proofErr w:type="spellStart"/>
-            <w:r>
-              <w:rPr>
-                <w:rFonts w:ascii="Arial" w:eastAsia="Arial" w:hAnsi="Arial" w:cs="Arial"/>
-                <w:b/>
-                <w:bCs/>
-                <w:color w:val="000000"/>
-                <w:sz w:val="18"/>
-                <w:szCs w:val="18"/>
-              </w:rPr>
-              <w:t>github</w:t>
-            </w:r>
-            <w:proofErr w:type="spellEnd"/>
-            <w:r>
-              <w:rPr>
-                <w:rFonts w:ascii="Arial" w:eastAsia="Arial" w:hAnsi="Arial" w:cs="Arial"/>
-                <w:b/>
-                <w:bCs/>
-                <w:color w:val="000000"/>
-                <w:sz w:val="18"/>
-                <w:szCs w:val="18"/>
-              </w:rPr>
-              <w:t>/workflows/</w:t>
-            </w:r>
-            <w:proofErr w:type="spellStart"/>
-            <w:r>
-              <w:rPr>
-                <w:rFonts w:ascii="Arial" w:eastAsia="Arial" w:hAnsi="Arial" w:cs="Arial"/>
-                <w:b/>
-                <w:bCs/>
-                <w:color w:val="000000"/>
-                <w:sz w:val="18"/>
-                <w:szCs w:val="18"/>
-              </w:rPr>
-              <w:t>cd.yml</w:t>
-            </w:r>
-            <w:proofErr w:type="spellEnd"/>
+              <w:t>.github/workflows/cd.yml</w:t>
+            </w:r>
           </w:p>
         </w:tc>
         <w:tc>
@@ -3941,23 +3861,7 @@
           <w:rFonts w:ascii="Arial" w:eastAsia="Arial" w:hAnsi="Arial" w:cs="Arial"/>
           <w:color w:val="000000"/>
         </w:rPr>
-        <w:t xml:space="preserve">Screenshot 5: Live </w:t>
-      </w:r>
-      <w:proofErr w:type="spellStart"/>
-      <w:r>
-        <w:rPr>
-          <w:rFonts w:ascii="Arial" w:eastAsia="Arial" w:hAnsi="Arial" w:cs="Arial"/>
-          <w:color w:val="000000"/>
-        </w:rPr>
-        <w:t>TaskFlow</w:t>
-      </w:r>
-      <w:proofErr w:type="spellEnd"/>
-      <w:r>
-        <w:rPr>
-          <w:rFonts w:ascii="Arial" w:eastAsia="Arial" w:hAnsi="Arial" w:cs="Arial"/>
-          <w:color w:val="000000"/>
-        </w:rPr>
-        <w:t xml:space="preserve"> application on Render showing all five pages are accessible.</w:t>
+        <w:t>Screenshot 5: Live TaskFlow application on Render showing all five pages are accessible.</w:t>
       </w:r>
     </w:p>
     <w:p>
@@ -4139,6 +4043,7 @@
           <w:color w:val="000000"/>
           <w:sz w:val="18"/>
           <w:szCs w:val="18"/>
+          <w:lang w:val="en-GB" w:eastAsia="en-GB"/>
         </w:rPr>
         <w:drawing>
           <wp:inline distT="0" distB="0" distL="0" distR="0" wp14:anchorId="2492ACE5" wp14:editId="29FF8610">
@@ -4156,7 +4061,7 @@
                     <pic:cNvPicPr/>
                   </pic:nvPicPr>
                   <pic:blipFill>
-                    <a:blip r:embed="rId7"/>
+                    <a:blip r:embed="rId8"/>
                     <a:stretch>
                       <a:fillRect/>
                     </a:stretch>
@@ -4291,6 +4196,7 @@
           <w:color w:val="000000"/>
           <w:sz w:val="18"/>
           <w:szCs w:val="18"/>
+          <w:lang w:val="en-GB" w:eastAsia="en-GB"/>
         </w:rPr>
         <w:drawing>
           <wp:inline distT="0" distB="0" distL="0" distR="0" wp14:anchorId="73D5C635" wp14:editId="6B21C24F">
@@ -4308,7 +4214,7 @@
                     <pic:cNvPicPr/>
                   </pic:nvPicPr>
                   <pic:blipFill>
-                    <a:blip r:embed="rId8"/>
+                    <a:blip r:embed="rId9"/>
                     <a:stretch>
                       <a:fillRect/>
                     </a:stretch>
@@ -4520,6 +4426,7 @@
           <w:color w:val="000000"/>
           <w:sz w:val="18"/>
           <w:szCs w:val="18"/>
+          <w:lang w:val="en-GB" w:eastAsia="en-GB"/>
         </w:rPr>
         <w:drawing>
           <wp:inline distT="0" distB="0" distL="0" distR="0" wp14:anchorId="732A90C4" wp14:editId="43009435">
@@ -4537,7 +4444,7 @@
                     <pic:cNvPicPr/>
                   </pic:nvPicPr>
                   <pic:blipFill>
-                    <a:blip r:embed="rId9"/>
+                    <a:blip r:embed="rId10"/>
                     <a:stretch>
                       <a:fillRect/>
                     </a:stretch>
@@ -4591,10 +4498,12 @@
           <w:sz w:val="18"/>
           <w:szCs w:val="18"/>
         </w:rPr>
-        <w:t xml:space="preserve">Live </w:t>
+        <w:t>Live TaskFlow on Render – All 5 Pages Accessible</w:t>
       </w:r>
-      <w:proofErr w:type="spellStart"/>
-      <w:r>
+    </w:p>
+    <w:p>
+      <w:pPr>
+        <w:spacing w:after="100"/>
         <w:rPr>
           <w:rFonts w:ascii="Arial" w:eastAsia="Arial" w:hAnsi="Arial" w:cs="Arial"/>
           <w:b/>
@@ -4603,10 +4512,11 @@
           <w:sz w:val="18"/>
           <w:szCs w:val="18"/>
         </w:rPr>
-        <w:t>TaskFlow</w:t>
-      </w:r>
-      <w:proofErr w:type="spellEnd"/>
-      <w:r>
+      </w:pPr>
+    </w:p>
+    <w:p>
+      <w:pPr>
+        <w:spacing w:after="100"/>
         <w:rPr>
           <w:rFonts w:ascii="Arial" w:eastAsia="Arial" w:hAnsi="Arial" w:cs="Arial"/>
           <w:b/>
@@ -4615,8 +4525,7 @@
           <w:sz w:val="18"/>
           <w:szCs w:val="18"/>
         </w:rPr>
-        <w:t xml:space="preserve"> on Render – All 5 Pages Accessible</w:t>
-      </w:r>
+      </w:pPr>
     </w:p>
     <w:p>
       <w:pPr>
@@ -4656,10 +4565,7 @@
           <w:szCs w:val="18"/>
         </w:rPr>
       </w:pPr>
-    </w:p>
-    <w:p>
-      <w:pPr>
-        <w:spacing w:after="100"/>
+      <w:r>
         <w:rPr>
           <w:rFonts w:ascii="Arial" w:eastAsia="Arial" w:hAnsi="Arial" w:cs="Arial"/>
           <w:b/>
@@ -4668,29 +4574,6 @@
           <w:sz w:val="18"/>
           <w:szCs w:val="18"/>
         </w:rPr>
-      </w:pPr>
-    </w:p>
-    <w:p>
-      <w:pPr>
-        <w:spacing w:after="100"/>
-        <w:rPr>
-          <w:rFonts w:ascii="Arial" w:eastAsia="Arial" w:hAnsi="Arial" w:cs="Arial"/>
-          <w:b/>
-          <w:bCs/>
-          <w:color w:val="000000"/>
-          <w:sz w:val="18"/>
-          <w:szCs w:val="18"/>
-        </w:rPr>
-      </w:pPr>
-      <w:r>
-        <w:rPr>
-          <w:rFonts w:ascii="Arial" w:eastAsia="Arial" w:hAnsi="Arial" w:cs="Arial"/>
-          <w:b/>
-          <w:bCs/>
-          <w:color w:val="000000"/>
-          <w:sz w:val="18"/>
-          <w:szCs w:val="18"/>
-        </w:rPr>
         <w:t>Assignment 04 .docx Visible in GitHub Repo</w:t>
       </w:r>
     </w:p>
@@ -4705,6 +4588,7 @@
         <w:rPr>
           <w:rFonts w:ascii="Arial" w:hAnsi="Arial" w:cs="Arial"/>
           <w:noProof/>
+          <w:lang w:val="en-GB" w:eastAsia="en-GB"/>
         </w:rPr>
         <w:lastRenderedPageBreak/>
         <w:drawing>
@@ -4723,7 +4607,7 @@
                     <pic:cNvPicPr/>
                   </pic:nvPicPr>
                   <pic:blipFill>
-                    <a:blip r:embed="rId10"/>
+                    <a:blip r:embed="rId11"/>
                     <a:stretch>
                       <a:fillRect/>
                     </a:stretch>
@@ -4905,21 +4789,7 @@
               <w:rPr>
                 <w:rFonts w:ascii="Arial" w:hAnsi="Arial" w:cs="Arial"/>
               </w:rPr>
-              <w:t xml:space="preserve">Leading this project, I mastered orchestrating CI/CD pipelines by integrating GitHub Actions, Docker Hub, and Render. The greatest challenge was resolving authentication conflicts between our private Docker registry and the deployment environment, which I solved by standardizing our </w:t>
-            </w:r>
-            <w:proofErr w:type="spellStart"/>
-            <w:r>
-              <w:rPr>
-                <w:rFonts w:ascii="Arial" w:hAnsi="Arial" w:cs="Arial"/>
-              </w:rPr>
-              <w:t>Dockerfile</w:t>
-            </w:r>
-            <w:proofErr w:type="spellEnd"/>
-            <w:r>
-              <w:rPr>
-                <w:rFonts w:ascii="Arial" w:hAnsi="Arial" w:cs="Arial"/>
-              </w:rPr>
-              <w:t xml:space="preserve"> and configuring secure environment secrets. I also implemented branch protection rules to ensure our </w:t>
+              <w:t xml:space="preserve">Leading this project, I mastered orchestrating CI/CD pipelines by integrating GitHub Actions, Docker Hub, and Render. The greatest challenge was resolving authentication conflicts between our private Docker registry and the deployment environment, which I solved by standardizing our Dockerfile and configuring secure environment secrets. I also implemented branch protection rules to ensure our </w:t>
             </w:r>
             <w:r>
               <w:rPr>
@@ -5134,19 +5004,8 @@
           <w:bCs/>
           <w:color w:val="000000"/>
         </w:rPr>
-        <w:t xml:space="preserve">Zohaib ul </w:t>
+        <w:t>Zohaib ul hussnain</w:t>
       </w:r>
-      <w:proofErr w:type="spellStart"/>
-      <w:r>
-        <w:rPr>
-          <w:rFonts w:ascii="Arial" w:eastAsia="Arial" w:hAnsi="Arial" w:cs="Arial"/>
-          <w:b/>
-          <w:bCs/>
-          <w:color w:val="000000"/>
-        </w:rPr>
-        <w:t>hussnain</w:t>
-      </w:r>
-      <w:proofErr w:type="spellEnd"/>
       <w:r>
         <w:rPr>
           <w:rFonts w:ascii="Arial" w:eastAsia="Arial" w:hAnsi="Arial" w:cs="Arial"/>
@@ -5271,6 +5130,15 @@
           <w:bCs/>
           <w:color w:val="000000"/>
         </w:rPr>
+        <w:t>Memouna Shamshad</w:t>
+      </w:r>
+      <w:r>
+        <w:rPr>
+          <w:rFonts w:ascii="Arial" w:eastAsia="Arial" w:hAnsi="Arial" w:cs="Arial"/>
+          <w:b/>
+          <w:bCs/>
+          <w:color w:val="000000"/>
+        </w:rPr>
         <w:t>)</w:t>
       </w:r>
     </w:p>
@@ -5319,62 +5187,12 @@
                 <w:rFonts w:ascii="Arial" w:hAnsi="Arial" w:cs="Arial"/>
               </w:rPr>
             </w:pPr>
-          </w:p>
-        </w:tc>
-      </w:tr>
-      <w:tr>
-        <w:tc>
-          <w:tcPr>
-            <w:tcW w:w="9360" w:type="dxa"/>
-            <w:tcBorders>
-              <w:top w:val="single" w:sz="6" w:space="0" w:color="ADB9CA"/>
-              <w:left w:val="single" w:sz="6" w:space="0" w:color="ADB9CA"/>
-              <w:bottom w:val="single" w:sz="6" w:space="0" w:color="ADB9CA"/>
-              <w:right w:val="single" w:sz="6" w:space="0" w:color="ADB9CA"/>
-            </w:tcBorders>
-            <w:shd w:val="clear" w:color="auto" w:fill="FFFFFF"/>
-            <w:tcMar>
-              <w:top w:w="80" w:type="dxa"/>
-              <w:left w:w="140" w:type="dxa"/>
-              <w:bottom w:w="80" w:type="dxa"/>
-              <w:right w:w="140" w:type="dxa"/>
-            </w:tcMar>
-            <w:vAlign w:val="center"/>
-          </w:tcPr>
-          <w:p>
-            <w:pPr>
-              <w:rPr>
-                <w:rFonts w:ascii="Arial" w:hAnsi="Arial" w:cs="Arial"/>
-              </w:rPr>
-            </w:pPr>
-          </w:p>
-        </w:tc>
-      </w:tr>
-      <w:tr>
-        <w:tc>
-          <w:tcPr>
-            <w:tcW w:w="9360" w:type="dxa"/>
-            <w:tcBorders>
-              <w:top w:val="single" w:sz="6" w:space="0" w:color="ADB9CA"/>
-              <w:left w:val="single" w:sz="6" w:space="0" w:color="ADB9CA"/>
-              <w:bottom w:val="single" w:sz="6" w:space="0" w:color="ADB9CA"/>
-              <w:right w:val="single" w:sz="6" w:space="0" w:color="ADB9CA"/>
-            </w:tcBorders>
-            <w:shd w:val="clear" w:color="auto" w:fill="FFFFFF"/>
-            <w:tcMar>
-              <w:top w:w="80" w:type="dxa"/>
-              <w:left w:w="140" w:type="dxa"/>
-              <w:bottom w:w="80" w:type="dxa"/>
-              <w:right w:w="140" w:type="dxa"/>
-            </w:tcMar>
-            <w:vAlign w:val="center"/>
-          </w:tcPr>
-          <w:p>
-            <w:pPr>
-              <w:rPr>
-                <w:rFonts w:ascii="Arial" w:hAnsi="Arial" w:cs="Arial"/>
-              </w:rPr>
-            </w:pPr>
+            <w:r>
+              <w:rPr>
+                <w:rFonts w:ascii="Arial" w:hAnsi="Arial" w:cs="Arial"/>
+              </w:rPr>
+              <w:t>The about page was simple to implement also the workflow was setup compeletely fine so I easily saw the changes live as soon as I pushed my changes to github. No issues from my side the only learning factor was that workflow makes the whole job too easy as compared to normal flow.</w:t>
+            </w:r>
           </w:p>
         </w:tc>
       </w:tr>
@@ -5537,12 +5355,12 @@
       </w:pPr>
     </w:p>
     <w:sectPr>
-      <w:headerReference w:type="even" r:id="rId11"/>
-      <w:headerReference w:type="default" r:id="rId12"/>
-      <w:footerReference w:type="even" r:id="rId13"/>
-      <w:footerReference w:type="default" r:id="rId14"/>
-      <w:headerReference w:type="first" r:id="rId15"/>
-      <w:footerReference w:type="first" r:id="rId16"/>
+      <w:headerReference w:type="even" r:id="rId12"/>
+      <w:headerReference w:type="default" r:id="rId13"/>
+      <w:footerReference w:type="even" r:id="rId14"/>
+      <w:footerReference w:type="default" r:id="rId15"/>
+      <w:headerReference w:type="first" r:id="rId16"/>
+      <w:footerReference w:type="first" r:id="rId17"/>
       <w:pgSz w:w="12240" w:h="15840"/>
       <w:pgMar w:top="1080" w:right="1080" w:bottom="1080" w:left="1080" w:header="708" w:footer="708" w:gutter="0"/>
       <w:cols w:space="720"/>
@@ -5553,7 +5371,7 @@
 </file>
 
 <file path=word/endnotes.xml><?xml version="1.0" encoding="utf-8"?>
-<w:endnotes xmlns:wpc="http://schemas.microsoft.com/office/word/2010/wordprocessingCanvas" xmlns:cx="http://schemas.microsoft.com/office/drawing/2014/chartex" xmlns:cx1="http://schemas.microsoft.com/office/drawing/2015/9/8/chartex" xmlns:cx2="http://schemas.microsoft.com/office/drawing/2015/10/21/chartex" xmlns:cx3="http://schemas.microsoft.com/office/drawing/2016/5/9/chartex" xmlns:cx4="http://schemas.microsoft.com/office/drawing/2016/5/10/chartex" xmlns:cx5="http://schemas.microsoft.com/office/drawing/2016/5/11/chartex" xmlns:cx6="http://schemas.microsoft.com/office/drawing/2016/5/12/chartex" xmlns:cx7="http://schemas.microsoft.com/office/drawing/2016/5/13/chartex" xmlns:cx8="http://schemas.microsoft.com/office/drawing/2016/5/14/chartex" xmlns:mc="http://schemas.openxmlformats.org/markup-compatibility/2006" xmlns:aink="http://schemas.microsoft.com/office/drawing/2016/ink" xmlns:am3d="http://schemas.microsoft.com/office/drawing/2017/model3d" xmlns:o="urn:schemas-microsoft-com:office:office" xmlns:r="http://schemas.openxmlformats.org/officeDocument/2006/relationships" xmlns:m="http://schemas.openxmlformats.org/officeDocument/2006/math" xmlns:v="urn:schemas-microsoft-com:vml" xmlns:wp14="http://schemas.microsoft.com/office/word/2010/wordprocessingDrawing" xmlns:wp="http://schemas.openxmlformats.org/drawingml/2006/wordprocessingDrawing" xmlns:w10="urn:schemas-microsoft-com:office:word" xmlns:w="http://schemas.openxmlformats.org/wordprocessingml/2006/main" xmlns:w14="http://schemas.microsoft.com/office/word/2010/wordml" xmlns:w15="http://schemas.microsoft.com/office/word/2012/wordml" xmlns:w16cex="http://schemas.microsoft.com/office/word/2018/wordml/cex" xmlns:w16cid="http://schemas.microsoft.com/office/word/2016/wordml/cid" xmlns:w16="http://schemas.microsoft.com/office/word/2018/wordml" xmlns:w16se="http://schemas.microsoft.com/office/word/2015/wordml/symex" xmlns:wpg="http://schemas.microsoft.com/office/word/2010/wordprocessingGroup" xmlns:wpi="http://schemas.microsoft.com/office/word/2010/wordprocessingInk" xmlns:wne="http://schemas.microsoft.com/office/word/2006/wordml" xmlns:wps="http://schemas.microsoft.com/office/word/2010/wordprocessingShape" mc:Ignorable="w14 w15 w16se w16cid w16 w16cex wp14">
+<w:endnotes xmlns:wpc="http://schemas.microsoft.com/office/word/2010/wordprocessingCanvas" xmlns:mc="http://schemas.openxmlformats.org/markup-compatibility/2006" xmlns:o="urn:schemas-microsoft-com:office:office" xmlns:r="http://schemas.openxmlformats.org/officeDocument/2006/relationships" xmlns:m="http://schemas.openxmlformats.org/officeDocument/2006/math" xmlns:v="urn:schemas-microsoft-com:vml" xmlns:wp14="http://schemas.microsoft.com/office/word/2010/wordprocessingDrawing" xmlns:wp="http://schemas.openxmlformats.org/drawingml/2006/wordprocessingDrawing" xmlns:w10="urn:schemas-microsoft-com:office:word" xmlns:w="http://schemas.openxmlformats.org/wordprocessingml/2006/main" xmlns:w14="http://schemas.microsoft.com/office/word/2010/wordml" xmlns:wpg="http://schemas.microsoft.com/office/word/2010/wordprocessingGroup" xmlns:wpi="http://schemas.microsoft.com/office/word/2010/wordprocessingInk" xmlns:wne="http://schemas.microsoft.com/office/word/2006/wordml" xmlns:wps="http://schemas.microsoft.com/office/word/2010/wordprocessingShape" mc:Ignorable="w14 wp14">
   <w:endnote w:type="separator" w:id="-1">
     <w:p>
       <w:r>
@@ -5572,7 +5390,7 @@
 </file>
 
 <file path=word/footer1.xml><?xml version="1.0" encoding="utf-8"?>
-<w:ftr xmlns:wpc="http://schemas.microsoft.com/office/word/2010/wordprocessingCanvas" xmlns:cx="http://schemas.microsoft.com/office/drawing/2014/chartex" xmlns:cx1="http://schemas.microsoft.com/office/drawing/2015/9/8/chartex" xmlns:cx2="http://schemas.microsoft.com/office/drawing/2015/10/21/chartex" xmlns:cx3="http://schemas.microsoft.com/office/drawing/2016/5/9/chartex" xmlns:cx4="http://schemas.microsoft.com/office/drawing/2016/5/10/chartex" xmlns:cx5="http://schemas.microsoft.com/office/drawing/2016/5/11/chartex" xmlns:cx6="http://schemas.microsoft.com/office/drawing/2016/5/12/chartex" xmlns:cx7="http://schemas.microsoft.com/office/drawing/2016/5/13/chartex" xmlns:cx8="http://schemas.microsoft.com/office/drawing/2016/5/14/chartex" xmlns:mc="http://schemas.openxmlformats.org/markup-compatibility/2006" xmlns:aink="http://schemas.microsoft.com/office/drawing/2016/ink" xmlns:am3d="http://schemas.microsoft.com/office/drawing/2017/model3d" xmlns:o="urn:schemas-microsoft-com:office:office" xmlns:r="http://schemas.openxmlformats.org/officeDocument/2006/relationships" xmlns:m="http://schemas.openxmlformats.org/officeDocument/2006/math" xmlns:v="urn:schemas-microsoft-com:vml" xmlns:wp14="http://schemas.microsoft.com/office/word/2010/wordprocessingDrawing" xmlns:wp="http://schemas.openxmlformats.org/drawingml/2006/wordprocessingDrawing" xmlns:w10="urn:schemas-microsoft-com:office:word" xmlns:w="http://schemas.openxmlformats.org/wordprocessingml/2006/main" xmlns:w14="http://schemas.microsoft.com/office/word/2010/wordml" xmlns:w15="http://schemas.microsoft.com/office/word/2012/wordml" xmlns:w16cex="http://schemas.microsoft.com/office/word/2018/wordml/cex" xmlns:w16cid="http://schemas.microsoft.com/office/word/2016/wordml/cid" xmlns:w16="http://schemas.microsoft.com/office/word/2018/wordml" xmlns:w16se="http://schemas.microsoft.com/office/word/2015/wordml/symex" xmlns:wpg="http://schemas.microsoft.com/office/word/2010/wordprocessingGroup" xmlns:wpi="http://schemas.microsoft.com/office/word/2010/wordprocessingInk" xmlns:wne="http://schemas.microsoft.com/office/word/2006/wordml" xmlns:wps="http://schemas.microsoft.com/office/word/2010/wordprocessingShape" mc:Ignorable="w14 w15 w16se w16cid w16 w16cex wp14">
+<w:ftr xmlns:wpc="http://schemas.microsoft.com/office/word/2010/wordprocessingCanvas" xmlns:mc="http://schemas.openxmlformats.org/markup-compatibility/2006" xmlns:o="urn:schemas-microsoft-com:office:office" xmlns:r="http://schemas.openxmlformats.org/officeDocument/2006/relationships" xmlns:m="http://schemas.openxmlformats.org/officeDocument/2006/math" xmlns:v="urn:schemas-microsoft-com:vml" xmlns:wp14="http://schemas.microsoft.com/office/word/2010/wordprocessingDrawing" xmlns:wp="http://schemas.openxmlformats.org/drawingml/2006/wordprocessingDrawing" xmlns:w10="urn:schemas-microsoft-com:office:word" xmlns:w="http://schemas.openxmlformats.org/wordprocessingml/2006/main" xmlns:w14="http://schemas.microsoft.com/office/word/2010/wordml" xmlns:wpg="http://schemas.microsoft.com/office/word/2010/wordprocessingGroup" xmlns:wpi="http://schemas.microsoft.com/office/word/2010/wordprocessingInk" xmlns:wne="http://schemas.microsoft.com/office/word/2006/wordml" xmlns:wps="http://schemas.microsoft.com/office/word/2010/wordprocessingShape" mc:Ignorable="w14 wp14">
   <w:p>
     <w:pPr>
       <w:pStyle w:val="Footer"/>
@@ -5582,7 +5400,7 @@
 </file>
 
 <file path=word/footer2.xml><?xml version="1.0" encoding="utf-8"?>
-<w:ftr xmlns:wpc="http://schemas.microsoft.com/office/word/2010/wordprocessingCanvas" xmlns:cx="http://schemas.microsoft.com/office/drawing/2014/chartex" xmlns:cx1="http://schemas.microsoft.com/office/drawing/2015/9/8/chartex" xmlns:cx2="http://schemas.microsoft.com/office/drawing/2015/10/21/chartex" xmlns:cx3="http://schemas.microsoft.com/office/drawing/2016/5/9/chartex" xmlns:cx4="http://schemas.microsoft.com/office/drawing/2016/5/10/chartex" xmlns:cx5="http://schemas.microsoft.com/office/drawing/2016/5/11/chartex" xmlns:cx6="http://schemas.microsoft.com/office/drawing/2016/5/12/chartex" xmlns:cx7="http://schemas.microsoft.com/office/drawing/2016/5/13/chartex" xmlns:cx8="http://schemas.microsoft.com/office/drawing/2016/5/14/chartex" xmlns:mc="http://schemas.openxmlformats.org/markup-compatibility/2006" xmlns:aink="http://schemas.microsoft.com/office/drawing/2016/ink" xmlns:am3d="http://schemas.microsoft.com/office/drawing/2017/model3d" xmlns:o="urn:schemas-microsoft-com:office:office" xmlns:r="http://schemas.openxmlformats.org/officeDocument/2006/relationships" xmlns:m="http://schemas.openxmlformats.org/officeDocument/2006/math" xmlns:v="urn:schemas-microsoft-com:vml" xmlns:wp14="http://schemas.microsoft.com/office/word/2010/wordprocessingDrawing" xmlns:wp="http://schemas.openxmlformats.org/drawingml/2006/wordprocessingDrawing" xmlns:w10="urn:schemas-microsoft-com:office:word" xmlns:w="http://schemas.openxmlformats.org/wordprocessingml/2006/main" xmlns:w14="http://schemas.microsoft.com/office/word/2010/wordml" xmlns:w15="http://schemas.microsoft.com/office/word/2012/wordml" xmlns:w16cex="http://schemas.microsoft.com/office/word/2018/wordml/cex" xmlns:w16cid="http://schemas.microsoft.com/office/word/2016/wordml/cid" xmlns:w16="http://schemas.microsoft.com/office/word/2018/wordml" xmlns:w16se="http://schemas.microsoft.com/office/word/2015/wordml/symex" xmlns:wpg="http://schemas.microsoft.com/office/word/2010/wordprocessingGroup" xmlns:wpi="http://schemas.microsoft.com/office/word/2010/wordprocessingInk" xmlns:wne="http://schemas.microsoft.com/office/word/2006/wordml" xmlns:wps="http://schemas.microsoft.com/office/word/2010/wordprocessingShape" mc:Ignorable="w14 w15 w16se w16cid w16 w16cex wp14">
+<w:ftr xmlns:wpc="http://schemas.microsoft.com/office/word/2010/wordprocessingCanvas" xmlns:mc="http://schemas.openxmlformats.org/markup-compatibility/2006" xmlns:o="urn:schemas-microsoft-com:office:office" xmlns:r="http://schemas.openxmlformats.org/officeDocument/2006/relationships" xmlns:m="http://schemas.openxmlformats.org/officeDocument/2006/math" xmlns:v="urn:schemas-microsoft-com:vml" xmlns:wp14="http://schemas.microsoft.com/office/word/2010/wordprocessingDrawing" xmlns:wp="http://schemas.openxmlformats.org/drawingml/2006/wordprocessingDrawing" xmlns:w10="urn:schemas-microsoft-com:office:word" xmlns:w="http://schemas.openxmlformats.org/wordprocessingml/2006/main" xmlns:w14="http://schemas.microsoft.com/office/word/2010/wordml" xmlns:wpg="http://schemas.microsoft.com/office/word/2010/wordprocessingGroup" xmlns:wpi="http://schemas.microsoft.com/office/word/2010/wordprocessingInk" xmlns:wne="http://schemas.microsoft.com/office/word/2006/wordml" xmlns:wps="http://schemas.microsoft.com/office/word/2010/wordprocessingShape" mc:Ignorable="w14 wp14">
   <w:p>
     <w:pPr>
       <w:pBdr>
@@ -5648,7 +5466,7 @@
         <w:sz w:val="16"/>
         <w:szCs w:val="16"/>
       </w:rPr>
-      <w:t>3</w:t>
+      <w:t>1</w:t>
     </w:r>
     <w:r>
       <w:rPr>
@@ -5664,7 +5482,7 @@
 </file>
 
 <file path=word/footer3.xml><?xml version="1.0" encoding="utf-8"?>
-<w:ftr xmlns:wpc="http://schemas.microsoft.com/office/word/2010/wordprocessingCanvas" xmlns:cx="http://schemas.microsoft.com/office/drawing/2014/chartex" xmlns:cx1="http://schemas.microsoft.com/office/drawing/2015/9/8/chartex" xmlns:cx2="http://schemas.microsoft.com/office/drawing/2015/10/21/chartex" xmlns:cx3="http://schemas.microsoft.com/office/drawing/2016/5/9/chartex" xmlns:cx4="http://schemas.microsoft.com/office/drawing/2016/5/10/chartex" xmlns:cx5="http://schemas.microsoft.com/office/drawing/2016/5/11/chartex" xmlns:cx6="http://schemas.microsoft.com/office/drawing/2016/5/12/chartex" xmlns:cx7="http://schemas.microsoft.com/office/drawing/2016/5/13/chartex" xmlns:cx8="http://schemas.microsoft.com/office/drawing/2016/5/14/chartex" xmlns:mc="http://schemas.openxmlformats.org/markup-compatibility/2006" xmlns:aink="http://schemas.microsoft.com/office/drawing/2016/ink" xmlns:am3d="http://schemas.microsoft.com/office/drawing/2017/model3d" xmlns:o="urn:schemas-microsoft-com:office:office" xmlns:r="http://schemas.openxmlformats.org/officeDocument/2006/relationships" xmlns:m="http://schemas.openxmlformats.org/officeDocument/2006/math" xmlns:v="urn:schemas-microsoft-com:vml" xmlns:wp14="http://schemas.microsoft.com/office/word/2010/wordprocessingDrawing" xmlns:wp="http://schemas.openxmlformats.org/drawingml/2006/wordprocessingDrawing" xmlns:w10="urn:schemas-microsoft-com:office:word" xmlns:w="http://schemas.openxmlformats.org/wordprocessingml/2006/main" xmlns:w14="http://schemas.microsoft.com/office/word/2010/wordml" xmlns:w15="http://schemas.microsoft.com/office/word/2012/wordml" xmlns:w16cex="http://schemas.microsoft.com/office/word/2018/wordml/cex" xmlns:w16cid="http://schemas.microsoft.com/office/word/2016/wordml/cid" xmlns:w16="http://schemas.microsoft.com/office/word/2018/wordml" xmlns:w16se="http://schemas.microsoft.com/office/word/2015/wordml/symex" xmlns:wpg="http://schemas.microsoft.com/office/word/2010/wordprocessingGroup" xmlns:wpi="http://schemas.microsoft.com/office/word/2010/wordprocessingInk" xmlns:wne="http://schemas.microsoft.com/office/word/2006/wordml" xmlns:wps="http://schemas.microsoft.com/office/word/2010/wordprocessingShape" mc:Ignorable="w14 w15 w16se w16cid w16 w16cex wp14">
+<w:ftr xmlns:wpc="http://schemas.microsoft.com/office/word/2010/wordprocessingCanvas" xmlns:mc="http://schemas.openxmlformats.org/markup-compatibility/2006" xmlns:o="urn:schemas-microsoft-com:office:office" xmlns:r="http://schemas.openxmlformats.org/officeDocument/2006/relationships" xmlns:m="http://schemas.openxmlformats.org/officeDocument/2006/math" xmlns:v="urn:schemas-microsoft-com:vml" xmlns:wp14="http://schemas.microsoft.com/office/word/2010/wordprocessingDrawing" xmlns:wp="http://schemas.openxmlformats.org/drawingml/2006/wordprocessingDrawing" xmlns:w10="urn:schemas-microsoft-com:office:word" xmlns:w="http://schemas.openxmlformats.org/wordprocessingml/2006/main" xmlns:w14="http://schemas.microsoft.com/office/word/2010/wordml" xmlns:wpg="http://schemas.microsoft.com/office/word/2010/wordprocessingGroup" xmlns:wpi="http://schemas.microsoft.com/office/word/2010/wordprocessingInk" xmlns:wne="http://schemas.microsoft.com/office/word/2006/wordml" xmlns:wps="http://schemas.microsoft.com/office/word/2010/wordprocessingShape" mc:Ignorable="w14 wp14">
   <w:p>
     <w:pPr>
       <w:pStyle w:val="Footer"/>
@@ -5674,7 +5492,7 @@
 </file>
 
 <file path=word/footnotes.xml><?xml version="1.0" encoding="utf-8"?>
-<w:footnotes xmlns:wpc="http://schemas.microsoft.com/office/word/2010/wordprocessingCanvas" xmlns:cx="http://schemas.microsoft.com/office/drawing/2014/chartex" xmlns:cx1="http://schemas.microsoft.com/office/drawing/2015/9/8/chartex" xmlns:cx2="http://schemas.microsoft.com/office/drawing/2015/10/21/chartex" xmlns:cx3="http://schemas.microsoft.com/office/drawing/2016/5/9/chartex" xmlns:cx4="http://schemas.microsoft.com/office/drawing/2016/5/10/chartex" xmlns:cx5="http://schemas.microsoft.com/office/drawing/2016/5/11/chartex" xmlns:cx6="http://schemas.microsoft.com/office/drawing/2016/5/12/chartex" xmlns:cx7="http://schemas.microsoft.com/office/drawing/2016/5/13/chartex" xmlns:cx8="http://schemas.microsoft.com/office/drawing/2016/5/14/chartex" xmlns:mc="http://schemas.openxmlformats.org/markup-compatibility/2006" xmlns:aink="http://schemas.microsoft.com/office/drawing/2016/ink" xmlns:am3d="http://schemas.microsoft.com/office/drawing/2017/model3d" xmlns:o="urn:schemas-microsoft-com:office:office" xmlns:r="http://schemas.openxmlformats.org/officeDocument/2006/relationships" xmlns:m="http://schemas.openxmlformats.org/officeDocument/2006/math" xmlns:v="urn:schemas-microsoft-com:vml" xmlns:wp14="http://schemas.microsoft.com/office/word/2010/wordprocessingDrawing" xmlns:wp="http://schemas.openxmlformats.org/drawingml/2006/wordprocessingDrawing" xmlns:w10="urn:schemas-microsoft-com:office:word" xmlns:w="http://schemas.openxmlformats.org/wordprocessingml/2006/main" xmlns:w14="http://schemas.microsoft.com/office/word/2010/wordml" xmlns:w15="http://schemas.microsoft.com/office/word/2012/wordml" xmlns:w16cex="http://schemas.microsoft.com/office/word/2018/wordml/cex" xmlns:w16cid="http://schemas.microsoft.com/office/word/2016/wordml/cid" xmlns:w16="http://schemas.microsoft.com/office/word/2018/wordml" xmlns:w16se="http://schemas.microsoft.com/office/word/2015/wordml/symex" xmlns:wpg="http://schemas.microsoft.com/office/word/2010/wordprocessingGroup" xmlns:wpi="http://schemas.microsoft.com/office/word/2010/wordprocessingInk" xmlns:wne="http://schemas.microsoft.com/office/word/2006/wordml" xmlns:wps="http://schemas.microsoft.com/office/word/2010/wordprocessingShape" mc:Ignorable="w14 w15 w16se w16cid w16 w16cex wp14">
+<w:footnotes xmlns:wpc="http://schemas.microsoft.com/office/word/2010/wordprocessingCanvas" xmlns:mc="http://schemas.openxmlformats.org/markup-compatibility/2006" xmlns:o="urn:schemas-microsoft-com:office:office" xmlns:r="http://schemas.openxmlformats.org/officeDocument/2006/relationships" xmlns:m="http://schemas.openxmlformats.org/officeDocument/2006/math" xmlns:v="urn:schemas-microsoft-com:vml" xmlns:wp14="http://schemas.microsoft.com/office/word/2010/wordprocessingDrawing" xmlns:wp="http://schemas.openxmlformats.org/drawingml/2006/wordprocessingDrawing" xmlns:w10="urn:schemas-microsoft-com:office:word" xmlns:w="http://schemas.openxmlformats.org/wordprocessingml/2006/main" xmlns:w14="http://schemas.microsoft.com/office/word/2010/wordml" xmlns:wpg="http://schemas.microsoft.com/office/word/2010/wordprocessingGroup" xmlns:wpi="http://schemas.microsoft.com/office/word/2010/wordprocessingInk" xmlns:wne="http://schemas.microsoft.com/office/word/2006/wordml" xmlns:wps="http://schemas.microsoft.com/office/word/2010/wordprocessingShape" mc:Ignorable="w14 wp14">
   <w:footnote w:type="separator" w:id="-1">
     <w:p>
       <w:r>
@@ -5693,7 +5511,7 @@
 </file>
 
 <file path=word/header1.xml><?xml version="1.0" encoding="utf-8"?>
-<w:hdr xmlns:wpc="http://schemas.microsoft.com/office/word/2010/wordprocessingCanvas" xmlns:cx="http://schemas.microsoft.com/office/drawing/2014/chartex" xmlns:cx1="http://schemas.microsoft.com/office/drawing/2015/9/8/chartex" xmlns:cx2="http://schemas.microsoft.com/office/drawing/2015/10/21/chartex" xmlns:cx3="http://schemas.microsoft.com/office/drawing/2016/5/9/chartex" xmlns:cx4="http://schemas.microsoft.com/office/drawing/2016/5/10/chartex" xmlns:cx5="http://schemas.microsoft.com/office/drawing/2016/5/11/chartex" xmlns:cx6="http://schemas.microsoft.com/office/drawing/2016/5/12/chartex" xmlns:cx7="http://schemas.microsoft.com/office/drawing/2016/5/13/chartex" xmlns:cx8="http://schemas.microsoft.com/office/drawing/2016/5/14/chartex" xmlns:mc="http://schemas.openxmlformats.org/markup-compatibility/2006" xmlns:aink="http://schemas.microsoft.com/office/drawing/2016/ink" xmlns:am3d="http://schemas.microsoft.com/office/drawing/2017/model3d" xmlns:o="urn:schemas-microsoft-com:office:office" xmlns:r="http://schemas.openxmlformats.org/officeDocument/2006/relationships" xmlns:m="http://schemas.openxmlformats.org/officeDocument/2006/math" xmlns:v="urn:schemas-microsoft-com:vml" xmlns:wp14="http://schemas.microsoft.com/office/word/2010/wordprocessingDrawing" xmlns:wp="http://schemas.openxmlformats.org/drawingml/2006/wordprocessingDrawing" xmlns:w10="urn:schemas-microsoft-com:office:word" xmlns:w="http://schemas.openxmlformats.org/wordprocessingml/2006/main" xmlns:w14="http://schemas.microsoft.com/office/word/2010/wordml" xmlns:w15="http://schemas.microsoft.com/office/word/2012/wordml" xmlns:w16cex="http://schemas.microsoft.com/office/word/2018/wordml/cex" xmlns:w16cid="http://schemas.microsoft.com/office/word/2016/wordml/cid" xmlns:w16="http://schemas.microsoft.com/office/word/2018/wordml" xmlns:w16se="http://schemas.microsoft.com/office/word/2015/wordml/symex" xmlns:wpg="http://schemas.microsoft.com/office/word/2010/wordprocessingGroup" xmlns:wpi="http://schemas.microsoft.com/office/word/2010/wordprocessingInk" xmlns:wne="http://schemas.microsoft.com/office/word/2006/wordml" xmlns:wps="http://schemas.microsoft.com/office/word/2010/wordprocessingShape" mc:Ignorable="w14 w15 w16se w16cid w16 w16cex wp14">
+<w:hdr xmlns:wpc="http://schemas.microsoft.com/office/word/2010/wordprocessingCanvas" xmlns:mc="http://schemas.openxmlformats.org/markup-compatibility/2006" xmlns:o="urn:schemas-microsoft-com:office:office" xmlns:r="http://schemas.openxmlformats.org/officeDocument/2006/relationships" xmlns:m="http://schemas.openxmlformats.org/officeDocument/2006/math" xmlns:v="urn:schemas-microsoft-com:vml" xmlns:wp14="http://schemas.microsoft.com/office/word/2010/wordprocessingDrawing" xmlns:wp="http://schemas.openxmlformats.org/drawingml/2006/wordprocessingDrawing" xmlns:w10="urn:schemas-microsoft-com:office:word" xmlns:w="http://schemas.openxmlformats.org/wordprocessingml/2006/main" xmlns:w14="http://schemas.microsoft.com/office/word/2010/wordml" xmlns:wpg="http://schemas.microsoft.com/office/word/2010/wordprocessingGroup" xmlns:wpi="http://schemas.microsoft.com/office/word/2010/wordprocessingInk" xmlns:wne="http://schemas.microsoft.com/office/word/2006/wordml" xmlns:wps="http://schemas.microsoft.com/office/word/2010/wordprocessingShape" mc:Ignorable="w14 wp14">
   <w:p>
     <w:pPr>
       <w:pStyle w:val="Header"/>
@@ -5703,7 +5521,7 @@
 </file>
 
 <file path=word/header2.xml><?xml version="1.0" encoding="utf-8"?>
-<w:hdr xmlns:wpc="http://schemas.microsoft.com/office/word/2010/wordprocessingCanvas" xmlns:cx="http://schemas.microsoft.com/office/drawing/2014/chartex" xmlns:cx1="http://schemas.microsoft.com/office/drawing/2015/9/8/chartex" xmlns:cx2="http://schemas.microsoft.com/office/drawing/2015/10/21/chartex" xmlns:cx3="http://schemas.microsoft.com/office/drawing/2016/5/9/chartex" xmlns:cx4="http://schemas.microsoft.com/office/drawing/2016/5/10/chartex" xmlns:cx5="http://schemas.microsoft.com/office/drawing/2016/5/11/chartex" xmlns:cx6="http://schemas.microsoft.com/office/drawing/2016/5/12/chartex" xmlns:cx7="http://schemas.microsoft.com/office/drawing/2016/5/13/chartex" xmlns:cx8="http://schemas.microsoft.com/office/drawing/2016/5/14/chartex" xmlns:mc="http://schemas.openxmlformats.org/markup-compatibility/2006" xmlns:aink="http://schemas.microsoft.com/office/drawing/2016/ink" xmlns:am3d="http://schemas.microsoft.com/office/drawing/2017/model3d" xmlns:o="urn:schemas-microsoft-com:office:office" xmlns:r="http://schemas.openxmlformats.org/officeDocument/2006/relationships" xmlns:m="http://schemas.openxmlformats.org/officeDocument/2006/math" xmlns:v="urn:schemas-microsoft-com:vml" xmlns:wp14="http://schemas.microsoft.com/office/word/2010/wordprocessingDrawing" xmlns:wp="http://schemas.openxmlformats.org/drawingml/2006/wordprocessingDrawing" xmlns:w10="urn:schemas-microsoft-com:office:word" xmlns:w="http://schemas.openxmlformats.org/wordprocessingml/2006/main" xmlns:w14="http://schemas.microsoft.com/office/word/2010/wordml" xmlns:w15="http://schemas.microsoft.com/office/word/2012/wordml" xmlns:w16cex="http://schemas.microsoft.com/office/word/2018/wordml/cex" xmlns:w16cid="http://schemas.microsoft.com/office/word/2016/wordml/cid" xmlns:w16="http://schemas.microsoft.com/office/word/2018/wordml" xmlns:w16se="http://schemas.microsoft.com/office/word/2015/wordml/symex" xmlns:wpg="http://schemas.microsoft.com/office/word/2010/wordprocessingGroup" xmlns:wpi="http://schemas.microsoft.com/office/word/2010/wordprocessingInk" xmlns:wne="http://schemas.microsoft.com/office/word/2006/wordml" xmlns:wps="http://schemas.microsoft.com/office/word/2010/wordprocessingShape" mc:Ignorable="w14 w15 w16se w16cid w16 w16cex wp14">
+<w:hdr xmlns:wpc="http://schemas.microsoft.com/office/word/2010/wordprocessingCanvas" xmlns:mc="http://schemas.openxmlformats.org/markup-compatibility/2006" xmlns:o="urn:schemas-microsoft-com:office:office" xmlns:r="http://schemas.openxmlformats.org/officeDocument/2006/relationships" xmlns:m="http://schemas.openxmlformats.org/officeDocument/2006/math" xmlns:v="urn:schemas-microsoft-com:vml" xmlns:wp14="http://schemas.microsoft.com/office/word/2010/wordprocessingDrawing" xmlns:wp="http://schemas.openxmlformats.org/drawingml/2006/wordprocessingDrawing" xmlns:w10="urn:schemas-microsoft-com:office:word" xmlns:w="http://schemas.openxmlformats.org/wordprocessingml/2006/main" xmlns:w14="http://schemas.microsoft.com/office/word/2010/wordml" xmlns:wpg="http://schemas.microsoft.com/office/word/2010/wordprocessingGroup" xmlns:wpi="http://schemas.microsoft.com/office/word/2010/wordprocessingInk" xmlns:wne="http://schemas.microsoft.com/office/word/2006/wordml" xmlns:wps="http://schemas.microsoft.com/office/word/2010/wordprocessingShape" mc:Ignorable="w14 wp14">
   <w:p>
     <w:pPr>
       <w:pBdr>
@@ -5746,7 +5564,7 @@
 </file>
 
 <file path=word/header3.xml><?xml version="1.0" encoding="utf-8"?>
-<w:hdr xmlns:wpc="http://schemas.microsoft.com/office/word/2010/wordprocessingCanvas" xmlns:cx="http://schemas.microsoft.com/office/drawing/2014/chartex" xmlns:cx1="http://schemas.microsoft.com/office/drawing/2015/9/8/chartex" xmlns:cx2="http://schemas.microsoft.com/office/drawing/2015/10/21/chartex" xmlns:cx3="http://schemas.microsoft.com/office/drawing/2016/5/9/chartex" xmlns:cx4="http://schemas.microsoft.com/office/drawing/2016/5/10/chartex" xmlns:cx5="http://schemas.microsoft.com/office/drawing/2016/5/11/chartex" xmlns:cx6="http://schemas.microsoft.com/office/drawing/2016/5/12/chartex" xmlns:cx7="http://schemas.microsoft.com/office/drawing/2016/5/13/chartex" xmlns:cx8="http://schemas.microsoft.com/office/drawing/2016/5/14/chartex" xmlns:mc="http://schemas.openxmlformats.org/markup-compatibility/2006" xmlns:aink="http://schemas.microsoft.com/office/drawing/2016/ink" xmlns:am3d="http://schemas.microsoft.com/office/drawing/2017/model3d" xmlns:o="urn:schemas-microsoft-com:office:office" xmlns:r="http://schemas.openxmlformats.org/officeDocument/2006/relationships" xmlns:m="http://schemas.openxmlformats.org/officeDocument/2006/math" xmlns:v="urn:schemas-microsoft-com:vml" xmlns:wp14="http://schemas.microsoft.com/office/word/2010/wordprocessingDrawing" xmlns:wp="http://schemas.openxmlformats.org/drawingml/2006/wordprocessingDrawing" xmlns:w10="urn:schemas-microsoft-com:office:word" xmlns:w="http://schemas.openxmlformats.org/wordprocessingml/2006/main" xmlns:w14="http://schemas.microsoft.com/office/word/2010/wordml" xmlns:w15="http://schemas.microsoft.com/office/word/2012/wordml" xmlns:w16cex="http://schemas.microsoft.com/office/word/2018/wordml/cex" xmlns:w16cid="http://schemas.microsoft.com/office/word/2016/wordml/cid" xmlns:w16="http://schemas.microsoft.com/office/word/2018/wordml" xmlns:w16se="http://schemas.microsoft.com/office/word/2015/wordml/symex" xmlns:wpg="http://schemas.microsoft.com/office/word/2010/wordprocessingGroup" xmlns:wpi="http://schemas.microsoft.com/office/word/2010/wordprocessingInk" xmlns:wne="http://schemas.microsoft.com/office/word/2006/wordml" xmlns:wps="http://schemas.microsoft.com/office/word/2010/wordprocessingShape" mc:Ignorable="w14 w15 w16se w16cid w16 w16cex wp14">
+<w:hdr xmlns:wpc="http://schemas.microsoft.com/office/word/2010/wordprocessingCanvas" xmlns:mc="http://schemas.openxmlformats.org/markup-compatibility/2006" xmlns:o="urn:schemas-microsoft-com:office:office" xmlns:r="http://schemas.openxmlformats.org/officeDocument/2006/relationships" xmlns:m="http://schemas.openxmlformats.org/officeDocument/2006/math" xmlns:v="urn:schemas-microsoft-com:vml" xmlns:wp14="http://schemas.microsoft.com/office/word/2010/wordprocessingDrawing" xmlns:wp="http://schemas.openxmlformats.org/drawingml/2006/wordprocessingDrawing" xmlns:w10="urn:schemas-microsoft-com:office:word" xmlns:w="http://schemas.openxmlformats.org/wordprocessingml/2006/main" xmlns:w14="http://schemas.microsoft.com/office/word/2010/wordml" xmlns:wpg="http://schemas.microsoft.com/office/word/2010/wordprocessingGroup" xmlns:wpi="http://schemas.microsoft.com/office/word/2010/wordprocessingInk" xmlns:wne="http://schemas.microsoft.com/office/word/2006/wordml" xmlns:wps="http://schemas.microsoft.com/office/word/2010/wordprocessingShape" mc:Ignorable="w14 wp14">
   <w:p>
     <w:pPr>
       <w:pStyle w:val="Header"/>
@@ -5756,8 +5574,8 @@
 </file>
 
 <file path=word/numbering.xml><?xml version="1.0" encoding="utf-8"?>
-<w:numbering xmlns:wpc="http://schemas.microsoft.com/office/word/2010/wordprocessingCanvas" xmlns:cx="http://schemas.microsoft.com/office/drawing/2014/chartex" xmlns:cx1="http://schemas.microsoft.com/office/drawing/2015/9/8/chartex" xmlns:cx2="http://schemas.microsoft.com/office/drawing/2015/10/21/chartex" xmlns:cx3="http://schemas.microsoft.com/office/drawing/2016/5/9/chartex" xmlns:cx4="http://schemas.microsoft.com/office/drawing/2016/5/10/chartex" xmlns:cx5="http://schemas.microsoft.com/office/drawing/2016/5/11/chartex" xmlns:cx6="http://schemas.microsoft.com/office/drawing/2016/5/12/chartex" xmlns:cx7="http://schemas.microsoft.com/office/drawing/2016/5/13/chartex" xmlns:cx8="http://schemas.microsoft.com/office/drawing/2016/5/14/chartex" xmlns:mc="http://schemas.openxmlformats.org/markup-compatibility/2006" xmlns:aink="http://schemas.microsoft.com/office/drawing/2016/ink" xmlns:am3d="http://schemas.microsoft.com/office/drawing/2017/model3d" xmlns:o="urn:schemas-microsoft-com:office:office" xmlns:r="http://schemas.openxmlformats.org/officeDocument/2006/relationships" xmlns:m="http://schemas.openxmlformats.org/officeDocument/2006/math" xmlns:v="urn:schemas-microsoft-com:vml" xmlns:wp14="http://schemas.microsoft.com/office/word/2010/wordprocessingDrawing" xmlns:wp="http://schemas.openxmlformats.org/drawingml/2006/wordprocessingDrawing" xmlns:w10="urn:schemas-microsoft-com:office:word" xmlns:w="http://schemas.openxmlformats.org/wordprocessingml/2006/main" xmlns:w14="http://schemas.microsoft.com/office/word/2010/wordml" xmlns:w15="http://schemas.microsoft.com/office/word/2012/wordml" xmlns:w16cex="http://schemas.microsoft.com/office/word/2018/wordml/cex" xmlns:w16cid="http://schemas.microsoft.com/office/word/2016/wordml/cid" xmlns:w16="http://schemas.microsoft.com/office/word/2018/wordml" xmlns:w16se="http://schemas.microsoft.com/office/word/2015/wordml/symex" xmlns:wpg="http://schemas.microsoft.com/office/word/2010/wordprocessingGroup" xmlns:wpi="http://schemas.microsoft.com/office/word/2010/wordprocessingInk" xmlns:wne="http://schemas.microsoft.com/office/word/2006/wordml" xmlns:wps="http://schemas.microsoft.com/office/word/2010/wordprocessingShape" mc:Ignorable="w14 w15 w16se w16cid w16 w16cex wp14">
-  <w:abstractNum w:abstractNumId="0" w15:restartNumberingAfterBreak="0">
+<w:numbering xmlns:wpc="http://schemas.microsoft.com/office/word/2010/wordprocessingCanvas" xmlns:mc="http://schemas.openxmlformats.org/markup-compatibility/2006" xmlns:o="urn:schemas-microsoft-com:office:office" xmlns:r="http://schemas.openxmlformats.org/officeDocument/2006/relationships" xmlns:m="http://schemas.openxmlformats.org/officeDocument/2006/math" xmlns:v="urn:schemas-microsoft-com:vml" xmlns:wp14="http://schemas.microsoft.com/office/word/2010/wordprocessingDrawing" xmlns:wp="http://schemas.openxmlformats.org/drawingml/2006/wordprocessingDrawing" xmlns:w10="urn:schemas-microsoft-com:office:word" xmlns:w="http://schemas.openxmlformats.org/wordprocessingml/2006/main" xmlns:w14="http://schemas.microsoft.com/office/word/2010/wordml" xmlns:wpg="http://schemas.microsoft.com/office/word/2010/wordprocessingGroup" xmlns:wpi="http://schemas.microsoft.com/office/word/2010/wordprocessingInk" xmlns:wne="http://schemas.microsoft.com/office/word/2006/wordml" xmlns:wps="http://schemas.microsoft.com/office/word/2010/wordprocessingShape" mc:Ignorable="w14 wp14">
+  <w:abstractNum w:abstractNumId="0">
     <w:nsid w:val="19B85A84"/>
     <w:multiLevelType w:val="hybridMultilevel"/>
     <w:tmpl w:val="76E01206"/>
@@ -5815,7 +5633,7 @@
       <w:lvlJc w:val="left"/>
     </w:lvl>
   </w:abstractNum>
-  <w:abstractNum w:abstractNumId="1" w15:restartNumberingAfterBreak="0">
+  <w:abstractNum w:abstractNumId="1">
     <w:nsid w:val="37E3394C"/>
     <w:multiLevelType w:val="hybridMultilevel"/>
     <w:tmpl w:val="AC96A64E"/>
@@ -5869,7 +5687,7 @@
       <w:lvlJc w:val="left"/>
     </w:lvl>
   </w:abstractNum>
-  <w:abstractNum w:abstractNumId="2" w15:restartNumberingAfterBreak="0">
+  <w:abstractNum w:abstractNumId="2">
     <w:nsid w:val="397E6820"/>
     <w:multiLevelType w:val="hybridMultilevel"/>
     <w:tmpl w:val="B448A530"/>
@@ -5955,7 +5773,7 @@
       </w:pPr>
     </w:lvl>
   </w:abstractNum>
-  <w:abstractNum w:abstractNumId="3" w15:restartNumberingAfterBreak="0">
+  <w:abstractNum w:abstractNumId="3">
     <w:nsid w:val="61610D15"/>
     <w:multiLevelType w:val="hybridMultilevel"/>
     <w:tmpl w:val="AC96A64E"/>
@@ -6009,7 +5827,7 @@
       <w:lvlJc w:val="left"/>
     </w:lvl>
   </w:abstractNum>
-  <w:abstractNum w:abstractNumId="4" w15:restartNumberingAfterBreak="0">
+  <w:abstractNum w:abstractNumId="4">
     <w:nsid w:val="7D2830FA"/>
     <w:multiLevelType w:val="hybridMultilevel"/>
     <w:tmpl w:val="F0FC7856"/>
@@ -6101,7 +5919,7 @@
 </file>
 
 <file path=word/styles.xml><?xml version="1.0" encoding="utf-8"?>
-<w:styles xmlns:mc="http://schemas.openxmlformats.org/markup-compatibility/2006" xmlns:r="http://schemas.openxmlformats.org/officeDocument/2006/relationships" xmlns:w="http://schemas.openxmlformats.org/wordprocessingml/2006/main" xmlns:w14="http://schemas.microsoft.com/office/word/2010/wordml" xmlns:w15="http://schemas.microsoft.com/office/word/2012/wordml" xmlns:w16cex="http://schemas.microsoft.com/office/word/2018/wordml/cex" xmlns:w16cid="http://schemas.microsoft.com/office/word/2016/wordml/cid" xmlns:w16="http://schemas.microsoft.com/office/word/2018/wordml" xmlns:w16se="http://schemas.microsoft.com/office/word/2015/wordml/symex" mc:Ignorable="w14 w15 w16se w16cid w16 w16cex">
+<w:styles xmlns:mc="http://schemas.openxmlformats.org/markup-compatibility/2006" xmlns:r="http://schemas.openxmlformats.org/officeDocument/2006/relationships" xmlns:w="http://schemas.openxmlformats.org/wordprocessingml/2006/main" xmlns:w14="http://schemas.microsoft.com/office/word/2010/wordml" mc:Ignorable="w14">
   <w:docDefaults>
     <w:rPrDefault>
       <w:rPr>
@@ -6111,383 +5929,579 @@
     </w:rPrDefault>
     <w:pPrDefault/>
   </w:docDefaults>
-  <w:latentStyles w:defLockedState="0" w:defUIPriority="99" w:defSemiHidden="0" w:defUnhideWhenUsed="0" w:defQFormat="0" w:count="376">
-    <w:lsdException w:name="Normal" w:uiPriority="0" w:qFormat="1"/>
-    <w:lsdException w:name="heading 1" w:uiPriority="9" w:qFormat="1"/>
-    <w:lsdException w:name="heading 2" w:semiHidden="1" w:uiPriority="9" w:unhideWhenUsed="1" w:qFormat="1"/>
-    <w:lsdException w:name="heading 3" w:semiHidden="1" w:uiPriority="9" w:unhideWhenUsed="1" w:qFormat="1"/>
-    <w:lsdException w:name="heading 4" w:semiHidden="1" w:uiPriority="9" w:unhideWhenUsed="1" w:qFormat="1"/>
-    <w:lsdException w:name="heading 5" w:semiHidden="1" w:uiPriority="9" w:unhideWhenUsed="1" w:qFormat="1"/>
-    <w:lsdException w:name="heading 6" w:semiHidden="1" w:uiPriority="9" w:unhideWhenUsed="1" w:qFormat="1"/>
-    <w:lsdException w:name="heading 7" w:semiHidden="1" w:uiPriority="9" w:unhideWhenUsed="1" w:qFormat="1"/>
-    <w:lsdException w:name="heading 8" w:semiHidden="1" w:uiPriority="9" w:unhideWhenUsed="1" w:qFormat="1"/>
-    <w:lsdException w:name="heading 9" w:semiHidden="1" w:uiPriority="9" w:unhideWhenUsed="1" w:qFormat="1"/>
-    <w:lsdException w:name="index 1" w:semiHidden="1" w:unhideWhenUsed="1"/>
-    <w:lsdException w:name="index 2" w:semiHidden="1" w:unhideWhenUsed="1"/>
-    <w:lsdException w:name="index 3" w:semiHidden="1" w:unhideWhenUsed="1"/>
-    <w:lsdException w:name="index 4" w:semiHidden="1" w:unhideWhenUsed="1"/>
-    <w:lsdException w:name="index 5" w:semiHidden="1" w:unhideWhenUsed="1"/>
-    <w:lsdException w:name="index 6" w:semiHidden="1" w:unhideWhenUsed="1"/>
-    <w:lsdException w:name="index 7" w:semiHidden="1" w:unhideWhenUsed="1"/>
-    <w:lsdException w:name="index 8" w:semiHidden="1" w:unhideWhenUsed="1"/>
-    <w:lsdException w:name="index 9" w:semiHidden="1" w:unhideWhenUsed="1"/>
-    <w:lsdException w:name="toc 1" w:semiHidden="1" w:uiPriority="39" w:unhideWhenUsed="1"/>
-    <w:lsdException w:name="toc 2" w:semiHidden="1" w:uiPriority="39" w:unhideWhenUsed="1"/>
-    <w:lsdException w:name="toc 3" w:semiHidden="1" w:uiPriority="39" w:unhideWhenUsed="1"/>
-    <w:lsdException w:name="toc 4" w:semiHidden="1" w:uiPriority="39" w:unhideWhenUsed="1"/>
-    <w:lsdException w:name="toc 5" w:semiHidden="1" w:uiPriority="39" w:unhideWhenUsed="1"/>
-    <w:lsdException w:name="toc 6" w:semiHidden="1" w:uiPriority="39" w:unhideWhenUsed="1"/>
-    <w:lsdException w:name="toc 7" w:semiHidden="1" w:uiPriority="39" w:unhideWhenUsed="1"/>
-    <w:lsdException w:name="toc 8" w:semiHidden="1" w:uiPriority="39" w:unhideWhenUsed="1"/>
-    <w:lsdException w:name="toc 9" w:semiHidden="1" w:uiPriority="39" w:unhideWhenUsed="1"/>
-    <w:lsdException w:name="Normal Indent" w:semiHidden="1" w:unhideWhenUsed="1"/>
-    <w:lsdException w:name="footnote text" w:semiHidden="1" w:unhideWhenUsed="1"/>
-    <w:lsdException w:name="annotation text" w:semiHidden="1" w:unhideWhenUsed="1"/>
-    <w:lsdException w:name="header" w:semiHidden="1" w:unhideWhenUsed="1"/>
-    <w:lsdException w:name="footer" w:semiHidden="1" w:unhideWhenUsed="1"/>
-    <w:lsdException w:name="index heading" w:semiHidden="1" w:unhideWhenUsed="1"/>
-    <w:lsdException w:name="caption" w:semiHidden="1" w:uiPriority="35" w:unhideWhenUsed="1" w:qFormat="1"/>
-    <w:lsdException w:name="table of figures" w:semiHidden="1" w:unhideWhenUsed="1"/>
-    <w:lsdException w:name="envelope address" w:semiHidden="1" w:unhideWhenUsed="1"/>
-    <w:lsdException w:name="envelope return" w:semiHidden="1" w:unhideWhenUsed="1"/>
-    <w:lsdException w:name="footnote reference" w:semiHidden="1" w:unhideWhenUsed="1"/>
-    <w:lsdException w:name="annotation reference" w:semiHidden="1" w:unhideWhenUsed="1"/>
-    <w:lsdException w:name="line number" w:semiHidden="1" w:unhideWhenUsed="1"/>
-    <w:lsdException w:name="page number" w:semiHidden="1" w:unhideWhenUsed="1"/>
-    <w:lsdException w:name="endnote reference" w:semiHidden="1" w:unhideWhenUsed="1"/>
-    <w:lsdException w:name="endnote text" w:semiHidden="1" w:unhideWhenUsed="1"/>
-    <w:lsdException w:name="table of authorities" w:semiHidden="1" w:unhideWhenUsed="1"/>
-    <w:lsdException w:name="macro" w:semiHidden="1" w:unhideWhenUsed="1"/>
-    <w:lsdException w:name="toa heading" w:semiHidden="1" w:unhideWhenUsed="1"/>
-    <w:lsdException w:name="List" w:semiHidden="1" w:unhideWhenUsed="1"/>
-    <w:lsdException w:name="List Bullet" w:semiHidden="1" w:unhideWhenUsed="1"/>
-    <w:lsdException w:name="List Number" w:semiHidden="1" w:unhideWhenUsed="1"/>
-    <w:lsdException w:name="List 2" w:semiHidden="1" w:unhideWhenUsed="1"/>
-    <w:lsdException w:name="List 3" w:semiHidden="1" w:unhideWhenUsed="1"/>
-    <w:lsdException w:name="List 4" w:semiHidden="1" w:unhideWhenUsed="1"/>
-    <w:lsdException w:name="List 5" w:semiHidden="1" w:unhideWhenUsed="1"/>
-    <w:lsdException w:name="List Bullet 2" w:semiHidden="1" w:unhideWhenUsed="1"/>
-    <w:lsdException w:name="List Bullet 3" w:semiHidden="1" w:unhideWhenUsed="1"/>
-    <w:lsdException w:name="List Bullet 4" w:semiHidden="1" w:unhideWhenUsed="1"/>
-    <w:lsdException w:name="List Bullet 5" w:semiHidden="1" w:unhideWhenUsed="1"/>
-    <w:lsdException w:name="List Number 2" w:semiHidden="1" w:unhideWhenUsed="1"/>
-    <w:lsdException w:name="List Number 3" w:semiHidden="1" w:unhideWhenUsed="1"/>
-    <w:lsdException w:name="List Number 4" w:semiHidden="1" w:unhideWhenUsed="1"/>
-    <w:lsdException w:name="List Number 5" w:semiHidden="1" w:unhideWhenUsed="1"/>
-    <w:lsdException w:name="Title" w:uiPriority="10" w:qFormat="1"/>
-    <w:lsdException w:name="Closing" w:semiHidden="1" w:unhideWhenUsed="1"/>
-    <w:lsdException w:name="Signature" w:semiHidden="1" w:unhideWhenUsed="1"/>
-    <w:lsdException w:name="Default Paragraph Font" w:semiHidden="1" w:uiPriority="1" w:unhideWhenUsed="1"/>
-    <w:lsdException w:name="Body Text" w:semiHidden="1" w:unhideWhenUsed="1"/>
-    <w:lsdException w:name="Body Text Indent" w:semiHidden="1" w:unhideWhenUsed="1"/>
-    <w:lsdException w:name="List Continue" w:semiHidden="1" w:unhideWhenUsed="1"/>
-    <w:lsdException w:name="List Continue 2" w:semiHidden="1" w:unhideWhenUsed="1"/>
-    <w:lsdException w:name="List Continue 3" w:semiHidden="1" w:unhideWhenUsed="1"/>
-    <w:lsdException w:name="List Continue 4" w:semiHidden="1" w:unhideWhenUsed="1"/>
-    <w:lsdException w:name="List Continue 5" w:semiHidden="1" w:unhideWhenUsed="1"/>
-    <w:lsdException w:name="Message Header" w:semiHidden="1" w:unhideWhenUsed="1"/>
-    <w:lsdException w:name="Subtitle" w:uiPriority="11" w:qFormat="1"/>
-    <w:lsdException w:name="Salutation" w:semiHidden="1" w:unhideWhenUsed="1"/>
-    <w:lsdException w:name="Date" w:semiHidden="1" w:unhideWhenUsed="1"/>
-    <w:lsdException w:name="Body Text First Indent" w:semiHidden="1" w:unhideWhenUsed="1"/>
-    <w:lsdException w:name="Body Text First Indent 2" w:semiHidden="1" w:unhideWhenUsed="1"/>
-    <w:lsdException w:name="Note Heading" w:semiHidden="1" w:unhideWhenUsed="1"/>
-    <w:lsdException w:name="Body Text 2" w:semiHidden="1" w:unhideWhenUsed="1"/>
-    <w:lsdException w:name="Body Text 3" w:semiHidden="1" w:unhideWhenUsed="1"/>
-    <w:lsdException w:name="Body Text Indent 2" w:semiHidden="1" w:unhideWhenUsed="1"/>
-    <w:lsdException w:name="Body Text Indent 3" w:semiHidden="1" w:unhideWhenUsed="1"/>
-    <w:lsdException w:name="Block Text" w:semiHidden="1" w:unhideWhenUsed="1"/>
-    <w:lsdException w:name="Hyperlink" w:semiHidden="1" w:unhideWhenUsed="1"/>
-    <w:lsdException w:name="FollowedHyperlink" w:semiHidden="1" w:unhideWhenUsed="1"/>
-    <w:lsdException w:name="Strong" w:uiPriority="22" w:qFormat="1"/>
-    <w:lsdException w:name="Emphasis" w:uiPriority="20" w:qFormat="1"/>
-    <w:lsdException w:name="Document Map" w:semiHidden="1" w:unhideWhenUsed="1"/>
-    <w:lsdException w:name="Plain Text" w:semiHidden="1" w:unhideWhenUsed="1"/>
-    <w:lsdException w:name="E-mail Signature" w:semiHidden="1" w:unhideWhenUsed="1"/>
-    <w:lsdException w:name="HTML Top of Form" w:semiHidden="1" w:unhideWhenUsed="1"/>
-    <w:lsdException w:name="HTML Bottom of Form" w:semiHidden="1" w:unhideWhenUsed="1"/>
-    <w:lsdException w:name="Normal (Web)" w:semiHidden="1" w:unhideWhenUsed="1"/>
-    <w:lsdException w:name="HTML Acronym" w:semiHidden="1" w:unhideWhenUsed="1"/>
-    <w:lsdException w:name="HTML Address" w:semiHidden="1" w:unhideWhenUsed="1"/>
-    <w:lsdException w:name="HTML Cite" w:semiHidden="1" w:unhideWhenUsed="1"/>
-    <w:lsdException w:name="HTML Code" w:semiHidden="1" w:unhideWhenUsed="1"/>
-    <w:lsdException w:name="HTML Definition" w:semiHidden="1" w:unhideWhenUsed="1"/>
-    <w:lsdException w:name="HTML Keyboard" w:semiHidden="1" w:unhideWhenUsed="1"/>
-    <w:lsdException w:name="HTML Preformatted" w:semiHidden="1" w:unhideWhenUsed="1"/>
-    <w:lsdException w:name="HTML Sample" w:semiHidden="1" w:unhideWhenUsed="1"/>
-    <w:lsdException w:name="HTML Typewriter" w:semiHidden="1" w:unhideWhenUsed="1"/>
-    <w:lsdException w:name="HTML Variable" w:semiHidden="1" w:unhideWhenUsed="1"/>
-    <w:lsdException w:name="Normal Table" w:semiHidden="1" w:unhideWhenUsed="1"/>
-    <w:lsdException w:name="annotation subject" w:semiHidden="1" w:unhideWhenUsed="1"/>
-    <w:lsdException w:name="No List" w:semiHidden="1" w:unhideWhenUsed="1"/>
-    <w:lsdException w:name="Outline List 1" w:semiHidden="1" w:unhideWhenUsed="1"/>
-    <w:lsdException w:name="Outline List 2" w:semiHidden="1" w:unhideWhenUsed="1"/>
-    <w:lsdException w:name="Outline List 3" w:semiHidden="1" w:unhideWhenUsed="1"/>
-    <w:lsdException w:name="Table Simple 1" w:semiHidden="1" w:unhideWhenUsed="1"/>
-    <w:lsdException w:name="Table Simple 2" w:semiHidden="1" w:unhideWhenUsed="1"/>
-    <w:lsdException w:name="Table Simple 3" w:semiHidden="1" w:unhideWhenUsed="1"/>
-    <w:lsdException w:name="Table Classic 1" w:semiHidden="1" w:unhideWhenUsed="1"/>
-    <w:lsdException w:name="Table Classic 2" w:semiHidden="1" w:unhideWhenUsed="1"/>
-    <w:lsdException w:name="Table Classic 3" w:semiHidden="1" w:unhideWhenUsed="1"/>
-    <w:lsdException w:name="Table Classic 4" w:semiHidden="1" w:unhideWhenUsed="1"/>
-    <w:lsdException w:name="Table Colorful 1" w:semiHidden="1" w:unhideWhenUsed="1"/>
-    <w:lsdException w:name="Table Colorful 2" w:semiHidden="1" w:unhideWhenUsed="1"/>
-    <w:lsdException w:name="Table Colorful 3" w:semiHidden="1" w:unhideWhenUsed="1"/>
-    <w:lsdException w:name="Table Columns 1" w:semiHidden="1" w:unhideWhenUsed="1"/>
-    <w:lsdException w:name="Table Columns 2" w:semiHidden="1" w:unhideWhenUsed="1"/>
-    <w:lsdException w:name="Table Columns 3" w:semiHidden="1" w:unhideWhenUsed="1"/>
-    <w:lsdException w:name="Table Columns 4" w:semiHidden="1" w:unhideWhenUsed="1"/>
-    <w:lsdException w:name="Table Columns 5" w:semiHidden="1" w:unhideWhenUsed="1"/>
-    <w:lsdException w:name="Table Grid 1" w:semiHidden="1" w:unhideWhenUsed="1"/>
-    <w:lsdException w:name="Table Grid 2" w:semiHidden="1" w:unhideWhenUsed="1"/>
-    <w:lsdException w:name="Table Grid 3" w:semiHidden="1" w:unhideWhenUsed="1"/>
-    <w:lsdException w:name="Table Grid 4" w:semiHidden="1" w:unhideWhenUsed="1"/>
-    <w:lsdException w:name="Table Grid 5" w:semiHidden="1" w:unhideWhenUsed="1"/>
-    <w:lsdException w:name="Table Grid 6" w:semiHidden="1" w:unhideWhenUsed="1"/>
-    <w:lsdException w:name="Table Grid 7" w:semiHidden="1" w:unhideWhenUsed="1"/>
-    <w:lsdException w:name="Table Grid 8" w:semiHidden="1" w:unhideWhenUsed="1"/>
-    <w:lsdException w:name="Table List 1" w:semiHidden="1" w:unhideWhenUsed="1"/>
-    <w:lsdException w:name="Table List 2" w:semiHidden="1" w:unhideWhenUsed="1"/>
-    <w:lsdException w:name="Table List 3" w:semiHidden="1" w:unhideWhenUsed="1"/>
-    <w:lsdException w:name="Table List 4" w:semiHidden="1" w:unhideWhenUsed="1"/>
-    <w:lsdException w:name="Table List 5" w:semiHidden="1" w:unhideWhenUsed="1"/>
-    <w:lsdException w:name="Table List 6" w:semiHidden="1" w:unhideWhenUsed="1"/>
-    <w:lsdException w:name="Table List 7" w:semiHidden="1" w:unhideWhenUsed="1"/>
-    <w:lsdException w:name="Table List 8" w:semiHidden="1" w:unhideWhenUsed="1"/>
-    <w:lsdException w:name="Table 3D effects 1" w:semiHidden="1" w:unhideWhenUsed="1"/>
-    <w:lsdException w:name="Table 3D effects 2" w:semiHidden="1" w:unhideWhenUsed="1"/>
-    <w:lsdException w:name="Table 3D effects 3" w:semiHidden="1" w:unhideWhenUsed="1"/>
-    <w:lsdException w:name="Table Contemporary" w:semiHidden="1" w:unhideWhenUsed="1"/>
-    <w:lsdException w:name="Table Elegant" w:semiHidden="1" w:unhideWhenUsed="1"/>
-    <w:lsdException w:name="Table Professional" w:semiHidden="1" w:unhideWhenUsed="1"/>
-    <w:lsdException w:name="Table Subtle 1" w:semiHidden="1" w:unhideWhenUsed="1"/>
-    <w:lsdException w:name="Table Subtle 2" w:semiHidden="1" w:unhideWhenUsed="1"/>
-    <w:lsdException w:name="Table Web 1" w:semiHidden="1" w:unhideWhenUsed="1"/>
-    <w:lsdException w:name="Table Web 2" w:semiHidden="1" w:unhideWhenUsed="1"/>
-    <w:lsdException w:name="Table Web 3" w:semiHidden="1" w:unhideWhenUsed="1"/>
-    <w:lsdException w:name="Balloon Text" w:semiHidden="1" w:unhideWhenUsed="1"/>
-    <w:lsdException w:name="Table Grid" w:uiPriority="39"/>
-    <w:lsdException w:name="Table Theme" w:semiHidden="1" w:unhideWhenUsed="1"/>
-    <w:lsdException w:name="Placeholder Text" w:semiHidden="1"/>
-    <w:lsdException w:name="No Spacing" w:uiPriority="1" w:qFormat="1"/>
-    <w:lsdException w:name="Light Shading" w:uiPriority="60"/>
-    <w:lsdException w:name="Light List" w:uiPriority="61"/>
-    <w:lsdException w:name="Light Grid" w:uiPriority="62"/>
-    <w:lsdException w:name="Medium Shading 1" w:uiPriority="63"/>
-    <w:lsdException w:name="Medium Shading 2" w:uiPriority="64"/>
-    <w:lsdException w:name="Medium List 1" w:uiPriority="65"/>
-    <w:lsdException w:name="Medium List 2" w:uiPriority="66"/>
-    <w:lsdException w:name="Medium Grid 1" w:uiPriority="67"/>
-    <w:lsdException w:name="Medium Grid 2" w:uiPriority="68"/>
-    <w:lsdException w:name="Medium Grid 3" w:uiPriority="69"/>
-    <w:lsdException w:name="Dark List" w:uiPriority="70"/>
-    <w:lsdException w:name="Colorful Shading" w:uiPriority="71"/>
-    <w:lsdException w:name="Colorful List" w:uiPriority="72"/>
-    <w:lsdException w:name="Colorful Grid" w:uiPriority="73"/>
-    <w:lsdException w:name="Light Shading Accent 1" w:uiPriority="60"/>
-    <w:lsdException w:name="Light List Accent 1" w:uiPriority="61"/>
-    <w:lsdException w:name="Light Grid Accent 1" w:uiPriority="62"/>
-    <w:lsdException w:name="Medium Shading 1 Accent 1" w:uiPriority="63"/>
-    <w:lsdException w:name="Medium Shading 2 Accent 1" w:uiPriority="64"/>
-    <w:lsdException w:name="Medium List 1 Accent 1" w:uiPriority="65"/>
-    <w:lsdException w:name="Revision" w:semiHidden="1"/>
-    <w:lsdException w:name="List Paragraph" w:uiPriority="34" w:qFormat="1"/>
-    <w:lsdException w:name="Quote" w:uiPriority="29" w:qFormat="1"/>
-    <w:lsdException w:name="Intense Quote" w:uiPriority="30" w:qFormat="1"/>
-    <w:lsdException w:name="Medium List 2 Accent 1" w:uiPriority="66"/>
-    <w:lsdException w:name="Medium Grid 1 Accent 1" w:uiPriority="67"/>
-    <w:lsdException w:name="Medium Grid 2 Accent 1" w:uiPriority="68"/>
-    <w:lsdException w:name="Medium Grid 3 Accent 1" w:uiPriority="69"/>
-    <w:lsdException w:name="Dark List Accent 1" w:uiPriority="70"/>
-    <w:lsdException w:name="Colorful Shading Accent 1" w:uiPriority="71"/>
-    <w:lsdException w:name="Colorful List Accent 1" w:uiPriority="72"/>
-    <w:lsdException w:name="Colorful Grid Accent 1" w:uiPriority="73"/>
-    <w:lsdException w:name="Light Shading Accent 2" w:uiPriority="60"/>
-    <w:lsdException w:name="Light List Accent 2" w:uiPriority="61"/>
-    <w:lsdException w:name="Light Grid Accent 2" w:uiPriority="62"/>
-    <w:lsdException w:name="Medium Shading 1 Accent 2" w:uiPriority="63"/>
-    <w:lsdException w:name="Medium Shading 2 Accent 2" w:uiPriority="64"/>
-    <w:lsdException w:name="Medium List 1 Accent 2" w:uiPriority="65"/>
-    <w:lsdException w:name="Medium List 2 Accent 2" w:uiPriority="66"/>
-    <w:lsdException w:name="Medium Grid 1 Accent 2" w:uiPriority="67"/>
-    <w:lsdException w:name="Medium Grid 2 Accent 2" w:uiPriority="68"/>
-    <w:lsdException w:name="Medium Grid 3 Accent 2" w:uiPriority="69"/>
-    <w:lsdException w:name="Dark List Accent 2" w:uiPriority="70"/>
-    <w:lsdException w:name="Colorful Shading Accent 2" w:uiPriority="71"/>
-    <w:lsdException w:name="Colorful List Accent 2" w:uiPriority="72"/>
-    <w:lsdException w:name="Colorful Grid Accent 2" w:uiPriority="73"/>
-    <w:lsdException w:name="Light Shading Accent 3" w:uiPriority="60"/>
-    <w:lsdException w:name="Light List Accent 3" w:uiPriority="61"/>
-    <w:lsdException w:name="Light Grid Accent 3" w:uiPriority="62"/>
-    <w:lsdException w:name="Medium Shading 1 Accent 3" w:uiPriority="63"/>
-    <w:lsdException w:name="Medium Shading 2 Accent 3" w:uiPriority="64"/>
-    <w:lsdException w:name="Medium List 1 Accent 3" w:uiPriority="65"/>
-    <w:lsdException w:name="Medium List 2 Accent 3" w:uiPriority="66"/>
-    <w:lsdException w:name="Medium Grid 1 Accent 3" w:uiPriority="67"/>
-    <w:lsdException w:name="Medium Grid 2 Accent 3" w:uiPriority="68"/>
-    <w:lsdException w:name="Medium Grid 3 Accent 3" w:uiPriority="69"/>
-    <w:lsdException w:name="Dark List Accent 3" w:uiPriority="70"/>
-    <w:lsdException w:name="Colorful Shading Accent 3" w:uiPriority="71"/>
-    <w:lsdException w:name="Colorful List Accent 3" w:uiPriority="72"/>
-    <w:lsdException w:name="Colorful Grid Accent 3" w:uiPriority="73"/>
-    <w:lsdException w:name="Light Shading Accent 4" w:uiPriority="60"/>
-    <w:lsdException w:name="Light List Accent 4" w:uiPriority="61"/>
-    <w:lsdException w:name="Light Grid Accent 4" w:uiPriority="62"/>
-    <w:lsdException w:name="Medium Shading 1 Accent 4" w:uiPriority="63"/>
-    <w:lsdException w:name="Medium Shading 2 Accent 4" w:uiPriority="64"/>
-    <w:lsdException w:name="Medium List 1 Accent 4" w:uiPriority="65"/>
-    <w:lsdException w:name="Medium List 2 Accent 4" w:uiPriority="66"/>
-    <w:lsdException w:name="Medium Grid 1 Accent 4" w:uiPriority="67"/>
-    <w:lsdException w:name="Medium Grid 2 Accent 4" w:uiPriority="68"/>
-    <w:lsdException w:name="Medium Grid 3 Accent 4" w:uiPriority="69"/>
-    <w:lsdException w:name="Dark List Accent 4" w:uiPriority="70"/>
-    <w:lsdException w:name="Colorful Shading Accent 4" w:uiPriority="71"/>
-    <w:lsdException w:name="Colorful List Accent 4" w:uiPriority="72"/>
-    <w:lsdException w:name="Colorful Grid Accent 4" w:uiPriority="73"/>
-    <w:lsdException w:name="Light Shading Accent 5" w:uiPriority="60"/>
-    <w:lsdException w:name="Light List Accent 5" w:uiPriority="61"/>
-    <w:lsdException w:name="Light Grid Accent 5" w:uiPriority="62"/>
-    <w:lsdException w:name="Medium Shading 1 Accent 5" w:uiPriority="63"/>
-    <w:lsdException w:name="Medium Shading 2 Accent 5" w:uiPriority="64"/>
-    <w:lsdException w:name="Medium List 1 Accent 5" w:uiPriority="65"/>
-    <w:lsdException w:name="Medium List 2 Accent 5" w:uiPriority="66"/>
-    <w:lsdException w:name="Medium Grid 1 Accent 5" w:uiPriority="67"/>
-    <w:lsdException w:name="Medium Grid 2 Accent 5" w:uiPriority="68"/>
-    <w:lsdException w:name="Medium Grid 3 Accent 5" w:uiPriority="69"/>
-    <w:lsdException w:name="Dark List Accent 5" w:uiPriority="70"/>
-    <w:lsdException w:name="Colorful Shading Accent 5" w:uiPriority="71"/>
-    <w:lsdException w:name="Colorful List Accent 5" w:uiPriority="72"/>
-    <w:lsdException w:name="Colorful Grid Accent 5" w:uiPriority="73"/>
-    <w:lsdException w:name="Light Shading Accent 6" w:uiPriority="60"/>
-    <w:lsdException w:name="Light List Accent 6" w:uiPriority="61"/>
-    <w:lsdException w:name="Light Grid Accent 6" w:uiPriority="62"/>
-    <w:lsdException w:name="Medium Shading 1 Accent 6" w:uiPriority="63"/>
-    <w:lsdException w:name="Medium Shading 2 Accent 6" w:uiPriority="64"/>
-    <w:lsdException w:name="Medium List 1 Accent 6" w:uiPriority="65"/>
-    <w:lsdException w:name="Medium List 2 Accent 6" w:uiPriority="66"/>
-    <w:lsdException w:name="Medium Grid 1 Accent 6" w:uiPriority="67"/>
-    <w:lsdException w:name="Medium Grid 2 Accent 6" w:uiPriority="68"/>
-    <w:lsdException w:name="Medium Grid 3 Accent 6" w:uiPriority="69"/>
-    <w:lsdException w:name="Dark List Accent 6" w:uiPriority="70"/>
-    <w:lsdException w:name="Colorful Shading Accent 6" w:uiPriority="71"/>
-    <w:lsdException w:name="Colorful List Accent 6" w:uiPriority="72"/>
-    <w:lsdException w:name="Colorful Grid Accent 6" w:uiPriority="73"/>
-    <w:lsdException w:name="Subtle Emphasis" w:uiPriority="19" w:qFormat="1"/>
-    <w:lsdException w:name="Intense Emphasis" w:uiPriority="21" w:qFormat="1"/>
-    <w:lsdException w:name="Subtle Reference" w:uiPriority="31" w:qFormat="1"/>
-    <w:lsdException w:name="Intense Reference" w:uiPriority="32" w:qFormat="1"/>
-    <w:lsdException w:name="Book Title" w:uiPriority="33" w:qFormat="1"/>
-    <w:lsdException w:name="Bibliography" w:semiHidden="1" w:uiPriority="37" w:unhideWhenUsed="1"/>
-    <w:lsdException w:name="TOC Heading" w:semiHidden="1" w:uiPriority="39" w:unhideWhenUsed="1" w:qFormat="1"/>
-    <w:lsdException w:name="Plain Table 1" w:uiPriority="41"/>
-    <w:lsdException w:name="Plain Table 2" w:uiPriority="42"/>
-    <w:lsdException w:name="Plain Table 3" w:uiPriority="43"/>
-    <w:lsdException w:name="Plain Table 4" w:uiPriority="44"/>
-    <w:lsdException w:name="Plain Table 5" w:uiPriority="45"/>
-    <w:lsdException w:name="Grid Table Light" w:uiPriority="40"/>
-    <w:lsdException w:name="Grid Table 1 Light" w:uiPriority="46"/>
-    <w:lsdException w:name="Grid Table 2" w:uiPriority="47"/>
-    <w:lsdException w:name="Grid Table 3" w:uiPriority="48"/>
-    <w:lsdException w:name="Grid Table 4" w:uiPriority="49"/>
-    <w:lsdException w:name="Grid Table 5 Dark" w:uiPriority="50"/>
-    <w:lsdException w:name="Grid Table 6 Colorful" w:uiPriority="51"/>
-    <w:lsdException w:name="Grid Table 7 Colorful" w:uiPriority="52"/>
-    <w:lsdException w:name="Grid Table 1 Light Accent 1" w:uiPriority="46"/>
-    <w:lsdException w:name="Grid Table 2 Accent 1" w:uiPriority="47"/>
-    <w:lsdException w:name="Grid Table 3 Accent 1" w:uiPriority="48"/>
-    <w:lsdException w:name="Grid Table 4 Accent 1" w:uiPriority="49"/>
-    <w:lsdException w:name="Grid Table 5 Dark Accent 1" w:uiPriority="50"/>
-    <w:lsdException w:name="Grid Table 6 Colorful Accent 1" w:uiPriority="51"/>
-    <w:lsdException w:name="Grid Table 7 Colorful Accent 1" w:uiPriority="52"/>
-    <w:lsdException w:name="Grid Table 1 Light Accent 2" w:uiPriority="46"/>
-    <w:lsdException w:name="Grid Table 2 Accent 2" w:uiPriority="47"/>
-    <w:lsdException w:name="Grid Table 3 Accent 2" w:uiPriority="48"/>
-    <w:lsdException w:name="Grid Table 4 Accent 2" w:uiPriority="49"/>
-    <w:lsdException w:name="Grid Table 5 Dark Accent 2" w:uiPriority="50"/>
-    <w:lsdException w:name="Grid Table 6 Colorful Accent 2" w:uiPriority="51"/>
-    <w:lsdException w:name="Grid Table 7 Colorful Accent 2" w:uiPriority="52"/>
-    <w:lsdException w:name="Grid Table 1 Light Accent 3" w:uiPriority="46"/>
-    <w:lsdException w:name="Grid Table 2 Accent 3" w:uiPriority="47"/>
-    <w:lsdException w:name="Grid Table 3 Accent 3" w:uiPriority="48"/>
-    <w:lsdException w:name="Grid Table 4 Accent 3" w:uiPriority="49"/>
-    <w:lsdException w:name="Grid Table 5 Dark Accent 3" w:uiPriority="50"/>
-    <w:lsdException w:name="Grid Table 6 Colorful Accent 3" w:uiPriority="51"/>
-    <w:lsdException w:name="Grid Table 7 Colorful Accent 3" w:uiPriority="52"/>
-    <w:lsdException w:name="Grid Table 1 Light Accent 4" w:uiPriority="46"/>
-    <w:lsdException w:name="Grid Table 2 Accent 4" w:uiPriority="47"/>
-    <w:lsdException w:name="Grid Table 3 Accent 4" w:uiPriority="48"/>
-    <w:lsdException w:name="Grid Table 4 Accent 4" w:uiPriority="49"/>
-    <w:lsdException w:name="Grid Table 5 Dark Accent 4" w:uiPriority="50"/>
-    <w:lsdException w:name="Grid Table 6 Colorful Accent 4" w:uiPriority="51"/>
-    <w:lsdException w:name="Grid Table 7 Colorful Accent 4" w:uiPriority="52"/>
-    <w:lsdException w:name="Grid Table 1 Light Accent 5" w:uiPriority="46"/>
-    <w:lsdException w:name="Grid Table 2 Accent 5" w:uiPriority="47"/>
-    <w:lsdException w:name="Grid Table 3 Accent 5" w:uiPriority="48"/>
-    <w:lsdException w:name="Grid Table 4 Accent 5" w:uiPriority="49"/>
-    <w:lsdException w:name="Grid Table 5 Dark Accent 5" w:uiPriority="50"/>
-    <w:lsdException w:name="Grid Table 6 Colorful Accent 5" w:uiPriority="51"/>
-    <w:lsdException w:name="Grid Table 7 Colorful Accent 5" w:uiPriority="52"/>
-    <w:lsdException w:name="Grid Table 1 Light Accent 6" w:uiPriority="46"/>
-    <w:lsdException w:name="Grid Table 2 Accent 6" w:uiPriority="47"/>
-    <w:lsdException w:name="Grid Table 3 Accent 6" w:uiPriority="48"/>
-    <w:lsdException w:name="Grid Table 4 Accent 6" w:uiPriority="49"/>
-    <w:lsdException w:name="Grid Table 5 Dark Accent 6" w:uiPriority="50"/>
-    <w:lsdException w:name="Grid Table 6 Colorful Accent 6" w:uiPriority="51"/>
-    <w:lsdException w:name="Grid Table 7 Colorful Accent 6" w:uiPriority="52"/>
-    <w:lsdException w:name="List Table 1 Light" w:uiPriority="46"/>
-    <w:lsdException w:name="List Table 2" w:uiPriority="47"/>
-    <w:lsdException w:name="List Table 3" w:uiPriority="48"/>
-    <w:lsdException w:name="List Table 4" w:uiPriority="49"/>
-    <w:lsdException w:name="List Table 5 Dark" w:uiPriority="50"/>
-    <w:lsdException w:name="List Table 6 Colorful" w:uiPriority="51"/>
-    <w:lsdException w:name="List Table 7 Colorful" w:uiPriority="52"/>
-    <w:lsdException w:name="List Table 1 Light Accent 1" w:uiPriority="46"/>
-    <w:lsdException w:name="List Table 2 Accent 1" w:uiPriority="47"/>
-    <w:lsdException w:name="List Table 3 Accent 1" w:uiPriority="48"/>
-    <w:lsdException w:name="List Table 4 Accent 1" w:uiPriority="49"/>
-    <w:lsdException w:name="List Table 5 Dark Accent 1" w:uiPriority="50"/>
-    <w:lsdException w:name="List Table 6 Colorful Accent 1" w:uiPriority="51"/>
-    <w:lsdException w:name="List Table 7 Colorful Accent 1" w:uiPriority="52"/>
-    <w:lsdException w:name="List Table 1 Light Accent 2" w:uiPriority="46"/>
-    <w:lsdException w:name="List Table 2 Accent 2" w:uiPriority="47"/>
-    <w:lsdException w:name="List Table 3 Accent 2" w:uiPriority="48"/>
-    <w:lsdException w:name="List Table 4 Accent 2" w:uiPriority="49"/>
-    <w:lsdException w:name="List Table 5 Dark Accent 2" w:uiPriority="50"/>
-    <w:lsdException w:name="List Table 6 Colorful Accent 2" w:uiPriority="51"/>
-    <w:lsdException w:name="List Table 7 Colorful Accent 2" w:uiPriority="52"/>
-    <w:lsdException w:name="List Table 1 Light Accent 3" w:uiPriority="46"/>
-    <w:lsdException w:name="List Table 2 Accent 3" w:uiPriority="47"/>
-    <w:lsdException w:name="List Table 3 Accent 3" w:uiPriority="48"/>
-    <w:lsdException w:name="List Table 4 Accent 3" w:uiPriority="49"/>
-    <w:lsdException w:name="List Table 5 Dark Accent 3" w:uiPriority="50"/>
-    <w:lsdException w:name="List Table 6 Colorful Accent 3" w:uiPriority="51"/>
-    <w:lsdException w:name="List Table 7 Colorful Accent 3" w:uiPriority="52"/>
-    <w:lsdException w:name="List Table 1 Light Accent 4" w:uiPriority="46"/>
-    <w:lsdException w:name="List Table 2 Accent 4" w:uiPriority="47"/>
-    <w:lsdException w:name="List Table 3 Accent 4" w:uiPriority="48"/>
-    <w:lsdException w:name="List Table 4 Accent 4" w:uiPriority="49"/>
-    <w:lsdException w:name="List Table 5 Dark Accent 4" w:uiPriority="50"/>
-    <w:lsdException w:name="List Table 6 Colorful Accent 4" w:uiPriority="51"/>
-    <w:lsdException w:name="List Table 7 Colorful Accent 4" w:uiPriority="52"/>
-    <w:lsdException w:name="List Table 1 Light Accent 5" w:uiPriority="46"/>
-    <w:lsdException w:name="List Table 2 Accent 5" w:uiPriority="47"/>
-    <w:lsdException w:name="List Table 3 Accent 5" w:uiPriority="48"/>
-    <w:lsdException w:name="List Table 4 Accent 5" w:uiPriority="49"/>
-    <w:lsdException w:name="List Table 5 Dark Accent 5" w:uiPriority="50"/>
-    <w:lsdException w:name="List Table 6 Colorful Accent 5" w:uiPriority="51"/>
-    <w:lsdException w:name="List Table 7 Colorful Accent 5" w:uiPriority="52"/>
-    <w:lsdException w:name="List Table 1 Light Accent 6" w:uiPriority="46"/>
-    <w:lsdException w:name="List Table 2 Accent 6" w:uiPriority="47"/>
-    <w:lsdException w:name="List Table 3 Accent 6" w:uiPriority="48"/>
-    <w:lsdException w:name="List Table 4 Accent 6" w:uiPriority="49"/>
-    <w:lsdException w:name="List Table 5 Dark Accent 6" w:uiPriority="50"/>
-    <w:lsdException w:name="List Table 6 Colorful Accent 6" w:uiPriority="51"/>
-    <w:lsdException w:name="List Table 7 Colorful Accent 6" w:uiPriority="52"/>
-    <w:lsdException w:name="Mention" w:semiHidden="1" w:unhideWhenUsed="1"/>
-    <w:lsdException w:name="Smart Hyperlink" w:semiHidden="1" w:unhideWhenUsed="1"/>
-    <w:lsdException w:name="Hashtag" w:semiHidden="1" w:unhideWhenUsed="1"/>
-    <w:lsdException w:name="Unresolved Mention" w:semiHidden="1" w:unhideWhenUsed="1"/>
-    <w:lsdException w:name="Smart Link" w:semiHidden="1" w:unhideWhenUsed="1"/>
+  <w:latentStyles w:defLockedState="0" w:defUIPriority="99" w:defSemiHidden="1" w:defUnhideWhenUsed="1" w:defQFormat="0" w:count="267">
+    <w:lsdException w:name="Normal" w:semiHidden="0" w:uiPriority="0" w:unhideWhenUsed="0" w:qFormat="1"/>
+    <w:lsdException w:name="heading 1" w:semiHidden="0" w:uiPriority="9" w:unhideWhenUsed="0" w:qFormat="1"/>
+    <w:lsdException w:name="heading 2" w:uiPriority="9" w:qFormat="1"/>
+    <w:lsdException w:name="heading 3" w:uiPriority="9" w:qFormat="1"/>
+    <w:lsdException w:name="heading 4" w:uiPriority="9" w:qFormat="1"/>
+    <w:lsdException w:name="heading 5" w:uiPriority="9" w:qFormat="1"/>
+    <w:lsdException w:name="heading 6" w:uiPriority="9" w:qFormat="1"/>
+    <w:lsdException w:name="heading 7" w:uiPriority="9" w:qFormat="1"/>
+    <w:lsdException w:name="heading 8" w:uiPriority="9" w:qFormat="1"/>
+    <w:lsdException w:name="heading 9" w:uiPriority="9" w:qFormat="1"/>
+    <w:lsdException w:name="toc 1" w:uiPriority="39"/>
+    <w:lsdException w:name="toc 2" w:uiPriority="39"/>
+    <w:lsdException w:name="toc 3" w:uiPriority="39"/>
+    <w:lsdException w:name="toc 4" w:uiPriority="39"/>
+    <w:lsdException w:name="toc 5" w:uiPriority="39"/>
+    <w:lsdException w:name="toc 6" w:uiPriority="39"/>
+    <w:lsdException w:name="toc 7" w:uiPriority="39"/>
+    <w:lsdException w:name="toc 8" w:uiPriority="39"/>
+    <w:lsdException w:name="toc 9" w:uiPriority="39"/>
+    <w:lsdException w:name="caption" w:uiPriority="35" w:qFormat="1"/>
+    <w:lsdException w:name="Title" w:semiHidden="0" w:uiPriority="10" w:unhideWhenUsed="0" w:qFormat="1"/>
+    <w:lsdException w:name="Default Paragraph Font" w:uiPriority="1"/>
+    <w:lsdException w:name="Subtitle" w:semiHidden="0" w:uiPriority="11" w:unhideWhenUsed="0" w:qFormat="1"/>
+    <w:lsdException w:name="Strong" w:semiHidden="0" w:uiPriority="22" w:unhideWhenUsed="0" w:qFormat="1"/>
+    <w:lsdException w:name="Emphasis" w:semiHidden="0" w:uiPriority="20" w:unhideWhenUsed="0" w:qFormat="1"/>
+    <w:lsdException w:name="Table Grid" w:semiHidden="0" w:uiPriority="39" w:unhideWhenUsed="0"/>
+    <w:lsdException w:name="Placeholder Text" w:unhideWhenUsed="0"/>
+    <w:lsdException w:name="No Spacing" w:semiHidden="0" w:uiPriority="1" w:unhideWhenUsed="0" w:qFormat="1"/>
+    <w:lsdException w:name="Light Shading" w:semiHidden="0" w:uiPriority="60" w:unhideWhenUsed="0"/>
+    <w:lsdException w:name="Light List" w:semiHidden="0" w:uiPriority="61" w:unhideWhenUsed="0"/>
+    <w:lsdException w:name="Light Grid" w:semiHidden="0" w:uiPriority="62" w:unhideWhenUsed="0"/>
+    <w:lsdException w:name="Medium Shading 1" w:semiHidden="0" w:uiPriority="63" w:unhideWhenUsed="0"/>
+    <w:lsdException w:name="Medium Shading 2" w:semiHidden="0" w:uiPriority="64" w:unhideWhenUsed="0"/>
+    <w:lsdException w:name="Medium List 1" w:semiHidden="0" w:uiPriority="65" w:unhideWhenUsed="0"/>
+    <w:lsdException w:name="Medium List 2" w:semiHidden="0" w:uiPriority="66" w:unhideWhenUsed="0"/>
+    <w:lsdException w:name="Medium Grid 1" w:semiHidden="0" w:uiPriority="67" w:unhideWhenUsed="0"/>
+    <w:lsdException w:name="Medium Grid 2" w:semiHidden="0" w:uiPriority="68" w:unhideWhenUsed="0"/>
+    <w:lsdException w:name="Medium Grid 3" w:semiHidden="0" w:uiPriority="69" w:unhideWhenUsed="0"/>
+    <w:lsdException w:name="Dark List" w:semiHidden="0" w:uiPriority="70" w:unhideWhenUsed="0"/>
+    <w:lsdException w:name="Colorful Shading" w:semiHidden="0" w:uiPriority="71" w:unhideWhenUsed="0"/>
+    <w:lsdException w:name="Colorful List" w:semiHidden="0" w:uiPriority="72" w:unhideWhenUsed="0"/>
+    <w:lsdException w:name="Colorful Grid" w:semiHidden="0" w:uiPriority="73" w:unhideWhenUsed="0"/>
+    <w:lsdException w:name="Light Shading Accent 1" w:semiHidden="0" w:uiPriority="60" w:unhideWhenUsed="0"/>
+    <w:lsdException w:name="Light List Accent 1" w:semiHidden="0" w:uiPriority="61" w:unhideWhenUsed="0"/>
+    <w:lsdException w:name="Light Grid Accent 1" w:semiHidden="0" w:uiPriority="62" w:unhideWhenUsed="0"/>
+    <w:lsdException w:name="Medium Shading 1 Accent 1" w:semiHidden="0" w:uiPriority="63" w:unhideWhenUsed="0"/>
+    <w:lsdException w:name="Medium Shading 2 Accent 1" w:semiHidden="0" w:uiPriority="64" w:unhideWhenUsed="0"/>
+    <w:lsdException w:name="Medium List 1 Accent 1" w:semiHidden="0" w:uiPriority="65" w:unhideWhenUsed="0"/>
+    <w:lsdException w:name="Revision" w:unhideWhenUsed="0"/>
+    <w:lsdException w:name="List Paragraph" w:semiHidden="0" w:uiPriority="34" w:unhideWhenUsed="0" w:qFormat="1"/>
+    <w:lsdException w:name="Quote" w:semiHidden="0" w:uiPriority="29" w:unhideWhenUsed="0" w:qFormat="1"/>
+    <w:lsdException w:name="Intense Quote" w:semiHidden="0" w:uiPriority="30" w:unhideWhenUsed="0" w:qFormat="1"/>
+    <w:lsdException w:name="Medium List 2 Accent 1" w:semiHidden="0" w:uiPriority="66" w:unhideWhenUsed="0"/>
+    <w:lsdException w:name="Medium Grid 1 Accent 1" w:semiHidden="0" w:uiPriority="67" w:unhideWhenUsed="0"/>
+    <w:lsdException w:name="Medium Grid 2 Accent 1" w:semiHidden="0" w:uiPriority="68" w:unhideWhenUsed="0"/>
+    <w:lsdException w:name="Medium Grid 3 Accent 1" w:semiHidden="0" w:uiPriority="69" w:unhideWhenUsed="0"/>
+    <w:lsdException w:name="Dark List Accent 1" w:semiHidden="0" w:uiPriority="70" w:unhideWhenUsed="0"/>
+    <w:lsdException w:name="Colorful Shading Accent 1" w:semiHidden="0" w:uiPriority="71" w:unhideWhenUsed="0"/>
+    <w:lsdException w:name="Colorful List Accent 1" w:semiHidden="0" w:uiPriority="72" w:unhideWhenUsed="0"/>
+    <w:lsdException w:name="Colorful Grid Accent 1" w:semiHidden="0" w:uiPriority="73" w:unhideWhenUsed="0"/>
+    <w:lsdException w:name="Light Shading Accent 2" w:semiHidden="0" w:uiPriority="60" w:unhideWhenUsed="0"/>
+    <w:lsdException w:name="Light List Accent 2" w:semiHidden="0" w:uiPriority="61" w:unhideWhenUsed="0"/>
+    <w:lsdException w:name="Light Grid Accent 2" w:semiHidden="0" w:uiPriority="62" w:unhideWhenUsed="0"/>
+    <w:lsdException w:name="Medium Shading 1 Accent 2" w:semiHidden="0" w:uiPriority="63" w:unhideWhenUsed="0"/>
+    <w:lsdException w:name="Medium Shading 2 Accent 2" w:semiHidden="0" w:uiPriority="64" w:unhideWhenUsed="0"/>
+    <w:lsdException w:name="Medium List 1 Accent 2" w:semiHidden="0" w:uiPriority="65" w:unhideWhenUsed="0"/>
+    <w:lsdException w:name="Medium List 2 Accent 2" w:semiHidden="0" w:uiPriority="66" w:unhideWhenUsed="0"/>
+    <w:lsdException w:name="Medium Grid 1 Accent 2" w:semiHidden="0" w:uiPriority="67" w:unhideWhenUsed="0"/>
+    <w:lsdException w:name="Medium Grid 2 Accent 2" w:semiHidden="0" w:uiPriority="68" w:unhideWhenUsed="0"/>
+    <w:lsdException w:name="Medium Grid 3 Accent 2" w:semiHidden="0" w:uiPriority="69" w:unhideWhenUsed="0"/>
+    <w:lsdException w:name="Dark List Accent 2" w:semiHidden="0" w:uiPriority="70" w:unhideWhenUsed="0"/>
+    <w:lsdException w:name="Colorful Shading Accent 2" w:semiHidden="0" w:uiPriority="71" w:unhideWhenUsed="0"/>
+    <w:lsdException w:name="Colorful List Accent 2" w:semiHidden="0" w:uiPriority="72" w:unhideWhenUsed="0"/>
+    <w:lsdException w:name="Colorful Grid Accent 2" w:semiHidden="0" w:uiPriority="73" w:unhideWhenUsed="0"/>
+    <w:lsdException w:name="Light Shading Accent 3" w:semiHidden="0" w:uiPriority="60" w:unhideWhenUsed="0"/>
+    <w:lsdException w:name="Light List Accent 3" w:semiHidden="0" w:uiPriority="61" w:unhideWhenUsed="0"/>
+    <w:lsdException w:name="Light Grid Accent 3" w:semiHidden="0" w:uiPriority="62" w:unhideWhenUsed="0"/>
+    <w:lsdException w:name="Medium Shading 1 Accent 3" w:semiHidden="0" w:uiPriority="63" w:unhideWhenUsed="0"/>
+    <w:lsdException w:name="Medium Shading 2 Accent 3" w:semiHidden="0" w:uiPriority="64" w:unhideWhenUsed="0"/>
+    <w:lsdException w:name="Medium List 1 Accent 3" w:semiHidden="0" w:uiPriority="65" w:unhideWhenUsed="0"/>
+    <w:lsdException w:name="Medium List 2 Accent 3" w:semiHidden="0" w:uiPriority="66" w:unhideWhenUsed="0"/>
+    <w:lsdException w:name="Medium Grid 1 Accent 3" w:semiHidden="0" w:uiPriority="67" w:unhideWhenUsed="0"/>
+    <w:lsdException w:name="Medium Grid 2 Accent 3" w:semiHidden="0" w:uiPriority="68" w:unhideWhenUsed="0"/>
+    <w:lsdException w:name="Medium Grid 3 Accent 3" w:semiHidden="0" w:uiPriority="69" w:unhideWhenUsed="0"/>
+    <w:lsdException w:name="Dark List Accent 3" w:semiHidden="0" w:uiPriority="70" w:unhideWhenUsed="0"/>
+    <w:lsdException w:name="Colorful Shading Accent 3" w:semiHidden="0" w:uiPriority="71" w:unhideWhenUsed="0"/>
+    <w:lsdException w:name="Colorful List Accent 3" w:semiHidden="0" w:uiPriority="72" w:unhideWhenUsed="0"/>
+    <w:lsdException w:name="Colorful Grid Accent 3" w:semiHidden="0" w:uiPriority="73" w:unhideWhenUsed="0"/>
+    <w:lsdException w:name="Light Shading Accent 4" w:semiHidden="0" w:uiPriority="60" w:unhideWhenUsed="0"/>
+    <w:lsdException w:name="Light List Accent 4" w:semiHidden="0" w:uiPriority="61" w:unhideWhenUsed="0"/>
+    <w:lsdException w:name="Light Grid Accent 4" w:semiHidden="0" w:uiPriority="62" w:unhideWhenUsed="0"/>
+    <w:lsdException w:name="Medium Shading 1 Accent 4" w:semiHidden="0" w:uiPriority="63" w:unhideWhenUsed="0"/>
+    <w:lsdException w:name="Medium Shading 2 Accent 4" w:semiHidden="0" w:uiPriority="64" w:unhideWhenUsed="0"/>
+    <w:lsdException w:name="Medium List 1 Accent 4" w:semiHidden="0" w:uiPriority="65" w:unhideWhenUsed="0"/>
+    <w:lsdException w:name="Medium List 2 Accent 4" w:semiHidden="0" w:uiPriority="66" w:unhideWhenUsed="0"/>
+    <w:lsdException w:name="Medium Grid 1 Accent 4" w:semiHidden="0" w:uiPriority="67" w:unhideWhenUsed="0"/>
+    <w:lsdException w:name="Medium Grid 2 Accent 4" w:semiHidden="0" w:uiPriority="68" w:unhideWhenUsed="0"/>
+    <w:lsdException w:name="Medium Grid 3 Accent 4" w:semiHidden="0" w:uiPriority="69" w:unhideWhenUsed="0"/>
+    <w:lsdException w:name="Dark List Accent 4" w:semiHidden="0" w:uiPriority="70" w:unhideWhenUsed="0"/>
+    <w:lsdException w:name="Colorful Shading Accent 4" w:semiHidden="0" w:uiPriority="71" w:unhideWhenUsed="0"/>
+    <w:lsdException w:name="Colorful List Accent 4" w:semiHidden="0" w:uiPriority="72" w:unhideWhenUsed="0"/>
+    <w:lsdException w:name="Colorful Grid Accent 4" w:semiHidden="0" w:uiPriority="73" w:unhideWhenUsed="0"/>
+    <w:lsdException w:name="Light Shading Accent 5" w:semiHidden="0" w:uiPriority="60" w:unhideWhenUsed="0"/>
+    <w:lsdException w:name="Light List Accent 5" w:semiHidden="0" w:uiPriority="61" w:unhideWhenUsed="0"/>
+    <w:lsdException w:name="Light Grid Accent 5" w:semiHidden="0" w:uiPriority="62" w:unhideWhenUsed="0"/>
+    <w:lsdException w:name="Medium Shading 1 Accent 5" w:semiHidden="0" w:uiPriority="63" w:unhideWhenUsed="0"/>
+    <w:lsdException w:name="Medium Shading 2 Accent 5" w:semiHidden="0" w:uiPriority="64" w:unhideWhenUsed="0"/>
+    <w:lsdException w:name="Medium List 1 Accent 5" w:semiHidden="0" w:uiPriority="65" w:unhideWhenUsed="0"/>
+    <w:lsdException w:name="Medium List 2 Accent 5" w:semiHidden="0" w:uiPriority="66" w:unhideWhenUsed="0"/>
+    <w:lsdException w:name="Medium Grid 1 Accent 5" w:semiHidden="0" w:uiPriority="67" w:unhideWhenUsed="0"/>
+    <w:lsdException w:name="Medium Grid 2 Accent 5" w:semiHidden="0" w:uiPriority="68" w:unhideWhenUsed="0"/>
+    <w:lsdException w:name="Medium Grid 3 Accent 5" w:semiHidden="0" w:uiPriority="69" w:unhideWhenUsed="0"/>
+    <w:lsdException w:name="Dark List Accent 5" w:semiHidden="0" w:uiPriority="70" w:unhideWhenUsed="0"/>
+    <w:lsdException w:name="Colorful Shading Accent 5" w:semiHidden="0" w:uiPriority="71" w:unhideWhenUsed="0"/>
+    <w:lsdException w:name="Colorful List Accent 5" w:semiHidden="0" w:uiPriority="72" w:unhideWhenUsed="0"/>
+    <w:lsdException w:name="Colorful Grid Accent 5" w:semiHidden="0" w:uiPriority="73" w:unhideWhenUsed="0"/>
+    <w:lsdException w:name="Light Shading Accent 6" w:semiHidden="0" w:uiPriority="60" w:unhideWhenUsed="0"/>
+    <w:lsdException w:name="Light List Accent 6" w:semiHidden="0" w:uiPriority="61" w:unhideWhenUsed="0"/>
+    <w:lsdException w:name="Light Grid Accent 6" w:semiHidden="0" w:uiPriority="62" w:unhideWhenUsed="0"/>
+    <w:lsdException w:name="Medium Shading 1 Accent 6" w:semiHidden="0" w:uiPriority="63" w:unhideWhenUsed="0"/>
+    <w:lsdException w:name="Medium Shading 2 Accent 6" w:semiHidden="0" w:uiPriority="64" w:unhideWhenUsed="0"/>
+    <w:lsdException w:name="Medium List 1 Accent 6" w:semiHidden="0" w:uiPriority="65" w:unhideWhenUsed="0"/>
+    <w:lsdException w:name="Medium List 2 Accent 6" w:semiHidden="0" w:uiPriority="66" w:unhideWhenUsed="0"/>
+    <w:lsdException w:name="Medium Grid 1 Accent 6" w:semiHidden="0" w:uiPriority="67" w:unhideWhenUsed="0"/>
+    <w:lsdException w:name="Medium Grid 2 Accent 6" w:semiHidden="0" w:uiPriority="68" w:unhideWhenUsed="0"/>
+    <w:lsdException w:name="Medium Grid 3 Accent 6" w:semiHidden="0" w:uiPriority="69" w:unhideWhenUsed="0"/>
+    <w:lsdException w:name="Dark List Accent 6" w:semiHidden="0" w:uiPriority="70" w:unhideWhenUsed="0"/>
+    <w:lsdException w:name="Colorful Shading Accent 6" w:semiHidden="0" w:uiPriority="71" w:unhideWhenUsed="0"/>
+    <w:lsdException w:name="Colorful List Accent 6" w:semiHidden="0" w:uiPriority="72" w:unhideWhenUsed="0"/>
+    <w:lsdException w:name="Colorful Grid Accent 6" w:semiHidden="0" w:uiPriority="73" w:unhideWhenUsed="0"/>
+    <w:lsdException w:name="Subtle Emphasis" w:semiHidden="0" w:uiPriority="19" w:unhideWhenUsed="0" w:qFormat="1"/>
+    <w:lsdException w:name="Intense Emphasis" w:semiHidden="0" w:uiPriority="21" w:unhideWhenUsed="0" w:qFormat="1"/>
+    <w:lsdException w:name="Subtle Reference" w:semiHidden="0" w:uiPriority="31" w:unhideWhenUsed="0" w:qFormat="1"/>
+    <w:lsdException w:name="Intense Reference" w:semiHidden="0" w:uiPriority="32" w:unhideWhenUsed="0" w:qFormat="1"/>
+    <w:lsdException w:name="Book Title" w:semiHidden="0" w:uiPriority="33" w:unhideWhenUsed="0" w:qFormat="1"/>
+    <w:lsdException w:name="Bibliography" w:uiPriority="37"/>
+    <w:lsdException w:name="TOC Heading" w:uiPriority="39" w:qFormat="1"/>
+  </w:latentStyles>
+  <w:style w:type="paragraph" w:default="1" w:styleId="Normal">
+    <w:name w:val="Normal"/>
+    <w:qFormat/>
+    <w:rsid w:val="00D7567C"/>
+  </w:style>
+  <w:style w:type="paragraph" w:styleId="Heading1">
+    <w:name w:val="heading 1"/>
+    <w:uiPriority w:val="9"/>
+    <w:qFormat/>
+    <w:pPr>
+      <w:outlineLvl w:val="0"/>
+    </w:pPr>
+    <w:rPr>
+      <w:color w:val="2E74B5"/>
+      <w:sz w:val="32"/>
+      <w:szCs w:val="32"/>
+    </w:rPr>
+  </w:style>
+  <w:style w:type="paragraph" w:styleId="Heading2">
+    <w:name w:val="heading 2"/>
+    <w:uiPriority w:val="9"/>
+    <w:semiHidden/>
+    <w:unhideWhenUsed/>
+    <w:qFormat/>
+    <w:pPr>
+      <w:outlineLvl w:val="1"/>
+    </w:pPr>
+    <w:rPr>
+      <w:color w:val="2E74B5"/>
+      <w:sz w:val="26"/>
+      <w:szCs w:val="26"/>
+    </w:rPr>
+  </w:style>
+  <w:style w:type="paragraph" w:styleId="Heading3">
+    <w:name w:val="heading 3"/>
+    <w:uiPriority w:val="9"/>
+    <w:semiHidden/>
+    <w:unhideWhenUsed/>
+    <w:qFormat/>
+    <w:pPr>
+      <w:outlineLvl w:val="2"/>
+    </w:pPr>
+    <w:rPr>
+      <w:color w:val="1F4D78"/>
+      <w:sz w:val="24"/>
+      <w:szCs w:val="24"/>
+    </w:rPr>
+  </w:style>
+  <w:style w:type="paragraph" w:styleId="Heading4">
+    <w:name w:val="heading 4"/>
+    <w:uiPriority w:val="9"/>
+    <w:semiHidden/>
+    <w:unhideWhenUsed/>
+    <w:qFormat/>
+    <w:pPr>
+      <w:outlineLvl w:val="3"/>
+    </w:pPr>
+    <w:rPr>
+      <w:i/>
+      <w:iCs/>
+      <w:color w:val="2E74B5"/>
+    </w:rPr>
+  </w:style>
+  <w:style w:type="paragraph" w:styleId="Heading5">
+    <w:name w:val="heading 5"/>
+    <w:uiPriority w:val="9"/>
+    <w:semiHidden/>
+    <w:unhideWhenUsed/>
+    <w:qFormat/>
+    <w:pPr>
+      <w:outlineLvl w:val="4"/>
+    </w:pPr>
+    <w:rPr>
+      <w:color w:val="2E74B5"/>
+    </w:rPr>
+  </w:style>
+  <w:style w:type="paragraph" w:styleId="Heading6">
+    <w:name w:val="heading 6"/>
+    <w:uiPriority w:val="9"/>
+    <w:semiHidden/>
+    <w:unhideWhenUsed/>
+    <w:qFormat/>
+    <w:pPr>
+      <w:outlineLvl w:val="5"/>
+    </w:pPr>
+    <w:rPr>
+      <w:color w:val="1F4D78"/>
+    </w:rPr>
+  </w:style>
+  <w:style w:type="character" w:default="1" w:styleId="DefaultParagraphFont">
+    <w:name w:val="Default Paragraph Font"/>
+    <w:uiPriority w:val="1"/>
+    <w:semiHidden/>
+    <w:unhideWhenUsed/>
+  </w:style>
+  <w:style w:type="table" w:default="1" w:styleId="TableNormal">
+    <w:name w:val="Normal Table"/>
+    <w:uiPriority w:val="99"/>
+    <w:semiHidden/>
+    <w:unhideWhenUsed/>
+    <w:tblPr>
+      <w:tblInd w:w="0" w:type="dxa"/>
+      <w:tblCellMar>
+        <w:top w:w="0" w:type="dxa"/>
+        <w:left w:w="108" w:type="dxa"/>
+        <w:bottom w:w="0" w:type="dxa"/>
+        <w:right w:w="108" w:type="dxa"/>
+      </w:tblCellMar>
+    </w:tblPr>
+  </w:style>
+  <w:style w:type="numbering" w:default="1" w:styleId="NoList">
+    <w:name w:val="No List"/>
+    <w:uiPriority w:val="99"/>
+    <w:semiHidden/>
+    <w:unhideWhenUsed/>
+  </w:style>
+  <w:style w:type="paragraph" w:styleId="Title">
+    <w:name w:val="Title"/>
+    <w:uiPriority w:val="10"/>
+    <w:qFormat/>
+    <w:rPr>
+      <w:sz w:val="56"/>
+      <w:szCs w:val="56"/>
+    </w:rPr>
+  </w:style>
+  <w:style w:type="paragraph" w:customStyle="1" w:styleId="Strong1">
+    <w:name w:val="Strong1"/>
+    <w:qFormat/>
+    <w:rPr>
+      <w:b/>
+      <w:bCs/>
+    </w:rPr>
+  </w:style>
+  <w:style w:type="paragraph" w:styleId="ListParagraph">
+    <w:name w:val="List Paragraph"/>
+    <w:qFormat/>
+  </w:style>
+  <w:style w:type="character" w:styleId="Hyperlink">
+    <w:name w:val="Hyperlink"/>
+    <w:uiPriority w:val="99"/>
+    <w:unhideWhenUsed/>
+    <w:rPr>
+      <w:color w:val="0563C1"/>
+      <w:u w:val="single"/>
+    </w:rPr>
+  </w:style>
+  <w:style w:type="character" w:styleId="FootnoteReference">
+    <w:name w:val="footnote reference"/>
+    <w:uiPriority w:val="99"/>
+    <w:semiHidden/>
+    <w:unhideWhenUsed/>
+    <w:rPr>
+      <w:vertAlign w:val="superscript"/>
+    </w:rPr>
+  </w:style>
+  <w:style w:type="paragraph" w:styleId="FootnoteText">
+    <w:name w:val="footnote text"/>
+    <w:link w:val="FootnoteTextChar"/>
+    <w:uiPriority w:val="99"/>
+    <w:semiHidden/>
+    <w:unhideWhenUsed/>
+  </w:style>
+  <w:style w:type="character" w:customStyle="1" w:styleId="FootnoteTextChar">
+    <w:name w:val="Footnote Text Char"/>
+    <w:link w:val="FootnoteText"/>
+    <w:uiPriority w:val="99"/>
+    <w:semiHidden/>
+    <w:unhideWhenUsed/>
+    <w:rPr>
+      <w:sz w:val="20"/>
+      <w:szCs w:val="20"/>
+    </w:rPr>
+  </w:style>
+  <w:style w:type="character" w:styleId="EndnoteReference">
+    <w:name w:val="endnote reference"/>
+    <w:uiPriority w:val="99"/>
+    <w:semiHidden/>
+    <w:unhideWhenUsed/>
+    <w:rPr>
+      <w:vertAlign w:val="superscript"/>
+    </w:rPr>
+  </w:style>
+  <w:style w:type="paragraph" w:styleId="EndnoteText">
+    <w:name w:val="endnote text"/>
+    <w:link w:val="EndnoteTextChar"/>
+    <w:uiPriority w:val="99"/>
+    <w:semiHidden/>
+    <w:unhideWhenUsed/>
+  </w:style>
+  <w:style w:type="character" w:customStyle="1" w:styleId="EndnoteTextChar">
+    <w:name w:val="Endnote Text Char"/>
+    <w:link w:val="EndnoteText"/>
+    <w:uiPriority w:val="99"/>
+    <w:semiHidden/>
+    <w:unhideWhenUsed/>
+    <w:rPr>
+      <w:sz w:val="20"/>
+      <w:szCs w:val="20"/>
+    </w:rPr>
+  </w:style>
+  <w:style w:type="paragraph" w:styleId="Header">
+    <w:name w:val="header"/>
+    <w:basedOn w:val="Normal"/>
+    <w:link w:val="HeaderChar"/>
+    <w:uiPriority w:val="99"/>
+    <w:unhideWhenUsed/>
+    <w:rsid w:val="008E7902"/>
+    <w:pPr>
+      <w:tabs>
+        <w:tab w:val="center" w:pos="4680"/>
+        <w:tab w:val="right" w:pos="9360"/>
+      </w:tabs>
+    </w:pPr>
+  </w:style>
+  <w:style w:type="character" w:customStyle="1" w:styleId="HeaderChar">
+    <w:name w:val="Header Char"/>
+    <w:basedOn w:val="DefaultParagraphFont"/>
+    <w:link w:val="Header"/>
+    <w:uiPriority w:val="99"/>
+    <w:rsid w:val="008E7902"/>
+  </w:style>
+  <w:style w:type="paragraph" w:styleId="Footer">
+    <w:name w:val="footer"/>
+    <w:basedOn w:val="Normal"/>
+    <w:link w:val="FooterChar"/>
+    <w:uiPriority w:val="99"/>
+    <w:unhideWhenUsed/>
+    <w:rsid w:val="008E7902"/>
+    <w:pPr>
+      <w:tabs>
+        <w:tab w:val="center" w:pos="4680"/>
+        <w:tab w:val="right" w:pos="9360"/>
+      </w:tabs>
+    </w:pPr>
+  </w:style>
+  <w:style w:type="character" w:customStyle="1" w:styleId="FooterChar">
+    <w:name w:val="Footer Char"/>
+    <w:basedOn w:val="DefaultParagraphFont"/>
+    <w:link w:val="Footer"/>
+    <w:uiPriority w:val="99"/>
+    <w:rsid w:val="008E7902"/>
+  </w:style>
+  <w:style w:type="paragraph" w:styleId="BalloonText">
+    <w:name w:val="Balloon Text"/>
+    <w:basedOn w:val="Normal"/>
+    <w:link w:val="BalloonTextChar"/>
+    <w:uiPriority w:val="99"/>
+    <w:semiHidden/>
+    <w:unhideWhenUsed/>
+    <w:rsid w:val="00D7567C"/>
+    <w:rPr>
+      <w:rFonts w:ascii="Tahoma" w:hAnsi="Tahoma" w:cs="Tahoma"/>
+      <w:sz w:val="16"/>
+      <w:szCs w:val="16"/>
+    </w:rPr>
+  </w:style>
+  <w:style w:type="character" w:customStyle="1" w:styleId="BalloonTextChar">
+    <w:name w:val="Balloon Text Char"/>
+    <w:basedOn w:val="DefaultParagraphFont"/>
+    <w:link w:val="BalloonText"/>
+    <w:uiPriority w:val="99"/>
+    <w:semiHidden/>
+    <w:rsid w:val="00D7567C"/>
+    <w:rPr>
+      <w:rFonts w:ascii="Tahoma" w:hAnsi="Tahoma" w:cs="Tahoma"/>
+      <w:sz w:val="16"/>
+      <w:szCs w:val="16"/>
+    </w:rPr>
+  </w:style>
+  <w:style w:type="character" w:styleId="HTMLCode">
+    <w:name w:val="HTML Code"/>
+    <w:basedOn w:val="DefaultParagraphFont"/>
+    <w:uiPriority w:val="99"/>
+    <w:semiHidden/>
+    <w:unhideWhenUsed/>
+    <w:rsid w:val="009A2CD2"/>
+    <w:rPr>
+      <w:rFonts w:ascii="Courier New" w:eastAsia="Times New Roman" w:hAnsi="Courier New" w:cs="Courier New"/>
+      <w:sz w:val="20"/>
+      <w:szCs w:val="20"/>
+    </w:rPr>
+  </w:style>
+</w:styles>
+</file>
+
+<file path=word/stylesWithEffects.xml><?xml version="1.0" encoding="utf-8"?>
+<w:styles xmlns:wpc="http://schemas.microsoft.com/office/word/2010/wordprocessingCanvas" xmlns:mc="http://schemas.openxmlformats.org/markup-compatibility/2006" xmlns:o="urn:schemas-microsoft-com:office:office" xmlns:r="http://schemas.openxmlformats.org/officeDocument/2006/relationships" xmlns:m="http://schemas.openxmlformats.org/officeDocument/2006/math" xmlns:v="urn:schemas-microsoft-com:vml" xmlns:wp14="http://schemas.microsoft.com/office/word/2010/wordprocessingDrawing" xmlns:wp="http://schemas.openxmlformats.org/drawingml/2006/wordprocessingDrawing" xmlns:w10="urn:schemas-microsoft-com:office:word" xmlns:w="http://schemas.openxmlformats.org/wordprocessingml/2006/main" xmlns:w14="http://schemas.microsoft.com/office/word/2010/wordml" xmlns:wpg="http://schemas.microsoft.com/office/word/2010/wordprocessingGroup" xmlns:wpi="http://schemas.microsoft.com/office/word/2010/wordprocessingInk" xmlns:wne="http://schemas.microsoft.com/office/word/2006/wordml" xmlns:wps="http://schemas.microsoft.com/office/word/2010/wordprocessingShape" mc:Ignorable="w14 wp14">
+  <w:docDefaults>
+    <w:rPrDefault>
+      <w:rPr>
+        <w:rFonts w:ascii="Times New Roman" w:eastAsia="Times New Roman" w:hAnsi="Times New Roman" w:cs="Times New Roman"/>
+        <w:lang w:val="en-US" w:eastAsia="en-US" w:bidi="ar-SA"/>
+      </w:rPr>
+    </w:rPrDefault>
+    <w:pPrDefault/>
+  </w:docDefaults>
+  <w:latentStyles w:defLockedState="0" w:defUIPriority="99" w:defSemiHidden="1" w:defUnhideWhenUsed="1" w:defQFormat="0" w:count="267">
+    <w:lsdException w:name="Normal" w:semiHidden="0" w:uiPriority="0" w:unhideWhenUsed="0" w:qFormat="1"/>
+    <w:lsdException w:name="heading 1" w:semiHidden="0" w:uiPriority="9" w:unhideWhenUsed="0" w:qFormat="1"/>
+    <w:lsdException w:name="heading 2" w:uiPriority="9" w:qFormat="1"/>
+    <w:lsdException w:name="heading 3" w:uiPriority="9" w:qFormat="1"/>
+    <w:lsdException w:name="heading 4" w:uiPriority="9" w:qFormat="1"/>
+    <w:lsdException w:name="heading 5" w:uiPriority="9" w:qFormat="1"/>
+    <w:lsdException w:name="heading 6" w:uiPriority="9" w:qFormat="1"/>
+    <w:lsdException w:name="heading 7" w:uiPriority="9" w:qFormat="1"/>
+    <w:lsdException w:name="heading 8" w:uiPriority="9" w:qFormat="1"/>
+    <w:lsdException w:name="heading 9" w:uiPriority="9" w:qFormat="1"/>
+    <w:lsdException w:name="toc 1" w:uiPriority="39"/>
+    <w:lsdException w:name="toc 2" w:uiPriority="39"/>
+    <w:lsdException w:name="toc 3" w:uiPriority="39"/>
+    <w:lsdException w:name="toc 4" w:uiPriority="39"/>
+    <w:lsdException w:name="toc 5" w:uiPriority="39"/>
+    <w:lsdException w:name="toc 6" w:uiPriority="39"/>
+    <w:lsdException w:name="toc 7" w:uiPriority="39"/>
+    <w:lsdException w:name="toc 8" w:uiPriority="39"/>
+    <w:lsdException w:name="toc 9" w:uiPriority="39"/>
+    <w:lsdException w:name="caption" w:uiPriority="35" w:qFormat="1"/>
+    <w:lsdException w:name="Title" w:semiHidden="0" w:uiPriority="10" w:unhideWhenUsed="0" w:qFormat="1"/>
+    <w:lsdException w:name="Default Paragraph Font" w:uiPriority="1"/>
+    <w:lsdException w:name="Subtitle" w:semiHidden="0" w:uiPriority="11" w:unhideWhenUsed="0" w:qFormat="1"/>
+    <w:lsdException w:name="Strong" w:semiHidden="0" w:uiPriority="22" w:unhideWhenUsed="0" w:qFormat="1"/>
+    <w:lsdException w:name="Emphasis" w:semiHidden="0" w:uiPriority="20" w:unhideWhenUsed="0" w:qFormat="1"/>
+    <w:lsdException w:name="Table Grid" w:semiHidden="0" w:uiPriority="39" w:unhideWhenUsed="0"/>
+    <w:lsdException w:name="Placeholder Text" w:unhideWhenUsed="0"/>
+    <w:lsdException w:name="No Spacing" w:semiHidden="0" w:uiPriority="1" w:unhideWhenUsed="0" w:qFormat="1"/>
+    <w:lsdException w:name="Light Shading" w:semiHidden="0" w:uiPriority="60" w:unhideWhenUsed="0"/>
+    <w:lsdException w:name="Light List" w:semiHidden="0" w:uiPriority="61" w:unhideWhenUsed="0"/>
+    <w:lsdException w:name="Light Grid" w:semiHidden="0" w:uiPriority="62" w:unhideWhenUsed="0"/>
+    <w:lsdException w:name="Medium Shading 1" w:semiHidden="0" w:uiPriority="63" w:unhideWhenUsed="0"/>
+    <w:lsdException w:name="Medium Shading 2" w:semiHidden="0" w:uiPriority="64" w:unhideWhenUsed="0"/>
+    <w:lsdException w:name="Medium List 1" w:semiHidden="0" w:uiPriority="65" w:unhideWhenUsed="0"/>
+    <w:lsdException w:name="Medium List 2" w:semiHidden="0" w:uiPriority="66" w:unhideWhenUsed="0"/>
+    <w:lsdException w:name="Medium Grid 1" w:semiHidden="0" w:uiPriority="67" w:unhideWhenUsed="0"/>
+    <w:lsdException w:name="Medium Grid 2" w:semiHidden="0" w:uiPriority="68" w:unhideWhenUsed="0"/>
+    <w:lsdException w:name="Medium Grid 3" w:semiHidden="0" w:uiPriority="69" w:unhideWhenUsed="0"/>
+    <w:lsdException w:name="Dark List" w:semiHidden="0" w:uiPriority="70" w:unhideWhenUsed="0"/>
+    <w:lsdException w:name="Colorful Shading" w:semiHidden="0" w:uiPriority="71" w:unhideWhenUsed="0"/>
+    <w:lsdException w:name="Colorful List" w:semiHidden="0" w:uiPriority="72" w:unhideWhenUsed="0"/>
+    <w:lsdException w:name="Colorful Grid" w:semiHidden="0" w:uiPriority="73" w:unhideWhenUsed="0"/>
+    <w:lsdException w:name="Light Shading Accent 1" w:semiHidden="0" w:uiPriority="60" w:unhideWhenUsed="0"/>
+    <w:lsdException w:name="Light List Accent 1" w:semiHidden="0" w:uiPriority="61" w:unhideWhenUsed="0"/>
+    <w:lsdException w:name="Light Grid Accent 1" w:semiHidden="0" w:uiPriority="62" w:unhideWhenUsed="0"/>
+    <w:lsdException w:name="Medium Shading 1 Accent 1" w:semiHidden="0" w:uiPriority="63" w:unhideWhenUsed="0"/>
+    <w:lsdException w:name="Medium Shading 2 Accent 1" w:semiHidden="0" w:uiPriority="64" w:unhideWhenUsed="0"/>
+    <w:lsdException w:name="Medium List 1 Accent 1" w:semiHidden="0" w:uiPriority="65" w:unhideWhenUsed="0"/>
+    <w:lsdException w:name="Revision" w:unhideWhenUsed="0"/>
+    <w:lsdException w:name="List Paragraph" w:semiHidden="0" w:uiPriority="34" w:unhideWhenUsed="0" w:qFormat="1"/>
+    <w:lsdException w:name="Quote" w:semiHidden="0" w:uiPriority="29" w:unhideWhenUsed="0" w:qFormat="1"/>
+    <w:lsdException w:name="Intense Quote" w:semiHidden="0" w:uiPriority="30" w:unhideWhenUsed="0" w:qFormat="1"/>
+    <w:lsdException w:name="Medium List 2 Accent 1" w:semiHidden="0" w:uiPriority="66" w:unhideWhenUsed="0"/>
+    <w:lsdException w:name="Medium Grid 1 Accent 1" w:semiHidden="0" w:uiPriority="67" w:unhideWhenUsed="0"/>
+    <w:lsdException w:name="Medium Grid 2 Accent 1" w:semiHidden="0" w:uiPriority="68" w:unhideWhenUsed="0"/>
+    <w:lsdException w:name="Medium Grid 3 Accent 1" w:semiHidden="0" w:uiPriority="69" w:unhideWhenUsed="0"/>
+    <w:lsdException w:name="Dark List Accent 1" w:semiHidden="0" w:uiPriority="70" w:unhideWhenUsed="0"/>
+    <w:lsdException w:name="Colorful Shading Accent 1" w:semiHidden="0" w:uiPriority="71" w:unhideWhenUsed="0"/>
+    <w:lsdException w:name="Colorful List Accent 1" w:semiHidden="0" w:uiPriority="72" w:unhideWhenUsed="0"/>
+    <w:lsdException w:name="Colorful Grid Accent 1" w:semiHidden="0" w:uiPriority="73" w:unhideWhenUsed="0"/>
+    <w:lsdException w:name="Light Shading Accent 2" w:semiHidden="0" w:uiPriority="60" w:unhideWhenUsed="0"/>
+    <w:lsdException w:name="Light List Accent 2" w:semiHidden="0" w:uiPriority="61" w:unhideWhenUsed="0"/>
+    <w:lsdException w:name="Light Grid Accent 2" w:semiHidden="0" w:uiPriority="62" w:unhideWhenUsed="0"/>
+    <w:lsdException w:name="Medium Shading 1 Accent 2" w:semiHidden="0" w:uiPriority="63" w:unhideWhenUsed="0"/>
+    <w:lsdException w:name="Medium Shading 2 Accent 2" w:semiHidden="0" w:uiPriority="64" w:unhideWhenUsed="0"/>
+    <w:lsdException w:name="Medium List 1 Accent 2" w:semiHidden="0" w:uiPriority="65" w:unhideWhenUsed="0"/>
+    <w:lsdException w:name="Medium List 2 Accent 2" w:semiHidden="0" w:uiPriority="66" w:unhideWhenUsed="0"/>
+    <w:lsdException w:name="Medium Grid 1 Accent 2" w:semiHidden="0" w:uiPriority="67" w:unhideWhenUsed="0"/>
+    <w:lsdException w:name="Medium Grid 2 Accent 2" w:semiHidden="0" w:uiPriority="68" w:unhideWhenUsed="0"/>
+    <w:lsdException w:name="Medium Grid 3 Accent 2" w:semiHidden="0" w:uiPriority="69" w:unhideWhenUsed="0"/>
+    <w:lsdException w:name="Dark List Accent 2" w:semiHidden="0" w:uiPriority="70" w:unhideWhenUsed="0"/>
+    <w:lsdException w:name="Colorful Shading Accent 2" w:semiHidden="0" w:uiPriority="71" w:unhideWhenUsed="0"/>
+    <w:lsdException w:name="Colorful List Accent 2" w:semiHidden="0" w:uiPriority="72" w:unhideWhenUsed="0"/>
+    <w:lsdException w:name="Colorful Grid Accent 2" w:semiHidden="0" w:uiPriority="73" w:unhideWhenUsed="0"/>
+    <w:lsdException w:name="Light Shading Accent 3" w:semiHidden="0" w:uiPriority="60" w:unhideWhenUsed="0"/>
+    <w:lsdException w:name="Light List Accent 3" w:semiHidden="0" w:uiPriority="61" w:unhideWhenUsed="0"/>
+    <w:lsdException w:name="Light Grid Accent 3" w:semiHidden="0" w:uiPriority="62" w:unhideWhenUsed="0"/>
+    <w:lsdException w:name="Medium Shading 1 Accent 3" w:semiHidden="0" w:uiPriority="63" w:unhideWhenUsed="0"/>
+    <w:lsdException w:name="Medium Shading 2 Accent 3" w:semiHidden="0" w:uiPriority="64" w:unhideWhenUsed="0"/>
+    <w:lsdException w:name="Medium List 1 Accent 3" w:semiHidden="0" w:uiPriority="65" w:unhideWhenUsed="0"/>
+    <w:lsdException w:name="Medium List 2 Accent 3" w:semiHidden="0" w:uiPriority="66" w:unhideWhenUsed="0"/>
+    <w:lsdException w:name="Medium Grid 1 Accent 3" w:semiHidden="0" w:uiPriority="67" w:unhideWhenUsed="0"/>
+    <w:lsdException w:name="Medium Grid 2 Accent 3" w:semiHidden="0" w:uiPriority="68" w:unhideWhenUsed="0"/>
+    <w:lsdException w:name="Medium Grid 3 Accent 3" w:semiHidden="0" w:uiPriority="69" w:unhideWhenUsed="0"/>
+    <w:lsdException w:name="Dark List Accent 3" w:semiHidden="0" w:uiPriority="70" w:unhideWhenUsed="0"/>
+    <w:lsdException w:name="Colorful Shading Accent 3" w:semiHidden="0" w:uiPriority="71" w:unhideWhenUsed="0"/>
+    <w:lsdException w:name="Colorful List Accent 3" w:semiHidden="0" w:uiPriority="72" w:unhideWhenUsed="0"/>
+    <w:lsdException w:name="Colorful Grid Accent 3" w:semiHidden="0" w:uiPriority="73" w:unhideWhenUsed="0"/>
+    <w:lsdException w:name="Light Shading Accent 4" w:semiHidden="0" w:uiPriority="60" w:unhideWhenUsed="0"/>
+    <w:lsdException w:name="Light List Accent 4" w:semiHidden="0" w:uiPriority="61" w:unhideWhenUsed="0"/>
+    <w:lsdException w:name="Light Grid Accent 4" w:semiHidden="0" w:uiPriority="62" w:unhideWhenUsed="0"/>
+    <w:lsdException w:name="Medium Shading 1 Accent 4" w:semiHidden="0" w:uiPriority="63" w:unhideWhenUsed="0"/>
+    <w:lsdException w:name="Medium Shading 2 Accent 4" w:semiHidden="0" w:uiPriority="64" w:unhideWhenUsed="0"/>
+    <w:lsdException w:name="Medium List 1 Accent 4" w:semiHidden="0" w:uiPriority="65" w:unhideWhenUsed="0"/>
+    <w:lsdException w:name="Medium List 2 Accent 4" w:semiHidden="0" w:uiPriority="66" w:unhideWhenUsed="0"/>
+    <w:lsdException w:name="Medium Grid 1 Accent 4" w:semiHidden="0" w:uiPriority="67" w:unhideWhenUsed="0"/>
+    <w:lsdException w:name="Medium Grid 2 Accent 4" w:semiHidden="0" w:uiPriority="68" w:unhideWhenUsed="0"/>
+    <w:lsdException w:name="Medium Grid 3 Accent 4" w:semiHidden="0" w:uiPriority="69" w:unhideWhenUsed="0"/>
+    <w:lsdException w:name="Dark List Accent 4" w:semiHidden="0" w:uiPriority="70" w:unhideWhenUsed="0"/>
+    <w:lsdException w:name="Colorful Shading Accent 4" w:semiHidden="0" w:uiPriority="71" w:unhideWhenUsed="0"/>
+    <w:lsdException w:name="Colorful List Accent 4" w:semiHidden="0" w:uiPriority="72" w:unhideWhenUsed="0"/>
+    <w:lsdException w:name="Colorful Grid Accent 4" w:semiHidden="0" w:uiPriority="73" w:unhideWhenUsed="0"/>
+    <w:lsdException w:name="Light Shading Accent 5" w:semiHidden="0" w:uiPriority="60" w:unhideWhenUsed="0"/>
+    <w:lsdException w:name="Light List Accent 5" w:semiHidden="0" w:uiPriority="61" w:unhideWhenUsed="0"/>
+    <w:lsdException w:name="Light Grid Accent 5" w:semiHidden="0" w:uiPriority="62" w:unhideWhenUsed="0"/>
+    <w:lsdException w:name="Medium Shading 1 Accent 5" w:semiHidden="0" w:uiPriority="63" w:unhideWhenUsed="0"/>
+    <w:lsdException w:name="Medium Shading 2 Accent 5" w:semiHidden="0" w:uiPriority="64" w:unhideWhenUsed="0"/>
+    <w:lsdException w:name="Medium List 1 Accent 5" w:semiHidden="0" w:uiPriority="65" w:unhideWhenUsed="0"/>
+    <w:lsdException w:name="Medium List 2 Accent 5" w:semiHidden="0" w:uiPriority="66" w:unhideWhenUsed="0"/>
+    <w:lsdException w:name="Medium Grid 1 Accent 5" w:semiHidden="0" w:uiPriority="67" w:unhideWhenUsed="0"/>
+    <w:lsdException w:name="Medium Grid 2 Accent 5" w:semiHidden="0" w:uiPriority="68" w:unhideWhenUsed="0"/>
+    <w:lsdException w:name="Medium Grid 3 Accent 5" w:semiHidden="0" w:uiPriority="69" w:unhideWhenUsed="0"/>
+    <w:lsdException w:name="Dark List Accent 5" w:semiHidden="0" w:uiPriority="70" w:unhideWhenUsed="0"/>
+    <w:lsdException w:name="Colorful Shading Accent 5" w:semiHidden="0" w:uiPriority="71" w:unhideWhenUsed="0"/>
+    <w:lsdException w:name="Colorful List Accent 5" w:semiHidden="0" w:uiPriority="72" w:unhideWhenUsed="0"/>
+    <w:lsdException w:name="Colorful Grid Accent 5" w:semiHidden="0" w:uiPriority="73" w:unhideWhenUsed="0"/>
+    <w:lsdException w:name="Light Shading Accent 6" w:semiHidden="0" w:uiPriority="60" w:unhideWhenUsed="0"/>
+    <w:lsdException w:name="Light List Accent 6" w:semiHidden="0" w:uiPriority="61" w:unhideWhenUsed="0"/>
+    <w:lsdException w:name="Light Grid Accent 6" w:semiHidden="0" w:uiPriority="62" w:unhideWhenUsed="0"/>
+    <w:lsdException w:name="Medium Shading 1 Accent 6" w:semiHidden="0" w:uiPriority="63" w:unhideWhenUsed="0"/>
+    <w:lsdException w:name="Medium Shading 2 Accent 6" w:semiHidden="0" w:uiPriority="64" w:unhideWhenUsed="0"/>
+    <w:lsdException w:name="Medium List 1 Accent 6" w:semiHidden="0" w:uiPriority="65" w:unhideWhenUsed="0"/>
+    <w:lsdException w:name="Medium List 2 Accent 6" w:semiHidden="0" w:uiPriority="66" w:unhideWhenUsed="0"/>
+    <w:lsdException w:name="Medium Grid 1 Accent 6" w:semiHidden="0" w:uiPriority="67" w:unhideWhenUsed="0"/>
+    <w:lsdException w:name="Medium Grid 2 Accent 6" w:semiHidden="0" w:uiPriority="68" w:unhideWhenUsed="0"/>
+    <w:lsdException w:name="Medium Grid 3 Accent 6" w:semiHidden="0" w:uiPriority="69" w:unhideWhenUsed="0"/>
+    <w:lsdException w:name="Dark List Accent 6" w:semiHidden="0" w:uiPriority="70" w:unhideWhenUsed="0"/>
+    <w:lsdException w:name="Colorful Shading Accent 6" w:semiHidden="0" w:uiPriority="71" w:unhideWhenUsed="0"/>
+    <w:lsdException w:name="Colorful List Accent 6" w:semiHidden="0" w:uiPriority="72" w:unhideWhenUsed="0"/>
+    <w:lsdException w:name="Colorful Grid Accent 6" w:semiHidden="0" w:uiPriority="73" w:unhideWhenUsed="0"/>
+    <w:lsdException w:name="Subtle Emphasis" w:semiHidden="0" w:uiPriority="19" w:unhideWhenUsed="0" w:qFormat="1"/>
+    <w:lsdException w:name="Intense Emphasis" w:semiHidden="0" w:uiPriority="21" w:unhideWhenUsed="0" w:qFormat="1"/>
+    <w:lsdException w:name="Subtle Reference" w:semiHidden="0" w:uiPriority="31" w:unhideWhenUsed="0" w:qFormat="1"/>
+    <w:lsdException w:name="Intense Reference" w:semiHidden="0" w:uiPriority="32" w:unhideWhenUsed="0" w:qFormat="1"/>
+    <w:lsdException w:name="Book Title" w:semiHidden="0" w:uiPriority="33" w:unhideWhenUsed="0" w:qFormat="1"/>
+    <w:lsdException w:name="Bibliography" w:uiPriority="37"/>
+    <w:lsdException w:name="TOC Heading" w:uiPriority="39" w:qFormat="1"/>
   </w:latentStyles>
   <w:style w:type="paragraph" w:default="1" w:styleId="Normal">
     <w:name w:val="Normal"/>
@@ -7063,7 +7077,7 @@
   <a:extraClrSchemeLst/>
   <a:extLst>
     <a:ext uri="{05A4C25C-085E-4340-85A3-A5531E510DB2}">
-      <thm15:themeFamily xmlns:thm15="http://schemas.microsoft.com/office/thememl/2012/main" name="Office Theme" id="{62F939B6-93AF-4DB8-9C6B-D6C7DFDC589F}" vid="{4A3C46E8-61CC-4603-A589-7422A47A8E4A}"/>
+      <thm15:themeFamily xmlns:thm15="http://schemas.microsoft.com/office/thememl/2012/main" xmlns="" name="Office Theme" id="{62F939B6-93AF-4DB8-9C6B-D6C7DFDC589F}" vid="{4A3C46E8-61CC-4603-A589-7422A47A8E4A}"/>
     </a:ext>
   </a:extLst>
 </a:theme>

--- a/DF_Assignment_04_Spring_2026.docx
+++ b/DF_Assignment_04_Spring_2026.docx
@@ -15,6 +15,7 @@
           <w:szCs w:val="32"/>
         </w:rPr>
       </w:pPr>
+      <w:proofErr w:type="spellStart"/>
       <w:r>
         <w:rPr>
           <w:rFonts w:ascii="Arial" w:eastAsia="Arial" w:hAnsi="Arial" w:cs="Arial"/>
@@ -24,7 +25,19 @@
           <w:sz w:val="32"/>
           <w:szCs w:val="32"/>
         </w:rPr>
-        <w:t>DevOps Fundamentals</w:t>
+        <w:t>DevOps</w:t>
+      </w:r>
+      <w:proofErr w:type="spellEnd"/>
+      <w:r>
+        <w:rPr>
+          <w:rFonts w:ascii="Arial" w:eastAsia="Arial" w:hAnsi="Arial" w:cs="Arial"/>
+          <w:b/>
+          <w:bCs/>
+          <w:color w:val="1F3864"/>
+          <w:sz w:val="32"/>
+          <w:szCs w:val="32"/>
+        </w:rPr>
+        <w:t xml:space="preserve"> Fundamentals</w:t>
       </w:r>
     </w:p>
     <w:p>
@@ -53,7 +66,18 @@
           <w:sz w:val="28"/>
           <w:szCs w:val="28"/>
         </w:rPr>
-        <w:t>Assignment 04 – CI/CD Pipeline Integration</w:t>
+        <w:t xml:space="preserve">Assignment </w:t>
+      </w:r>
+      <w:r>
+        <w:rPr>
+          <w:rFonts w:ascii="Arial" w:eastAsia="Arial" w:hAnsi="Arial" w:cs="Arial"/>
+          <w:b/>
+          <w:bCs/>
+          <w:color w:val="2E75B6"/>
+          <w:sz w:val="28"/>
+          <w:szCs w:val="28"/>
+        </w:rPr>
+        <w:t>4 – CI/CD Pipeline Integration</w:t>
       </w:r>
     </w:p>
     <w:p>
@@ -99,39 +123,6 @@
           <w:rFonts w:ascii="Arial" w:hAnsi="Arial" w:cs="Arial"/>
         </w:rPr>
       </w:pPr>
-      <w:r>
-        <w:rPr>
-          <w:rFonts w:ascii="Arial" w:eastAsia="Arial" w:hAnsi="Arial" w:cs="Arial"/>
-          <w:b/>
-          <w:bCs/>
-          <w:color w:val="444444"/>
-          <w:sz w:val="18"/>
-          <w:szCs w:val="18"/>
-        </w:rPr>
-        <w:t xml:space="preserve">Table 1: Group Details </w:t>
-      </w:r>
-      <w:r>
-        <w:rPr>
-          <w:rFonts w:ascii="Arial" w:eastAsia="Arial" w:hAnsi="Arial" w:cs="Arial"/>
-          <w:b/>
-          <w:bCs/>
-          <w:color w:val="444444"/>
-          <w:sz w:val="18"/>
-          <w:szCs w:val="18"/>
-        </w:rPr>
-        <w:t>,</w:t>
-      </w:r>
-      <w:r>
-        <w:rPr>
-          <w:rFonts w:ascii="Arial" w:eastAsia="Arial" w:hAnsi="Arial" w:cs="Arial"/>
-          <w:b/>
-          <w:bCs/>
-          <w:color w:val="444444"/>
-          <w:sz w:val="18"/>
-          <w:szCs w:val="18"/>
-        </w:rPr>
-        <w:t xml:space="preserve"> Each student must fill their own row (including Assigned Page) in the versioned copy inside the repo</w:t>
-      </w:r>
     </w:p>
     <w:tbl>
       <w:tblPr>
@@ -152,12 +143,12 @@
       </w:tblPr>
       <w:tblGrid>
         <w:gridCol w:w="472"/>
-        <w:gridCol w:w="1377"/>
+        <w:gridCol w:w="1346"/>
         <w:gridCol w:w="1537"/>
         <w:gridCol w:w="1561"/>
-        <w:gridCol w:w="1403"/>
-        <w:gridCol w:w="1608"/>
-        <w:gridCol w:w="1402"/>
+        <w:gridCol w:w="1414"/>
+        <w:gridCol w:w="1659"/>
+        <w:gridCol w:w="1371"/>
       </w:tblGrid>
       <w:tr>
         <w:trPr>
@@ -187,6 +178,7 @@
                 <w:rFonts w:ascii="Arial" w:hAnsi="Arial" w:cs="Arial"/>
               </w:rPr>
             </w:pPr>
+            <w:proofErr w:type="spellStart"/>
             <w:r>
               <w:rPr>
                 <w:rFonts w:ascii="Arial" w:eastAsia="Arial" w:hAnsi="Arial" w:cs="Arial"/>
@@ -196,7 +188,19 @@
                 <w:sz w:val="18"/>
                 <w:szCs w:val="18"/>
               </w:rPr>
-              <w:t>Sr #</w:t>
+              <w:t>Sr</w:t>
+            </w:r>
+            <w:proofErr w:type="spellEnd"/>
+            <w:r>
+              <w:rPr>
+                <w:rFonts w:ascii="Arial" w:eastAsia="Arial" w:hAnsi="Arial" w:cs="Arial"/>
+                <w:b/>
+                <w:bCs/>
+                <w:color w:val="FFFFFF"/>
+                <w:sz w:val="18"/>
+                <w:szCs w:val="18"/>
+              </w:rPr>
+              <w:t xml:space="preserve"> #</w:t>
             </w:r>
           </w:p>
         </w:tc>
@@ -261,6 +265,7 @@
                 <w:rFonts w:ascii="Arial" w:hAnsi="Arial" w:cs="Arial"/>
               </w:rPr>
             </w:pPr>
+            <w:proofErr w:type="spellStart"/>
             <w:r>
               <w:rPr>
                 <w:rFonts w:ascii="Arial" w:eastAsia="Arial" w:hAnsi="Arial" w:cs="Arial"/>
@@ -270,7 +275,19 @@
                 <w:sz w:val="18"/>
                 <w:szCs w:val="18"/>
               </w:rPr>
-              <w:t>GitHub Username</w:t>
+              <w:t>GitHub</w:t>
+            </w:r>
+            <w:proofErr w:type="spellEnd"/>
+            <w:r>
+              <w:rPr>
+                <w:rFonts w:ascii="Arial" w:eastAsia="Arial" w:hAnsi="Arial" w:cs="Arial"/>
+                <w:b/>
+                <w:bCs/>
+                <w:color w:val="FFFFFF"/>
+                <w:sz w:val="18"/>
+                <w:szCs w:val="18"/>
+              </w:rPr>
+              <w:t xml:space="preserve"> Username</w:t>
             </w:r>
           </w:p>
         </w:tc>
@@ -487,8 +504,30 @@
               <w:rPr>
                 <w:rFonts w:ascii="Arial" w:hAnsi="Arial" w:cs="Arial"/>
               </w:rPr>
-              <w:t>Muhammad Ahmer Asghar</w:t>
-            </w:r>
+              <w:t xml:space="preserve">Muhammad </w:t>
+            </w:r>
+            <w:proofErr w:type="spellStart"/>
+            <w:r>
+              <w:rPr>
+                <w:rFonts w:ascii="Arial" w:hAnsi="Arial" w:cs="Arial"/>
+              </w:rPr>
+              <w:t>Ahmer</w:t>
+            </w:r>
+            <w:proofErr w:type="spellEnd"/>
+            <w:r>
+              <w:rPr>
+                <w:rFonts w:ascii="Arial" w:hAnsi="Arial" w:cs="Arial"/>
+              </w:rPr>
+              <w:t xml:space="preserve"> </w:t>
+            </w:r>
+            <w:proofErr w:type="spellStart"/>
+            <w:r>
+              <w:rPr>
+                <w:rFonts w:ascii="Arial" w:hAnsi="Arial" w:cs="Arial"/>
+              </w:rPr>
+              <w:t>Asghar</w:t>
+            </w:r>
+            <w:proofErr w:type="spellEnd"/>
           </w:p>
         </w:tc>
         <w:tc>
@@ -712,12 +751,28 @@
                 <w:rFonts w:ascii="Arial" w:hAnsi="Arial" w:cs="Arial"/>
               </w:rPr>
             </w:pPr>
-            <w:r>
-              <w:rPr>
-                <w:rFonts w:ascii="Arial" w:hAnsi="Arial" w:cs="Arial"/>
-              </w:rPr>
-              <w:t>Asfaan Nasir</w:t>
-            </w:r>
+            <w:proofErr w:type="spellStart"/>
+            <w:r>
+              <w:rPr>
+                <w:rFonts w:ascii="Arial" w:hAnsi="Arial" w:cs="Arial"/>
+              </w:rPr>
+              <w:t>Asfaan</w:t>
+            </w:r>
+            <w:proofErr w:type="spellEnd"/>
+            <w:r>
+              <w:rPr>
+                <w:rFonts w:ascii="Arial" w:hAnsi="Arial" w:cs="Arial"/>
+              </w:rPr>
+              <w:t xml:space="preserve"> </w:t>
+            </w:r>
+            <w:proofErr w:type="spellStart"/>
+            <w:r>
+              <w:rPr>
+                <w:rFonts w:ascii="Arial" w:hAnsi="Arial" w:cs="Arial"/>
+              </w:rPr>
+              <w:t>Nasir</w:t>
+            </w:r>
+            <w:proofErr w:type="spellEnd"/>
           </w:p>
         </w:tc>
         <w:tc>
@@ -812,7 +867,13 @@
               <w:rPr>
                 <w:rFonts w:ascii="Arial" w:hAnsi="Arial" w:cs="Arial"/>
               </w:rPr>
-              <w:t>Contact.html</w:t>
+              <w:t>c</w:t>
+            </w:r>
+            <w:r>
+              <w:rPr>
+                <w:rFonts w:ascii="Arial" w:hAnsi="Arial" w:cs="Arial"/>
+              </w:rPr>
+              <w:t>ontact.html</w:t>
             </w:r>
           </w:p>
         </w:tc>
@@ -941,12 +1002,42 @@
                 <w:rFonts w:ascii="Arial" w:hAnsi="Arial" w:cs="Arial"/>
               </w:rPr>
             </w:pPr>
-            <w:r>
-              <w:rPr>
-                <w:rFonts w:ascii="Arial" w:hAnsi="Arial" w:cs="Arial"/>
-              </w:rPr>
-              <w:t>Zohaib ul hussnain</w:t>
-            </w:r>
+            <w:proofErr w:type="spellStart"/>
+            <w:r>
+              <w:rPr>
+                <w:rFonts w:ascii="Arial" w:hAnsi="Arial" w:cs="Arial"/>
+              </w:rPr>
+              <w:t>Zohaib</w:t>
+            </w:r>
+            <w:proofErr w:type="spellEnd"/>
+            <w:r>
+              <w:rPr>
+                <w:rFonts w:ascii="Arial" w:hAnsi="Arial" w:cs="Arial"/>
+              </w:rPr>
+              <w:t xml:space="preserve"> </w:t>
+            </w:r>
+            <w:proofErr w:type="spellStart"/>
+            <w:r>
+              <w:rPr>
+                <w:rFonts w:ascii="Arial" w:hAnsi="Arial" w:cs="Arial"/>
+              </w:rPr>
+              <w:t>ul</w:t>
+            </w:r>
+            <w:proofErr w:type="spellEnd"/>
+            <w:r>
+              <w:rPr>
+                <w:rFonts w:ascii="Arial" w:hAnsi="Arial" w:cs="Arial"/>
+              </w:rPr>
+              <w:t xml:space="preserve"> </w:t>
+            </w:r>
+            <w:proofErr w:type="spellStart"/>
+            <w:r>
+              <w:rPr>
+                <w:rFonts w:ascii="Arial" w:hAnsi="Arial" w:cs="Arial"/>
+              </w:rPr>
+              <w:t>hussnain</w:t>
+            </w:r>
+            <w:proofErr w:type="spellEnd"/>
           </w:p>
         </w:tc>
         <w:tc>
@@ -973,11 +1064,19 @@
                 <w:rFonts w:ascii="Arial" w:hAnsi="Arial" w:cs="Arial"/>
               </w:rPr>
             </w:pPr>
-            <w:r>
-              <w:rPr>
-                <w:rFonts w:ascii="Arial" w:hAnsi="Arial" w:cs="Arial"/>
-              </w:rPr>
-              <w:t>zohaib-source</w:t>
+            <w:proofErr w:type="spellStart"/>
+            <w:r>
+              <w:rPr>
+                <w:rFonts w:ascii="Arial" w:hAnsi="Arial" w:cs="Arial"/>
+              </w:rPr>
+              <w:t>zohaib</w:t>
+            </w:r>
+            <w:proofErr w:type="spellEnd"/>
+            <w:r>
+              <w:rPr>
+                <w:rFonts w:ascii="Arial" w:hAnsi="Arial" w:cs="Arial"/>
+              </w:rPr>
+              <w:t>-source</w:t>
             </w:r>
           </w:p>
         </w:tc>
@@ -1043,6 +1142,12 @@
               </w:rPr>
               <w:t>task-details</w:t>
             </w:r>
+            <w:r>
+              <w:rPr>
+                <w:rFonts w:ascii="Arial" w:hAnsi="Arial" w:cs="Arial"/>
+              </w:rPr>
+              <w:t>.html</w:t>
+            </w:r>
           </w:p>
         </w:tc>
         <w:tc>
@@ -1073,7 +1178,13 @@
               <w:rPr>
                 <w:rFonts w:ascii="Arial" w:hAnsi="Arial" w:cs="Arial"/>
               </w:rPr>
-              <w:t>Teacher/task-details</w:t>
+              <w:t>t</w:t>
+            </w:r>
+            <w:r>
+              <w:rPr>
+                <w:rFonts w:ascii="Arial" w:hAnsi="Arial" w:cs="Arial"/>
+              </w:rPr>
+              <w:t>eacher/task-details</w:t>
             </w:r>
           </w:p>
         </w:tc>
@@ -1105,7 +1216,13 @@
               <w:rPr>
                 <w:rFonts w:ascii="Arial" w:hAnsi="Arial" w:cs="Arial"/>
               </w:rPr>
-              <w:t>yes</w:t>
+              <w:t>Y</w:t>
+            </w:r>
+            <w:r>
+              <w:rPr>
+                <w:rFonts w:ascii="Arial" w:hAnsi="Arial" w:cs="Arial"/>
+              </w:rPr>
+              <w:t>es</w:t>
             </w:r>
           </w:p>
         </w:tc>
@@ -1170,14 +1287,28 @@
                 <w:rFonts w:ascii="Arial" w:hAnsi="Arial" w:cs="Arial"/>
               </w:rPr>
             </w:pPr>
-            <w:r>
-              <w:rPr>
-                <w:rFonts w:ascii="Arial" w:hAnsi="Arial" w:cs="Arial"/>
-              </w:rPr>
-              <w:t>Memouna Shamshad</w:t>
-            </w:r>
-            <w:bookmarkStart w:id="0" w:name="_GoBack"/>
-            <w:bookmarkEnd w:id="0"/>
+            <w:proofErr w:type="spellStart"/>
+            <w:r>
+              <w:rPr>
+                <w:rFonts w:ascii="Arial" w:hAnsi="Arial" w:cs="Arial"/>
+              </w:rPr>
+              <w:t>Memouna</w:t>
+            </w:r>
+            <w:proofErr w:type="spellEnd"/>
+            <w:r>
+              <w:rPr>
+                <w:rFonts w:ascii="Arial" w:hAnsi="Arial" w:cs="Arial"/>
+              </w:rPr>
+              <w:t xml:space="preserve"> </w:t>
+            </w:r>
+            <w:proofErr w:type="spellStart"/>
+            <w:r>
+              <w:rPr>
+                <w:rFonts w:ascii="Arial" w:hAnsi="Arial" w:cs="Arial"/>
+              </w:rPr>
+              <w:t>Shamshad</w:t>
+            </w:r>
+            <w:proofErr w:type="spellEnd"/>
             <w:r>
               <w:rPr>
                 <w:rFonts w:ascii="Arial" w:hAnsi="Arial" w:cs="Arial"/>
@@ -1278,7 +1409,19 @@
               <w:rPr>
                 <w:rFonts w:ascii="Arial" w:hAnsi="Arial" w:cs="Arial"/>
               </w:rPr>
-              <w:t>about</w:t>
+              <w:t>a</w:t>
+            </w:r>
+            <w:r>
+              <w:rPr>
+                <w:rFonts w:ascii="Arial" w:hAnsi="Arial" w:cs="Arial"/>
+              </w:rPr>
+              <w:t>bout</w:t>
+            </w:r>
+            <w:r>
+              <w:rPr>
+                <w:rFonts w:ascii="Arial" w:hAnsi="Arial" w:cs="Arial"/>
+              </w:rPr>
+              <w:t>.html</w:t>
             </w:r>
           </w:p>
         </w:tc>
@@ -1310,8 +1453,16 @@
               <w:rPr>
                 <w:rFonts w:ascii="Arial" w:hAnsi="Arial" w:cs="Arial"/>
               </w:rPr>
-              <w:t>feature/about</w:t>
-            </w:r>
+              <w:t>feature/</w:t>
+            </w:r>
+            <w:proofErr w:type="spellStart"/>
+            <w:r>
+              <w:rPr>
+                <w:rFonts w:ascii="Arial" w:hAnsi="Arial" w:cs="Arial"/>
+              </w:rPr>
+              <w:t>addtask</w:t>
+            </w:r>
+            <w:proofErr w:type="spellEnd"/>
           </w:p>
         </w:tc>
         <w:tc>
@@ -1407,6 +1558,20 @@
                 <w:rFonts w:ascii="Arial" w:hAnsi="Arial" w:cs="Arial"/>
               </w:rPr>
             </w:pPr>
+            <w:r>
+              <w:rPr>
+                <w:rFonts w:ascii="Arial" w:hAnsi="Arial" w:cs="Arial"/>
+              </w:rPr>
+              <w:t xml:space="preserve">Muhammad </w:t>
+            </w:r>
+            <w:proofErr w:type="spellStart"/>
+            <w:r>
+              <w:rPr>
+                <w:rFonts w:ascii="Arial" w:hAnsi="Arial" w:cs="Arial"/>
+              </w:rPr>
+              <w:t>Moazzam</w:t>
+            </w:r>
+            <w:proofErr w:type="spellEnd"/>
           </w:p>
         </w:tc>
         <w:tc>
@@ -1433,6 +1598,14 @@
                 <w:rFonts w:ascii="Arial" w:hAnsi="Arial" w:cs="Arial"/>
               </w:rPr>
             </w:pPr>
+            <w:proofErr w:type="spellStart"/>
+            <w:r>
+              <w:rPr>
+                <w:rFonts w:ascii="Arial" w:hAnsi="Arial" w:cs="Arial"/>
+              </w:rPr>
+              <w:t>Im-Moazzam</w:t>
+            </w:r>
+            <w:proofErr w:type="spellEnd"/>
           </w:p>
         </w:tc>
         <w:tc>
@@ -1459,6 +1632,12 @@
                 <w:rFonts w:ascii="Arial" w:hAnsi="Arial" w:cs="Arial"/>
               </w:rPr>
             </w:pPr>
+            <w:r>
+              <w:rPr>
+                <w:rFonts w:ascii="Arial" w:hAnsi="Arial" w:cs="Arial"/>
+              </w:rPr>
+              <w:t>member</w:t>
+            </w:r>
           </w:p>
         </w:tc>
         <w:tc>
@@ -1485,6 +1664,12 @@
                 <w:rFonts w:ascii="Arial" w:hAnsi="Arial" w:cs="Arial"/>
               </w:rPr>
             </w:pPr>
+            <w:r>
+              <w:rPr>
+                <w:rFonts w:ascii="Arial" w:hAnsi="Arial" w:cs="Arial"/>
+              </w:rPr>
+              <w:t>task-list.html</w:t>
+            </w:r>
           </w:p>
         </w:tc>
         <w:tc>
@@ -1511,6 +1696,12 @@
                 <w:rFonts w:ascii="Arial" w:hAnsi="Arial" w:cs="Arial"/>
               </w:rPr>
             </w:pPr>
+            <w:r>
+              <w:rPr>
+                <w:rFonts w:ascii="Arial" w:hAnsi="Arial" w:cs="Arial"/>
+              </w:rPr>
+              <w:t>feature/task-list</w:t>
+            </w:r>
           </w:p>
         </w:tc>
         <w:tc>
@@ -1537,296 +1728,11 @@
                 <w:rFonts w:ascii="Arial" w:hAnsi="Arial" w:cs="Arial"/>
               </w:rPr>
             </w:pPr>
-          </w:p>
-        </w:tc>
-      </w:tr>
-    </w:tbl>
-    <w:p>
-      <w:pPr>
-        <w:spacing w:after="100"/>
-        <w:rPr>
-          <w:rFonts w:ascii="Arial" w:hAnsi="Arial" w:cs="Arial"/>
-        </w:rPr>
-      </w:pPr>
-    </w:p>
-    <w:p>
-      <w:pPr>
-        <w:spacing w:before="60" w:after="40"/>
-        <w:jc w:val="both"/>
-        <w:rPr>
-          <w:rFonts w:ascii="Arial" w:hAnsi="Arial" w:cs="Arial"/>
-        </w:rPr>
-      </w:pPr>
-      <w:r>
-        <w:rPr>
-          <w:rFonts w:ascii="Arial" w:eastAsia="Arial" w:hAnsi="Arial" w:cs="Arial"/>
-          <w:b/>
-          <w:bCs/>
-          <w:color w:val="000000"/>
-        </w:rPr>
-        <w:t>Group Repository URL:</w:t>
-      </w:r>
-    </w:p>
-    <w:p>
-      <w:pPr>
-        <w:spacing w:before="60" w:after="120"/>
-        <w:jc w:val="both"/>
-        <w:rPr>
-          <w:rFonts w:ascii="Arial" w:hAnsi="Arial" w:cs="Arial"/>
-        </w:rPr>
-      </w:pPr>
-      <w:r>
-        <w:rPr>
-          <w:rFonts w:ascii="Arial" w:hAnsi="Arial" w:cs="Arial"/>
-        </w:rPr>
-        <w:t>https://github.com/ahmer1289/TaskFlow/</w:t>
-      </w:r>
-    </w:p>
-    <w:p>
-      <w:pPr>
-        <w:spacing w:before="60" w:after="40"/>
-        <w:jc w:val="both"/>
-        <w:rPr>
-          <w:rFonts w:ascii="Arial" w:hAnsi="Arial" w:cs="Arial"/>
-        </w:rPr>
-      </w:pPr>
-      <w:r>
-        <w:rPr>
-          <w:rFonts w:ascii="Arial" w:eastAsia="Arial" w:hAnsi="Arial" w:cs="Arial"/>
-          <w:b/>
-          <w:bCs/>
-          <w:color w:val="000000"/>
-        </w:rPr>
-        <w:t>Deployed Application URL:</w:t>
-      </w:r>
-    </w:p>
-    <w:p>
-      <w:pPr>
-        <w:spacing w:before="60" w:after="120"/>
-        <w:jc w:val="both"/>
-        <w:rPr>
-          <w:rFonts w:ascii="Arial" w:hAnsi="Arial" w:cs="Arial"/>
-        </w:rPr>
-      </w:pPr>
-      <w:r>
-        <w:rPr>
-          <w:rFonts w:ascii="Arial" w:eastAsia="Arial" w:hAnsi="Arial" w:cs="Arial"/>
-          <w:color w:val="555555"/>
-        </w:rPr>
-        <w:t>https://taskflow-64se.onrender.com/</w:t>
-      </w:r>
-    </w:p>
-    <w:p>
-      <w:pPr>
-        <w:spacing w:after="100"/>
-        <w:rPr>
-          <w:rFonts w:ascii="Arial" w:hAnsi="Arial" w:cs="Arial"/>
-        </w:rPr>
-      </w:pPr>
-    </w:p>
-    <w:p>
-      <w:pPr>
-        <w:pBdr>
-          <w:bottom w:val="single" w:sz="6" w:space="4" w:color="2E75B6"/>
-        </w:pBdr>
-        <w:spacing w:before="260" w:after="120"/>
-        <w:rPr>
-          <w:rFonts w:ascii="Arial" w:hAnsi="Arial" w:cs="Arial"/>
-        </w:rPr>
-      </w:pPr>
-      <w:r>
-        <w:rPr>
-          <w:rFonts w:ascii="Arial" w:eastAsia="Arial" w:hAnsi="Arial" w:cs="Arial"/>
-          <w:b/>
-          <w:bCs/>
-          <w:color w:val="1F3864"/>
-          <w:sz w:val="28"/>
-          <w:szCs w:val="28"/>
-        </w:rPr>
-        <w:t>SCENARIO</w:t>
-      </w:r>
-    </w:p>
-    <w:p>
-      <w:pPr>
-        <w:spacing w:before="60" w:after="80"/>
-        <w:jc w:val="both"/>
-        <w:rPr>
-          <w:rFonts w:ascii="Arial" w:hAnsi="Arial" w:cs="Arial"/>
-        </w:rPr>
-      </w:pPr>
-    </w:p>
-    <w:tbl>
-      <w:tblPr>
-        <w:tblW w:w="9360" w:type="dxa"/>
-        <w:tblBorders>
-          <w:top w:val="single" w:sz="4" w:space="0" w:color="auto"/>
-          <w:left w:val="single" w:sz="4" w:space="0" w:color="auto"/>
-          <w:bottom w:val="single" w:sz="4" w:space="0" w:color="auto"/>
-          <w:right w:val="single" w:sz="4" w:space="0" w:color="auto"/>
-          <w:insideH w:val="single" w:sz="4" w:space="0" w:color="auto"/>
-          <w:insideV w:val="single" w:sz="4" w:space="0" w:color="auto"/>
-        </w:tblBorders>
-        <w:tblCellMar>
-          <w:left w:w="10" w:type="dxa"/>
-          <w:right w:w="10" w:type="dxa"/>
-        </w:tblCellMar>
-        <w:tblLook w:val="0000" w:firstRow="0" w:lastRow="0" w:firstColumn="0" w:lastColumn="0" w:noHBand="0" w:noVBand="0"/>
-      </w:tblPr>
-      <w:tblGrid>
-        <w:gridCol w:w="500"/>
-        <w:gridCol w:w="1800"/>
-        <w:gridCol w:w="2200"/>
-        <w:gridCol w:w="4860"/>
-      </w:tblGrid>
-      <w:tr>
-        <w:trPr>
-          <w:tblHeader/>
-        </w:trPr>
-        <w:tc>
-          <w:tcPr>
-            <w:tcW w:w="500" w:type="dxa"/>
-            <w:tcBorders>
-              <w:top w:val="single" w:sz="6" w:space="0" w:color="ADB9CA"/>
-              <w:left w:val="single" w:sz="6" w:space="0" w:color="ADB9CA"/>
-              <w:bottom w:val="single" w:sz="6" w:space="0" w:color="ADB9CA"/>
-              <w:right w:val="single" w:sz="6" w:space="0" w:color="ADB9CA"/>
-            </w:tcBorders>
-            <w:shd w:val="clear" w:color="auto" w:fill="1F3864"/>
-            <w:tcMar>
-              <w:top w:w="80" w:type="dxa"/>
-              <w:left w:w="140" w:type="dxa"/>
-              <w:bottom w:w="80" w:type="dxa"/>
-              <w:right w:w="140" w:type="dxa"/>
-            </w:tcMar>
-            <w:vAlign w:val="center"/>
-          </w:tcPr>
-          <w:p>
-            <w:pPr>
-              <w:rPr>
-                <w:rFonts w:ascii="Arial" w:hAnsi="Arial" w:cs="Arial"/>
-              </w:rPr>
-            </w:pPr>
-            <w:r>
-              <w:rPr>
-                <w:rFonts w:ascii="Arial" w:eastAsia="Arial" w:hAnsi="Arial" w:cs="Arial"/>
-                <w:b/>
-                <w:bCs/>
-                <w:color w:val="FFFFFF"/>
-                <w:sz w:val="18"/>
-                <w:szCs w:val="18"/>
-              </w:rPr>
-              <w:t>Sr #</w:t>
-            </w:r>
-          </w:p>
-        </w:tc>
-        <w:tc>
-          <w:tcPr>
-            <w:tcW w:w="1800" w:type="dxa"/>
-            <w:tcBorders>
-              <w:top w:val="single" w:sz="6" w:space="0" w:color="ADB9CA"/>
-              <w:left w:val="single" w:sz="6" w:space="0" w:color="ADB9CA"/>
-              <w:bottom w:val="single" w:sz="6" w:space="0" w:color="ADB9CA"/>
-              <w:right w:val="single" w:sz="6" w:space="0" w:color="ADB9CA"/>
-            </w:tcBorders>
-            <w:shd w:val="clear" w:color="auto" w:fill="1F3864"/>
-            <w:tcMar>
-              <w:top w:w="80" w:type="dxa"/>
-              <w:left w:w="140" w:type="dxa"/>
-              <w:bottom w:w="80" w:type="dxa"/>
-              <w:right w:w="140" w:type="dxa"/>
-            </w:tcMar>
-            <w:vAlign w:val="center"/>
-          </w:tcPr>
-          <w:p>
-            <w:pPr>
-              <w:rPr>
-                <w:rFonts w:ascii="Arial" w:hAnsi="Arial" w:cs="Arial"/>
-              </w:rPr>
-            </w:pPr>
-            <w:r>
-              <w:rPr>
-                <w:rFonts w:ascii="Arial" w:eastAsia="Arial" w:hAnsi="Arial" w:cs="Arial"/>
-                <w:b/>
-                <w:bCs/>
-                <w:color w:val="FFFFFF"/>
-                <w:sz w:val="18"/>
-                <w:szCs w:val="18"/>
-              </w:rPr>
-              <w:t>Page File</w:t>
-            </w:r>
-          </w:p>
-        </w:tc>
-        <w:tc>
-          <w:tcPr>
-            <w:tcW w:w="2200" w:type="dxa"/>
-            <w:tcBorders>
-              <w:top w:val="single" w:sz="6" w:space="0" w:color="ADB9CA"/>
-              <w:left w:val="single" w:sz="6" w:space="0" w:color="ADB9CA"/>
-              <w:bottom w:val="single" w:sz="6" w:space="0" w:color="ADB9CA"/>
-              <w:right w:val="single" w:sz="6" w:space="0" w:color="ADB9CA"/>
-            </w:tcBorders>
-            <w:shd w:val="clear" w:color="auto" w:fill="1F3864"/>
-            <w:tcMar>
-              <w:top w:w="80" w:type="dxa"/>
-              <w:left w:w="140" w:type="dxa"/>
-              <w:bottom w:w="80" w:type="dxa"/>
-              <w:right w:w="140" w:type="dxa"/>
-            </w:tcMar>
-            <w:vAlign w:val="center"/>
-          </w:tcPr>
-          <w:p>
-            <w:pPr>
-              <w:rPr>
-                <w:rFonts w:ascii="Arial" w:hAnsi="Arial" w:cs="Arial"/>
-              </w:rPr>
-            </w:pPr>
-            <w:r>
-              <w:rPr>
-                <w:rFonts w:ascii="Arial" w:eastAsia="Arial" w:hAnsi="Arial" w:cs="Arial"/>
-                <w:b/>
-                <w:bCs/>
-                <w:color w:val="FFFFFF"/>
-                <w:sz w:val="18"/>
-                <w:szCs w:val="18"/>
-              </w:rPr>
-              <w:t>Page Name</w:t>
-            </w:r>
-          </w:p>
-        </w:tc>
-        <w:tc>
-          <w:tcPr>
-            <w:tcW w:w="4860" w:type="dxa"/>
-            <w:tcBorders>
-              <w:top w:val="single" w:sz="6" w:space="0" w:color="ADB9CA"/>
-              <w:left w:val="single" w:sz="6" w:space="0" w:color="ADB9CA"/>
-              <w:bottom w:val="single" w:sz="6" w:space="0" w:color="ADB9CA"/>
-              <w:right w:val="single" w:sz="6" w:space="0" w:color="ADB9CA"/>
-            </w:tcBorders>
-            <w:shd w:val="clear" w:color="auto" w:fill="1F3864"/>
-            <w:tcMar>
-              <w:top w:w="80" w:type="dxa"/>
-              <w:left w:w="140" w:type="dxa"/>
-              <w:bottom w:w="80" w:type="dxa"/>
-              <w:right w:w="140" w:type="dxa"/>
-            </w:tcMar>
-            <w:vAlign w:val="center"/>
-          </w:tcPr>
-          <w:p>
-            <w:pPr>
-              <w:rPr>
-                <w:rFonts w:ascii="Arial" w:hAnsi="Arial" w:cs="Arial"/>
-              </w:rPr>
-            </w:pPr>
-            <w:r>
-              <w:rPr>
-                <w:rFonts w:ascii="Arial" w:eastAsia="Arial" w:hAnsi="Arial" w:cs="Arial"/>
-                <w:b/>
-                <w:bCs/>
-                <w:color w:val="FFFFFF"/>
-                <w:sz w:val="18"/>
-                <w:szCs w:val="18"/>
-              </w:rPr>
-              <w:t>Page Responsibility</w:t>
+            <w:r>
+              <w:rPr>
+                <w:rFonts w:ascii="Arial" w:hAnsi="Arial" w:cs="Arial"/>
+              </w:rPr>
+              <w:t>Yes</w:t>
             </w:r>
           </w:p>
         </w:tc>
@@ -1834,153 +1740,7 @@
       <w:tr>
         <w:tc>
           <w:tcPr>
-            <w:tcW w:w="500" w:type="dxa"/>
-            <w:tcBorders>
-              <w:top w:val="single" w:sz="6" w:space="0" w:color="ADB9CA"/>
-              <w:left w:val="single" w:sz="6" w:space="0" w:color="ADB9CA"/>
-              <w:bottom w:val="single" w:sz="6" w:space="0" w:color="ADB9CA"/>
-              <w:right w:val="single" w:sz="6" w:space="0" w:color="ADB9CA"/>
-            </w:tcBorders>
-            <w:shd w:val="clear" w:color="auto" w:fill="E8F0FB"/>
-            <w:tcMar>
-              <w:top w:w="80" w:type="dxa"/>
-              <w:left w:w="140" w:type="dxa"/>
-              <w:bottom w:w="80" w:type="dxa"/>
-              <w:right w:w="140" w:type="dxa"/>
-            </w:tcMar>
-            <w:vAlign w:val="center"/>
-          </w:tcPr>
-          <w:p>
-            <w:pPr>
-              <w:rPr>
-                <w:rFonts w:ascii="Arial" w:hAnsi="Arial" w:cs="Arial"/>
-              </w:rPr>
-            </w:pPr>
-            <w:r>
-              <w:rPr>
-                <w:rFonts w:ascii="Arial" w:eastAsia="Arial" w:hAnsi="Arial" w:cs="Arial"/>
-                <w:b/>
-                <w:bCs/>
-                <w:color w:val="000000"/>
-                <w:sz w:val="18"/>
-                <w:szCs w:val="18"/>
-              </w:rPr>
-              <w:t>1</w:t>
-            </w:r>
-          </w:p>
-        </w:tc>
-        <w:tc>
-          <w:tcPr>
-            <w:tcW w:w="1800" w:type="dxa"/>
-            <w:tcBorders>
-              <w:top w:val="single" w:sz="6" w:space="0" w:color="ADB9CA"/>
-              <w:left w:val="single" w:sz="6" w:space="0" w:color="ADB9CA"/>
-              <w:bottom w:val="single" w:sz="6" w:space="0" w:color="ADB9CA"/>
-              <w:right w:val="single" w:sz="6" w:space="0" w:color="ADB9CA"/>
-            </w:tcBorders>
-            <w:shd w:val="clear" w:color="auto" w:fill="E8F0FB"/>
-            <w:tcMar>
-              <w:top w:w="80" w:type="dxa"/>
-              <w:left w:w="140" w:type="dxa"/>
-              <w:bottom w:w="80" w:type="dxa"/>
-              <w:right w:w="140" w:type="dxa"/>
-            </w:tcMar>
-            <w:vAlign w:val="center"/>
-          </w:tcPr>
-          <w:p>
-            <w:pPr>
-              <w:rPr>
-                <w:rFonts w:ascii="Arial" w:hAnsi="Arial" w:cs="Arial"/>
-              </w:rPr>
-            </w:pPr>
-            <w:r>
-              <w:rPr>
-                <w:rFonts w:ascii="Arial" w:eastAsia="Arial" w:hAnsi="Arial" w:cs="Arial"/>
-                <w:b/>
-                <w:bCs/>
-                <w:color w:val="000000"/>
-                <w:sz w:val="18"/>
-                <w:szCs w:val="18"/>
-              </w:rPr>
-              <w:t>index.html</w:t>
-            </w:r>
-          </w:p>
-        </w:tc>
-        <w:tc>
-          <w:tcPr>
-            <w:tcW w:w="2200" w:type="dxa"/>
-            <w:tcBorders>
-              <w:top w:val="single" w:sz="6" w:space="0" w:color="ADB9CA"/>
-              <w:left w:val="single" w:sz="6" w:space="0" w:color="ADB9CA"/>
-              <w:bottom w:val="single" w:sz="6" w:space="0" w:color="ADB9CA"/>
-              <w:right w:val="single" w:sz="6" w:space="0" w:color="ADB9CA"/>
-            </w:tcBorders>
-            <w:shd w:val="clear" w:color="auto" w:fill="E8F0FB"/>
-            <w:tcMar>
-              <w:top w:w="80" w:type="dxa"/>
-              <w:left w:w="140" w:type="dxa"/>
-              <w:bottom w:w="80" w:type="dxa"/>
-              <w:right w:w="140" w:type="dxa"/>
-            </w:tcMar>
-            <w:vAlign w:val="center"/>
-          </w:tcPr>
-          <w:p>
-            <w:pPr>
-              <w:rPr>
-                <w:rFonts w:ascii="Arial" w:hAnsi="Arial" w:cs="Arial"/>
-              </w:rPr>
-            </w:pPr>
-            <w:r>
-              <w:rPr>
-                <w:rFonts w:ascii="Arial" w:eastAsia="Arial" w:hAnsi="Arial" w:cs="Arial"/>
-                <w:color w:val="000000"/>
-                <w:sz w:val="18"/>
-                <w:szCs w:val="18"/>
-              </w:rPr>
-              <w:t>Home / Dashboard</w:t>
-            </w:r>
-          </w:p>
-        </w:tc>
-        <w:tc>
-          <w:tcPr>
-            <w:tcW w:w="4860" w:type="dxa"/>
-            <w:tcBorders>
-              <w:top w:val="single" w:sz="6" w:space="0" w:color="ADB9CA"/>
-              <w:left w:val="single" w:sz="6" w:space="0" w:color="ADB9CA"/>
-              <w:bottom w:val="single" w:sz="6" w:space="0" w:color="ADB9CA"/>
-              <w:right w:val="single" w:sz="6" w:space="0" w:color="ADB9CA"/>
-            </w:tcBorders>
-            <w:shd w:val="clear" w:color="auto" w:fill="E8F0FB"/>
-            <w:tcMar>
-              <w:top w:w="80" w:type="dxa"/>
-              <w:left w:w="140" w:type="dxa"/>
-              <w:bottom w:w="80" w:type="dxa"/>
-              <w:right w:w="140" w:type="dxa"/>
-            </w:tcMar>
-            <w:vAlign w:val="center"/>
-          </w:tcPr>
-          <w:p>
-            <w:pPr>
-              <w:rPr>
-                <w:rFonts w:ascii="Arial" w:hAnsi="Arial" w:cs="Arial"/>
-              </w:rPr>
-            </w:pPr>
-            <w:r>
-              <w:rPr>
-                <w:rFonts w:ascii="Arial" w:eastAsia="Arial" w:hAnsi="Arial" w:cs="Arial"/>
-                <w:color w:val="000000"/>
-                <w:sz w:val="18"/>
-                <w:szCs w:val="18"/>
-              </w:rPr>
-              <w:t>Overview of all tasks: summary counts (total, pending, completed), a welcome message, and navigation links to all other pages.</w:t>
-            </w:r>
-          </w:p>
-        </w:tc>
-      </w:tr>
-      <w:tr>
-        <w:tc>
-          <w:tcPr>
-            <w:tcW w:w="500" w:type="dxa"/>
+            <w:tcW w:w="472" w:type="dxa"/>
             <w:tcBorders>
               <w:top w:val="single" w:sz="6" w:space="0" w:color="ADB9CA"/>
               <w:left w:val="single" w:sz="6" w:space="0" w:color="ADB9CA"/>
@@ -1999,25 +1759,26 @@
           <w:p>
             <w:pPr>
               <w:rPr>
-                <w:rFonts w:ascii="Arial" w:hAnsi="Arial" w:cs="Arial"/>
-              </w:rPr>
-            </w:pPr>
-            <w:r>
-              <w:rPr>
                 <w:rFonts w:ascii="Arial" w:eastAsia="Arial" w:hAnsi="Arial" w:cs="Arial"/>
-                <w:b/>
-                <w:bCs/>
                 <w:color w:val="000000"/>
                 <w:sz w:val="18"/>
                 <w:szCs w:val="18"/>
               </w:rPr>
-              <w:t>2</w:t>
+            </w:pPr>
+            <w:r>
+              <w:rPr>
+                <w:rFonts w:ascii="Arial" w:eastAsia="Arial" w:hAnsi="Arial" w:cs="Arial"/>
+                <w:color w:val="000000"/>
+                <w:sz w:val="18"/>
+                <w:szCs w:val="18"/>
+              </w:rPr>
+              <w:t>6</w:t>
             </w:r>
           </w:p>
         </w:tc>
         <w:tc>
           <w:tcPr>
-            <w:tcW w:w="1800" w:type="dxa"/>
+            <w:tcW w:w="1596" w:type="dxa"/>
             <w:tcBorders>
               <w:top w:val="single" w:sz="6" w:space="0" w:color="ADB9CA"/>
               <w:left w:val="single" w:sz="6" w:space="0" w:color="ADB9CA"/>
@@ -2039,22 +1800,33 @@
                 <w:rFonts w:ascii="Arial" w:hAnsi="Arial" w:cs="Arial"/>
               </w:rPr>
             </w:pPr>
-            <w:r>
-              <w:rPr>
-                <w:rFonts w:ascii="Arial" w:eastAsia="Arial" w:hAnsi="Arial" w:cs="Arial"/>
-                <w:b/>
-                <w:bCs/>
-                <w:color w:val="000000"/>
-                <w:sz w:val="18"/>
-                <w:szCs w:val="18"/>
-              </w:rPr>
-              <w:t>add-task.html</w:t>
-            </w:r>
+            <w:proofErr w:type="spellStart"/>
+            <w:r>
+              <w:rPr>
+                <w:rFonts w:ascii="Arial" w:hAnsi="Arial" w:cs="Arial"/>
+              </w:rPr>
+              <w:t>Saif</w:t>
+            </w:r>
+            <w:proofErr w:type="spellEnd"/>
+            <w:r>
+              <w:rPr>
+                <w:rFonts w:ascii="Arial" w:hAnsi="Arial" w:cs="Arial"/>
+              </w:rPr>
+              <w:t xml:space="preserve"> Ur </w:t>
+            </w:r>
+            <w:proofErr w:type="spellStart"/>
+            <w:r>
+              <w:rPr>
+                <w:rFonts w:ascii="Arial" w:hAnsi="Arial" w:cs="Arial"/>
+              </w:rPr>
+              <w:t>Rehman</w:t>
+            </w:r>
+            <w:proofErr w:type="spellEnd"/>
           </w:p>
         </w:tc>
         <w:tc>
           <w:tcPr>
-            <w:tcW w:w="2200" w:type="dxa"/>
+            <w:tcW w:w="1180" w:type="dxa"/>
             <w:tcBorders>
               <w:top w:val="single" w:sz="6" w:space="0" w:color="ADB9CA"/>
               <w:left w:val="single" w:sz="6" w:space="0" w:color="ADB9CA"/>
@@ -2078,18 +1850,15 @@
             </w:pPr>
             <w:r>
               <w:rPr>
-                <w:rFonts w:ascii="Arial" w:eastAsia="Arial" w:hAnsi="Arial" w:cs="Arial"/>
-                <w:color w:val="000000"/>
-                <w:sz w:val="18"/>
-                <w:szCs w:val="18"/>
-              </w:rPr>
-              <w:t>Add Task</w:t>
+                <w:rFonts w:ascii="Arial" w:hAnsi="Arial" w:cs="Arial"/>
+              </w:rPr>
+              <w:t>SaifCodes-02</w:t>
             </w:r>
           </w:p>
         </w:tc>
         <w:tc>
           <w:tcPr>
-            <w:tcW w:w="4860" w:type="dxa"/>
+            <w:tcW w:w="1561" w:type="dxa"/>
             <w:tcBorders>
               <w:top w:val="single" w:sz="6" w:space="0" w:color="ADB9CA"/>
               <w:left w:val="single" w:sz="6" w:space="0" w:color="ADB9CA"/>
@@ -2113,184 +1882,15 @@
             </w:pPr>
             <w:r>
               <w:rPr>
-                <w:rFonts w:ascii="Arial" w:eastAsia="Arial" w:hAnsi="Arial" w:cs="Arial"/>
-                <w:color w:val="000000"/>
-                <w:sz w:val="18"/>
-                <w:szCs w:val="18"/>
-              </w:rPr>
-              <w:t xml:space="preserve">An HTML form allowing the user to enter a new task </w:t>
-            </w:r>
-            <w:r>
-              <w:rPr>
-                <w:rFonts w:ascii="Arial" w:eastAsia="Arial" w:hAnsi="Arial" w:cs="Arial"/>
-                <w:color w:val="000000"/>
-                <w:sz w:val="18"/>
-                <w:szCs w:val="18"/>
-              </w:rPr>
-              <w:t>,</w:t>
-            </w:r>
-            <w:r>
-              <w:rPr>
-                <w:rFonts w:ascii="Arial" w:eastAsia="Arial" w:hAnsi="Arial" w:cs="Arial"/>
-                <w:color w:val="000000"/>
-                <w:sz w:val="18"/>
-                <w:szCs w:val="18"/>
-              </w:rPr>
-              <w:t xml:space="preserve"> fields for task title, description, due date, and priority (High / Medium / Low).</w:t>
-            </w:r>
-          </w:p>
-        </w:tc>
-      </w:tr>
-      <w:tr>
-        <w:tc>
-          <w:tcPr>
-            <w:tcW w:w="500" w:type="dxa"/>
-            <w:tcBorders>
-              <w:top w:val="single" w:sz="6" w:space="0" w:color="ADB9CA"/>
-              <w:left w:val="single" w:sz="6" w:space="0" w:color="ADB9CA"/>
-              <w:bottom w:val="single" w:sz="6" w:space="0" w:color="ADB9CA"/>
-              <w:right w:val="single" w:sz="6" w:space="0" w:color="ADB9CA"/>
-            </w:tcBorders>
-            <w:shd w:val="clear" w:color="auto" w:fill="E8F0FB"/>
-            <w:tcMar>
-              <w:top w:w="80" w:type="dxa"/>
-              <w:left w:w="140" w:type="dxa"/>
-              <w:bottom w:w="80" w:type="dxa"/>
-              <w:right w:w="140" w:type="dxa"/>
-            </w:tcMar>
-            <w:vAlign w:val="center"/>
-          </w:tcPr>
-          <w:p>
-            <w:pPr>
-              <w:rPr>
-                <w:rFonts w:ascii="Arial" w:hAnsi="Arial" w:cs="Arial"/>
-              </w:rPr>
-            </w:pPr>
-            <w:r>
-              <w:rPr>
-                <w:rFonts w:ascii="Arial" w:eastAsia="Arial" w:hAnsi="Arial" w:cs="Arial"/>
-                <w:b/>
-                <w:bCs/>
-                <w:color w:val="000000"/>
-                <w:sz w:val="18"/>
-                <w:szCs w:val="18"/>
-              </w:rPr>
-              <w:t>3</w:t>
+                <w:rFonts w:ascii="Arial" w:hAnsi="Arial" w:cs="Arial"/>
+              </w:rPr>
+              <w:t>member</w:t>
             </w:r>
           </w:p>
         </w:tc>
         <w:tc>
           <w:tcPr>
-            <w:tcW w:w="1800" w:type="dxa"/>
-            <w:tcBorders>
-              <w:top w:val="single" w:sz="6" w:space="0" w:color="ADB9CA"/>
-              <w:left w:val="single" w:sz="6" w:space="0" w:color="ADB9CA"/>
-              <w:bottom w:val="single" w:sz="6" w:space="0" w:color="ADB9CA"/>
-              <w:right w:val="single" w:sz="6" w:space="0" w:color="ADB9CA"/>
-            </w:tcBorders>
-            <w:shd w:val="clear" w:color="auto" w:fill="E8F0FB"/>
-            <w:tcMar>
-              <w:top w:w="80" w:type="dxa"/>
-              <w:left w:w="140" w:type="dxa"/>
-              <w:bottom w:w="80" w:type="dxa"/>
-              <w:right w:w="140" w:type="dxa"/>
-            </w:tcMar>
-            <w:vAlign w:val="center"/>
-          </w:tcPr>
-          <w:p>
-            <w:pPr>
-              <w:rPr>
-                <w:rFonts w:ascii="Arial" w:hAnsi="Arial" w:cs="Arial"/>
-              </w:rPr>
-            </w:pPr>
-            <w:r>
-              <w:rPr>
-                <w:rFonts w:ascii="Arial" w:eastAsia="Arial" w:hAnsi="Arial" w:cs="Arial"/>
-                <w:b/>
-                <w:bCs/>
-                <w:color w:val="000000"/>
-                <w:sz w:val="18"/>
-                <w:szCs w:val="18"/>
-              </w:rPr>
-              <w:t>task-list.html</w:t>
-            </w:r>
-          </w:p>
-        </w:tc>
-        <w:tc>
-          <w:tcPr>
-            <w:tcW w:w="2200" w:type="dxa"/>
-            <w:tcBorders>
-              <w:top w:val="single" w:sz="6" w:space="0" w:color="ADB9CA"/>
-              <w:left w:val="single" w:sz="6" w:space="0" w:color="ADB9CA"/>
-              <w:bottom w:val="single" w:sz="6" w:space="0" w:color="ADB9CA"/>
-              <w:right w:val="single" w:sz="6" w:space="0" w:color="ADB9CA"/>
-            </w:tcBorders>
-            <w:shd w:val="clear" w:color="auto" w:fill="E8F0FB"/>
-            <w:tcMar>
-              <w:top w:w="80" w:type="dxa"/>
-              <w:left w:w="140" w:type="dxa"/>
-              <w:bottom w:w="80" w:type="dxa"/>
-              <w:right w:w="140" w:type="dxa"/>
-            </w:tcMar>
-            <w:vAlign w:val="center"/>
-          </w:tcPr>
-          <w:p>
-            <w:pPr>
-              <w:rPr>
-                <w:rFonts w:ascii="Arial" w:hAnsi="Arial" w:cs="Arial"/>
-              </w:rPr>
-            </w:pPr>
-            <w:r>
-              <w:rPr>
-                <w:rFonts w:ascii="Arial" w:eastAsia="Arial" w:hAnsi="Arial" w:cs="Arial"/>
-                <w:color w:val="000000"/>
-                <w:sz w:val="18"/>
-                <w:szCs w:val="18"/>
-              </w:rPr>
-              <w:t>Task List</w:t>
-            </w:r>
-          </w:p>
-        </w:tc>
-        <w:tc>
-          <w:tcPr>
-            <w:tcW w:w="4860" w:type="dxa"/>
-            <w:tcBorders>
-              <w:top w:val="single" w:sz="6" w:space="0" w:color="ADB9CA"/>
-              <w:left w:val="single" w:sz="6" w:space="0" w:color="ADB9CA"/>
-              <w:bottom w:val="single" w:sz="6" w:space="0" w:color="ADB9CA"/>
-              <w:right w:val="single" w:sz="6" w:space="0" w:color="ADB9CA"/>
-            </w:tcBorders>
-            <w:shd w:val="clear" w:color="auto" w:fill="E8F0FB"/>
-            <w:tcMar>
-              <w:top w:w="80" w:type="dxa"/>
-              <w:left w:w="140" w:type="dxa"/>
-              <w:bottom w:w="80" w:type="dxa"/>
-              <w:right w:w="140" w:type="dxa"/>
-            </w:tcMar>
-            <w:vAlign w:val="center"/>
-          </w:tcPr>
-          <w:p>
-            <w:pPr>
-              <w:rPr>
-                <w:rFonts w:ascii="Arial" w:hAnsi="Arial" w:cs="Arial"/>
-              </w:rPr>
-            </w:pPr>
-            <w:r>
-              <w:rPr>
-                <w:rFonts w:ascii="Arial" w:eastAsia="Arial" w:hAnsi="Arial" w:cs="Arial"/>
-                <w:color w:val="000000"/>
-                <w:sz w:val="18"/>
-                <w:szCs w:val="18"/>
-              </w:rPr>
-              <w:t>A table listing all tasks with columns for title, due date, priority, and status. Includes basic filter buttons (All / Pending / Completed).</w:t>
-            </w:r>
-          </w:p>
-        </w:tc>
-      </w:tr>
-      <w:tr>
-        <w:tc>
-          <w:tcPr>
-            <w:tcW w:w="500" w:type="dxa"/>
+            <w:tcW w:w="1297" w:type="dxa"/>
             <w:tcBorders>
               <w:top w:val="single" w:sz="6" w:space="0" w:color="ADB9CA"/>
               <w:left w:val="single" w:sz="6" w:space="0" w:color="ADB9CA"/>
@@ -2314,20 +1914,15 @@
             </w:pPr>
             <w:r>
               <w:rPr>
-                <w:rFonts w:ascii="Arial" w:eastAsia="Arial" w:hAnsi="Arial" w:cs="Arial"/>
-                <w:b/>
-                <w:bCs/>
-                <w:color w:val="000000"/>
-                <w:sz w:val="18"/>
-                <w:szCs w:val="18"/>
-              </w:rPr>
-              <w:t>4</w:t>
+                <w:rFonts w:ascii="Arial" w:hAnsi="Arial" w:cs="Arial"/>
+              </w:rPr>
+              <w:t>addtask.html</w:t>
             </w:r>
           </w:p>
         </w:tc>
         <w:tc>
           <w:tcPr>
-            <w:tcW w:w="1800" w:type="dxa"/>
+            <w:tcW w:w="1632" w:type="dxa"/>
             <w:tcBorders>
               <w:top w:val="single" w:sz="6" w:space="0" w:color="ADB9CA"/>
               <w:left w:val="single" w:sz="6" w:space="0" w:color="ADB9CA"/>
@@ -2351,20 +1946,23 @@
             </w:pPr>
             <w:r>
               <w:rPr>
-                <w:rFonts w:ascii="Arial" w:eastAsia="Arial" w:hAnsi="Arial" w:cs="Arial"/>
-                <w:b/>
-                <w:bCs/>
-                <w:color w:val="000000"/>
-                <w:sz w:val="18"/>
-                <w:szCs w:val="18"/>
-              </w:rPr>
-              <w:t>task-detail.html</w:t>
-            </w:r>
+                <w:rFonts w:ascii="Arial" w:hAnsi="Arial" w:cs="Arial"/>
+              </w:rPr>
+              <w:t>feature/</w:t>
+            </w:r>
+            <w:proofErr w:type="spellStart"/>
+            <w:r>
+              <w:rPr>
+                <w:rFonts w:ascii="Arial" w:hAnsi="Arial" w:cs="Arial"/>
+              </w:rPr>
+              <w:t>addtask</w:t>
+            </w:r>
+            <w:proofErr w:type="spellEnd"/>
           </w:p>
         </w:tc>
         <w:tc>
           <w:tcPr>
-            <w:tcW w:w="2200" w:type="dxa"/>
+            <w:tcW w:w="1622" w:type="dxa"/>
             <w:tcBorders>
               <w:top w:val="single" w:sz="6" w:space="0" w:color="ADB9CA"/>
               <w:left w:val="single" w:sz="6" w:space="0" w:color="ADB9CA"/>
@@ -2388,194 +1986,9 @@
             </w:pPr>
             <w:r>
               <w:rPr>
-                <w:rFonts w:ascii="Arial" w:eastAsia="Arial" w:hAnsi="Arial" w:cs="Arial"/>
-                <w:color w:val="000000"/>
-                <w:sz w:val="18"/>
-                <w:szCs w:val="18"/>
-              </w:rPr>
-              <w:t>Task Detail</w:t>
-            </w:r>
-          </w:p>
-        </w:tc>
-        <w:tc>
-          <w:tcPr>
-            <w:tcW w:w="4860" w:type="dxa"/>
-            <w:tcBorders>
-              <w:top w:val="single" w:sz="6" w:space="0" w:color="ADB9CA"/>
-              <w:left w:val="single" w:sz="6" w:space="0" w:color="ADB9CA"/>
-              <w:bottom w:val="single" w:sz="6" w:space="0" w:color="ADB9CA"/>
-              <w:right w:val="single" w:sz="6" w:space="0" w:color="ADB9CA"/>
-            </w:tcBorders>
-            <w:shd w:val="clear" w:color="auto" w:fill="FFFFFF"/>
-            <w:tcMar>
-              <w:top w:w="80" w:type="dxa"/>
-              <w:left w:w="140" w:type="dxa"/>
-              <w:bottom w:w="80" w:type="dxa"/>
-              <w:right w:w="140" w:type="dxa"/>
-            </w:tcMar>
-            <w:vAlign w:val="center"/>
-          </w:tcPr>
-          <w:p>
-            <w:pPr>
-              <w:rPr>
-                <w:rFonts w:ascii="Arial" w:hAnsi="Arial" w:cs="Arial"/>
-              </w:rPr>
-            </w:pPr>
-            <w:r>
-              <w:rPr>
-                <w:rFonts w:ascii="Arial" w:eastAsia="Arial" w:hAnsi="Arial" w:cs="Arial"/>
-                <w:color w:val="000000"/>
-                <w:sz w:val="18"/>
-                <w:szCs w:val="18"/>
-              </w:rPr>
-              <w:t>A page displaying the full details of a single selected task, with an option to mark it as complete or delete it.</w:t>
-            </w:r>
-          </w:p>
-        </w:tc>
-      </w:tr>
-      <w:tr>
-        <w:tc>
-          <w:tcPr>
-            <w:tcW w:w="500" w:type="dxa"/>
-            <w:tcBorders>
-              <w:top w:val="single" w:sz="6" w:space="0" w:color="ADB9CA"/>
-              <w:left w:val="single" w:sz="6" w:space="0" w:color="ADB9CA"/>
-              <w:bottom w:val="single" w:sz="6" w:space="0" w:color="ADB9CA"/>
-              <w:right w:val="single" w:sz="6" w:space="0" w:color="ADB9CA"/>
-            </w:tcBorders>
-            <w:shd w:val="clear" w:color="auto" w:fill="E8F0FB"/>
-            <w:tcMar>
-              <w:top w:w="80" w:type="dxa"/>
-              <w:left w:w="140" w:type="dxa"/>
-              <w:bottom w:w="80" w:type="dxa"/>
-              <w:right w:w="140" w:type="dxa"/>
-            </w:tcMar>
-            <w:vAlign w:val="center"/>
-          </w:tcPr>
-          <w:p>
-            <w:pPr>
-              <w:rPr>
-                <w:rFonts w:ascii="Arial" w:hAnsi="Arial" w:cs="Arial"/>
-              </w:rPr>
-            </w:pPr>
-            <w:r>
-              <w:rPr>
-                <w:rFonts w:ascii="Arial" w:eastAsia="Arial" w:hAnsi="Arial" w:cs="Arial"/>
-                <w:b/>
-                <w:bCs/>
-                <w:color w:val="000000"/>
-                <w:sz w:val="18"/>
-                <w:szCs w:val="18"/>
-              </w:rPr>
-              <w:lastRenderedPageBreak/>
-              <w:t>5</w:t>
-            </w:r>
-          </w:p>
-        </w:tc>
-        <w:tc>
-          <w:tcPr>
-            <w:tcW w:w="1800" w:type="dxa"/>
-            <w:tcBorders>
-              <w:top w:val="single" w:sz="6" w:space="0" w:color="ADB9CA"/>
-              <w:left w:val="single" w:sz="6" w:space="0" w:color="ADB9CA"/>
-              <w:bottom w:val="single" w:sz="6" w:space="0" w:color="ADB9CA"/>
-              <w:right w:val="single" w:sz="6" w:space="0" w:color="ADB9CA"/>
-            </w:tcBorders>
-            <w:shd w:val="clear" w:color="auto" w:fill="E8F0FB"/>
-            <w:tcMar>
-              <w:top w:w="80" w:type="dxa"/>
-              <w:left w:w="140" w:type="dxa"/>
-              <w:bottom w:w="80" w:type="dxa"/>
-              <w:right w:w="140" w:type="dxa"/>
-            </w:tcMar>
-            <w:vAlign w:val="center"/>
-          </w:tcPr>
-          <w:p>
-            <w:pPr>
-              <w:rPr>
-                <w:rFonts w:ascii="Arial" w:hAnsi="Arial" w:cs="Arial"/>
-              </w:rPr>
-            </w:pPr>
-            <w:r>
-              <w:rPr>
-                <w:rFonts w:ascii="Arial" w:eastAsia="Arial" w:hAnsi="Arial" w:cs="Arial"/>
-                <w:b/>
-                <w:bCs/>
-                <w:color w:val="000000"/>
-                <w:sz w:val="18"/>
-                <w:szCs w:val="18"/>
-              </w:rPr>
-              <w:t>about.html</w:t>
-            </w:r>
-          </w:p>
-        </w:tc>
-        <w:tc>
-          <w:tcPr>
-            <w:tcW w:w="2200" w:type="dxa"/>
-            <w:tcBorders>
-              <w:top w:val="single" w:sz="6" w:space="0" w:color="ADB9CA"/>
-              <w:left w:val="single" w:sz="6" w:space="0" w:color="ADB9CA"/>
-              <w:bottom w:val="single" w:sz="6" w:space="0" w:color="ADB9CA"/>
-              <w:right w:val="single" w:sz="6" w:space="0" w:color="ADB9CA"/>
-            </w:tcBorders>
-            <w:shd w:val="clear" w:color="auto" w:fill="E8F0FB"/>
-            <w:tcMar>
-              <w:top w:w="80" w:type="dxa"/>
-              <w:left w:w="140" w:type="dxa"/>
-              <w:bottom w:w="80" w:type="dxa"/>
-              <w:right w:w="140" w:type="dxa"/>
-            </w:tcMar>
-            <w:vAlign w:val="center"/>
-          </w:tcPr>
-          <w:p>
-            <w:pPr>
-              <w:rPr>
-                <w:rFonts w:ascii="Arial" w:hAnsi="Arial" w:cs="Arial"/>
-              </w:rPr>
-            </w:pPr>
-            <w:r>
-              <w:rPr>
-                <w:rFonts w:ascii="Arial" w:eastAsia="Arial" w:hAnsi="Arial" w:cs="Arial"/>
-                <w:color w:val="000000"/>
-                <w:sz w:val="18"/>
-                <w:szCs w:val="18"/>
-              </w:rPr>
-              <w:t>About / Help</w:t>
-            </w:r>
-          </w:p>
-        </w:tc>
-        <w:tc>
-          <w:tcPr>
-            <w:tcW w:w="4860" w:type="dxa"/>
-            <w:tcBorders>
-              <w:top w:val="single" w:sz="6" w:space="0" w:color="ADB9CA"/>
-              <w:left w:val="single" w:sz="6" w:space="0" w:color="ADB9CA"/>
-              <w:bottom w:val="single" w:sz="6" w:space="0" w:color="ADB9CA"/>
-              <w:right w:val="single" w:sz="6" w:space="0" w:color="ADB9CA"/>
-            </w:tcBorders>
-            <w:shd w:val="clear" w:color="auto" w:fill="E8F0FB"/>
-            <w:tcMar>
-              <w:top w:w="80" w:type="dxa"/>
-              <w:left w:w="140" w:type="dxa"/>
-              <w:bottom w:w="80" w:type="dxa"/>
-              <w:right w:w="140" w:type="dxa"/>
-            </w:tcMar>
-            <w:vAlign w:val="center"/>
-          </w:tcPr>
-          <w:p>
-            <w:pPr>
-              <w:rPr>
-                <w:rFonts w:ascii="Arial" w:hAnsi="Arial" w:cs="Arial"/>
-              </w:rPr>
-            </w:pPr>
-            <w:r>
-              <w:rPr>
-                <w:rFonts w:ascii="Arial" w:eastAsia="Arial" w:hAnsi="Arial" w:cs="Arial"/>
-                <w:color w:val="000000"/>
-                <w:sz w:val="18"/>
-                <w:szCs w:val="18"/>
-              </w:rPr>
-              <w:t>A page describing the TaskFlow application, its purpose, and a simple usage guide explaining how to navigate and use the app.</w:t>
+                <w:rFonts w:ascii="Arial" w:hAnsi="Arial" w:cs="Arial"/>
+              </w:rPr>
+              <w:t>Yes</w:t>
             </w:r>
           </w:p>
         </w:tc>
@@ -2591,7 +2004,7 @@
     </w:p>
     <w:p>
       <w:pPr>
-        <w:spacing w:before="60" w:after="80"/>
+        <w:spacing w:before="60" w:after="40"/>
         <w:jc w:val="both"/>
         <w:rPr>
           <w:rFonts w:ascii="Arial" w:hAnsi="Arial" w:cs="Arial"/>
@@ -2604,12 +2017,12 @@
           <w:bCs/>
           <w:color w:val="000000"/>
         </w:rPr>
-        <w:t>Required repository structure:</w:t>
-      </w:r>
-    </w:p>
-    <w:p>
-      <w:pPr>
-        <w:spacing w:before="60" w:after="80"/>
+        <w:t>Group Repository URL:</w:t>
+      </w:r>
+    </w:p>
+    <w:p>
+      <w:pPr>
+        <w:spacing w:before="60" w:after="120"/>
         <w:jc w:val="both"/>
         <w:rPr>
           <w:rFonts w:ascii="Arial" w:hAnsi="Arial" w:cs="Arial"/>
@@ -2617,983 +2030,151 @@
       </w:pPr>
       <w:r>
         <w:rPr>
-          <w:rFonts w:ascii="Arial" w:eastAsia="Arial" w:hAnsi="Arial" w:cs="Arial"/>
-          <w:b/>
-          <w:bCs/>
-          <w:color w:val="444444"/>
-          <w:sz w:val="18"/>
-          <w:szCs w:val="18"/>
-        </w:rPr>
-        <w:t>Table 2: Expected Repository Structure</w:t>
-      </w:r>
-    </w:p>
-    <w:tbl>
-      <w:tblPr>
-        <w:tblW w:w="9360" w:type="dxa"/>
-        <w:tblBorders>
-          <w:top w:val="single" w:sz="4" w:space="0" w:color="auto"/>
-          <w:left w:val="single" w:sz="4" w:space="0" w:color="auto"/>
-          <w:bottom w:val="single" w:sz="4" w:space="0" w:color="auto"/>
-          <w:right w:val="single" w:sz="4" w:space="0" w:color="auto"/>
-          <w:insideH w:val="single" w:sz="4" w:space="0" w:color="auto"/>
-          <w:insideV w:val="single" w:sz="4" w:space="0" w:color="auto"/>
-        </w:tblBorders>
-        <w:tblCellMar>
-          <w:left w:w="10" w:type="dxa"/>
-          <w:right w:w="10" w:type="dxa"/>
-        </w:tblCellMar>
-        <w:tblLook w:val="0000" w:firstRow="0" w:lastRow="0" w:firstColumn="0" w:lastColumn="0" w:noHBand="0" w:noVBand="0"/>
-      </w:tblPr>
-      <w:tblGrid>
-        <w:gridCol w:w="3200"/>
-        <w:gridCol w:w="6160"/>
-      </w:tblGrid>
-      <w:tr>
-        <w:trPr>
-          <w:tblHeader/>
-        </w:trPr>
-        <w:tc>
-          <w:tcPr>
-            <w:tcW w:w="3200" w:type="dxa"/>
-            <w:tcBorders>
-              <w:top w:val="single" w:sz="6" w:space="0" w:color="ADB9CA"/>
-              <w:left w:val="single" w:sz="6" w:space="0" w:color="ADB9CA"/>
-              <w:bottom w:val="single" w:sz="6" w:space="0" w:color="ADB9CA"/>
-              <w:right w:val="single" w:sz="6" w:space="0" w:color="ADB9CA"/>
-            </w:tcBorders>
-            <w:shd w:val="clear" w:color="auto" w:fill="1F3864"/>
-            <w:tcMar>
-              <w:top w:w="80" w:type="dxa"/>
-              <w:left w:w="140" w:type="dxa"/>
-              <w:bottom w:w="80" w:type="dxa"/>
-              <w:right w:w="140" w:type="dxa"/>
-            </w:tcMar>
-            <w:vAlign w:val="center"/>
-          </w:tcPr>
-          <w:p>
-            <w:pPr>
-              <w:rPr>
-                <w:rFonts w:ascii="Arial" w:hAnsi="Arial" w:cs="Arial"/>
-              </w:rPr>
-            </w:pPr>
-            <w:r>
-              <w:rPr>
-                <w:rFonts w:ascii="Arial" w:eastAsia="Arial" w:hAnsi="Arial" w:cs="Arial"/>
-                <w:b/>
-                <w:bCs/>
-                <w:color w:val="FFFFFF"/>
-                <w:sz w:val="18"/>
-                <w:szCs w:val="18"/>
-              </w:rPr>
-              <w:t>File / Folder</w:t>
-            </w:r>
-          </w:p>
-        </w:tc>
-        <w:tc>
-          <w:tcPr>
-            <w:tcW w:w="6160" w:type="dxa"/>
-            <w:tcBorders>
-              <w:top w:val="single" w:sz="6" w:space="0" w:color="ADB9CA"/>
-              <w:left w:val="single" w:sz="6" w:space="0" w:color="ADB9CA"/>
-              <w:bottom w:val="single" w:sz="6" w:space="0" w:color="ADB9CA"/>
-              <w:right w:val="single" w:sz="6" w:space="0" w:color="ADB9CA"/>
-            </w:tcBorders>
-            <w:shd w:val="clear" w:color="auto" w:fill="1F3864"/>
-            <w:tcMar>
-              <w:top w:w="80" w:type="dxa"/>
-              <w:left w:w="140" w:type="dxa"/>
-              <w:bottom w:w="80" w:type="dxa"/>
-              <w:right w:w="140" w:type="dxa"/>
-            </w:tcMar>
-            <w:vAlign w:val="center"/>
-          </w:tcPr>
-          <w:p>
-            <w:pPr>
-              <w:rPr>
-                <w:rFonts w:ascii="Arial" w:hAnsi="Arial" w:cs="Arial"/>
-              </w:rPr>
-            </w:pPr>
-            <w:r>
-              <w:rPr>
-                <w:rFonts w:ascii="Arial" w:eastAsia="Arial" w:hAnsi="Arial" w:cs="Arial"/>
-                <w:b/>
-                <w:bCs/>
-                <w:color w:val="FFFFFF"/>
-                <w:sz w:val="18"/>
-                <w:szCs w:val="18"/>
-              </w:rPr>
-              <w:t>Purpose</w:t>
-            </w:r>
-          </w:p>
-        </w:tc>
-      </w:tr>
-      <w:tr>
-        <w:tc>
-          <w:tcPr>
-            <w:tcW w:w="3200" w:type="dxa"/>
-            <w:tcBorders>
-              <w:top w:val="single" w:sz="6" w:space="0" w:color="ADB9CA"/>
-              <w:left w:val="single" w:sz="6" w:space="0" w:color="ADB9CA"/>
-              <w:bottom w:val="single" w:sz="6" w:space="0" w:color="ADB9CA"/>
-              <w:right w:val="single" w:sz="6" w:space="0" w:color="ADB9CA"/>
-            </w:tcBorders>
-            <w:shd w:val="clear" w:color="auto" w:fill="E8F0FB"/>
-            <w:tcMar>
-              <w:top w:w="80" w:type="dxa"/>
-              <w:left w:w="140" w:type="dxa"/>
-              <w:bottom w:w="80" w:type="dxa"/>
-              <w:right w:w="140" w:type="dxa"/>
-            </w:tcMar>
-            <w:vAlign w:val="center"/>
-          </w:tcPr>
-          <w:p>
-            <w:pPr>
-              <w:rPr>
-                <w:rFonts w:ascii="Arial" w:hAnsi="Arial" w:cs="Arial"/>
-              </w:rPr>
-            </w:pPr>
-            <w:r>
-              <w:rPr>
-                <w:rFonts w:ascii="Arial" w:eastAsia="Arial" w:hAnsi="Arial" w:cs="Arial"/>
-                <w:b/>
-                <w:bCs/>
-                <w:color w:val="000000"/>
-                <w:sz w:val="18"/>
-                <w:szCs w:val="18"/>
-              </w:rPr>
-              <w:t>index.html</w:t>
-            </w:r>
-          </w:p>
-        </w:tc>
-        <w:tc>
-          <w:tcPr>
-            <w:tcW w:w="6160" w:type="dxa"/>
-            <w:tcBorders>
-              <w:top w:val="single" w:sz="6" w:space="0" w:color="ADB9CA"/>
-              <w:left w:val="single" w:sz="6" w:space="0" w:color="ADB9CA"/>
-              <w:bottom w:val="single" w:sz="6" w:space="0" w:color="ADB9CA"/>
-              <w:right w:val="single" w:sz="6" w:space="0" w:color="ADB9CA"/>
-            </w:tcBorders>
-            <w:shd w:val="clear" w:color="auto" w:fill="E8F0FB"/>
-            <w:tcMar>
-              <w:top w:w="80" w:type="dxa"/>
-              <w:left w:w="140" w:type="dxa"/>
-              <w:bottom w:w="80" w:type="dxa"/>
-              <w:right w:w="140" w:type="dxa"/>
-            </w:tcMar>
-            <w:vAlign w:val="center"/>
-          </w:tcPr>
-          <w:p>
-            <w:pPr>
-              <w:rPr>
-                <w:rFonts w:ascii="Arial" w:hAnsi="Arial" w:cs="Arial"/>
-              </w:rPr>
-            </w:pPr>
-            <w:r>
-              <w:rPr>
-                <w:rFonts w:ascii="Arial" w:eastAsia="Arial" w:hAnsi="Arial" w:cs="Arial"/>
-                <w:color w:val="000000"/>
-                <w:sz w:val="18"/>
-                <w:szCs w:val="18"/>
-              </w:rPr>
-              <w:t xml:space="preserve">Home / Dashboard page </w:t>
-            </w:r>
-            <w:r>
-              <w:rPr>
-                <w:rFonts w:ascii="Arial" w:eastAsia="Arial" w:hAnsi="Arial" w:cs="Arial"/>
-                <w:color w:val="000000"/>
-                <w:sz w:val="18"/>
-                <w:szCs w:val="18"/>
-              </w:rPr>
-              <w:t>,</w:t>
-            </w:r>
-            <w:r>
-              <w:rPr>
-                <w:rFonts w:ascii="Arial" w:eastAsia="Arial" w:hAnsi="Arial" w:cs="Arial"/>
-                <w:color w:val="000000"/>
-                <w:sz w:val="18"/>
-                <w:szCs w:val="18"/>
-              </w:rPr>
-              <w:t xml:space="preserve"> created by Member 1</w:t>
-            </w:r>
-          </w:p>
-        </w:tc>
-      </w:tr>
-      <w:tr>
-        <w:tc>
-          <w:tcPr>
-            <w:tcW w:w="3200" w:type="dxa"/>
-            <w:tcBorders>
-              <w:top w:val="single" w:sz="6" w:space="0" w:color="ADB9CA"/>
-              <w:left w:val="single" w:sz="6" w:space="0" w:color="ADB9CA"/>
-              <w:bottom w:val="single" w:sz="6" w:space="0" w:color="ADB9CA"/>
-              <w:right w:val="single" w:sz="6" w:space="0" w:color="ADB9CA"/>
-            </w:tcBorders>
-            <w:shd w:val="clear" w:color="auto" w:fill="FFFFFF"/>
-            <w:tcMar>
-              <w:top w:w="80" w:type="dxa"/>
-              <w:left w:w="140" w:type="dxa"/>
-              <w:bottom w:w="80" w:type="dxa"/>
-              <w:right w:w="140" w:type="dxa"/>
-            </w:tcMar>
-            <w:vAlign w:val="center"/>
-          </w:tcPr>
-          <w:p>
-            <w:pPr>
-              <w:rPr>
-                <w:rFonts w:ascii="Arial" w:hAnsi="Arial" w:cs="Arial"/>
-              </w:rPr>
-            </w:pPr>
-            <w:r>
-              <w:rPr>
-                <w:rFonts w:ascii="Arial" w:eastAsia="Arial" w:hAnsi="Arial" w:cs="Arial"/>
-                <w:b/>
-                <w:bCs/>
-                <w:color w:val="000000"/>
-                <w:sz w:val="18"/>
-                <w:szCs w:val="18"/>
-              </w:rPr>
-              <w:t>add-task.html</w:t>
-            </w:r>
-          </w:p>
-        </w:tc>
-        <w:tc>
-          <w:tcPr>
-            <w:tcW w:w="6160" w:type="dxa"/>
-            <w:tcBorders>
-              <w:top w:val="single" w:sz="6" w:space="0" w:color="ADB9CA"/>
-              <w:left w:val="single" w:sz="6" w:space="0" w:color="ADB9CA"/>
-              <w:bottom w:val="single" w:sz="6" w:space="0" w:color="ADB9CA"/>
-              <w:right w:val="single" w:sz="6" w:space="0" w:color="ADB9CA"/>
-            </w:tcBorders>
-            <w:shd w:val="clear" w:color="auto" w:fill="FFFFFF"/>
-            <w:tcMar>
-              <w:top w:w="80" w:type="dxa"/>
-              <w:left w:w="140" w:type="dxa"/>
-              <w:bottom w:w="80" w:type="dxa"/>
-              <w:right w:w="140" w:type="dxa"/>
-            </w:tcMar>
-            <w:vAlign w:val="center"/>
-          </w:tcPr>
-          <w:p>
-            <w:pPr>
-              <w:rPr>
-                <w:rFonts w:ascii="Arial" w:hAnsi="Arial" w:cs="Arial"/>
-              </w:rPr>
-            </w:pPr>
-            <w:r>
-              <w:rPr>
-                <w:rFonts w:ascii="Arial" w:eastAsia="Arial" w:hAnsi="Arial" w:cs="Arial"/>
-                <w:color w:val="000000"/>
-                <w:sz w:val="18"/>
-                <w:szCs w:val="18"/>
-              </w:rPr>
-              <w:t xml:space="preserve">Add Task page </w:t>
-            </w:r>
-            <w:r>
-              <w:rPr>
-                <w:rFonts w:ascii="Arial" w:eastAsia="Arial" w:hAnsi="Arial" w:cs="Arial"/>
-                <w:color w:val="000000"/>
-                <w:sz w:val="18"/>
-                <w:szCs w:val="18"/>
-              </w:rPr>
-              <w:t>,</w:t>
-            </w:r>
-            <w:r>
-              <w:rPr>
-                <w:rFonts w:ascii="Arial" w:eastAsia="Arial" w:hAnsi="Arial" w:cs="Arial"/>
-                <w:color w:val="000000"/>
-                <w:sz w:val="18"/>
-                <w:szCs w:val="18"/>
-              </w:rPr>
-              <w:t xml:space="preserve"> created by Member 2</w:t>
-            </w:r>
-          </w:p>
-        </w:tc>
-      </w:tr>
-      <w:tr>
-        <w:tc>
-          <w:tcPr>
-            <w:tcW w:w="3200" w:type="dxa"/>
-            <w:tcBorders>
-              <w:top w:val="single" w:sz="6" w:space="0" w:color="ADB9CA"/>
-              <w:left w:val="single" w:sz="6" w:space="0" w:color="ADB9CA"/>
-              <w:bottom w:val="single" w:sz="6" w:space="0" w:color="ADB9CA"/>
-              <w:right w:val="single" w:sz="6" w:space="0" w:color="ADB9CA"/>
-            </w:tcBorders>
-            <w:shd w:val="clear" w:color="auto" w:fill="E8F0FB"/>
-            <w:tcMar>
-              <w:top w:w="80" w:type="dxa"/>
-              <w:left w:w="140" w:type="dxa"/>
-              <w:bottom w:w="80" w:type="dxa"/>
-              <w:right w:w="140" w:type="dxa"/>
-            </w:tcMar>
-            <w:vAlign w:val="center"/>
-          </w:tcPr>
-          <w:p>
-            <w:pPr>
-              <w:rPr>
-                <w:rFonts w:ascii="Arial" w:hAnsi="Arial" w:cs="Arial"/>
-              </w:rPr>
-            </w:pPr>
-            <w:r>
-              <w:rPr>
-                <w:rFonts w:ascii="Arial" w:eastAsia="Arial" w:hAnsi="Arial" w:cs="Arial"/>
-                <w:b/>
-                <w:bCs/>
-                <w:color w:val="000000"/>
-                <w:sz w:val="18"/>
-                <w:szCs w:val="18"/>
-              </w:rPr>
-              <w:t>task-list.html</w:t>
-            </w:r>
-          </w:p>
-        </w:tc>
-        <w:tc>
-          <w:tcPr>
-            <w:tcW w:w="6160" w:type="dxa"/>
-            <w:tcBorders>
-              <w:top w:val="single" w:sz="6" w:space="0" w:color="ADB9CA"/>
-              <w:left w:val="single" w:sz="6" w:space="0" w:color="ADB9CA"/>
-              <w:bottom w:val="single" w:sz="6" w:space="0" w:color="ADB9CA"/>
-              <w:right w:val="single" w:sz="6" w:space="0" w:color="ADB9CA"/>
-            </w:tcBorders>
-            <w:shd w:val="clear" w:color="auto" w:fill="E8F0FB"/>
-            <w:tcMar>
-              <w:top w:w="80" w:type="dxa"/>
-              <w:left w:w="140" w:type="dxa"/>
-              <w:bottom w:w="80" w:type="dxa"/>
-              <w:right w:w="140" w:type="dxa"/>
-            </w:tcMar>
-            <w:vAlign w:val="center"/>
-          </w:tcPr>
-          <w:p>
-            <w:pPr>
-              <w:rPr>
-                <w:rFonts w:ascii="Arial" w:hAnsi="Arial" w:cs="Arial"/>
-              </w:rPr>
-            </w:pPr>
-            <w:r>
-              <w:rPr>
-                <w:rFonts w:ascii="Arial" w:eastAsia="Arial" w:hAnsi="Arial" w:cs="Arial"/>
-                <w:color w:val="000000"/>
-                <w:sz w:val="18"/>
-                <w:szCs w:val="18"/>
-              </w:rPr>
-              <w:t xml:space="preserve">Task List page </w:t>
-            </w:r>
-            <w:r>
-              <w:rPr>
-                <w:rFonts w:ascii="Arial" w:eastAsia="Arial" w:hAnsi="Arial" w:cs="Arial"/>
-                <w:color w:val="000000"/>
-                <w:sz w:val="18"/>
-                <w:szCs w:val="18"/>
-              </w:rPr>
-              <w:t>,</w:t>
-            </w:r>
-            <w:r>
-              <w:rPr>
-                <w:rFonts w:ascii="Arial" w:eastAsia="Arial" w:hAnsi="Arial" w:cs="Arial"/>
-                <w:color w:val="000000"/>
-                <w:sz w:val="18"/>
-                <w:szCs w:val="18"/>
-              </w:rPr>
-              <w:t xml:space="preserve"> created by Member 3</w:t>
-            </w:r>
-          </w:p>
-        </w:tc>
-      </w:tr>
-      <w:tr>
-        <w:tc>
-          <w:tcPr>
-            <w:tcW w:w="3200" w:type="dxa"/>
-            <w:tcBorders>
-              <w:top w:val="single" w:sz="6" w:space="0" w:color="ADB9CA"/>
-              <w:left w:val="single" w:sz="6" w:space="0" w:color="ADB9CA"/>
-              <w:bottom w:val="single" w:sz="6" w:space="0" w:color="ADB9CA"/>
-              <w:right w:val="single" w:sz="6" w:space="0" w:color="ADB9CA"/>
-            </w:tcBorders>
-            <w:shd w:val="clear" w:color="auto" w:fill="FFFFFF"/>
-            <w:tcMar>
-              <w:top w:w="80" w:type="dxa"/>
-              <w:left w:w="140" w:type="dxa"/>
-              <w:bottom w:w="80" w:type="dxa"/>
-              <w:right w:w="140" w:type="dxa"/>
-            </w:tcMar>
-            <w:vAlign w:val="center"/>
-          </w:tcPr>
-          <w:p>
-            <w:pPr>
-              <w:rPr>
-                <w:rFonts w:ascii="Arial" w:hAnsi="Arial" w:cs="Arial"/>
-              </w:rPr>
-            </w:pPr>
-            <w:r>
-              <w:rPr>
-                <w:rFonts w:ascii="Arial" w:eastAsia="Arial" w:hAnsi="Arial" w:cs="Arial"/>
-                <w:b/>
-                <w:bCs/>
-                <w:color w:val="000000"/>
-                <w:sz w:val="18"/>
-                <w:szCs w:val="18"/>
-              </w:rPr>
-              <w:t>task-detail.html</w:t>
-            </w:r>
-          </w:p>
-        </w:tc>
-        <w:tc>
-          <w:tcPr>
-            <w:tcW w:w="6160" w:type="dxa"/>
-            <w:tcBorders>
-              <w:top w:val="single" w:sz="6" w:space="0" w:color="ADB9CA"/>
-              <w:left w:val="single" w:sz="6" w:space="0" w:color="ADB9CA"/>
-              <w:bottom w:val="single" w:sz="6" w:space="0" w:color="ADB9CA"/>
-              <w:right w:val="single" w:sz="6" w:space="0" w:color="ADB9CA"/>
-            </w:tcBorders>
-            <w:shd w:val="clear" w:color="auto" w:fill="FFFFFF"/>
-            <w:tcMar>
-              <w:top w:w="80" w:type="dxa"/>
-              <w:left w:w="140" w:type="dxa"/>
-              <w:bottom w:w="80" w:type="dxa"/>
-              <w:right w:w="140" w:type="dxa"/>
-            </w:tcMar>
-            <w:vAlign w:val="center"/>
-          </w:tcPr>
-          <w:p>
-            <w:pPr>
-              <w:rPr>
-                <w:rFonts w:ascii="Arial" w:hAnsi="Arial" w:cs="Arial"/>
-              </w:rPr>
-            </w:pPr>
-            <w:r>
-              <w:rPr>
-                <w:rFonts w:ascii="Arial" w:eastAsia="Arial" w:hAnsi="Arial" w:cs="Arial"/>
-                <w:color w:val="000000"/>
-                <w:sz w:val="18"/>
-                <w:szCs w:val="18"/>
-              </w:rPr>
-              <w:t xml:space="preserve">Task Detail page </w:t>
-            </w:r>
-            <w:r>
-              <w:rPr>
-                <w:rFonts w:ascii="Arial" w:eastAsia="Arial" w:hAnsi="Arial" w:cs="Arial"/>
-                <w:color w:val="000000"/>
-                <w:sz w:val="18"/>
-                <w:szCs w:val="18"/>
-              </w:rPr>
-              <w:t>,</w:t>
-            </w:r>
-            <w:r>
-              <w:rPr>
-                <w:rFonts w:ascii="Arial" w:eastAsia="Arial" w:hAnsi="Arial" w:cs="Arial"/>
-                <w:color w:val="000000"/>
-                <w:sz w:val="18"/>
-                <w:szCs w:val="18"/>
-              </w:rPr>
-              <w:t xml:space="preserve"> created by Member 4</w:t>
-            </w:r>
-          </w:p>
-        </w:tc>
-      </w:tr>
-      <w:tr>
-        <w:tc>
-          <w:tcPr>
-            <w:tcW w:w="3200" w:type="dxa"/>
-            <w:tcBorders>
-              <w:top w:val="single" w:sz="6" w:space="0" w:color="ADB9CA"/>
-              <w:left w:val="single" w:sz="6" w:space="0" w:color="ADB9CA"/>
-              <w:bottom w:val="single" w:sz="6" w:space="0" w:color="ADB9CA"/>
-              <w:right w:val="single" w:sz="6" w:space="0" w:color="ADB9CA"/>
-            </w:tcBorders>
-            <w:shd w:val="clear" w:color="auto" w:fill="E8F0FB"/>
-            <w:tcMar>
-              <w:top w:w="80" w:type="dxa"/>
-              <w:left w:w="140" w:type="dxa"/>
-              <w:bottom w:w="80" w:type="dxa"/>
-              <w:right w:w="140" w:type="dxa"/>
-            </w:tcMar>
-            <w:vAlign w:val="center"/>
-          </w:tcPr>
-          <w:p>
-            <w:pPr>
-              <w:rPr>
-                <w:rFonts w:ascii="Arial" w:hAnsi="Arial" w:cs="Arial"/>
-              </w:rPr>
-            </w:pPr>
-            <w:r>
-              <w:rPr>
-                <w:rFonts w:ascii="Arial" w:eastAsia="Arial" w:hAnsi="Arial" w:cs="Arial"/>
-                <w:b/>
-                <w:bCs/>
-                <w:color w:val="000000"/>
-                <w:sz w:val="18"/>
-                <w:szCs w:val="18"/>
-              </w:rPr>
-              <w:t>about.html</w:t>
-            </w:r>
-          </w:p>
-        </w:tc>
-        <w:tc>
-          <w:tcPr>
-            <w:tcW w:w="6160" w:type="dxa"/>
-            <w:tcBorders>
-              <w:top w:val="single" w:sz="6" w:space="0" w:color="ADB9CA"/>
-              <w:left w:val="single" w:sz="6" w:space="0" w:color="ADB9CA"/>
-              <w:bottom w:val="single" w:sz="6" w:space="0" w:color="ADB9CA"/>
-              <w:right w:val="single" w:sz="6" w:space="0" w:color="ADB9CA"/>
-            </w:tcBorders>
-            <w:shd w:val="clear" w:color="auto" w:fill="E8F0FB"/>
-            <w:tcMar>
-              <w:top w:w="80" w:type="dxa"/>
-              <w:left w:w="140" w:type="dxa"/>
-              <w:bottom w:w="80" w:type="dxa"/>
-              <w:right w:w="140" w:type="dxa"/>
-            </w:tcMar>
-            <w:vAlign w:val="center"/>
-          </w:tcPr>
-          <w:p>
-            <w:pPr>
-              <w:rPr>
-                <w:rFonts w:ascii="Arial" w:hAnsi="Arial" w:cs="Arial"/>
-              </w:rPr>
-            </w:pPr>
-            <w:r>
-              <w:rPr>
-                <w:rFonts w:ascii="Arial" w:eastAsia="Arial" w:hAnsi="Arial" w:cs="Arial"/>
-                <w:color w:val="000000"/>
-                <w:sz w:val="18"/>
-                <w:szCs w:val="18"/>
-              </w:rPr>
-              <w:t xml:space="preserve">About / Help page </w:t>
-            </w:r>
-            <w:r>
-              <w:rPr>
-                <w:rFonts w:ascii="Arial" w:eastAsia="Arial" w:hAnsi="Arial" w:cs="Arial"/>
-                <w:color w:val="000000"/>
-                <w:sz w:val="18"/>
-                <w:szCs w:val="18"/>
-              </w:rPr>
-              <w:t>,</w:t>
-            </w:r>
-            <w:r>
-              <w:rPr>
-                <w:rFonts w:ascii="Arial" w:eastAsia="Arial" w:hAnsi="Arial" w:cs="Arial"/>
-                <w:color w:val="000000"/>
-                <w:sz w:val="18"/>
-                <w:szCs w:val="18"/>
-              </w:rPr>
-              <w:t xml:space="preserve"> created by Member 5</w:t>
-            </w:r>
-          </w:p>
-        </w:tc>
-      </w:tr>
-      <w:tr>
-        <w:tc>
-          <w:tcPr>
-            <w:tcW w:w="3200" w:type="dxa"/>
-            <w:tcBorders>
-              <w:top w:val="single" w:sz="6" w:space="0" w:color="ADB9CA"/>
-              <w:left w:val="single" w:sz="6" w:space="0" w:color="ADB9CA"/>
-              <w:bottom w:val="single" w:sz="6" w:space="0" w:color="ADB9CA"/>
-              <w:right w:val="single" w:sz="6" w:space="0" w:color="ADB9CA"/>
-            </w:tcBorders>
-            <w:shd w:val="clear" w:color="auto" w:fill="FFFFFF"/>
-            <w:tcMar>
-              <w:top w:w="80" w:type="dxa"/>
-              <w:left w:w="140" w:type="dxa"/>
-              <w:bottom w:w="80" w:type="dxa"/>
-              <w:right w:w="140" w:type="dxa"/>
-            </w:tcMar>
-            <w:vAlign w:val="center"/>
-          </w:tcPr>
-          <w:p>
-            <w:pPr>
-              <w:rPr>
-                <w:rFonts w:ascii="Arial" w:hAnsi="Arial" w:cs="Arial"/>
-              </w:rPr>
-            </w:pPr>
-            <w:r>
-              <w:rPr>
-                <w:rFonts w:ascii="Arial" w:eastAsia="Arial" w:hAnsi="Arial" w:cs="Arial"/>
-                <w:b/>
-                <w:bCs/>
-                <w:color w:val="000000"/>
-                <w:sz w:val="18"/>
-                <w:szCs w:val="18"/>
-              </w:rPr>
-              <w:t>style.css</w:t>
-            </w:r>
-          </w:p>
-        </w:tc>
-        <w:tc>
-          <w:tcPr>
-            <w:tcW w:w="6160" w:type="dxa"/>
-            <w:tcBorders>
-              <w:top w:val="single" w:sz="6" w:space="0" w:color="ADB9CA"/>
-              <w:left w:val="single" w:sz="6" w:space="0" w:color="ADB9CA"/>
-              <w:bottom w:val="single" w:sz="6" w:space="0" w:color="ADB9CA"/>
-              <w:right w:val="single" w:sz="6" w:space="0" w:color="ADB9CA"/>
-            </w:tcBorders>
-            <w:shd w:val="clear" w:color="auto" w:fill="FFFFFF"/>
-            <w:tcMar>
-              <w:top w:w="80" w:type="dxa"/>
-              <w:left w:w="140" w:type="dxa"/>
-              <w:bottom w:w="80" w:type="dxa"/>
-              <w:right w:w="140" w:type="dxa"/>
-            </w:tcMar>
-            <w:vAlign w:val="center"/>
-          </w:tcPr>
-          <w:p>
-            <w:pPr>
-              <w:rPr>
-                <w:rFonts w:ascii="Arial" w:hAnsi="Arial" w:cs="Arial"/>
-              </w:rPr>
-            </w:pPr>
-            <w:r>
-              <w:rPr>
-                <w:rFonts w:ascii="Arial" w:eastAsia="Arial" w:hAnsi="Arial" w:cs="Arial"/>
-                <w:color w:val="000000"/>
-                <w:sz w:val="18"/>
-                <w:szCs w:val="18"/>
-              </w:rPr>
-              <w:t xml:space="preserve">Shared stylesheet </w:t>
-            </w:r>
-            <w:r>
-              <w:rPr>
-                <w:rFonts w:ascii="Arial" w:eastAsia="Arial" w:hAnsi="Arial" w:cs="Arial"/>
-                <w:color w:val="000000"/>
-                <w:sz w:val="18"/>
-                <w:szCs w:val="18"/>
-              </w:rPr>
-              <w:t>,</w:t>
-            </w:r>
-            <w:r>
-              <w:rPr>
-                <w:rFonts w:ascii="Arial" w:eastAsia="Arial" w:hAnsi="Arial" w:cs="Arial"/>
-                <w:color w:val="000000"/>
-                <w:sz w:val="18"/>
-                <w:szCs w:val="18"/>
-              </w:rPr>
-              <w:t xml:space="preserve"> consistent look across all pages</w:t>
-            </w:r>
-          </w:p>
-        </w:tc>
-      </w:tr>
-      <w:tr>
-        <w:tc>
-          <w:tcPr>
-            <w:tcW w:w="3200" w:type="dxa"/>
-            <w:tcBorders>
-              <w:top w:val="single" w:sz="6" w:space="0" w:color="ADB9CA"/>
-              <w:left w:val="single" w:sz="6" w:space="0" w:color="ADB9CA"/>
-              <w:bottom w:val="single" w:sz="6" w:space="0" w:color="ADB9CA"/>
-              <w:right w:val="single" w:sz="6" w:space="0" w:color="ADB9CA"/>
-            </w:tcBorders>
-            <w:shd w:val="clear" w:color="auto" w:fill="E8F0FB"/>
-            <w:tcMar>
-              <w:top w:w="80" w:type="dxa"/>
-              <w:left w:w="140" w:type="dxa"/>
-              <w:bottom w:w="80" w:type="dxa"/>
-              <w:right w:w="140" w:type="dxa"/>
-            </w:tcMar>
-            <w:vAlign w:val="center"/>
-          </w:tcPr>
-          <w:p>
-            <w:pPr>
-              <w:rPr>
-                <w:rFonts w:ascii="Arial" w:hAnsi="Arial" w:cs="Arial"/>
-              </w:rPr>
-            </w:pPr>
-            <w:r>
-              <w:rPr>
-                <w:rFonts w:ascii="Arial" w:eastAsia="Arial" w:hAnsi="Arial" w:cs="Arial"/>
-                <w:b/>
-                <w:bCs/>
-                <w:color w:val="000000"/>
-                <w:sz w:val="18"/>
-                <w:szCs w:val="18"/>
-              </w:rPr>
-              <w:t>Dockerfile</w:t>
-            </w:r>
-          </w:p>
-        </w:tc>
-        <w:tc>
-          <w:tcPr>
-            <w:tcW w:w="6160" w:type="dxa"/>
-            <w:tcBorders>
-              <w:top w:val="single" w:sz="6" w:space="0" w:color="ADB9CA"/>
-              <w:left w:val="single" w:sz="6" w:space="0" w:color="ADB9CA"/>
-              <w:bottom w:val="single" w:sz="6" w:space="0" w:color="ADB9CA"/>
-              <w:right w:val="single" w:sz="6" w:space="0" w:color="ADB9CA"/>
-            </w:tcBorders>
-            <w:shd w:val="clear" w:color="auto" w:fill="E8F0FB"/>
-            <w:tcMar>
-              <w:top w:w="80" w:type="dxa"/>
-              <w:left w:w="140" w:type="dxa"/>
-              <w:bottom w:w="80" w:type="dxa"/>
-              <w:right w:w="140" w:type="dxa"/>
-            </w:tcMar>
-            <w:vAlign w:val="center"/>
-          </w:tcPr>
-          <w:p>
-            <w:pPr>
-              <w:rPr>
-                <w:rFonts w:ascii="Arial" w:hAnsi="Arial" w:cs="Arial"/>
-              </w:rPr>
-            </w:pPr>
-            <w:r>
-              <w:rPr>
-                <w:rFonts w:ascii="Arial" w:eastAsia="Arial" w:hAnsi="Arial" w:cs="Arial"/>
-                <w:color w:val="000000"/>
-                <w:sz w:val="18"/>
-                <w:szCs w:val="18"/>
-              </w:rPr>
-              <w:t>Dockerfile to containerize the application (nginx-based)</w:t>
-            </w:r>
-          </w:p>
-        </w:tc>
-      </w:tr>
-      <w:tr>
-        <w:tc>
-          <w:tcPr>
-            <w:tcW w:w="3200" w:type="dxa"/>
-            <w:tcBorders>
-              <w:top w:val="single" w:sz="6" w:space="0" w:color="ADB9CA"/>
-              <w:left w:val="single" w:sz="6" w:space="0" w:color="ADB9CA"/>
-              <w:bottom w:val="single" w:sz="6" w:space="0" w:color="ADB9CA"/>
-              <w:right w:val="single" w:sz="6" w:space="0" w:color="ADB9CA"/>
-            </w:tcBorders>
-            <w:shd w:val="clear" w:color="auto" w:fill="FFFFFF"/>
-            <w:tcMar>
-              <w:top w:w="80" w:type="dxa"/>
-              <w:left w:w="140" w:type="dxa"/>
-              <w:bottom w:w="80" w:type="dxa"/>
-              <w:right w:w="140" w:type="dxa"/>
-            </w:tcMar>
-            <w:vAlign w:val="center"/>
-          </w:tcPr>
-          <w:p>
-            <w:pPr>
-              <w:rPr>
-                <w:rFonts w:ascii="Arial" w:hAnsi="Arial" w:cs="Arial"/>
-              </w:rPr>
-            </w:pPr>
-            <w:r>
-              <w:rPr>
-                <w:rFonts w:ascii="Arial" w:eastAsia="Arial" w:hAnsi="Arial" w:cs="Arial"/>
-                <w:b/>
-                <w:bCs/>
-                <w:color w:val="000000"/>
-                <w:sz w:val="18"/>
-                <w:szCs w:val="18"/>
-              </w:rPr>
-              <w:t>.github/workflows/ci.yml</w:t>
-            </w:r>
-          </w:p>
-        </w:tc>
-        <w:tc>
-          <w:tcPr>
-            <w:tcW w:w="6160" w:type="dxa"/>
-            <w:tcBorders>
-              <w:top w:val="single" w:sz="6" w:space="0" w:color="ADB9CA"/>
-              <w:left w:val="single" w:sz="6" w:space="0" w:color="ADB9CA"/>
-              <w:bottom w:val="single" w:sz="6" w:space="0" w:color="ADB9CA"/>
-              <w:right w:val="single" w:sz="6" w:space="0" w:color="ADB9CA"/>
-            </w:tcBorders>
-            <w:shd w:val="clear" w:color="auto" w:fill="FFFFFF"/>
-            <w:tcMar>
-              <w:top w:w="80" w:type="dxa"/>
-              <w:left w:w="140" w:type="dxa"/>
-              <w:bottom w:w="80" w:type="dxa"/>
-              <w:right w:w="140" w:type="dxa"/>
-            </w:tcMar>
-            <w:vAlign w:val="center"/>
-          </w:tcPr>
-          <w:p>
-            <w:pPr>
-              <w:rPr>
-                <w:rFonts w:ascii="Arial" w:hAnsi="Arial" w:cs="Arial"/>
-              </w:rPr>
-            </w:pPr>
-            <w:r>
-              <w:rPr>
-                <w:rFonts w:ascii="Arial" w:eastAsia="Arial" w:hAnsi="Arial" w:cs="Arial"/>
-                <w:color w:val="000000"/>
-                <w:sz w:val="18"/>
-                <w:szCs w:val="18"/>
-              </w:rPr>
-              <w:t xml:space="preserve">CI workflow – triggered on Pull Request to </w:t>
-            </w:r>
-            <w:r>
-              <w:rPr>
-                <w:rFonts w:ascii="Arial" w:eastAsia="Arial" w:hAnsi="Arial" w:cs="Arial"/>
-                <w:color w:val="000000"/>
-                <w:sz w:val="18"/>
-                <w:szCs w:val="18"/>
-              </w:rPr>
-              <w:t>“develop”</w:t>
-            </w:r>
-          </w:p>
-        </w:tc>
-      </w:tr>
-      <w:tr>
-        <w:tc>
-          <w:tcPr>
-            <w:tcW w:w="3200" w:type="dxa"/>
-            <w:tcBorders>
-              <w:top w:val="single" w:sz="6" w:space="0" w:color="ADB9CA"/>
-              <w:left w:val="single" w:sz="6" w:space="0" w:color="ADB9CA"/>
-              <w:bottom w:val="single" w:sz="6" w:space="0" w:color="ADB9CA"/>
-              <w:right w:val="single" w:sz="6" w:space="0" w:color="ADB9CA"/>
-            </w:tcBorders>
-            <w:shd w:val="clear" w:color="auto" w:fill="E8F0FB"/>
-            <w:tcMar>
-              <w:top w:w="80" w:type="dxa"/>
-              <w:left w:w="140" w:type="dxa"/>
-              <w:bottom w:w="80" w:type="dxa"/>
-              <w:right w:w="140" w:type="dxa"/>
-            </w:tcMar>
-            <w:vAlign w:val="center"/>
-          </w:tcPr>
-          <w:p>
-            <w:pPr>
-              <w:rPr>
-                <w:rFonts w:ascii="Arial" w:hAnsi="Arial" w:cs="Arial"/>
-              </w:rPr>
-            </w:pPr>
-            <w:r>
-              <w:rPr>
-                <w:rFonts w:ascii="Arial" w:eastAsia="Arial" w:hAnsi="Arial" w:cs="Arial"/>
-                <w:b/>
-                <w:bCs/>
-                <w:color w:val="000000"/>
-                <w:sz w:val="18"/>
-                <w:szCs w:val="18"/>
-              </w:rPr>
-              <w:t>.github/workflows/cd.yml</w:t>
-            </w:r>
-          </w:p>
-        </w:tc>
-        <w:tc>
-          <w:tcPr>
-            <w:tcW w:w="6160" w:type="dxa"/>
-            <w:tcBorders>
-              <w:top w:val="single" w:sz="6" w:space="0" w:color="ADB9CA"/>
-              <w:left w:val="single" w:sz="6" w:space="0" w:color="ADB9CA"/>
-              <w:bottom w:val="single" w:sz="6" w:space="0" w:color="ADB9CA"/>
-              <w:right w:val="single" w:sz="6" w:space="0" w:color="ADB9CA"/>
-            </w:tcBorders>
-            <w:shd w:val="clear" w:color="auto" w:fill="E8F0FB"/>
-            <w:tcMar>
-              <w:top w:w="80" w:type="dxa"/>
-              <w:left w:w="140" w:type="dxa"/>
-              <w:bottom w:w="80" w:type="dxa"/>
-              <w:right w:w="140" w:type="dxa"/>
-            </w:tcMar>
-            <w:vAlign w:val="center"/>
-          </w:tcPr>
-          <w:p>
-            <w:pPr>
-              <w:rPr>
-                <w:rFonts w:ascii="Arial" w:hAnsi="Arial" w:cs="Arial"/>
-              </w:rPr>
-            </w:pPr>
-            <w:r>
-              <w:rPr>
-                <w:rFonts w:ascii="Arial" w:eastAsia="Arial" w:hAnsi="Arial" w:cs="Arial"/>
-                <w:color w:val="000000"/>
-                <w:sz w:val="18"/>
-                <w:szCs w:val="18"/>
-              </w:rPr>
-              <w:t xml:space="preserve">CD workflow – triggered on push (merge) to </w:t>
-            </w:r>
-            <w:r>
-              <w:rPr>
-                <w:rFonts w:ascii="Arial" w:eastAsia="Arial" w:hAnsi="Arial" w:cs="Arial"/>
-                <w:color w:val="000000"/>
-                <w:sz w:val="18"/>
-                <w:szCs w:val="18"/>
-              </w:rPr>
-              <w:t>“develop”</w:t>
-            </w:r>
-          </w:p>
-        </w:tc>
-      </w:tr>
-      <w:tr>
-        <w:tc>
-          <w:tcPr>
-            <w:tcW w:w="3200" w:type="dxa"/>
-            <w:tcBorders>
-              <w:top w:val="single" w:sz="6" w:space="0" w:color="ADB9CA"/>
-              <w:left w:val="single" w:sz="6" w:space="0" w:color="ADB9CA"/>
-              <w:bottom w:val="single" w:sz="6" w:space="0" w:color="ADB9CA"/>
-              <w:right w:val="single" w:sz="6" w:space="0" w:color="ADB9CA"/>
-            </w:tcBorders>
-            <w:shd w:val="clear" w:color="auto" w:fill="FFFFFF"/>
-            <w:tcMar>
-              <w:top w:w="80" w:type="dxa"/>
-              <w:left w:w="140" w:type="dxa"/>
-              <w:bottom w:w="80" w:type="dxa"/>
-              <w:right w:w="140" w:type="dxa"/>
-            </w:tcMar>
-            <w:vAlign w:val="center"/>
-          </w:tcPr>
-          <w:p>
-            <w:pPr>
-              <w:rPr>
-                <w:rFonts w:ascii="Arial" w:hAnsi="Arial" w:cs="Arial"/>
-              </w:rPr>
-            </w:pPr>
-            <w:r>
-              <w:rPr>
-                <w:rFonts w:ascii="Arial" w:eastAsia="Arial" w:hAnsi="Arial" w:cs="Arial"/>
-                <w:b/>
-                <w:bCs/>
-                <w:color w:val="000000"/>
-                <w:sz w:val="18"/>
-                <w:szCs w:val="18"/>
-              </w:rPr>
-              <w:t>Assignment_04_Spring2026.docx</w:t>
-            </w:r>
-          </w:p>
-        </w:tc>
-        <w:tc>
-          <w:tcPr>
-            <w:tcW w:w="6160" w:type="dxa"/>
-            <w:tcBorders>
-              <w:top w:val="single" w:sz="6" w:space="0" w:color="ADB9CA"/>
-              <w:left w:val="single" w:sz="6" w:space="0" w:color="ADB9CA"/>
-              <w:bottom w:val="single" w:sz="6" w:space="0" w:color="ADB9CA"/>
-              <w:right w:val="single" w:sz="6" w:space="0" w:color="ADB9CA"/>
-            </w:tcBorders>
-            <w:shd w:val="clear" w:color="auto" w:fill="FFFFFF"/>
-            <w:tcMar>
-              <w:top w:w="80" w:type="dxa"/>
-              <w:left w:w="140" w:type="dxa"/>
-              <w:bottom w:w="80" w:type="dxa"/>
-              <w:right w:w="140" w:type="dxa"/>
-            </w:tcMar>
-            <w:vAlign w:val="center"/>
-          </w:tcPr>
-          <w:p>
-            <w:pPr>
-              <w:rPr>
-                <w:rFonts w:ascii="Arial" w:hAnsi="Arial" w:cs="Arial"/>
-              </w:rPr>
-            </w:pPr>
-            <w:r>
-              <w:rPr>
-                <w:rFonts w:ascii="Arial" w:eastAsia="Arial" w:hAnsi="Arial" w:cs="Arial"/>
-                <w:color w:val="000000"/>
-                <w:sz w:val="18"/>
-                <w:szCs w:val="18"/>
-              </w:rPr>
-              <w:t>This assignment question paper (versioned in repo)</w:t>
-            </w:r>
-          </w:p>
-        </w:tc>
-      </w:tr>
-    </w:tbl>
+          <w:rFonts w:ascii="Arial" w:hAnsi="Arial" w:cs="Arial"/>
+        </w:rPr>
+        <w:t>https://github.com/ahmer1289/TaskFlow/</w:t>
+      </w:r>
+    </w:p>
+    <w:p>
+      <w:pPr>
+        <w:spacing w:before="60" w:after="40"/>
+        <w:jc w:val="both"/>
+        <w:rPr>
+          <w:rFonts w:ascii="Arial" w:hAnsi="Arial" w:cs="Arial"/>
+        </w:rPr>
+      </w:pPr>
+      <w:r>
+        <w:rPr>
+          <w:rFonts w:ascii="Arial" w:eastAsia="Arial" w:hAnsi="Arial" w:cs="Arial"/>
+          <w:b/>
+          <w:bCs/>
+          <w:color w:val="000000"/>
+        </w:rPr>
+        <w:t>Deployed Application URL:</w:t>
+      </w:r>
+    </w:p>
+    <w:p>
+      <w:pPr>
+        <w:spacing w:before="60" w:after="120"/>
+        <w:jc w:val="both"/>
+        <w:rPr>
+          <w:rFonts w:ascii="Arial" w:eastAsia="Arial" w:hAnsi="Arial" w:cs="Arial"/>
+          <w:color w:val="555555"/>
+        </w:rPr>
+      </w:pPr>
+      <w:hyperlink r:id="rId8" w:history="1">
+        <w:r>
+          <w:rPr>
+            <w:rStyle w:val="Hyperlink"/>
+            <w:rFonts w:ascii="Arial" w:eastAsia="Arial" w:hAnsi="Arial" w:cs="Arial"/>
+          </w:rPr>
+          <w:t>https://taskflow-64se.onrender.com/</w:t>
+        </w:r>
+      </w:hyperlink>
+    </w:p>
+    <w:p>
+      <w:pPr>
+        <w:spacing w:before="60" w:after="120"/>
+        <w:jc w:val="both"/>
+        <w:rPr>
+          <w:rFonts w:ascii="Arial" w:eastAsia="Arial" w:hAnsi="Arial" w:cs="Arial"/>
+          <w:color w:val="555555"/>
+        </w:rPr>
+      </w:pPr>
+    </w:p>
+    <w:p>
+      <w:pPr>
+        <w:spacing w:before="60" w:after="120"/>
+        <w:jc w:val="both"/>
+        <w:rPr>
+          <w:rFonts w:ascii="Arial" w:eastAsia="Arial" w:hAnsi="Arial" w:cs="Arial"/>
+          <w:color w:val="555555"/>
+        </w:rPr>
+      </w:pPr>
+    </w:p>
+    <w:p>
+      <w:pPr>
+        <w:spacing w:before="60" w:after="120"/>
+        <w:jc w:val="both"/>
+        <w:rPr>
+          <w:rFonts w:ascii="Arial" w:eastAsia="Arial" w:hAnsi="Arial" w:cs="Arial"/>
+          <w:color w:val="555555"/>
+        </w:rPr>
+      </w:pPr>
+    </w:p>
+    <w:p>
+      <w:pPr>
+        <w:spacing w:before="60" w:after="120"/>
+        <w:jc w:val="both"/>
+        <w:rPr>
+          <w:rFonts w:ascii="Arial" w:eastAsia="Arial" w:hAnsi="Arial" w:cs="Arial"/>
+          <w:color w:val="555555"/>
+        </w:rPr>
+      </w:pPr>
+    </w:p>
+    <w:p>
+      <w:pPr>
+        <w:spacing w:before="60" w:after="120"/>
+        <w:jc w:val="both"/>
+        <w:rPr>
+          <w:rFonts w:ascii="Arial" w:eastAsia="Arial" w:hAnsi="Arial" w:cs="Arial"/>
+          <w:color w:val="555555"/>
+        </w:rPr>
+      </w:pPr>
+    </w:p>
+    <w:p>
+      <w:pPr>
+        <w:spacing w:before="60" w:after="120"/>
+        <w:jc w:val="both"/>
+        <w:rPr>
+          <w:rFonts w:ascii="Arial" w:eastAsia="Arial" w:hAnsi="Arial" w:cs="Arial"/>
+          <w:color w:val="555555"/>
+        </w:rPr>
+      </w:pPr>
+    </w:p>
+    <w:p>
+      <w:pPr>
+        <w:spacing w:before="60" w:after="120"/>
+        <w:jc w:val="both"/>
+        <w:rPr>
+          <w:rFonts w:ascii="Arial" w:eastAsia="Arial" w:hAnsi="Arial" w:cs="Arial"/>
+          <w:color w:val="555555"/>
+        </w:rPr>
+      </w:pPr>
+    </w:p>
+    <w:p>
+      <w:pPr>
+        <w:spacing w:before="60" w:after="120"/>
+        <w:jc w:val="both"/>
+        <w:rPr>
+          <w:rFonts w:ascii="Arial" w:hAnsi="Arial" w:cs="Arial"/>
+        </w:rPr>
+      </w:pPr>
+    </w:p>
+    <w:p>
+      <w:pPr>
+        <w:spacing w:after="100"/>
+        <w:rPr>
+          <w:rFonts w:ascii="Arial" w:hAnsi="Arial" w:cs="Arial"/>
+        </w:rPr>
+      </w:pPr>
+    </w:p>
+    <w:p>
+      <w:pPr>
+        <w:spacing w:after="100"/>
+        <w:rPr>
+          <w:rFonts w:ascii="Arial" w:hAnsi="Arial" w:cs="Arial"/>
+        </w:rPr>
+      </w:pPr>
+    </w:p>
+    <w:p>
+      <w:pPr>
+        <w:spacing w:after="100"/>
+        <w:rPr>
+          <w:rFonts w:ascii="Arial" w:hAnsi="Arial" w:cs="Arial"/>
+        </w:rPr>
+      </w:pPr>
+    </w:p>
     <w:p>
       <w:pPr>
         <w:spacing w:after="100"/>
@@ -3629,372 +2210,7 @@
           <w:sz w:val="28"/>
           <w:szCs w:val="28"/>
         </w:rPr>
-        <w:t>SUBMISSION REQUIREMENTS</w:t>
-      </w:r>
-    </w:p>
-    <w:p>
-      <w:pPr>
-        <w:spacing w:before="60" w:after="120"/>
-        <w:jc w:val="both"/>
-        <w:rPr>
-          <w:rFonts w:ascii="Arial" w:hAnsi="Arial" w:cs="Arial"/>
-        </w:rPr>
-      </w:pPr>
-      <w:r>
-        <w:rPr>
-          <w:rFonts w:ascii="Arial" w:eastAsia="Arial" w:hAnsi="Arial" w:cs="Arial"/>
-          <w:color w:val="000000"/>
-        </w:rPr>
-        <w:t>The Team Lead must submit the following on LMS:</w:t>
-      </w:r>
-    </w:p>
-    <w:p>
-      <w:pPr>
-        <w:pStyle w:val="ListParagraph"/>
-        <w:numPr>
-          <w:ilvl w:val="0"/>
-          <w:numId w:val="2"/>
-        </w:numPr>
-        <w:spacing w:before="40" w:after="40"/>
-        <w:rPr>
-          <w:rFonts w:ascii="Arial" w:hAnsi="Arial" w:cs="Arial"/>
-        </w:rPr>
-      </w:pPr>
-      <w:r>
-        <w:rPr>
-          <w:rFonts w:ascii="Arial" w:eastAsia="Arial" w:hAnsi="Arial" w:cs="Arial"/>
-          <w:color w:val="000000"/>
-        </w:rPr>
-        <w:t>Completed Assignment 04 document with all group details filled in (including each member's Assigned Page).</w:t>
-      </w:r>
-    </w:p>
-    <w:p>
-      <w:pPr>
-        <w:pStyle w:val="ListParagraph"/>
-        <w:numPr>
-          <w:ilvl w:val="0"/>
-          <w:numId w:val="2"/>
-        </w:numPr>
-        <w:spacing w:before="40" w:after="40"/>
-        <w:rPr>
-          <w:rFonts w:ascii="Arial" w:hAnsi="Arial" w:cs="Arial"/>
-        </w:rPr>
-      </w:pPr>
-      <w:r>
-        <w:rPr>
-          <w:rFonts w:ascii="Arial" w:eastAsia="Arial" w:hAnsi="Arial" w:cs="Arial"/>
-          <w:color w:val="000000"/>
-        </w:rPr>
-        <w:t>GitHub repository URL (must be public or shared with the instructor).</w:t>
-      </w:r>
-    </w:p>
-    <w:p>
-      <w:pPr>
-        <w:pStyle w:val="ListParagraph"/>
-        <w:numPr>
-          <w:ilvl w:val="0"/>
-          <w:numId w:val="2"/>
-        </w:numPr>
-        <w:spacing w:before="40" w:after="40"/>
-        <w:rPr>
-          <w:rFonts w:ascii="Arial" w:hAnsi="Arial" w:cs="Arial"/>
-        </w:rPr>
-      </w:pPr>
-      <w:r>
-        <w:rPr>
-          <w:rFonts w:ascii="Arial" w:eastAsia="Arial" w:hAnsi="Arial" w:cs="Arial"/>
-          <w:color w:val="000000"/>
-        </w:rPr>
-        <w:t>Render live application URL.</w:t>
-      </w:r>
-    </w:p>
-    <w:p>
-      <w:pPr>
-        <w:pStyle w:val="ListParagraph"/>
-        <w:numPr>
-          <w:ilvl w:val="0"/>
-          <w:numId w:val="2"/>
-        </w:numPr>
-        <w:spacing w:before="40" w:after="40"/>
-        <w:rPr>
-          <w:rFonts w:ascii="Arial" w:hAnsi="Arial" w:cs="Arial"/>
-        </w:rPr>
-      </w:pPr>
-      <w:r>
-        <w:rPr>
-          <w:rFonts w:ascii="Arial" w:eastAsia="Arial" w:hAnsi="Arial" w:cs="Arial"/>
-          <w:color w:val="000000"/>
-        </w:rPr>
-        <w:t xml:space="preserve">Screenshot 1: GitHub </w:t>
-      </w:r>
-      <w:r>
-        <w:rPr>
-          <w:rFonts w:ascii="Arial" w:eastAsia="Arial" w:hAnsi="Arial" w:cs="Arial"/>
-          <w:color w:val="000000"/>
-        </w:rPr>
-        <w:t>“development”</w:t>
-      </w:r>
-      <w:r>
-        <w:rPr>
-          <w:rFonts w:ascii="Arial" w:eastAsia="Arial" w:hAnsi="Arial" w:cs="Arial"/>
-          <w:color w:val="000000"/>
-        </w:rPr>
-        <w:t xml:space="preserve"> Environment showing all three secrets configured.</w:t>
-      </w:r>
-    </w:p>
-    <w:p>
-      <w:pPr>
-        <w:pStyle w:val="ListParagraph"/>
-        <w:numPr>
-          <w:ilvl w:val="0"/>
-          <w:numId w:val="2"/>
-        </w:numPr>
-        <w:spacing w:before="40" w:after="40"/>
-        <w:rPr>
-          <w:rFonts w:ascii="Arial" w:hAnsi="Arial" w:cs="Arial"/>
-        </w:rPr>
-      </w:pPr>
-      <w:r>
-        <w:rPr>
-          <w:rFonts w:ascii="Arial" w:eastAsia="Arial" w:hAnsi="Arial" w:cs="Arial"/>
-          <w:color w:val="000000"/>
-        </w:rPr>
-        <w:t xml:space="preserve">Screenshot 2: Each member's CI workflow run triggered by their individual PR </w:t>
-      </w:r>
-      <w:r>
-        <w:rPr>
-          <w:rFonts w:ascii="Arial" w:eastAsia="Arial" w:hAnsi="Arial" w:cs="Arial"/>
-          <w:color w:val="000000"/>
-        </w:rPr>
-        <w:t>,</w:t>
-      </w:r>
-      <w:r>
-        <w:rPr>
-          <w:rFonts w:ascii="Arial" w:eastAsia="Arial" w:hAnsi="Arial" w:cs="Arial"/>
-          <w:color w:val="000000"/>
-        </w:rPr>
-        <w:t xml:space="preserve"> all steps green (one screenshot per member, or a combined view).</w:t>
-      </w:r>
-    </w:p>
-    <w:p>
-      <w:pPr>
-        <w:pStyle w:val="ListParagraph"/>
-        <w:numPr>
-          <w:ilvl w:val="0"/>
-          <w:numId w:val="2"/>
-        </w:numPr>
-        <w:spacing w:before="40" w:after="40"/>
-        <w:rPr>
-          <w:rFonts w:ascii="Arial" w:hAnsi="Arial" w:cs="Arial"/>
-        </w:rPr>
-      </w:pPr>
-      <w:r>
-        <w:rPr>
-          <w:rFonts w:ascii="Arial" w:eastAsia="Arial" w:hAnsi="Arial" w:cs="Arial"/>
-          <w:color w:val="000000"/>
-        </w:rPr>
-        <w:t>Screenshot 3: Docker Hub repository page showing the pushed image with correct tags.</w:t>
-      </w:r>
-    </w:p>
-    <w:p>
-      <w:pPr>
-        <w:pStyle w:val="ListParagraph"/>
-        <w:numPr>
-          <w:ilvl w:val="0"/>
-          <w:numId w:val="2"/>
-        </w:numPr>
-        <w:spacing w:before="40" w:after="40"/>
-        <w:rPr>
-          <w:rFonts w:ascii="Arial" w:hAnsi="Arial" w:cs="Arial"/>
-        </w:rPr>
-      </w:pPr>
-      <w:r>
-        <w:rPr>
-          <w:rFonts w:ascii="Arial" w:eastAsia="Arial" w:hAnsi="Arial" w:cs="Arial"/>
-          <w:color w:val="000000"/>
-        </w:rPr>
-        <w:t xml:space="preserve">Screenshot 4: CD workflow run triggered by a push to </w:t>
-      </w:r>
-      <w:r>
-        <w:rPr>
-          <w:rFonts w:ascii="Arial" w:eastAsia="Arial" w:hAnsi="Arial" w:cs="Arial"/>
-          <w:color w:val="000000"/>
-        </w:rPr>
-        <w:t>“develop”</w:t>
-      </w:r>
-      <w:r>
-        <w:rPr>
-          <w:rFonts w:ascii="Arial" w:eastAsia="Arial" w:hAnsi="Arial" w:cs="Arial"/>
-          <w:color w:val="000000"/>
-        </w:rPr>
-        <w:t xml:space="preserve"> </w:t>
-      </w:r>
-      <w:r>
-        <w:rPr>
-          <w:rFonts w:ascii="Arial" w:eastAsia="Arial" w:hAnsi="Arial" w:cs="Arial"/>
-          <w:color w:val="000000"/>
-        </w:rPr>
-        <w:t>,</w:t>
-      </w:r>
-      <w:r>
-        <w:rPr>
-          <w:rFonts w:ascii="Arial" w:eastAsia="Arial" w:hAnsi="Arial" w:cs="Arial"/>
-          <w:color w:val="000000"/>
-        </w:rPr>
-        <w:t xml:space="preserve"> deploy step completed.</w:t>
-      </w:r>
-    </w:p>
-    <w:p>
-      <w:pPr>
-        <w:pStyle w:val="ListParagraph"/>
-        <w:numPr>
-          <w:ilvl w:val="0"/>
-          <w:numId w:val="2"/>
-        </w:numPr>
-        <w:spacing w:before="40" w:after="40"/>
-        <w:rPr>
-          <w:rFonts w:ascii="Arial" w:hAnsi="Arial" w:cs="Arial"/>
-        </w:rPr>
-      </w:pPr>
-      <w:r>
-        <w:rPr>
-          <w:rFonts w:ascii="Arial" w:eastAsia="Arial" w:hAnsi="Arial" w:cs="Arial"/>
-          <w:color w:val="000000"/>
-        </w:rPr>
-        <w:t>Screenshot 5: Live TaskFlow application on Render showing all five pages are accessible.</w:t>
-      </w:r>
-    </w:p>
-    <w:p>
-      <w:pPr>
-        <w:pStyle w:val="ListParagraph"/>
-        <w:numPr>
-          <w:ilvl w:val="0"/>
-          <w:numId w:val="2"/>
-        </w:numPr>
-        <w:spacing w:before="40" w:after="40"/>
-        <w:rPr>
-          <w:rFonts w:ascii="Arial" w:hAnsi="Arial" w:cs="Arial"/>
-        </w:rPr>
-      </w:pPr>
-      <w:r>
-        <w:rPr>
-          <w:rFonts w:ascii="Arial" w:eastAsia="Arial" w:hAnsi="Arial" w:cs="Arial"/>
-          <w:color w:val="000000"/>
-        </w:rPr>
-        <w:t>Screenshot 6: The Assignment 04 .docx file visible in the GitHub repository file listing.</w:t>
-      </w:r>
-    </w:p>
-    <w:p>
-      <w:pPr>
-        <w:pStyle w:val="ListParagraph"/>
-        <w:numPr>
-          <w:ilvl w:val="0"/>
-          <w:numId w:val="2"/>
-        </w:numPr>
-        <w:spacing w:before="40" w:after="40"/>
-        <w:rPr>
-          <w:rFonts w:ascii="Arial" w:hAnsi="Arial" w:cs="Arial"/>
-        </w:rPr>
-      </w:pPr>
-      <w:r>
-        <w:rPr>
-          <w:rFonts w:ascii="Arial" w:eastAsia="Arial" w:hAnsi="Arial" w:cs="Arial"/>
-          <w:color w:val="000000"/>
-        </w:rPr>
-        <w:t>Individual reflection: Each team member must write 4–5 lines on what they learnt and any challenges they faced.</w:t>
-      </w:r>
-    </w:p>
-    <w:p>
-      <w:pPr>
-        <w:spacing w:after="100"/>
-        <w:rPr>
-          <w:rFonts w:ascii="Arial" w:hAnsi="Arial" w:cs="Arial"/>
-        </w:rPr>
-      </w:pPr>
-    </w:p>
-    <w:p>
-      <w:pPr>
-        <w:spacing w:after="100"/>
-        <w:rPr>
-          <w:rFonts w:ascii="Arial" w:hAnsi="Arial" w:cs="Arial"/>
-        </w:rPr>
-      </w:pPr>
-    </w:p>
-    <w:p>
-      <w:pPr>
-        <w:spacing w:after="100"/>
-        <w:rPr>
-          <w:rFonts w:ascii="Arial" w:hAnsi="Arial" w:cs="Arial"/>
-        </w:rPr>
-      </w:pPr>
-    </w:p>
-    <w:p>
-      <w:pPr>
-        <w:spacing w:after="100"/>
-        <w:rPr>
-          <w:rFonts w:ascii="Arial" w:hAnsi="Arial" w:cs="Arial"/>
-        </w:rPr>
-      </w:pPr>
-    </w:p>
-    <w:p>
-      <w:pPr>
-        <w:spacing w:after="100"/>
-        <w:rPr>
-          <w:rFonts w:ascii="Arial" w:hAnsi="Arial" w:cs="Arial"/>
-        </w:rPr>
-      </w:pPr>
-    </w:p>
-    <w:p>
-      <w:pPr>
-        <w:spacing w:after="100"/>
-        <w:rPr>
-          <w:rFonts w:ascii="Arial" w:hAnsi="Arial" w:cs="Arial"/>
-        </w:rPr>
-      </w:pPr>
-    </w:p>
-    <w:p>
-      <w:pPr>
-        <w:spacing w:after="100"/>
-        <w:rPr>
-          <w:rFonts w:ascii="Arial" w:hAnsi="Arial" w:cs="Arial"/>
-        </w:rPr>
-      </w:pPr>
-    </w:p>
-    <w:p>
-      <w:pPr>
-        <w:spacing w:after="100"/>
-        <w:rPr>
-          <w:rFonts w:ascii="Arial" w:hAnsi="Arial" w:cs="Arial"/>
-        </w:rPr>
-      </w:pPr>
-    </w:p>
-    <w:p>
-      <w:pPr>
-        <w:spacing w:after="100"/>
-        <w:rPr>
-          <w:rFonts w:ascii="Arial" w:hAnsi="Arial" w:cs="Arial"/>
-        </w:rPr>
-      </w:pPr>
-    </w:p>
-    <w:p>
-      <w:pPr>
-        <w:pBdr>
-          <w:bottom w:val="single" w:sz="6" w:space="4" w:color="2E75B6"/>
-        </w:pBdr>
-        <w:spacing w:before="260" w:after="120"/>
-        <w:rPr>
-          <w:rFonts w:ascii="Arial" w:hAnsi="Arial" w:cs="Arial"/>
-        </w:rPr>
-      </w:pPr>
-      <w:r>
-        <w:rPr>
-          <w:rFonts w:ascii="Arial" w:eastAsia="Arial" w:hAnsi="Arial" w:cs="Arial"/>
-          <w:b/>
-          <w:bCs/>
-          <w:color w:val="1F3864"/>
-          <w:sz w:val="28"/>
-          <w:szCs w:val="28"/>
-        </w:rPr>
+        <w:lastRenderedPageBreak/>
         <w:t>VERIFICATION SCREENSHOTS</w:t>
       </w:r>
     </w:p>
@@ -4010,6 +2226,7 @@
           <w:szCs w:val="18"/>
         </w:rPr>
       </w:pPr>
+      <w:proofErr w:type="spellStart"/>
       <w:r>
         <w:rPr>
           <w:rFonts w:ascii="Arial" w:eastAsia="Arial" w:hAnsi="Arial" w:cs="Arial"/>
@@ -4019,7 +2236,19 @@
           <w:sz w:val="18"/>
           <w:szCs w:val="18"/>
         </w:rPr>
-        <w:t>GitHub Environment &amp; All Secrets</w:t>
+        <w:t>GitHub</w:t>
+      </w:r>
+      <w:proofErr w:type="spellEnd"/>
+      <w:r>
+        <w:rPr>
+          <w:rFonts w:ascii="Arial" w:eastAsia="Arial" w:hAnsi="Arial" w:cs="Arial"/>
+          <w:b/>
+          <w:bCs/>
+          <w:color w:val="000000"/>
+          <w:sz w:val="18"/>
+          <w:szCs w:val="18"/>
+        </w:rPr>
+        <w:t xml:space="preserve"> Environment &amp; All Secrets</w:t>
       </w:r>
     </w:p>
     <w:p>
@@ -4050,159 +2279,6 @@
             <wp:extent cx="5943600" cy="2919730"/>
             <wp:effectExtent l="0" t="0" r="0" b="0"/>
             <wp:docPr id="1" name="Picture 1"/>
-            <wp:cNvGraphicFramePr>
-              <a:graphicFrameLocks xmlns:a="http://schemas.openxmlformats.org/drawingml/2006/main" noChangeAspect="1"/>
-            </wp:cNvGraphicFramePr>
-            <a:graphic xmlns:a="http://schemas.openxmlformats.org/drawingml/2006/main">
-              <a:graphicData uri="http://schemas.openxmlformats.org/drawingml/2006/picture">
-                <pic:pic xmlns:pic="http://schemas.openxmlformats.org/drawingml/2006/picture">
-                  <pic:nvPicPr>
-                    <pic:cNvPr id="0" name=""/>
-                    <pic:cNvPicPr/>
-                  </pic:nvPicPr>
-                  <pic:blipFill>
-                    <a:blip r:embed="rId8"/>
-                    <a:stretch>
-                      <a:fillRect/>
-                    </a:stretch>
-                  </pic:blipFill>
-                  <pic:spPr>
-                    <a:xfrm>
-                      <a:off x="0" y="0"/>
-                      <a:ext cx="5943600" cy="2919730"/>
-                    </a:xfrm>
-                    <a:prstGeom prst="rect">
-                      <a:avLst/>
-                    </a:prstGeom>
-                  </pic:spPr>
-                </pic:pic>
-              </a:graphicData>
-            </a:graphic>
-          </wp:inline>
-        </w:drawing>
-      </w:r>
-    </w:p>
-    <w:p>
-      <w:pPr>
-        <w:spacing w:after="100"/>
-        <w:rPr>
-          <w:rFonts w:ascii="Arial" w:eastAsia="Arial" w:hAnsi="Arial" w:cs="Arial"/>
-          <w:b/>
-          <w:bCs/>
-          <w:color w:val="000000"/>
-          <w:sz w:val="18"/>
-          <w:szCs w:val="18"/>
-        </w:rPr>
-      </w:pPr>
-    </w:p>
-    <w:p>
-      <w:pPr>
-        <w:spacing w:after="100"/>
-        <w:rPr>
-          <w:rFonts w:ascii="Arial" w:eastAsia="Arial" w:hAnsi="Arial" w:cs="Arial"/>
-          <w:b/>
-          <w:bCs/>
-          <w:color w:val="000000"/>
-          <w:sz w:val="18"/>
-          <w:szCs w:val="18"/>
-        </w:rPr>
-      </w:pPr>
-      <w:r>
-        <w:rPr>
-          <w:rFonts w:ascii="Arial" w:eastAsia="Arial" w:hAnsi="Arial" w:cs="Arial"/>
-          <w:b/>
-          <w:bCs/>
-          <w:color w:val="000000"/>
-          <w:sz w:val="18"/>
-          <w:szCs w:val="18"/>
-        </w:rPr>
-        <w:t>CI Workflow Runs – Triggered by each member's PR (all steps green)</w:t>
-      </w:r>
-    </w:p>
-    <w:p>
-      <w:pPr>
-        <w:spacing w:after="100"/>
-        <w:rPr>
-          <w:rFonts w:ascii="Arial" w:hAnsi="Arial" w:cs="Arial"/>
-        </w:rPr>
-      </w:pPr>
-    </w:p>
-    <w:p>
-      <w:pPr>
-        <w:spacing w:after="100"/>
-        <w:rPr>
-          <w:rFonts w:ascii="Arial" w:eastAsia="Arial" w:hAnsi="Arial" w:cs="Arial"/>
-          <w:b/>
-          <w:bCs/>
-          <w:color w:val="000000"/>
-          <w:sz w:val="18"/>
-          <w:szCs w:val="18"/>
-        </w:rPr>
-      </w:pPr>
-      <w:r>
-        <w:rPr>
-          <w:rFonts w:ascii="Arial" w:eastAsia="Arial" w:hAnsi="Arial" w:cs="Arial"/>
-          <w:b/>
-          <w:bCs/>
-          <w:color w:val="000000"/>
-          <w:sz w:val="18"/>
-          <w:szCs w:val="18"/>
-        </w:rPr>
-        <w:t>Docker Hub</w:t>
-      </w:r>
-      <w:r>
-        <w:rPr>
-          <w:rFonts w:ascii="Arial" w:eastAsia="Arial" w:hAnsi="Arial" w:cs="Arial"/>
-          <w:b/>
-          <w:bCs/>
-          <w:color w:val="000000"/>
-          <w:sz w:val="18"/>
-          <w:szCs w:val="18"/>
-        </w:rPr>
-        <w:t xml:space="preserve"> Pushed Image with Tags</w:t>
-      </w:r>
-    </w:p>
-    <w:p>
-      <w:pPr>
-        <w:spacing w:after="100"/>
-        <w:rPr>
-          <w:rFonts w:ascii="Arial" w:eastAsia="Arial" w:hAnsi="Arial" w:cs="Arial"/>
-          <w:b/>
-          <w:bCs/>
-          <w:color w:val="000000"/>
-          <w:sz w:val="18"/>
-          <w:szCs w:val="18"/>
-        </w:rPr>
-      </w:pPr>
-    </w:p>
-    <w:p>
-      <w:pPr>
-        <w:spacing w:after="100"/>
-        <w:rPr>
-          <w:rFonts w:ascii="Arial" w:eastAsia="Arial" w:hAnsi="Arial" w:cs="Arial"/>
-          <w:b/>
-          <w:bCs/>
-          <w:color w:val="000000"/>
-          <w:sz w:val="18"/>
-          <w:szCs w:val="18"/>
-        </w:rPr>
-      </w:pPr>
-      <w:r>
-        <w:rPr>
-          <w:rFonts w:ascii="Arial" w:eastAsia="Arial" w:hAnsi="Arial" w:cs="Arial"/>
-          <w:b/>
-          <w:bCs/>
-          <w:noProof/>
-          <w:color w:val="000000"/>
-          <w:sz w:val="18"/>
-          <w:szCs w:val="18"/>
-          <w:lang w:val="en-GB" w:eastAsia="en-GB"/>
-        </w:rPr>
-        <w:drawing>
-          <wp:inline distT="0" distB="0" distL="0" distR="0" wp14:anchorId="73D5C635" wp14:editId="6B21C24F">
-            <wp:extent cx="5943600" cy="2954020"/>
-            <wp:effectExtent l="0" t="0" r="0" b="0"/>
-            <wp:docPr id="4" name="Picture 4"/>
             <wp:cNvGraphicFramePr>
               <a:graphicFrameLocks xmlns:a="http://schemas.openxmlformats.org/drawingml/2006/main" noChangeAspect="1"/>
             </wp:cNvGraphicFramePr>
@@ -4222,7 +2298,7 @@
                   <pic:spPr>
                     <a:xfrm>
                       <a:off x="0" y="0"/>
-                      <a:ext cx="5943600" cy="2954020"/>
+                      <a:ext cx="5943600" cy="2919730"/>
                     </a:xfrm>
                     <a:prstGeom prst="rect">
                       <a:avLst/>
@@ -4260,10 +2336,7 @@
           <w:szCs w:val="18"/>
         </w:rPr>
       </w:pPr>
-    </w:p>
-    <w:p>
-      <w:pPr>
-        <w:spacing w:after="100"/>
+      <w:r>
         <w:rPr>
           <w:rFonts w:ascii="Arial" w:eastAsia="Arial" w:hAnsi="Arial" w:cs="Arial"/>
           <w:b/>
@@ -4272,167 +2345,25 @@
           <w:sz w:val="18"/>
           <w:szCs w:val="18"/>
         </w:rPr>
-      </w:pPr>
+        <w:t xml:space="preserve">CI Workflow Runs </w:t>
+      </w:r>
     </w:p>
     <w:p>
       <w:pPr>
         <w:spacing w:after="100"/>
         <w:rPr>
-          <w:rFonts w:ascii="Arial" w:eastAsia="Arial" w:hAnsi="Arial" w:cs="Arial"/>
-          <w:b/>
-          <w:bCs/>
-          <w:color w:val="000000"/>
-          <w:sz w:val="18"/>
-          <w:szCs w:val="18"/>
-        </w:rPr>
-      </w:pPr>
-    </w:p>
-    <w:p>
-      <w:pPr>
-        <w:spacing w:after="100"/>
-        <w:rPr>
-          <w:rFonts w:ascii="Arial" w:eastAsia="Arial" w:hAnsi="Arial" w:cs="Arial"/>
-          <w:b/>
-          <w:bCs/>
-          <w:color w:val="000000"/>
-          <w:sz w:val="18"/>
-          <w:szCs w:val="18"/>
-        </w:rPr>
-      </w:pPr>
-    </w:p>
-    <w:p>
-      <w:pPr>
-        <w:rPr>
-          <w:rFonts w:ascii="Arial" w:eastAsia="Arial" w:hAnsi="Arial" w:cs="Arial"/>
-          <w:b/>
-          <w:bCs/>
-          <w:color w:val="000000"/>
-          <w:sz w:val="18"/>
-          <w:szCs w:val="18"/>
-        </w:rPr>
-      </w:pPr>
-    </w:p>
-    <w:p>
-      <w:pPr>
-        <w:rPr>
-          <w:rFonts w:ascii="Arial" w:eastAsia="Arial" w:hAnsi="Arial" w:cs="Arial"/>
-          <w:b/>
-          <w:bCs/>
-          <w:color w:val="000000"/>
-          <w:sz w:val="18"/>
-          <w:szCs w:val="18"/>
-        </w:rPr>
-      </w:pPr>
-    </w:p>
-    <w:p>
-      <w:pPr>
-        <w:rPr>
-          <w:rFonts w:ascii="Arial" w:eastAsia="Arial" w:hAnsi="Arial" w:cs="Arial"/>
-          <w:b/>
-          <w:bCs/>
-          <w:color w:val="000000"/>
-          <w:sz w:val="18"/>
-          <w:szCs w:val="18"/>
-        </w:rPr>
-      </w:pPr>
-    </w:p>
-    <w:p>
-      <w:pPr>
-        <w:rPr>
-          <w:rFonts w:ascii="Arial" w:eastAsia="Arial" w:hAnsi="Arial" w:cs="Arial"/>
-          <w:b/>
-          <w:bCs/>
-          <w:color w:val="000000"/>
-          <w:sz w:val="18"/>
-          <w:szCs w:val="18"/>
-        </w:rPr>
-      </w:pPr>
-      <w:r>
-        <w:rPr>
-          <w:rFonts w:ascii="Arial" w:eastAsia="Arial" w:hAnsi="Arial" w:cs="Arial"/>
-          <w:b/>
-          <w:bCs/>
-          <w:color w:val="000000"/>
-          <w:sz w:val="18"/>
-          <w:szCs w:val="18"/>
-        </w:rPr>
-        <w:t>CD Workflow Run – Triggered by Push to “develop”</w:t>
-      </w:r>
-    </w:p>
-    <w:p>
-      <w:pPr>
-        <w:rPr>
-          <w:rFonts w:ascii="Arial" w:eastAsia="Arial" w:hAnsi="Arial" w:cs="Arial"/>
-          <w:b/>
-          <w:bCs/>
-          <w:color w:val="000000"/>
-          <w:sz w:val="18"/>
-          <w:szCs w:val="18"/>
-        </w:rPr>
-      </w:pPr>
-    </w:p>
-    <w:p>
-      <w:pPr>
-        <w:rPr>
-          <w:rFonts w:ascii="Arial" w:eastAsia="Arial" w:hAnsi="Arial" w:cs="Arial"/>
-          <w:b/>
-          <w:bCs/>
-          <w:color w:val="000000"/>
-          <w:sz w:val="18"/>
-          <w:szCs w:val="18"/>
-        </w:rPr>
-      </w:pPr>
-      <w:r>
-        <w:rPr>
-          <w:rFonts w:ascii="Arial" w:eastAsia="Arial" w:hAnsi="Arial" w:cs="Arial"/>
-          <w:b/>
-          <w:bCs/>
-          <w:color w:val="000000"/>
-          <w:sz w:val="18"/>
-          <w:szCs w:val="18"/>
-        </w:rPr>
-        <w:t>Ahmer</w:t>
-      </w:r>
-    </w:p>
-    <w:p>
-      <w:pPr>
-        <w:rPr>
-          <w:rFonts w:ascii="Arial" w:eastAsia="Arial" w:hAnsi="Arial" w:cs="Arial"/>
-          <w:b/>
-          <w:bCs/>
-          <w:color w:val="000000"/>
-          <w:sz w:val="18"/>
-          <w:szCs w:val="18"/>
-        </w:rPr>
-      </w:pPr>
-    </w:p>
-    <w:p>
-      <w:pPr>
-        <w:rPr>
-          <w:rFonts w:ascii="Arial" w:eastAsia="Arial" w:hAnsi="Arial" w:cs="Arial"/>
-          <w:b/>
-          <w:bCs/>
-          <w:color w:val="000000"/>
-          <w:sz w:val="18"/>
-          <w:szCs w:val="18"/>
-        </w:rPr>
-      </w:pPr>
-      <w:r>
-        <w:rPr>
-          <w:rFonts w:ascii="Arial" w:eastAsia="Arial" w:hAnsi="Arial" w:cs="Arial"/>
-          <w:b/>
-          <w:bCs/>
-          <w:noProof/>
-          <w:color w:val="000000"/>
-          <w:sz w:val="18"/>
-          <w:szCs w:val="18"/>
-          <w:lang w:val="en-GB" w:eastAsia="en-GB"/>
+          <w:rFonts w:ascii="Arial" w:hAnsi="Arial" w:cs="Arial"/>
+        </w:rPr>
+      </w:pPr>
+      <w:r>
+        <w:rPr>
+          <w:rFonts w:ascii="Arial" w:hAnsi="Arial" w:cs="Arial"/>
         </w:rPr>
         <w:drawing>
-          <wp:inline distT="0" distB="0" distL="0" distR="0" wp14:anchorId="732A90C4" wp14:editId="43009435">
-            <wp:extent cx="5943600" cy="2183130"/>
-            <wp:effectExtent l="0" t="0" r="0" b="7620"/>
-            <wp:docPr id="3" name="Picture 3"/>
+          <wp:inline distT="0" distB="0" distL="0" distR="0" wp14:anchorId="3A2E2CFD" wp14:editId="1880C080">
+            <wp:extent cx="5943600" cy="2745105"/>
+            <wp:effectExtent l="0" t="0" r="0" b="0"/>
+            <wp:docPr id="5" name="Picture 5"/>
             <wp:cNvGraphicFramePr>
               <a:graphicFrameLocks xmlns:a="http://schemas.openxmlformats.org/drawingml/2006/main" noChangeAspect="1"/>
             </wp:cNvGraphicFramePr>
@@ -4452,7 +2383,7 @@
                   <pic:spPr>
                     <a:xfrm>
                       <a:off x="0" y="0"/>
-                      <a:ext cx="5943600" cy="2183130"/>
+                      <a:ext cx="5943600" cy="2745105"/>
                     </a:xfrm>
                     <a:prstGeom prst="rect">
                       <a:avLst/>
@@ -4467,6 +2398,79 @@
     </w:p>
     <w:p>
       <w:pPr>
+        <w:spacing w:after="100"/>
+        <w:rPr>
+          <w:rFonts w:ascii="Arial" w:hAnsi="Arial" w:cs="Arial"/>
+        </w:rPr>
+      </w:pPr>
+    </w:p>
+    <w:p>
+      <w:pPr>
+        <w:spacing w:after="100"/>
+        <w:rPr>
+          <w:rFonts w:ascii="Arial" w:hAnsi="Arial" w:cs="Arial"/>
+        </w:rPr>
+      </w:pPr>
+    </w:p>
+    <w:p>
+      <w:pPr>
+        <w:spacing w:after="100"/>
+        <w:rPr>
+          <w:rFonts w:ascii="Arial" w:hAnsi="Arial" w:cs="Arial"/>
+        </w:rPr>
+      </w:pPr>
+    </w:p>
+    <w:p>
+      <w:pPr>
+        <w:spacing w:after="100"/>
+        <w:rPr>
+          <w:rFonts w:ascii="Arial" w:hAnsi="Arial" w:cs="Arial"/>
+        </w:rPr>
+      </w:pPr>
+    </w:p>
+    <w:p>
+      <w:pPr>
+        <w:spacing w:after="100"/>
+        <w:rPr>
+          <w:rFonts w:ascii="Arial" w:hAnsi="Arial" w:cs="Arial"/>
+        </w:rPr>
+      </w:pPr>
+    </w:p>
+    <w:p>
+      <w:pPr>
+        <w:spacing w:after="100"/>
+        <w:rPr>
+          <w:rFonts w:ascii="Arial" w:hAnsi="Arial" w:cs="Arial"/>
+        </w:rPr>
+      </w:pPr>
+    </w:p>
+    <w:p>
+      <w:pPr>
+        <w:spacing w:after="100"/>
+        <w:rPr>
+          <w:rFonts w:ascii="Arial" w:hAnsi="Arial" w:cs="Arial"/>
+        </w:rPr>
+      </w:pPr>
+    </w:p>
+    <w:p>
+      <w:pPr>
+        <w:spacing w:after="100"/>
+        <w:rPr>
+          <w:rFonts w:ascii="Arial" w:hAnsi="Arial" w:cs="Arial"/>
+        </w:rPr>
+      </w:pPr>
+    </w:p>
+    <w:p>
+      <w:pPr>
+        <w:spacing w:after="100"/>
+        <w:rPr>
+          <w:rFonts w:ascii="Arial" w:hAnsi="Arial" w:cs="Arial"/>
+        </w:rPr>
+      </w:pPr>
+    </w:p>
+    <w:p>
+      <w:pPr>
+        <w:spacing w:after="100"/>
         <w:rPr>
           <w:rFonts w:ascii="Arial" w:eastAsia="Arial" w:hAnsi="Arial" w:cs="Arial"/>
           <w:b/>
@@ -4476,10 +2480,8 @@
           <w:szCs w:val="18"/>
         </w:rPr>
       </w:pPr>
-    </w:p>
-    <w:p>
-      <w:pPr>
-        <w:spacing w:after="100"/>
+      <w:proofErr w:type="spellStart"/>
+      <w:r>
         <w:rPr>
           <w:rFonts w:ascii="Arial" w:eastAsia="Arial" w:hAnsi="Arial" w:cs="Arial"/>
           <w:b/>
@@ -4488,7 +2490,10 @@
           <w:sz w:val="18"/>
           <w:szCs w:val="18"/>
         </w:rPr>
-      </w:pPr>
+        <w:lastRenderedPageBreak/>
+        <w:t>Docker</w:t>
+      </w:r>
+      <w:proofErr w:type="spellEnd"/>
       <w:r>
         <w:rPr>
           <w:rFonts w:ascii="Arial" w:eastAsia="Arial" w:hAnsi="Arial" w:cs="Arial"/>
@@ -4498,12 +2503,9 @@
           <w:sz w:val="18"/>
           <w:szCs w:val="18"/>
         </w:rPr>
-        <w:t>Live TaskFlow on Render – All 5 Pages Accessible</w:t>
-      </w:r>
-    </w:p>
-    <w:p>
-      <w:pPr>
-        <w:spacing w:after="100"/>
+        <w:t xml:space="preserve"> Hub</w:t>
+      </w:r>
+      <w:r>
         <w:rPr>
           <w:rFonts w:ascii="Arial" w:eastAsia="Arial" w:hAnsi="Arial" w:cs="Arial"/>
           <w:b/>
@@ -4512,7 +2514,8 @@
           <w:sz w:val="18"/>
           <w:szCs w:val="18"/>
         </w:rPr>
-      </w:pPr>
+        <w:t xml:space="preserve"> Pushed Image with Tags</w:t>
+      </w:r>
     </w:p>
     <w:p>
       <w:pPr>
@@ -4539,63 +2542,22 @@
           <w:szCs w:val="18"/>
         </w:rPr>
       </w:pPr>
-    </w:p>
-    <w:p>
-      <w:pPr>
-        <w:spacing w:after="100"/>
-        <w:rPr>
-          <w:rFonts w:ascii="Arial" w:eastAsia="Arial" w:hAnsi="Arial" w:cs="Arial"/>
-          <w:b/>
-          <w:bCs/>
+      <w:r>
+        <w:rPr>
+          <w:rFonts w:ascii="Arial" w:eastAsia="Arial" w:hAnsi="Arial" w:cs="Arial"/>
+          <w:b/>
+          <w:bCs/>
+          <w:noProof/>
           <w:color w:val="000000"/>
           <w:sz w:val="18"/>
           <w:szCs w:val="18"/>
-        </w:rPr>
-      </w:pPr>
-    </w:p>
-    <w:p>
-      <w:pPr>
-        <w:spacing w:after="100"/>
-        <w:rPr>
-          <w:rFonts w:ascii="Arial" w:eastAsia="Arial" w:hAnsi="Arial" w:cs="Arial"/>
-          <w:b/>
-          <w:bCs/>
-          <w:color w:val="000000"/>
-          <w:sz w:val="18"/>
-          <w:szCs w:val="18"/>
-        </w:rPr>
-      </w:pPr>
-      <w:r>
-        <w:rPr>
-          <w:rFonts w:ascii="Arial" w:eastAsia="Arial" w:hAnsi="Arial" w:cs="Arial"/>
-          <w:b/>
-          <w:bCs/>
-          <w:color w:val="000000"/>
-          <w:sz w:val="18"/>
-          <w:szCs w:val="18"/>
-        </w:rPr>
-        <w:t>Assignment 04 .docx Visible in GitHub Repo</w:t>
-      </w:r>
-    </w:p>
-    <w:p>
-      <w:pPr>
-        <w:spacing w:after="100"/>
-        <w:rPr>
-          <w:rFonts w:ascii="Arial" w:hAnsi="Arial" w:cs="Arial"/>
-        </w:rPr>
-      </w:pPr>
-      <w:r>
-        <w:rPr>
-          <w:rFonts w:ascii="Arial" w:hAnsi="Arial" w:cs="Arial"/>
-          <w:noProof/>
           <w:lang w:val="en-GB" w:eastAsia="en-GB"/>
         </w:rPr>
-        <w:lastRenderedPageBreak/>
         <w:drawing>
-          <wp:inline distT="0" distB="0" distL="0" distR="0" wp14:anchorId="3567B5CD" wp14:editId="66B646CC">
-            <wp:extent cx="5943600" cy="3950970"/>
+          <wp:inline distT="0" distB="0" distL="0" distR="0" wp14:anchorId="73D5C635" wp14:editId="6B21C24F">
+            <wp:extent cx="5943600" cy="2954020"/>
             <wp:effectExtent l="0" t="0" r="0" b="0"/>
-            <wp:docPr id="2" name="Picture 2"/>
+            <wp:docPr id="4" name="Picture 4"/>
             <wp:cNvGraphicFramePr>
               <a:graphicFrameLocks xmlns:a="http://schemas.openxmlformats.org/drawingml/2006/main" noChangeAspect="1"/>
             </wp:cNvGraphicFramePr>
@@ -4615,7 +2577,7 @@
                   <pic:spPr>
                     <a:xfrm>
                       <a:off x="0" y="0"/>
-                      <a:ext cx="5943600" cy="3950970"/>
+                      <a:ext cx="5943600" cy="2954020"/>
                     </a:xfrm>
                     <a:prstGeom prst="rect">
                       <a:avLst/>
@@ -4630,6 +2592,555 @@
     </w:p>
     <w:p>
       <w:pPr>
+        <w:rPr>
+          <w:rFonts w:ascii="Arial" w:eastAsia="Arial" w:hAnsi="Arial" w:cs="Arial"/>
+          <w:b/>
+          <w:bCs/>
+          <w:color w:val="000000"/>
+          <w:sz w:val="18"/>
+          <w:szCs w:val="18"/>
+        </w:rPr>
+      </w:pPr>
+    </w:p>
+    <w:p>
+      <w:pPr>
+        <w:rPr>
+          <w:rFonts w:ascii="Arial" w:eastAsia="Arial" w:hAnsi="Arial" w:cs="Arial"/>
+          <w:b/>
+          <w:bCs/>
+          <w:color w:val="000000"/>
+          <w:sz w:val="18"/>
+          <w:szCs w:val="18"/>
+        </w:rPr>
+      </w:pPr>
+    </w:p>
+    <w:p>
+      <w:pPr>
+        <w:rPr>
+          <w:rFonts w:ascii="Arial" w:eastAsia="Arial" w:hAnsi="Arial" w:cs="Arial"/>
+          <w:b/>
+          <w:bCs/>
+          <w:color w:val="000000"/>
+          <w:sz w:val="18"/>
+          <w:szCs w:val="18"/>
+        </w:rPr>
+      </w:pPr>
+      <w:r>
+        <w:rPr>
+          <w:rFonts w:ascii="Arial" w:eastAsia="Arial" w:hAnsi="Arial" w:cs="Arial"/>
+          <w:b/>
+          <w:bCs/>
+          <w:color w:val="000000"/>
+          <w:sz w:val="18"/>
+          <w:szCs w:val="18"/>
+        </w:rPr>
+        <w:t>CD Workflow Run</w:t>
+      </w:r>
+    </w:p>
+    <w:p>
+      <w:pPr>
+        <w:rPr>
+          <w:rFonts w:ascii="Arial" w:eastAsia="Arial" w:hAnsi="Arial" w:cs="Arial"/>
+          <w:b/>
+          <w:bCs/>
+          <w:color w:val="000000"/>
+          <w:sz w:val="18"/>
+          <w:szCs w:val="18"/>
+        </w:rPr>
+      </w:pPr>
+    </w:p>
+    <w:p>
+      <w:pPr>
+        <w:rPr>
+          <w:rFonts w:ascii="Arial" w:eastAsia="Arial" w:hAnsi="Arial" w:cs="Arial"/>
+          <w:b/>
+          <w:bCs/>
+          <w:color w:val="000000"/>
+          <w:sz w:val="18"/>
+          <w:szCs w:val="18"/>
+        </w:rPr>
+      </w:pPr>
+      <w:r>
+        <w:rPr>
+          <w:rFonts w:ascii="Arial" w:eastAsia="Arial" w:hAnsi="Arial" w:cs="Arial"/>
+          <w:b/>
+          <w:bCs/>
+          <w:color w:val="000000"/>
+          <w:sz w:val="18"/>
+          <w:szCs w:val="18"/>
+        </w:rPr>
+        <w:drawing>
+          <wp:inline distT="0" distB="0" distL="0" distR="0" wp14:anchorId="1F178D3D" wp14:editId="65922337">
+            <wp:extent cx="5943600" cy="2705735"/>
+            <wp:effectExtent l="0" t="0" r="0" b="0"/>
+            <wp:docPr id="6" name="Picture 6"/>
+            <wp:cNvGraphicFramePr>
+              <a:graphicFrameLocks xmlns:a="http://schemas.openxmlformats.org/drawingml/2006/main" noChangeAspect="1"/>
+            </wp:cNvGraphicFramePr>
+            <a:graphic xmlns:a="http://schemas.openxmlformats.org/drawingml/2006/main">
+              <a:graphicData uri="http://schemas.openxmlformats.org/drawingml/2006/picture">
+                <pic:pic xmlns:pic="http://schemas.openxmlformats.org/drawingml/2006/picture">
+                  <pic:nvPicPr>
+                    <pic:cNvPr id="0" name=""/>
+                    <pic:cNvPicPr/>
+                  </pic:nvPicPr>
+                  <pic:blipFill>
+                    <a:blip r:embed="rId12"/>
+                    <a:stretch>
+                      <a:fillRect/>
+                    </a:stretch>
+                  </pic:blipFill>
+                  <pic:spPr>
+                    <a:xfrm>
+                      <a:off x="0" y="0"/>
+                      <a:ext cx="5943600" cy="2705735"/>
+                    </a:xfrm>
+                    <a:prstGeom prst="rect">
+                      <a:avLst/>
+                    </a:prstGeom>
+                  </pic:spPr>
+                </pic:pic>
+              </a:graphicData>
+            </a:graphic>
+          </wp:inline>
+        </w:drawing>
+      </w:r>
+    </w:p>
+    <w:p>
+      <w:pPr>
+        <w:rPr>
+          <w:rFonts w:ascii="Arial" w:eastAsia="Arial" w:hAnsi="Arial" w:cs="Arial"/>
+          <w:b/>
+          <w:bCs/>
+          <w:color w:val="000000"/>
+          <w:sz w:val="18"/>
+          <w:szCs w:val="18"/>
+        </w:rPr>
+      </w:pPr>
+    </w:p>
+    <w:p>
+      <w:pPr>
+        <w:rPr>
+          <w:rFonts w:ascii="Arial" w:eastAsia="Arial" w:hAnsi="Arial" w:cs="Arial"/>
+          <w:b/>
+          <w:bCs/>
+          <w:color w:val="000000"/>
+          <w:sz w:val="18"/>
+          <w:szCs w:val="18"/>
+        </w:rPr>
+      </w:pPr>
+    </w:p>
+    <w:p>
+      <w:pPr>
+        <w:rPr>
+          <w:rFonts w:ascii="Arial" w:eastAsia="Arial" w:hAnsi="Arial" w:cs="Arial"/>
+          <w:b/>
+          <w:bCs/>
+          <w:color w:val="000000"/>
+          <w:sz w:val="18"/>
+          <w:szCs w:val="18"/>
+        </w:rPr>
+      </w:pPr>
+    </w:p>
+    <w:p>
+      <w:pPr>
+        <w:rPr>
+          <w:rFonts w:ascii="Arial" w:eastAsia="Arial" w:hAnsi="Arial" w:cs="Arial"/>
+          <w:b/>
+          <w:bCs/>
+          <w:color w:val="000000"/>
+          <w:sz w:val="18"/>
+          <w:szCs w:val="18"/>
+        </w:rPr>
+      </w:pPr>
+    </w:p>
+    <w:p>
+      <w:pPr>
+        <w:rPr>
+          <w:rFonts w:ascii="Arial" w:eastAsia="Arial" w:hAnsi="Arial" w:cs="Arial"/>
+          <w:b/>
+          <w:bCs/>
+          <w:color w:val="000000"/>
+          <w:sz w:val="18"/>
+          <w:szCs w:val="18"/>
+        </w:rPr>
+      </w:pPr>
+    </w:p>
+    <w:p>
+      <w:pPr>
+        <w:rPr>
+          <w:rFonts w:ascii="Arial" w:eastAsia="Arial" w:hAnsi="Arial" w:cs="Arial"/>
+          <w:b/>
+          <w:bCs/>
+          <w:color w:val="000000"/>
+          <w:sz w:val="18"/>
+          <w:szCs w:val="18"/>
+        </w:rPr>
+      </w:pPr>
+    </w:p>
+    <w:p>
+      <w:pPr>
+        <w:rPr>
+          <w:rFonts w:ascii="Arial" w:eastAsia="Arial" w:hAnsi="Arial" w:cs="Arial"/>
+          <w:b/>
+          <w:bCs/>
+          <w:color w:val="000000"/>
+          <w:sz w:val="18"/>
+          <w:szCs w:val="18"/>
+        </w:rPr>
+      </w:pPr>
+    </w:p>
+    <w:p>
+      <w:pPr>
+        <w:rPr>
+          <w:rFonts w:ascii="Arial" w:eastAsia="Arial" w:hAnsi="Arial" w:cs="Arial"/>
+          <w:b/>
+          <w:bCs/>
+          <w:color w:val="000000"/>
+          <w:sz w:val="18"/>
+          <w:szCs w:val="18"/>
+        </w:rPr>
+      </w:pPr>
+    </w:p>
+    <w:p>
+      <w:pPr>
+        <w:rPr>
+          <w:rFonts w:ascii="Arial" w:eastAsia="Arial" w:hAnsi="Arial" w:cs="Arial"/>
+          <w:b/>
+          <w:bCs/>
+          <w:color w:val="000000"/>
+          <w:sz w:val="18"/>
+          <w:szCs w:val="18"/>
+        </w:rPr>
+      </w:pPr>
+    </w:p>
+    <w:p>
+      <w:pPr>
+        <w:rPr>
+          <w:rFonts w:ascii="Arial" w:eastAsia="Arial" w:hAnsi="Arial" w:cs="Arial"/>
+          <w:b/>
+          <w:bCs/>
+          <w:color w:val="000000"/>
+          <w:sz w:val="18"/>
+          <w:szCs w:val="18"/>
+        </w:rPr>
+      </w:pPr>
+    </w:p>
+    <w:p>
+      <w:pPr>
+        <w:rPr>
+          <w:rFonts w:ascii="Arial" w:eastAsia="Arial" w:hAnsi="Arial" w:cs="Arial"/>
+          <w:b/>
+          <w:bCs/>
+          <w:color w:val="000000"/>
+          <w:sz w:val="18"/>
+          <w:szCs w:val="18"/>
+        </w:rPr>
+      </w:pPr>
+    </w:p>
+    <w:p>
+      <w:pPr>
+        <w:rPr>
+          <w:rFonts w:ascii="Arial" w:eastAsia="Arial" w:hAnsi="Arial" w:cs="Arial"/>
+          <w:b/>
+          <w:bCs/>
+          <w:color w:val="000000"/>
+          <w:sz w:val="18"/>
+          <w:szCs w:val="18"/>
+        </w:rPr>
+      </w:pPr>
+    </w:p>
+    <w:p>
+      <w:pPr>
+        <w:rPr>
+          <w:rFonts w:ascii="Arial" w:eastAsia="Arial" w:hAnsi="Arial" w:cs="Arial"/>
+          <w:b/>
+          <w:bCs/>
+          <w:color w:val="000000"/>
+          <w:sz w:val="18"/>
+          <w:szCs w:val="18"/>
+        </w:rPr>
+      </w:pPr>
+    </w:p>
+    <w:p>
+      <w:pPr>
+        <w:rPr>
+          <w:rFonts w:ascii="Arial" w:eastAsia="Arial" w:hAnsi="Arial" w:cs="Arial"/>
+          <w:b/>
+          <w:bCs/>
+          <w:color w:val="000000"/>
+          <w:sz w:val="18"/>
+          <w:szCs w:val="18"/>
+        </w:rPr>
+      </w:pPr>
+    </w:p>
+    <w:p>
+      <w:pPr>
+        <w:rPr>
+          <w:rFonts w:ascii="Arial" w:eastAsia="Arial" w:hAnsi="Arial" w:cs="Arial"/>
+          <w:b/>
+          <w:bCs/>
+          <w:color w:val="000000"/>
+          <w:sz w:val="18"/>
+          <w:szCs w:val="18"/>
+        </w:rPr>
+      </w:pPr>
+    </w:p>
+    <w:p>
+      <w:pPr>
+        <w:spacing w:after="100"/>
+        <w:rPr>
+          <w:rFonts w:ascii="Arial" w:eastAsia="Arial" w:hAnsi="Arial" w:cs="Arial"/>
+          <w:b/>
+          <w:bCs/>
+          <w:color w:val="000000"/>
+          <w:sz w:val="18"/>
+          <w:szCs w:val="18"/>
+        </w:rPr>
+      </w:pPr>
+      <w:r>
+        <w:rPr>
+          <w:rFonts w:ascii="Arial" w:eastAsia="Arial" w:hAnsi="Arial" w:cs="Arial"/>
+          <w:b/>
+          <w:bCs/>
+          <w:color w:val="000000"/>
+          <w:sz w:val="18"/>
+          <w:szCs w:val="18"/>
+        </w:rPr>
+        <w:lastRenderedPageBreak/>
+        <w:t xml:space="preserve">Live </w:t>
+      </w:r>
+      <w:proofErr w:type="spellStart"/>
+      <w:r>
+        <w:rPr>
+          <w:rFonts w:ascii="Arial" w:eastAsia="Arial" w:hAnsi="Arial" w:cs="Arial"/>
+          <w:b/>
+          <w:bCs/>
+          <w:color w:val="000000"/>
+          <w:sz w:val="18"/>
+          <w:szCs w:val="18"/>
+        </w:rPr>
+        <w:t>TaskFlow</w:t>
+      </w:r>
+      <w:proofErr w:type="spellEnd"/>
+      <w:r>
+        <w:rPr>
+          <w:rFonts w:ascii="Arial" w:eastAsia="Arial" w:hAnsi="Arial" w:cs="Arial"/>
+          <w:b/>
+          <w:bCs/>
+          <w:color w:val="000000"/>
+          <w:sz w:val="18"/>
+          <w:szCs w:val="18"/>
+        </w:rPr>
+        <w:t xml:space="preserve"> on Render – All 5 Pages Accessible</w:t>
+      </w:r>
+    </w:p>
+    <w:p>
+      <w:pPr>
+        <w:spacing w:after="100"/>
+        <w:rPr>
+          <w:rFonts w:ascii="Arial" w:eastAsia="Arial" w:hAnsi="Arial" w:cs="Arial"/>
+          <w:b/>
+          <w:bCs/>
+          <w:color w:val="000000"/>
+          <w:sz w:val="18"/>
+          <w:szCs w:val="18"/>
+        </w:rPr>
+      </w:pPr>
+      <w:r>
+        <w:rPr>
+          <w:rFonts w:ascii="Arial" w:eastAsia="Arial" w:hAnsi="Arial" w:cs="Arial"/>
+          <w:b/>
+          <w:bCs/>
+          <w:color w:val="000000"/>
+          <w:sz w:val="18"/>
+          <w:szCs w:val="18"/>
+        </w:rPr>
+        <w:drawing>
+          <wp:inline distT="0" distB="0" distL="0" distR="0" wp14:anchorId="449F0D6F" wp14:editId="24D343C7">
+            <wp:extent cx="5943600" cy="3146425"/>
+            <wp:effectExtent l="0" t="0" r="0" b="0"/>
+            <wp:docPr id="8" name="Picture 8"/>
+            <wp:cNvGraphicFramePr>
+              <a:graphicFrameLocks xmlns:a="http://schemas.openxmlformats.org/drawingml/2006/main" noChangeAspect="1"/>
+            </wp:cNvGraphicFramePr>
+            <a:graphic xmlns:a="http://schemas.openxmlformats.org/drawingml/2006/main">
+              <a:graphicData uri="http://schemas.openxmlformats.org/drawingml/2006/picture">
+                <pic:pic xmlns:pic="http://schemas.openxmlformats.org/drawingml/2006/picture">
+                  <pic:nvPicPr>
+                    <pic:cNvPr id="0" name=""/>
+                    <pic:cNvPicPr/>
+                  </pic:nvPicPr>
+                  <pic:blipFill>
+                    <a:blip r:embed="rId13"/>
+                    <a:stretch>
+                      <a:fillRect/>
+                    </a:stretch>
+                  </pic:blipFill>
+                  <pic:spPr>
+                    <a:xfrm>
+                      <a:off x="0" y="0"/>
+                      <a:ext cx="5943600" cy="3146425"/>
+                    </a:xfrm>
+                    <a:prstGeom prst="rect">
+                      <a:avLst/>
+                    </a:prstGeom>
+                  </pic:spPr>
+                </pic:pic>
+              </a:graphicData>
+            </a:graphic>
+          </wp:inline>
+        </w:drawing>
+      </w:r>
+    </w:p>
+    <w:p>
+      <w:pPr>
+        <w:spacing w:after="100"/>
+        <w:rPr>
+          <w:rFonts w:ascii="Arial" w:eastAsia="Arial" w:hAnsi="Arial" w:cs="Arial"/>
+          <w:b/>
+          <w:bCs/>
+          <w:color w:val="000000"/>
+          <w:sz w:val="18"/>
+          <w:szCs w:val="18"/>
+        </w:rPr>
+      </w:pPr>
+    </w:p>
+    <w:p>
+      <w:pPr>
+        <w:spacing w:after="100"/>
+        <w:rPr>
+          <w:rFonts w:ascii="Arial" w:eastAsia="Arial" w:hAnsi="Arial" w:cs="Arial"/>
+          <w:b/>
+          <w:bCs/>
+          <w:color w:val="000000"/>
+          <w:sz w:val="18"/>
+          <w:szCs w:val="18"/>
+        </w:rPr>
+      </w:pPr>
+    </w:p>
+    <w:p>
+      <w:pPr>
+        <w:spacing w:after="100"/>
+        <w:rPr>
+          <w:rFonts w:ascii="Arial" w:eastAsia="Arial" w:hAnsi="Arial" w:cs="Arial"/>
+          <w:b/>
+          <w:bCs/>
+          <w:color w:val="000000"/>
+          <w:sz w:val="18"/>
+          <w:szCs w:val="18"/>
+        </w:rPr>
+      </w:pPr>
+      <w:r>
+        <w:rPr>
+          <w:rFonts w:ascii="Arial" w:eastAsia="Arial" w:hAnsi="Arial" w:cs="Arial"/>
+          <w:b/>
+          <w:bCs/>
+          <w:color w:val="000000"/>
+          <w:sz w:val="18"/>
+          <w:szCs w:val="18"/>
+        </w:rPr>
+        <w:t>Assignment 04 .</w:t>
+      </w:r>
+      <w:proofErr w:type="spellStart"/>
+      <w:r>
+        <w:rPr>
+          <w:rFonts w:ascii="Arial" w:eastAsia="Arial" w:hAnsi="Arial" w:cs="Arial"/>
+          <w:b/>
+          <w:bCs/>
+          <w:color w:val="000000"/>
+          <w:sz w:val="18"/>
+          <w:szCs w:val="18"/>
+        </w:rPr>
+        <w:t>docx</w:t>
+      </w:r>
+      <w:proofErr w:type="spellEnd"/>
+      <w:r>
+        <w:rPr>
+          <w:rFonts w:ascii="Arial" w:eastAsia="Arial" w:hAnsi="Arial" w:cs="Arial"/>
+          <w:b/>
+          <w:bCs/>
+          <w:color w:val="000000"/>
+          <w:sz w:val="18"/>
+          <w:szCs w:val="18"/>
+        </w:rPr>
+        <w:t xml:space="preserve"> Visible in </w:t>
+      </w:r>
+      <w:proofErr w:type="spellStart"/>
+      <w:r>
+        <w:rPr>
+          <w:rFonts w:ascii="Arial" w:eastAsia="Arial" w:hAnsi="Arial" w:cs="Arial"/>
+          <w:b/>
+          <w:bCs/>
+          <w:color w:val="000000"/>
+          <w:sz w:val="18"/>
+          <w:szCs w:val="18"/>
+        </w:rPr>
+        <w:t>GitHub</w:t>
+      </w:r>
+      <w:proofErr w:type="spellEnd"/>
+      <w:r>
+        <w:rPr>
+          <w:rFonts w:ascii="Arial" w:eastAsia="Arial" w:hAnsi="Arial" w:cs="Arial"/>
+          <w:b/>
+          <w:bCs/>
+          <w:color w:val="000000"/>
+          <w:sz w:val="18"/>
+          <w:szCs w:val="18"/>
+        </w:rPr>
+        <w:t xml:space="preserve"> Repo</w:t>
+      </w:r>
+    </w:p>
+    <w:p>
+      <w:pPr>
+        <w:spacing w:after="100"/>
+        <w:rPr>
+          <w:rFonts w:ascii="Arial" w:hAnsi="Arial" w:cs="Arial"/>
+        </w:rPr>
+      </w:pPr>
+      <w:r>
+        <w:rPr>
+          <w:rFonts w:ascii="Arial" w:hAnsi="Arial" w:cs="Arial"/>
+        </w:rPr>
+        <w:drawing>
+          <wp:inline distT="0" distB="0" distL="0" distR="0" wp14:anchorId="11D59052" wp14:editId="490E5FFF">
+            <wp:extent cx="5943600" cy="2771140"/>
+            <wp:effectExtent l="0" t="0" r="0" b="0"/>
+            <wp:docPr id="7" name="Picture 7"/>
+            <wp:cNvGraphicFramePr>
+              <a:graphicFrameLocks xmlns:a="http://schemas.openxmlformats.org/drawingml/2006/main" noChangeAspect="1"/>
+            </wp:cNvGraphicFramePr>
+            <a:graphic xmlns:a="http://schemas.openxmlformats.org/drawingml/2006/main">
+              <a:graphicData uri="http://schemas.openxmlformats.org/drawingml/2006/picture">
+                <pic:pic xmlns:pic="http://schemas.openxmlformats.org/drawingml/2006/picture">
+                  <pic:nvPicPr>
+                    <pic:cNvPr id="0" name=""/>
+                    <pic:cNvPicPr/>
+                  </pic:nvPicPr>
+                  <pic:blipFill>
+                    <a:blip r:embed="rId14"/>
+                    <a:stretch>
+                      <a:fillRect/>
+                    </a:stretch>
+                  </pic:blipFill>
+                  <pic:spPr>
+                    <a:xfrm>
+                      <a:off x="0" y="0"/>
+                      <a:ext cx="5943600" cy="2771140"/>
+                    </a:xfrm>
+                    <a:prstGeom prst="rect">
+                      <a:avLst/>
+                    </a:prstGeom>
+                  </pic:spPr>
+                </pic:pic>
+              </a:graphicData>
+            </a:graphic>
+          </wp:inline>
+        </w:drawing>
+      </w:r>
+    </w:p>
+    <w:p>
+      <w:pPr>
         <w:pBdr>
           <w:bottom w:val="single" w:sz="6" w:space="4" w:color="2E75B6"/>
         </w:pBdr>
@@ -4683,11 +3194,6 @@
         </w:pBdr>
         <w:spacing w:before="260" w:after="120"/>
         <w:rPr>
-          <w:rFonts w:ascii="Arial" w:hAnsi="Arial" w:cs="Arial"/>
-        </w:rPr>
-      </w:pPr>
-      <w:r>
-        <w:rPr>
           <w:rFonts w:ascii="Arial" w:eastAsia="Arial" w:hAnsi="Arial" w:cs="Arial"/>
           <w:b/>
           <w:bCs/>
@@ -4695,32 +3201,61 @@
           <w:sz w:val="28"/>
           <w:szCs w:val="28"/>
         </w:rPr>
+      </w:pPr>
+    </w:p>
+    <w:p>
+      <w:pPr>
+        <w:pBdr>
+          <w:bottom w:val="single" w:sz="6" w:space="4" w:color="2E75B6"/>
+        </w:pBdr>
+        <w:spacing w:before="260" w:after="120"/>
+        <w:rPr>
+          <w:rFonts w:ascii="Arial" w:eastAsia="Arial" w:hAnsi="Arial" w:cs="Arial"/>
+          <w:b/>
+          <w:bCs/>
+          <w:color w:val="1F3864"/>
+          <w:sz w:val="28"/>
+          <w:szCs w:val="28"/>
+        </w:rPr>
+      </w:pPr>
+    </w:p>
+    <w:p>
+      <w:pPr>
+        <w:pBdr>
+          <w:bottom w:val="single" w:sz="6" w:space="4" w:color="2E75B6"/>
+        </w:pBdr>
+        <w:spacing w:before="260" w:after="120"/>
+        <w:rPr>
+          <w:rFonts w:ascii="Arial" w:eastAsia="Arial" w:hAnsi="Arial" w:cs="Arial"/>
+          <w:b/>
+          <w:bCs/>
+          <w:color w:val="1F3864"/>
+          <w:sz w:val="28"/>
+          <w:szCs w:val="28"/>
+        </w:rPr>
+      </w:pPr>
+    </w:p>
+    <w:p>
+      <w:pPr>
+        <w:pBdr>
+          <w:bottom w:val="single" w:sz="6" w:space="4" w:color="2E75B6"/>
+        </w:pBdr>
+        <w:spacing w:before="260" w:after="120"/>
+        <w:rPr>
+          <w:rFonts w:ascii="Arial" w:hAnsi="Arial" w:cs="Arial"/>
+        </w:rPr>
+      </w:pPr>
+      <w:r>
+        <w:rPr>
+          <w:rFonts w:ascii="Arial" w:eastAsia="Arial" w:hAnsi="Arial" w:cs="Arial"/>
+          <w:b/>
+          <w:bCs/>
+          <w:color w:val="1F3864"/>
+          <w:sz w:val="28"/>
+          <w:szCs w:val="28"/>
+        </w:rPr>
         <w:t>TEAM REFLECTION</w:t>
       </w:r>
-    </w:p>
-    <w:p>
-      <w:pPr>
-        <w:spacing w:before="60" w:after="120"/>
-        <w:jc w:val="both"/>
-        <w:rPr>
-          <w:rFonts w:ascii="Arial" w:hAnsi="Arial" w:cs="Arial"/>
-        </w:rPr>
-      </w:pPr>
-      <w:r>
-        <w:rPr>
-          <w:rFonts w:ascii="Arial" w:eastAsia="Arial" w:hAnsi="Arial" w:cs="Arial"/>
-          <w:color w:val="000000"/>
-        </w:rPr>
-        <w:t>Each team member must individually write 4–5 lines covering: what was learnt, the most challenging part of the assignment, and how the team resolved it.</w:t>
-      </w:r>
-    </w:p>
-    <w:p>
-      <w:pPr>
-        <w:spacing w:after="100"/>
-        <w:rPr>
-          <w:rFonts w:ascii="Arial" w:hAnsi="Arial" w:cs="Arial"/>
-        </w:rPr>
-      </w:pPr>
     </w:p>
     <w:p>
       <w:pPr>
@@ -4737,7 +3272,67 @@
           <w:bCs/>
           <w:color w:val="000000"/>
         </w:rPr>
-        <w:t>Member 1  (Name: Muhammad Ahmer Asghar)</w:t>
+        <w:t xml:space="preserve">Member </w:t>
+      </w:r>
+      <w:proofErr w:type="gramStart"/>
+      <w:r>
+        <w:rPr>
+          <w:rFonts w:ascii="Arial" w:eastAsia="Arial" w:hAnsi="Arial" w:cs="Arial"/>
+          <w:b/>
+          <w:bCs/>
+          <w:color w:val="000000"/>
+        </w:rPr>
+        <w:t>1  (</w:t>
+      </w:r>
+      <w:proofErr w:type="gramEnd"/>
+      <w:r>
+        <w:rPr>
+          <w:rFonts w:ascii="Arial" w:eastAsia="Arial" w:hAnsi="Arial" w:cs="Arial"/>
+          <w:b/>
+          <w:bCs/>
+          <w:color w:val="000000"/>
+        </w:rPr>
+        <w:t xml:space="preserve">Name: Muhammad </w:t>
+      </w:r>
+      <w:proofErr w:type="spellStart"/>
+      <w:r>
+        <w:rPr>
+          <w:rFonts w:ascii="Arial" w:eastAsia="Arial" w:hAnsi="Arial" w:cs="Arial"/>
+          <w:b/>
+          <w:bCs/>
+          <w:color w:val="000000"/>
+        </w:rPr>
+        <w:t>Ahmer</w:t>
+      </w:r>
+      <w:proofErr w:type="spellEnd"/>
+      <w:r>
+        <w:rPr>
+          <w:rFonts w:ascii="Arial" w:eastAsia="Arial" w:hAnsi="Arial" w:cs="Arial"/>
+          <w:b/>
+          <w:bCs/>
+          <w:color w:val="000000"/>
+        </w:rPr>
+        <w:t xml:space="preserve"> </w:t>
+      </w:r>
+      <w:proofErr w:type="spellStart"/>
+      <w:r>
+        <w:rPr>
+          <w:rFonts w:ascii="Arial" w:eastAsia="Arial" w:hAnsi="Arial" w:cs="Arial"/>
+          <w:b/>
+          <w:bCs/>
+          <w:color w:val="000000"/>
+        </w:rPr>
+        <w:t>Asghar</w:t>
+      </w:r>
+      <w:proofErr w:type="spellEnd"/>
+      <w:r>
+        <w:rPr>
+          <w:rFonts w:ascii="Arial" w:eastAsia="Arial" w:hAnsi="Arial" w:cs="Arial"/>
+          <w:b/>
+          <w:bCs/>
+          <w:color w:val="000000"/>
+        </w:rPr>
+        <w:t>)</w:t>
       </w:r>
     </w:p>
     <w:tbl>
@@ -4789,7 +3384,63 @@
               <w:rPr>
                 <w:rFonts w:ascii="Arial" w:hAnsi="Arial" w:cs="Arial"/>
               </w:rPr>
-              <w:t xml:space="preserve">Leading this project, I mastered orchestrating CI/CD pipelines by integrating GitHub Actions, Docker Hub, and Render. The greatest challenge was resolving authentication conflicts between our private Docker registry and the deployment environment, which I solved by standardizing our Dockerfile and configuring secure environment secrets. I also implemented branch protection rules to ensure our </w:t>
+              <w:t xml:space="preserve">Leading this project, I mastered orchestrating CI/CD pipelines by integrating </w:t>
+            </w:r>
+            <w:proofErr w:type="spellStart"/>
+            <w:r>
+              <w:rPr>
+                <w:rFonts w:ascii="Arial" w:hAnsi="Arial" w:cs="Arial"/>
+              </w:rPr>
+              <w:t>GitHub</w:t>
+            </w:r>
+            <w:proofErr w:type="spellEnd"/>
+            <w:r>
+              <w:rPr>
+                <w:rFonts w:ascii="Arial" w:hAnsi="Arial" w:cs="Arial"/>
+              </w:rPr>
+              <w:t xml:space="preserve"> Actions, </w:t>
+            </w:r>
+            <w:proofErr w:type="spellStart"/>
+            <w:r>
+              <w:rPr>
+                <w:rFonts w:ascii="Arial" w:hAnsi="Arial" w:cs="Arial"/>
+              </w:rPr>
+              <w:t>Docker</w:t>
+            </w:r>
+            <w:proofErr w:type="spellEnd"/>
+            <w:r>
+              <w:rPr>
+                <w:rFonts w:ascii="Arial" w:hAnsi="Arial" w:cs="Arial"/>
+              </w:rPr>
+              <w:t xml:space="preserve"> Hub, and Render. The greatest challenge was resolving authentication conflicts between our private </w:t>
+            </w:r>
+            <w:proofErr w:type="spellStart"/>
+            <w:r>
+              <w:rPr>
+                <w:rFonts w:ascii="Arial" w:hAnsi="Arial" w:cs="Arial"/>
+              </w:rPr>
+              <w:t>Docker</w:t>
+            </w:r>
+            <w:proofErr w:type="spellEnd"/>
+            <w:r>
+              <w:rPr>
+                <w:rFonts w:ascii="Arial" w:hAnsi="Arial" w:cs="Arial"/>
+              </w:rPr>
+              <w:t xml:space="preserve"> registry and the deployment environment, which I solved by standardizing our </w:t>
+            </w:r>
+            <w:proofErr w:type="spellStart"/>
+            <w:r>
+              <w:rPr>
+                <w:rFonts w:ascii="Arial" w:hAnsi="Arial" w:cs="Arial"/>
+              </w:rPr>
+              <w:t>Dockerfile</w:t>
+            </w:r>
+            <w:proofErr w:type="spellEnd"/>
+            <w:r>
+              <w:rPr>
+                <w:rFonts w:ascii="Arial" w:hAnsi="Arial" w:cs="Arial"/>
+              </w:rPr>
+              <w:t xml:space="preserve"> and configuring secure environment secrets. I also implemented branch protection rules to ensure our </w:t>
             </w:r>
             <w:r>
               <w:rPr>
@@ -4802,7 +3453,21 @@
               <w:rPr>
                 <w:rFonts w:ascii="Arial" w:hAnsi="Arial" w:cs="Arial"/>
               </w:rPr>
-              <w:t>branch remained stable. This experience solidified my understanding of DevOps workflows and effective team coordination</w:t>
+              <w:t xml:space="preserve">branch remained stable. This experience solidified my understanding of </w:t>
+            </w:r>
+            <w:proofErr w:type="spellStart"/>
+            <w:r>
+              <w:rPr>
+                <w:rFonts w:ascii="Arial" w:hAnsi="Arial" w:cs="Arial"/>
+              </w:rPr>
+              <w:t>DevOps</w:t>
+            </w:r>
+            <w:proofErr w:type="spellEnd"/>
+            <w:r>
+              <w:rPr>
+                <w:rFonts w:ascii="Arial" w:hAnsi="Arial" w:cs="Arial"/>
+              </w:rPr>
+              <w:t xml:space="preserve"> workflows and effective team coordination</w:t>
             </w:r>
           </w:p>
         </w:tc>
@@ -4831,17 +3496,68 @@
           <w:bCs/>
           <w:color w:val="000000"/>
         </w:rPr>
-        <w:t>Member 2  (Name:</w:t>
-      </w:r>
-      <w:r>
-        <w:rPr>
-          <w:rFonts w:ascii="Arial" w:eastAsia="Arial" w:hAnsi="Arial" w:cs="Arial"/>
-          <w:b/>
-          <w:bCs/>
-          <w:color w:val="000000"/>
-        </w:rPr>
-        <w:t xml:space="preserve"> Asfaan Nasir</w:t>
-      </w:r>
+        <w:t xml:space="preserve">Member </w:t>
+      </w:r>
+      <w:proofErr w:type="gramStart"/>
+      <w:r>
+        <w:rPr>
+          <w:rFonts w:ascii="Arial" w:eastAsia="Arial" w:hAnsi="Arial" w:cs="Arial"/>
+          <w:b/>
+          <w:bCs/>
+          <w:color w:val="000000"/>
+        </w:rPr>
+        <w:t>2  (</w:t>
+      </w:r>
+      <w:proofErr w:type="gramEnd"/>
+      <w:r>
+        <w:rPr>
+          <w:rFonts w:ascii="Arial" w:eastAsia="Arial" w:hAnsi="Arial" w:cs="Arial"/>
+          <w:b/>
+          <w:bCs/>
+          <w:color w:val="000000"/>
+        </w:rPr>
+        <w:t>Name:</w:t>
+      </w:r>
+      <w:r>
+        <w:rPr>
+          <w:rFonts w:ascii="Arial" w:eastAsia="Arial" w:hAnsi="Arial" w:cs="Arial"/>
+          <w:b/>
+          <w:bCs/>
+          <w:color w:val="000000"/>
+        </w:rPr>
+        <w:t xml:space="preserve"> </w:t>
+      </w:r>
+      <w:proofErr w:type="spellStart"/>
+      <w:r>
+        <w:rPr>
+          <w:rFonts w:ascii="Arial" w:eastAsia="Arial" w:hAnsi="Arial" w:cs="Arial"/>
+          <w:b/>
+          <w:bCs/>
+          <w:color w:val="000000"/>
+        </w:rPr>
+        <w:t>Asfaan</w:t>
+      </w:r>
+      <w:proofErr w:type="spellEnd"/>
+      <w:r>
+        <w:rPr>
+          <w:rFonts w:ascii="Arial" w:eastAsia="Arial" w:hAnsi="Arial" w:cs="Arial"/>
+          <w:b/>
+          <w:bCs/>
+          <w:color w:val="000000"/>
+        </w:rPr>
+        <w:t xml:space="preserve"> </w:t>
+      </w:r>
+      <w:proofErr w:type="spellStart"/>
+      <w:r>
+        <w:rPr>
+          <w:rFonts w:ascii="Arial" w:eastAsia="Arial" w:hAnsi="Arial" w:cs="Arial"/>
+          <w:b/>
+          <w:bCs/>
+          <w:color w:val="000000"/>
+        </w:rPr>
+        <w:t>Nasir</w:t>
+      </w:r>
+      <w:proofErr w:type="spellEnd"/>
       <w:r>
         <w:rPr>
           <w:rFonts w:ascii="Arial" w:eastAsia="Arial" w:hAnsi="Arial" w:cs="Arial"/>
@@ -4910,64 +3626,22 @@
               <w:rPr>
                 <w:rFonts w:ascii="Arial" w:hAnsi="Arial" w:cs="Arial"/>
               </w:rPr>
-              <w:t>Watching our lead build the CI/CD pipeline from scratch showed me the power of automated testing and deployment workflows in action. Seeing my changes seamlessly integrated and deployed without a single hitch highlighted how robust automation minimizes human error. It was an invaluable lesson in how modern DevOps practices streamline the release cycle and ensure system stability.</w:t>
-            </w:r>
-          </w:p>
-        </w:tc>
-      </w:tr>
-      <w:tr>
-        <w:tc>
-          <w:tcPr>
-            <w:tcW w:w="9360" w:type="dxa"/>
-            <w:tcBorders>
-              <w:top w:val="single" w:sz="6" w:space="0" w:color="ADB9CA"/>
-              <w:left w:val="single" w:sz="6" w:space="0" w:color="ADB9CA"/>
-              <w:bottom w:val="single" w:sz="6" w:space="0" w:color="ADB9CA"/>
-              <w:right w:val="single" w:sz="6" w:space="0" w:color="ADB9CA"/>
-            </w:tcBorders>
-            <w:shd w:val="clear" w:color="auto" w:fill="FFFFFF"/>
-            <w:tcMar>
-              <w:top w:w="80" w:type="dxa"/>
-              <w:left w:w="140" w:type="dxa"/>
-              <w:bottom w:w="80" w:type="dxa"/>
-              <w:right w:w="140" w:type="dxa"/>
-            </w:tcMar>
-            <w:vAlign w:val="center"/>
-          </w:tcPr>
-          <w:p>
-            <w:pPr>
-              <w:rPr>
-                <w:rFonts w:ascii="Arial" w:hAnsi="Arial" w:cs="Arial"/>
-              </w:rPr>
-            </w:pPr>
-          </w:p>
-        </w:tc>
-      </w:tr>
-      <w:tr>
-        <w:tc>
-          <w:tcPr>
-            <w:tcW w:w="9360" w:type="dxa"/>
-            <w:tcBorders>
-              <w:top w:val="single" w:sz="6" w:space="0" w:color="ADB9CA"/>
-              <w:left w:val="single" w:sz="6" w:space="0" w:color="ADB9CA"/>
-              <w:bottom w:val="single" w:sz="6" w:space="0" w:color="ADB9CA"/>
-              <w:right w:val="single" w:sz="6" w:space="0" w:color="ADB9CA"/>
-            </w:tcBorders>
-            <w:shd w:val="clear" w:color="auto" w:fill="FFFFFF"/>
-            <w:tcMar>
-              <w:top w:w="80" w:type="dxa"/>
-              <w:left w:w="140" w:type="dxa"/>
-              <w:bottom w:w="80" w:type="dxa"/>
-              <w:right w:w="140" w:type="dxa"/>
-            </w:tcMar>
-            <w:vAlign w:val="center"/>
-          </w:tcPr>
-          <w:p>
-            <w:pPr>
-              <w:rPr>
-                <w:rFonts w:ascii="Arial" w:hAnsi="Arial" w:cs="Arial"/>
-              </w:rPr>
-            </w:pPr>
+              <w:t xml:space="preserve">Watching our lead build the CI/CD pipeline from scratch showed me the power of automated testing and deployment workflows in action. Seeing my changes seamlessly integrated and deployed without a single hitch highlighted how robust automation minimizes human error. It was an invaluable lesson in how modern </w:t>
+            </w:r>
+            <w:proofErr w:type="spellStart"/>
+            <w:r>
+              <w:rPr>
+                <w:rFonts w:ascii="Arial" w:hAnsi="Arial" w:cs="Arial"/>
+              </w:rPr>
+              <w:t>DevOps</w:t>
+            </w:r>
+            <w:proofErr w:type="spellEnd"/>
+            <w:r>
+              <w:rPr>
+                <w:rFonts w:ascii="Arial" w:hAnsi="Arial" w:cs="Arial"/>
+              </w:rPr>
+              <w:t xml:space="preserve"> practices streamline the release cycle and ensure system stability.</w:t>
+            </w:r>
           </w:p>
         </w:tc>
       </w:tr>
@@ -4995,17 +3669,70 @@
           <w:bCs/>
           <w:color w:val="000000"/>
         </w:rPr>
-        <w:t>Member 3  (</w:t>
-      </w:r>
-      <w:r>
-        <w:rPr>
-          <w:rFonts w:ascii="Arial" w:eastAsia="Arial" w:hAnsi="Arial" w:cs="Arial"/>
-          <w:b/>
-          <w:bCs/>
-          <w:color w:val="000000"/>
-        </w:rPr>
-        <w:t>Zohaib ul hussnain</w:t>
-      </w:r>
+        <w:t xml:space="preserve">Member </w:t>
+      </w:r>
+      <w:proofErr w:type="gramStart"/>
+      <w:r>
+        <w:rPr>
+          <w:rFonts w:ascii="Arial" w:eastAsia="Arial" w:hAnsi="Arial" w:cs="Arial"/>
+          <w:b/>
+          <w:bCs/>
+          <w:color w:val="000000"/>
+        </w:rPr>
+        <w:t>3  (</w:t>
+      </w:r>
+      <w:proofErr w:type="spellStart"/>
+      <w:proofErr w:type="gramEnd"/>
+      <w:r>
+        <w:rPr>
+          <w:rFonts w:ascii="Arial" w:eastAsia="Arial" w:hAnsi="Arial" w:cs="Arial"/>
+          <w:b/>
+          <w:bCs/>
+          <w:color w:val="000000"/>
+        </w:rPr>
+        <w:t>Zohaib</w:t>
+      </w:r>
+      <w:proofErr w:type="spellEnd"/>
+      <w:r>
+        <w:rPr>
+          <w:rFonts w:ascii="Arial" w:eastAsia="Arial" w:hAnsi="Arial" w:cs="Arial"/>
+          <w:b/>
+          <w:bCs/>
+          <w:color w:val="000000"/>
+        </w:rPr>
+        <w:t xml:space="preserve"> </w:t>
+      </w:r>
+      <w:proofErr w:type="spellStart"/>
+      <w:r>
+        <w:rPr>
+          <w:rFonts w:ascii="Arial" w:eastAsia="Arial" w:hAnsi="Arial" w:cs="Arial"/>
+          <w:b/>
+          <w:bCs/>
+          <w:color w:val="000000"/>
+        </w:rPr>
+        <w:t>ul</w:t>
+      </w:r>
+      <w:proofErr w:type="spellEnd"/>
+      <w:r>
+        <w:rPr>
+          <w:rFonts w:ascii="Arial" w:eastAsia="Arial" w:hAnsi="Arial" w:cs="Arial"/>
+          <w:b/>
+          <w:bCs/>
+          <w:color w:val="000000"/>
+        </w:rPr>
+        <w:t xml:space="preserve"> </w:t>
+      </w:r>
+      <w:proofErr w:type="spellStart"/>
+      <w:r>
+        <w:rPr>
+          <w:rFonts w:ascii="Arial" w:eastAsia="Arial" w:hAnsi="Arial" w:cs="Arial"/>
+          <w:b/>
+          <w:bCs/>
+          <w:color w:val="000000"/>
+        </w:rPr>
+        <w:t>hussnain</w:t>
+      </w:r>
+      <w:proofErr w:type="spellEnd"/>
       <w:r>
         <w:rPr>
           <w:rFonts w:ascii="Arial" w:eastAsia="Arial" w:hAnsi="Arial" w:cs="Arial"/>
@@ -5112,7 +3839,27 @@
           <w:bCs/>
           <w:color w:val="000000"/>
         </w:rPr>
-        <w:t>Member 4  (Name:</w:t>
+        <w:t xml:space="preserve">Member </w:t>
+      </w:r>
+      <w:proofErr w:type="gramStart"/>
+      <w:r>
+        <w:rPr>
+          <w:rFonts w:ascii="Arial" w:eastAsia="Arial" w:hAnsi="Arial" w:cs="Arial"/>
+          <w:b/>
+          <w:bCs/>
+          <w:color w:val="000000"/>
+        </w:rPr>
+        <w:t>4  (</w:t>
+      </w:r>
+      <w:proofErr w:type="gramEnd"/>
+      <w:r>
+        <w:rPr>
+          <w:rFonts w:ascii="Arial" w:eastAsia="Arial" w:hAnsi="Arial" w:cs="Arial"/>
+          <w:b/>
+          <w:bCs/>
+          <w:color w:val="000000"/>
+        </w:rPr>
+        <w:t>Name:</w:t>
       </w:r>
       <w:r>
         <w:rPr>
@@ -5123,15 +3870,37 @@
         </w:rPr>
         <w:t xml:space="preserve"> </w:t>
       </w:r>
-      <w:r>
-        <w:rPr>
-          <w:rFonts w:ascii="Arial" w:eastAsia="Arial" w:hAnsi="Arial" w:cs="Arial"/>
-          <w:b/>
-          <w:bCs/>
-          <w:color w:val="000000"/>
-        </w:rPr>
-        <w:t>Memouna Shamshad</w:t>
-      </w:r>
+      <w:proofErr w:type="spellStart"/>
+      <w:r>
+        <w:rPr>
+          <w:rFonts w:ascii="Arial" w:eastAsia="Arial" w:hAnsi="Arial" w:cs="Arial"/>
+          <w:b/>
+          <w:bCs/>
+          <w:color w:val="000000"/>
+        </w:rPr>
+        <w:t>Memouna</w:t>
+      </w:r>
+      <w:proofErr w:type="spellEnd"/>
+      <w:r>
+        <w:rPr>
+          <w:rFonts w:ascii="Arial" w:eastAsia="Arial" w:hAnsi="Arial" w:cs="Arial"/>
+          <w:b/>
+          <w:bCs/>
+          <w:color w:val="000000"/>
+        </w:rPr>
+        <w:t xml:space="preserve"> </w:t>
+      </w:r>
+      <w:proofErr w:type="spellStart"/>
+      <w:r>
+        <w:rPr>
+          <w:rFonts w:ascii="Arial" w:eastAsia="Arial" w:hAnsi="Arial" w:cs="Arial"/>
+          <w:b/>
+          <w:bCs/>
+          <w:color w:val="000000"/>
+        </w:rPr>
+        <w:t>Shamshad</w:t>
+      </w:r>
+      <w:proofErr w:type="spellEnd"/>
       <w:r>
         <w:rPr>
           <w:rFonts w:ascii="Arial" w:eastAsia="Arial" w:hAnsi="Arial" w:cs="Arial"/>
@@ -5191,7 +3960,49 @@
               <w:rPr>
                 <w:rFonts w:ascii="Arial" w:hAnsi="Arial" w:cs="Arial"/>
               </w:rPr>
-              <w:t>The about page was simple to implement also the workflow was setup compeletely fine so I easily saw the changes live as soon as I pushed my changes to github. No issues from my side the only learning factor was that workflow makes the whole job too easy as compared to normal flow.</w:t>
+              <w:t xml:space="preserve">The about page was simple to implement also the workflow was setup </w:t>
+            </w:r>
+            <w:proofErr w:type="spellStart"/>
+            <w:r>
+              <w:rPr>
+                <w:rFonts w:ascii="Arial" w:hAnsi="Arial" w:cs="Arial"/>
+              </w:rPr>
+              <w:t>compeletely</w:t>
+            </w:r>
+            <w:proofErr w:type="spellEnd"/>
+            <w:r>
+              <w:rPr>
+                <w:rFonts w:ascii="Arial" w:hAnsi="Arial" w:cs="Arial"/>
+              </w:rPr>
+              <w:t xml:space="preserve"> fine so I easily saw the changes live as soon as I pushed my changes to </w:t>
+            </w:r>
+            <w:proofErr w:type="spellStart"/>
+            <w:r>
+              <w:rPr>
+                <w:rFonts w:ascii="Arial" w:hAnsi="Arial" w:cs="Arial"/>
+              </w:rPr>
+              <w:t>github</w:t>
+            </w:r>
+            <w:proofErr w:type="spellEnd"/>
+            <w:r>
+              <w:rPr>
+                <w:rFonts w:ascii="Arial" w:hAnsi="Arial" w:cs="Arial"/>
+              </w:rPr>
+              <w:t xml:space="preserve">. No </w:t>
+            </w:r>
+            <w:proofErr w:type="gramStart"/>
+            <w:r>
+              <w:rPr>
+                <w:rFonts w:ascii="Arial" w:hAnsi="Arial" w:cs="Arial"/>
+              </w:rPr>
+              <w:t>issues</w:t>
+            </w:r>
+            <w:proofErr w:type="gramEnd"/>
+            <w:r>
+              <w:rPr>
+                <w:rFonts w:ascii="Arial" w:hAnsi="Arial" w:cs="Arial"/>
+              </w:rPr>
+              <w:t xml:space="preserve"> from my side the only learning factor was that workflow makes the whole job too easy as compared to normal flow.</w:t>
             </w:r>
           </w:p>
         </w:tc>
@@ -5220,7 +4031,27 @@
           <w:bCs/>
           <w:color w:val="000000"/>
         </w:rPr>
-        <w:t>Member 5  (Name:</w:t>
+        <w:t xml:space="preserve">Member </w:t>
+      </w:r>
+      <w:proofErr w:type="gramStart"/>
+      <w:r>
+        <w:rPr>
+          <w:rFonts w:ascii="Arial" w:eastAsia="Arial" w:hAnsi="Arial" w:cs="Arial"/>
+          <w:b/>
+          <w:bCs/>
+          <w:color w:val="000000"/>
+        </w:rPr>
+        <w:t>5  (</w:t>
+      </w:r>
+      <w:proofErr w:type="gramEnd"/>
+      <w:r>
+        <w:rPr>
+          <w:rFonts w:ascii="Arial" w:eastAsia="Arial" w:hAnsi="Arial" w:cs="Arial"/>
+          <w:b/>
+          <w:bCs/>
+          <w:color w:val="000000"/>
+        </w:rPr>
+        <w:t>Name:</w:t>
       </w:r>
       <w:r>
         <w:rPr>
@@ -5231,6 +4062,26 @@
         </w:rPr>
         <w:t xml:space="preserve"> </w:t>
       </w:r>
+      <w:r>
+        <w:rPr>
+          <w:rFonts w:ascii="Arial" w:eastAsia="Arial" w:hAnsi="Arial" w:cs="Arial"/>
+          <w:b/>
+          <w:bCs/>
+          <w:color w:val="000000"/>
+        </w:rPr>
+        <w:t xml:space="preserve">Muhammad </w:t>
+      </w:r>
+      <w:proofErr w:type="spellStart"/>
+      <w:r>
+        <w:rPr>
+          <w:rFonts w:ascii="Arial" w:eastAsia="Arial" w:hAnsi="Arial" w:cs="Arial"/>
+          <w:b/>
+          <w:bCs/>
+          <w:color w:val="000000"/>
+        </w:rPr>
+        <w:t>Moazzam</w:t>
+      </w:r>
+      <w:proofErr w:type="spellEnd"/>
       <w:r>
         <w:rPr>
           <w:rFonts w:ascii="Arial" w:eastAsia="Arial" w:hAnsi="Arial" w:cs="Arial"/>
@@ -5278,17 +4129,164 @@
               <w:bottom w:w="80" w:type="dxa"/>
               <w:right w:w="140" w:type="dxa"/>
             </w:tcMar>
-            <w:vAlign w:val="center"/>
           </w:tcPr>
           <w:p>
             <w:pPr>
+              <w:jc w:val="both"/>
               <w:rPr>
                 <w:rFonts w:ascii="Arial" w:hAnsi="Arial" w:cs="Arial"/>
               </w:rPr>
             </w:pPr>
+            <w:r>
+              <w:rPr>
+                <w:rFonts w:ascii="Arial" w:hAnsi="Arial" w:cs="Arial"/>
+              </w:rPr>
+              <w:t xml:space="preserve">Workflow seemed like too much overhead just to get started. However, that perspective shifted completely as the moment I pushed my code and saw the file changes automatically merge and reflect on the </w:t>
+            </w:r>
+            <w:proofErr w:type="spellStart"/>
+            <w:r>
+              <w:rPr>
+                <w:rFonts w:ascii="Arial" w:hAnsi="Arial" w:cs="Arial"/>
+              </w:rPr>
+              <w:t>Renderz</w:t>
+            </w:r>
+            <w:proofErr w:type="spellEnd"/>
+            <w:r>
+              <w:rPr>
+                <w:rFonts w:ascii="Arial" w:hAnsi="Arial" w:cs="Arial"/>
+              </w:rPr>
+              <w:t xml:space="preserve"> URL, the value became undeniable. It turned a tedious process into a seamless experience, and I now realize how vital these pipelines are for maintaining momentum.</w:t>
+            </w:r>
           </w:p>
         </w:tc>
       </w:tr>
+    </w:tbl>
+    <w:p>
+      <w:pPr>
+        <w:spacing w:after="100"/>
+        <w:rPr>
+          <w:rFonts w:ascii="Arial" w:hAnsi="Arial" w:cs="Arial"/>
+        </w:rPr>
+      </w:pPr>
+      <w:bookmarkStart w:id="0" w:name="_GoBack"/>
+      <w:bookmarkEnd w:id="0"/>
+    </w:p>
+    <w:p>
+      <w:pPr>
+        <w:spacing w:before="60" w:after="60"/>
+        <w:jc w:val="both"/>
+        <w:rPr>
+          <w:rFonts w:ascii="Arial" w:hAnsi="Arial" w:cs="Arial"/>
+        </w:rPr>
+      </w:pPr>
+      <w:r>
+        <w:rPr>
+          <w:rFonts w:ascii="Arial" w:eastAsia="Arial" w:hAnsi="Arial" w:cs="Arial"/>
+          <w:b/>
+          <w:bCs/>
+          <w:color w:val="000000"/>
+        </w:rPr>
+        <w:t xml:space="preserve">Member </w:t>
+      </w:r>
+      <w:proofErr w:type="gramStart"/>
+      <w:r>
+        <w:rPr>
+          <w:rFonts w:ascii="Arial" w:eastAsia="Arial" w:hAnsi="Arial" w:cs="Arial"/>
+          <w:b/>
+          <w:bCs/>
+          <w:color w:val="000000"/>
+        </w:rPr>
+        <w:t>6</w:t>
+      </w:r>
+      <w:r>
+        <w:rPr>
+          <w:rFonts w:ascii="Arial" w:eastAsia="Arial" w:hAnsi="Arial" w:cs="Arial"/>
+          <w:b/>
+          <w:bCs/>
+          <w:color w:val="000000"/>
+        </w:rPr>
+        <w:t xml:space="preserve">  (</w:t>
+      </w:r>
+      <w:proofErr w:type="gramEnd"/>
+      <w:r>
+        <w:rPr>
+          <w:rFonts w:ascii="Arial" w:eastAsia="Arial" w:hAnsi="Arial" w:cs="Arial"/>
+          <w:b/>
+          <w:bCs/>
+          <w:color w:val="000000"/>
+        </w:rPr>
+        <w:t>Name:</w:t>
+      </w:r>
+      <w:r>
+        <w:rPr>
+          <w:rFonts w:ascii="Arial" w:eastAsia="Arial" w:hAnsi="Arial" w:cs="Arial"/>
+          <w:b/>
+          <w:bCs/>
+          <w:color w:val="000000"/>
+        </w:rPr>
+        <w:t xml:space="preserve"> </w:t>
+      </w:r>
+      <w:proofErr w:type="spellStart"/>
+      <w:r>
+        <w:rPr>
+          <w:rFonts w:ascii="Arial" w:eastAsia="Arial" w:hAnsi="Arial" w:cs="Arial"/>
+          <w:b/>
+          <w:bCs/>
+          <w:color w:val="000000"/>
+        </w:rPr>
+        <w:t>Saif</w:t>
+      </w:r>
+      <w:proofErr w:type="spellEnd"/>
+      <w:r>
+        <w:rPr>
+          <w:rFonts w:ascii="Arial" w:eastAsia="Arial" w:hAnsi="Arial" w:cs="Arial"/>
+          <w:b/>
+          <w:bCs/>
+          <w:color w:val="000000"/>
+        </w:rPr>
+        <w:t xml:space="preserve"> Ur </w:t>
+      </w:r>
+      <w:proofErr w:type="spellStart"/>
+      <w:r>
+        <w:rPr>
+          <w:rFonts w:ascii="Arial" w:eastAsia="Arial" w:hAnsi="Arial" w:cs="Arial"/>
+          <w:b/>
+          <w:bCs/>
+          <w:color w:val="000000"/>
+        </w:rPr>
+        <w:t>Rehman</w:t>
+      </w:r>
+      <w:proofErr w:type="spellEnd"/>
+      <w:r>
+        <w:rPr>
+          <w:rFonts w:ascii="Arial" w:eastAsia="Arial" w:hAnsi="Arial" w:cs="Arial"/>
+          <w:b/>
+          <w:bCs/>
+          <w:color w:val="000000"/>
+        </w:rPr>
+        <w:t>)</w:t>
+      </w:r>
+    </w:p>
+    <w:tbl>
+      <w:tblPr>
+        <w:tblW w:w="9360" w:type="dxa"/>
+        <w:tblBorders>
+          <w:top w:val="single" w:sz="4" w:space="0" w:color="auto"/>
+          <w:left w:val="single" w:sz="4" w:space="0" w:color="auto"/>
+          <w:bottom w:val="single" w:sz="4" w:space="0" w:color="auto"/>
+          <w:right w:val="single" w:sz="4" w:space="0" w:color="auto"/>
+          <w:insideH w:val="single" w:sz="4" w:space="0" w:color="auto"/>
+          <w:insideV w:val="single" w:sz="4" w:space="0" w:color="auto"/>
+        </w:tblBorders>
+        <w:tblCellMar>
+          <w:left w:w="10" w:type="dxa"/>
+          <w:right w:w="10" w:type="dxa"/>
+        </w:tblCellMar>
+        <w:tblLook w:val="0000" w:firstRow="0" w:lastRow="0" w:firstColumn="0" w:lastColumn="0" w:noHBand="0" w:noVBand="0"/>
+      </w:tblPr>
+      <w:tblGrid>
+        <w:gridCol w:w="9360"/>
+      </w:tblGrid>
       <w:tr>
         <w:tc>
           <w:tcPr>
@@ -5306,42 +4304,20 @@
               <w:bottom w:w="80" w:type="dxa"/>
               <w:right w:w="140" w:type="dxa"/>
             </w:tcMar>
-            <w:vAlign w:val="center"/>
           </w:tcPr>
           <w:p>
             <w:pPr>
+              <w:jc w:val="both"/>
               <w:rPr>
                 <w:rFonts w:ascii="Arial" w:hAnsi="Arial" w:cs="Arial"/>
               </w:rPr>
             </w:pPr>
-          </w:p>
-        </w:tc>
-      </w:tr>
-      <w:tr>
-        <w:tc>
-          <w:tcPr>
-            <w:tcW w:w="9360" w:type="dxa"/>
-            <w:tcBorders>
-              <w:top w:val="single" w:sz="6" w:space="0" w:color="ADB9CA"/>
-              <w:left w:val="single" w:sz="6" w:space="0" w:color="ADB9CA"/>
-              <w:bottom w:val="single" w:sz="6" w:space="0" w:color="ADB9CA"/>
-              <w:right w:val="single" w:sz="6" w:space="0" w:color="ADB9CA"/>
-            </w:tcBorders>
-            <w:shd w:val="clear" w:color="auto" w:fill="FFFFFF"/>
-            <w:tcMar>
-              <w:top w:w="80" w:type="dxa"/>
-              <w:left w:w="140" w:type="dxa"/>
-              <w:bottom w:w="80" w:type="dxa"/>
-              <w:right w:w="140" w:type="dxa"/>
-            </w:tcMar>
-            <w:vAlign w:val="center"/>
-          </w:tcPr>
-          <w:p>
-            <w:pPr>
-              <w:rPr>
-                <w:rFonts w:ascii="Arial" w:hAnsi="Arial" w:cs="Arial"/>
-              </w:rPr>
-            </w:pPr>
+            <w:r>
+              <w:rPr>
+                <w:rFonts w:ascii="Arial" w:hAnsi="Arial" w:cs="Arial"/>
+              </w:rPr>
+              <w:t>Looking back at our development cycle, I am genuinely impressed by how much we managed to optimize our internal processes. Initially, I was concerned about the time investment required to build out our infrastructure, but it proved to be a strategic necessity. Having a robust system in place allowed us to iterate with confidence, ensuring that every feature we built was deployed efficiently and reliably. It has completely changed how I approach collaborative projects, prioritizing scalable foundations designed to handle long-term growth.</w:t>
+            </w:r>
           </w:p>
         </w:tc>
       </w:tr>
@@ -5355,12 +4331,12 @@
       </w:pPr>
     </w:p>
     <w:sectPr>
-      <w:headerReference w:type="even" r:id="rId12"/>
-      <w:headerReference w:type="default" r:id="rId13"/>
-      <w:footerReference w:type="even" r:id="rId14"/>
-      <w:footerReference w:type="default" r:id="rId15"/>
-      <w:headerReference w:type="first" r:id="rId16"/>
-      <w:footerReference w:type="first" r:id="rId17"/>
+      <w:headerReference w:type="even" r:id="rId15"/>
+      <w:headerReference w:type="default" r:id="rId16"/>
+      <w:footerReference w:type="even" r:id="rId17"/>
+      <w:footerReference w:type="default" r:id="rId18"/>
+      <w:headerReference w:type="first" r:id="rId19"/>
+      <w:footerReference w:type="first" r:id="rId20"/>
       <w:pgSz w:w="12240" w:h="15840"/>
       <w:pgMar w:top="1080" w:right="1080" w:bottom="1080" w:left="1080" w:header="708" w:footer="708" w:gutter="0"/>
       <w:cols w:space="720"/>
@@ -5466,7 +4442,7 @@
         <w:sz w:val="16"/>
         <w:szCs w:val="16"/>
       </w:rPr>
-      <w:t>1</w:t>
+      <w:t>5</w:t>
     </w:r>
     <w:r>
       <w:rPr>
@@ -5539,7 +4515,19 @@
         <w:sz w:val="18"/>
         <w:szCs w:val="18"/>
       </w:rPr>
-      <w:t>University of Central Punjab – Faculty of Information Technology</w:t>
+      <w:t xml:space="preserve">University of Central Punjab – Faculty of Information </w:t>
+    </w:r>
+    <w:proofErr w:type="gramStart"/>
+    <w:r>
+      <w:rPr>
+        <w:rFonts w:ascii="Arial" w:eastAsia="Arial" w:hAnsi="Arial" w:cs="Arial"/>
+        <w:b/>
+        <w:bCs/>
+        <w:color w:val="1F3864"/>
+        <w:sz w:val="18"/>
+        <w:szCs w:val="18"/>
+      </w:rPr>
+      <w:t>Technology</w:t>
     </w:r>
     <w:r>
       <w:rPr>
@@ -5548,8 +4536,19 @@
         <w:sz w:val="18"/>
         <w:szCs w:val="18"/>
       </w:rPr>
-      <w:t xml:space="preserve">  |  </w:t>
+      <w:t xml:space="preserve">  |</w:t>
     </w:r>
+    <w:proofErr w:type="gramEnd"/>
+    <w:r>
+      <w:rPr>
+        <w:rFonts w:ascii="Arial" w:eastAsia="Arial" w:hAnsi="Arial" w:cs="Arial"/>
+        <w:color w:val="ADB9CA"/>
+        <w:sz w:val="18"/>
+        <w:szCs w:val="18"/>
+      </w:rPr>
+      <w:t xml:space="preserve">  </w:t>
+    </w:r>
+    <w:proofErr w:type="spellStart"/>
     <w:r>
       <w:rPr>
         <w:rFonts w:ascii="Arial" w:eastAsia="Arial" w:hAnsi="Arial" w:cs="Arial"/>
@@ -5557,7 +4556,17 @@
         <w:sz w:val="18"/>
         <w:szCs w:val="18"/>
       </w:rPr>
-      <w:t>DevOps Fundamentals – Spring, 2026</w:t>
+      <w:t>DevOps</w:t>
+    </w:r>
+    <w:proofErr w:type="spellEnd"/>
+    <w:r>
+      <w:rPr>
+        <w:rFonts w:ascii="Arial" w:eastAsia="Arial" w:hAnsi="Arial" w:cs="Arial"/>
+        <w:color w:val="2E75B6"/>
+        <w:sz w:val="18"/>
+        <w:szCs w:val="18"/>
+      </w:rPr>
+      <w:t xml:space="preserve"> Fundamentals – Spring, 2026</w:t>
     </w:r>
   </w:p>
 </w:hdr>
@@ -6071,7 +5080,7 @@
   <w:style w:type="paragraph" w:default="1" w:styleId="Normal">
     <w:name w:val="Normal"/>
     <w:qFormat/>
-    <w:rsid w:val="00D7567C"/>
+    <w:rsid w:val="005E3A86"/>
   </w:style>
   <w:style w:type="paragraph" w:styleId="Heading1">
     <w:name w:val="heading 1"/>
@@ -6506,7 +5515,7 @@
   <w:style w:type="paragraph" w:default="1" w:styleId="Normal">
     <w:name w:val="Normal"/>
     <w:qFormat/>
-    <w:rsid w:val="00D7567C"/>
+    <w:rsid w:val="005E3A86"/>
   </w:style>
   <w:style w:type="paragraph" w:styleId="Heading1">
     <w:name w:val="heading 1"/>
@@ -7077,7 +6086,7 @@
   <a:extraClrSchemeLst/>
   <a:extLst>
     <a:ext uri="{05A4C25C-085E-4340-85A3-A5531E510DB2}">
-      <thm15:themeFamily xmlns:thm15="http://schemas.microsoft.com/office/thememl/2012/main" xmlns="" name="Office Theme" id="{62F939B6-93AF-4DB8-9C6B-D6C7DFDC589F}" vid="{4A3C46E8-61CC-4603-A589-7422A47A8E4A}"/>
+      <thm15:themeFamily xmlns="" xmlns:thm15="http://schemas.microsoft.com/office/thememl/2012/main" name="Office Theme" id="{62F939B6-93AF-4DB8-9C6B-D6C7DFDC589F}" vid="{4A3C46E8-61CC-4603-A589-7422A47A8E4A}"/>
     </a:ext>
   </a:extLst>
 </a:theme>
